--- a/dr/Дипломен проект.docx
+++ b/dr/Дипломен проект.docx
@@ -424,7 +424,7 @@
         <w:pStyle w:val="Heading1"/>
         <w:numPr>
           <w:ilvl w:val="0"/>
-          <w:numId w:val="36"/>
+          <w:numId w:val="3"/>
         </w:numPr>
       </w:pPr>
       <w:bookmarkStart w:id="0" w:name="_Toc191916792"/>
@@ -489,6 +489,10 @@
     <w:p>
       <w:pPr>
         <w:pStyle w:val="Heading2"/>
+        <w:numPr>
+          <w:ilvl w:val="0"/>
+          <w:numId w:val="0"/>
+        </w:numPr>
         <w:rPr>
           <w:rFonts w:eastAsia="Times New Roman"/>
           <w:lang w:eastAsia="bg-BG"/>
@@ -522,7 +526,7 @@
         <w:pStyle w:val="ListParagraph"/>
         <w:numPr>
           <w:ilvl w:val="1"/>
-          <w:numId w:val="39"/>
+          <w:numId w:val="4"/>
         </w:numPr>
         <w:rPr>
           <w:rFonts w:eastAsia="Times New Roman"/>
@@ -540,7 +544,15 @@
           <w:rFonts w:eastAsia="Times New Roman"/>
           <w:lang w:eastAsia="bg-BG"/>
         </w:rPr>
-        <w:t>: Това е интерфейсът, с който потребителите взаимодействат. Често се реализира с помощта на уеб технологии като HTML, CSS и JavaScript. Добрият потребителски интерфейс е ключов за положителното изживяване на клиентите.</w:t>
+        <w:t xml:space="preserve">: Това е интерфейсът, с който потребителите взаимодействат. Често се реализира с помощта на уеб технологии като </w:t>
+      </w:r>
+      <w:r>
+        <w:rPr>
+          <w:rFonts w:eastAsia="Times New Roman"/>
+          <w:lang w:eastAsia="bg-BG"/>
+        </w:rPr>
+        <w:lastRenderedPageBreak/>
+        <w:t>HTML, CSS и JavaScript. Добрият потребителски интерфейс е ключов за положителното изживяване на клиентите.</w:t>
       </w:r>
     </w:p>
     <w:p>
@@ -548,7 +560,7 @@
         <w:pStyle w:val="ListParagraph"/>
         <w:numPr>
           <w:ilvl w:val="1"/>
-          <w:numId w:val="39"/>
+          <w:numId w:val="4"/>
         </w:numPr>
         <w:rPr>
           <w:rFonts w:eastAsia="Times New Roman"/>
@@ -559,7 +571,6 @@
         <w:rPr>
           <w:lang w:eastAsia="bg-BG"/>
         </w:rPr>
-        <w:lastRenderedPageBreak/>
         <w:t>Сървърна част (Backend):</w:t>
       </w:r>
       <w:r>
@@ -575,7 +586,7 @@
         <w:pStyle w:val="ListParagraph"/>
         <w:numPr>
           <w:ilvl w:val="1"/>
-          <w:numId w:val="39"/>
+          <w:numId w:val="4"/>
         </w:numPr>
         <w:rPr>
           <w:rFonts w:eastAsia="Times New Roman"/>
@@ -599,6 +610,10 @@
     <w:p>
       <w:pPr>
         <w:pStyle w:val="Heading2"/>
+        <w:numPr>
+          <w:ilvl w:val="0"/>
+          <w:numId w:val="0"/>
+        </w:numPr>
         <w:rPr>
           <w:rFonts w:eastAsia="Times New Roman"/>
           <w:lang w:eastAsia="bg-BG"/>
@@ -632,7 +647,7 @@
         <w:pStyle w:val="ListParagraph"/>
         <w:numPr>
           <w:ilvl w:val="1"/>
-          <w:numId w:val="42"/>
+          <w:numId w:val="6"/>
         </w:numPr>
         <w:rPr>
           <w:rFonts w:eastAsia="Times New Roman"/>
@@ -658,7 +673,7 @@
         <w:pStyle w:val="ListParagraph"/>
         <w:numPr>
           <w:ilvl w:val="1"/>
-          <w:numId w:val="42"/>
+          <w:numId w:val="6"/>
         </w:numPr>
         <w:rPr>
           <w:rFonts w:eastAsia="Times New Roman"/>
@@ -684,7 +699,7 @@
         <w:pStyle w:val="ListParagraph"/>
         <w:numPr>
           <w:ilvl w:val="1"/>
-          <w:numId w:val="42"/>
+          <w:numId w:val="6"/>
         </w:numPr>
         <w:rPr>
           <w:rFonts w:eastAsia="Times New Roman"/>
@@ -708,6 +723,10 @@
     <w:p>
       <w:pPr>
         <w:pStyle w:val="Heading2"/>
+        <w:numPr>
+          <w:ilvl w:val="0"/>
+          <w:numId w:val="0"/>
+        </w:numPr>
         <w:rPr>
           <w:rFonts w:eastAsia="Times New Roman"/>
           <w:lang w:eastAsia="bg-BG"/>
@@ -741,7 +760,7 @@
         <w:pStyle w:val="ListParagraph"/>
         <w:numPr>
           <w:ilvl w:val="1"/>
-          <w:numId w:val="41"/>
+          <w:numId w:val="5"/>
         </w:numPr>
         <w:rPr>
           <w:rFonts w:eastAsia="Times New Roman"/>
@@ -752,6 +771,7 @@
         <w:rPr>
           <w:lang w:eastAsia="bg-BG"/>
         </w:rPr>
+        <w:lastRenderedPageBreak/>
         <w:t>Сигурност на данните</w:t>
       </w:r>
       <w:r>
@@ -759,15 +779,7 @@
           <w:rFonts w:eastAsia="Times New Roman"/>
           <w:lang w:eastAsia="bg-BG"/>
         </w:rPr>
-        <w:t xml:space="preserve">: Потребителите трябва да се доверят на доставчика на услугата относно безопасността на техните данни. Следователно, </w:t>
-      </w:r>
-      <w:r>
-        <w:rPr>
-          <w:rFonts w:eastAsia="Times New Roman"/>
-          <w:lang w:eastAsia="bg-BG"/>
-        </w:rPr>
-        <w:lastRenderedPageBreak/>
-        <w:t>важно е да се изберат надеждни платформи с извършени проверки на сигурността.</w:t>
+        <w:t>: Потребителите трябва да се доверят на доставчика на услугата относно безопасността на техните данни. Следователно, важно е да се изберат надеждни платформи с извършени проверки на сигурността.</w:t>
       </w:r>
     </w:p>
     <w:p>
@@ -775,7 +787,7 @@
         <w:pStyle w:val="ListParagraph"/>
         <w:numPr>
           <w:ilvl w:val="1"/>
-          <w:numId w:val="41"/>
+          <w:numId w:val="5"/>
         </w:numPr>
         <w:rPr>
           <w:rFonts w:eastAsia="Times New Roman"/>
@@ -801,7 +813,7 @@
         <w:pStyle w:val="ListParagraph"/>
         <w:numPr>
           <w:ilvl w:val="1"/>
-          <w:numId w:val="41"/>
+          <w:numId w:val="5"/>
         </w:numPr>
         <w:rPr>
           <w:rFonts w:eastAsia="Times New Roman"/>
@@ -844,6 +856,10 @@
     <w:p>
       <w:pPr>
         <w:pStyle w:val="Heading2"/>
+        <w:numPr>
+          <w:ilvl w:val="0"/>
+          <w:numId w:val="0"/>
+        </w:numPr>
         <w:rPr>
           <w:rStyle w:val="Heading1Char"/>
         </w:rPr>
@@ -864,6 +880,11 @@
     <w:p>
       <w:pPr>
         <w:pStyle w:val="Heading2"/>
+        <w:numPr>
+          <w:ilvl w:val="0"/>
+          <w:numId w:val="0"/>
+        </w:numPr>
+        <w:ind w:left="142"/>
       </w:pPr>
       <w:r>
         <w:t>Агилен подход:</w:t>
@@ -872,17 +893,18 @@
     <w:p/>
     <w:p>
       <w:r>
-        <w:t xml:space="preserve">Агилният метод е един от най-популярните подходи за разработка на софтуер. Той акцентира на гъвкавостта, бързата реакция на променящите се изисквания и постоянната комуникация с клиентите. Основната цел на агилната разработка е да </w:t>
-      </w:r>
-      <w:r>
         <w:lastRenderedPageBreak/>
-        <w:t>произвежда малки, но чести актуализации на софтуера, което позволява на потребителите да получат нови функции и подобрения в реално време. В рамките на SaaS, това означава, че потребителите могат да видят нововъведенията и веднага да предоставят обратна връзка.</w:t>
+        <w:t>Агилният метод е един от най-популярните подходи за разработка на софтуер. Той акцентира на гъвкавостта, бързата реакция на променящите се изисквания и постоянната комуникация с клиентите. Основната цел на агилната разработка е да произвежда малки, но чести актуализации на софтуера, което позволява на потребителите да получат нови функции и подобрения в реално време. В рамките на SaaS, това означава, че потребителите могат да видят нововъведенията и веднага да предоставят обратна връзка.</w:t>
       </w:r>
     </w:p>
     <w:p/>
     <w:p>
       <w:pPr>
         <w:pStyle w:val="Heading2"/>
+        <w:numPr>
+          <w:ilvl w:val="0"/>
+          <w:numId w:val="0"/>
+        </w:numPr>
       </w:pPr>
       <w:r>
         <w:t>Методология Scrum:</w:t>
@@ -898,6 +920,10 @@
     <w:p>
       <w:pPr>
         <w:pStyle w:val="Heading2"/>
+        <w:numPr>
+          <w:ilvl w:val="0"/>
+          <w:numId w:val="0"/>
+        </w:numPr>
       </w:pPr>
       <w:r>
         <w:t>Методология Kanban:</w:t>
@@ -913,13 +939,23 @@
     <w:p>
       <w:pPr>
         <w:pStyle w:val="Heading2"/>
+        <w:numPr>
+          <w:ilvl w:val="0"/>
+          <w:numId w:val="0"/>
+        </w:numPr>
         <w:rPr>
           <w:rStyle w:val="Heading2Char"/>
+          <w:b/>
+          <w:bCs/>
+          <w:smallCaps/>
         </w:rPr>
       </w:pPr>
       <w:r>
         <w:rPr>
           <w:rStyle w:val="Heading2Char"/>
+          <w:b/>
+          <w:bCs/>
+          <w:smallCaps/>
         </w:rPr>
         <w:t xml:space="preserve"> Добри практики при разработка на SaaS</w:t>
       </w:r>
@@ -928,13 +964,10 @@
       <w:r>
         <w:t>Избор на технологии и архитектура:</w:t>
       </w:r>
-      <w:bookmarkStart w:id="1" w:name="_GoBack"/>
-      <w:bookmarkEnd w:id="1"/>
     </w:p>
     <w:p/>
     <w:p>
       <w:r>
-        <w:lastRenderedPageBreak/>
         <w:t>Правилният избор на технологии е от изключително значение за успеха на SaaS приложенията. Използването на съвременни и добре поддържани технологии гарантира по-добра производителност и надеждност на приложението. Например, избора на облачна платформа (като AWS, Azure или Google Cloud) може да предостави необходимата инфраструктура и услуги (като управление на бази данни, изчислителни ресурси и сигурност).</w:t>
       </w:r>
     </w:p>
@@ -942,6 +975,10 @@
     <w:p>
       <w:pPr>
         <w:pStyle w:val="Heading2"/>
+        <w:numPr>
+          <w:ilvl w:val="0"/>
+          <w:numId w:val="0"/>
+        </w:numPr>
       </w:pPr>
       <w:r>
         <w:t>Автоматизирано тестване:</w:t>
@@ -966,6 +1003,10 @@
     <w:p>
       <w:pPr>
         <w:pStyle w:val="Heading2"/>
+        <w:numPr>
+          <w:ilvl w:val="0"/>
+          <w:numId w:val="0"/>
+        </w:numPr>
       </w:pPr>
       <w:r>
         <w:t>Непрекъснато интегриране и доставяне (CI/CD):</w:t>
@@ -973,6 +1014,9 @@
     </w:p>
     <w:p/>
     <w:p>
+      <w:pPr>
+        <w:jc w:val="left"/>
+      </w:pPr>
       <w:r>
         <w:t>Прилагането на CI/CD практики позволява на екипите да автоматизират етапите на интеграция и доставка на код. Това не само ускорява процеса на внедряване, но и гарантира, че всяка версия на софтуера е внимателно тествана и готова за използване от клиентите. Отличителна черта на CI/CD е, че кодът е интегриран и тестван непрекъснато, което позволява бърза реакция на променящите се нужди на пазара.</w:t>
       </w:r>
@@ -981,19 +1025,2657 @@
     <w:p>
       <w:pPr>
         <w:pStyle w:val="Heading2"/>
+        <w:numPr>
+          <w:ilvl w:val="0"/>
+          <w:numId w:val="0"/>
+        </w:numPr>
       </w:pPr>
       <w:r>
         <w:t>. Обратна връзка от потребителите</w:t>
       </w:r>
     </w:p>
     <w:p>
-      <w:r>
-        <w:t xml:space="preserve">Друг важен аспект на добрите практики е активно събирането на обратна връзка от потребителите. Използването на различни методи за интервюта, анкети и тестове за потребителски опит (UX testing) помага на екипите да разберат как </w:t>
+      <w:pPr>
+        <w:rPr>
+          <w:lang w:val="en-US"/>
+        </w:rPr>
+      </w:pPr>
+      <w:r>
+        <w:t xml:space="preserve">Друг важен аспект на добрите практики е активно събирането на обратна връзка от потребителите. Използването на различни методи за интервюта, анкети и </w:t>
       </w:r>
       <w:r>
         <w:lastRenderedPageBreak/>
-        <w:t>потребителите взаимодействат с приложението и какви подобрения са необходими. Успешните SaaS приложения често предлагат функции, които са директно свързани с потребителските нужди, следователно редовната обратна връзка е ключова за тяхното дългосрочно развитие.</w:t>
-      </w:r>
+        <w:t>тестове за потребителски опит (UX testing) помага на екипите да разберат как потребителите взаимодействат с приложението и какви подобрения са необходими. Успешните SaaS приложения често предлагат функции, които са директно свързани с потребителските нужди, следователно редовната обратна връзка е ключова за тяхното дългосрочно развитие.</w:t>
+      </w:r>
+    </w:p>
+    <w:p>
+      <w:pPr>
+        <w:pStyle w:val="Heading1"/>
+      </w:pPr>
+      <w:r>
+        <w:t>Анализ на известни решения</w:t>
+      </w:r>
+    </w:p>
+    <w:p>
+      <w:r>
+        <w:t>В света на SaaS (Software as a Service), съществуват множество известни решения, които предоставят различни функции и услуги. Тези решения служат като важен ориентир за разработването на нови приложения и за разбиране на тенденциите в индустрията. В следващите редове ще анализираме някои от най-познатите SaaS приложения и техните характеристики.</w:t>
+      </w:r>
+    </w:p>
+    <w:p>
+      <w:pPr>
+        <w:pStyle w:val="Heading2"/>
+        <w:numPr>
+          <w:ilvl w:val="0"/>
+          <w:numId w:val="0"/>
+        </w:numPr>
+      </w:pPr>
+      <w:r>
+        <w:t>1. Salesforce</w:t>
+      </w:r>
+    </w:p>
+    <w:p>
+      <w:pPr>
+        <w:jc w:val="left"/>
+        <w:rPr>
+          <w:rFonts w:ascii="Segoe UI" w:hAnsi="Segoe UI" w:cs="Segoe UI"/>
+        </w:rPr>
+      </w:pPr>
+      <w:r>
+        <w:rPr>
+          <w:rFonts w:ascii="Segoe UI" w:hAnsi="Segoe UI" w:cs="Segoe UI"/>
+        </w:rPr>
+        <w:t>Salesforce е лидер в облачните решения за управление на взаимоотношения с клиенти (CRM). Платформата предлага интегрирани инструменти за продажби, маркетинг и обслужване на клиенти. Едно от основните предимства на Salesforce е способността за персонализиране по отношение на специфичните нужди на бизнеса. Потребителите могат да конфигурират интерфейса и да интегрират различни функции чрез мощните API на Salesforce.</w:t>
+      </w:r>
+    </w:p>
+    <w:p>
+      <w:r>
+        <w:t>Плюсове</w:t>
+      </w:r>
+      <w:r>
+        <w:t>:</w:t>
+      </w:r>
+    </w:p>
+    <w:p>
+      <w:r>
+        <w:t>Гъвкавост и персонализация.</w:t>
+      </w:r>
+    </w:p>
+    <w:p>
+      <w:r>
+        <w:t>Интуитивен интерфейс, лесен за навигация.</w:t>
+      </w:r>
+    </w:p>
+    <w:p>
+      <w:r>
+        <w:t>Силна екосистема от приложения и интеграции.</w:t>
+      </w:r>
+    </w:p>
+    <w:p>
+      <w:r>
+        <w:t>Недостатъци</w:t>
+      </w:r>
+      <w:r>
+        <w:t>:</w:t>
+      </w:r>
+    </w:p>
+    <w:p>
+      <w:r>
+        <w:lastRenderedPageBreak/>
+        <w:t>Може да бъде скъпо за малки предприятия.</w:t>
+      </w:r>
+    </w:p>
+    <w:p>
+      <w:r>
+        <w:t>Сложността на настройките може да изисква технически познания.</w:t>
+      </w:r>
+    </w:p>
+    <w:p>
+      <w:pPr>
+        <w:pStyle w:val="Heading2"/>
+        <w:numPr>
+          <w:ilvl w:val="0"/>
+          <w:numId w:val="0"/>
+        </w:numPr>
+      </w:pPr>
+      <w:r>
+        <w:t>2. Slack</w:t>
+      </w:r>
+    </w:p>
+    <w:p>
+      <w:pPr>
+        <w:jc w:val="left"/>
+        <w:rPr>
+          <w:rFonts w:ascii="Segoe UI" w:hAnsi="Segoe UI" w:cs="Segoe UI"/>
+        </w:rPr>
+      </w:pPr>
+      <w:r>
+        <w:rPr>
+          <w:rFonts w:ascii="Segoe UI" w:hAnsi="Segoe UI" w:cs="Segoe UI"/>
+        </w:rPr>
+        <w:t>Slack е инструмент за комуникация, който осигурява платформа за работа в екип с акцент на корпоративната комуникация. Платформата комбинира текстови съобщения, видео обаждания и интеграции с множество други приложения, предназначени да подобрят производителността на екипите.</w:t>
+      </w:r>
+    </w:p>
+    <w:p>
+      <w:pPr>
+        <w:jc w:val="left"/>
+      </w:pPr>
+      <w:r>
+        <w:t>Плюсове</w:t>
+      </w:r>
+      <w:r>
+        <w:t>:</w:t>
+      </w:r>
+    </w:p>
+    <w:p>
+      <w:pPr>
+        <w:jc w:val="left"/>
+      </w:pPr>
+      <w:r>
+        <w:t xml:space="preserve">Възможност за интеграция с множество инструменти, което позволява на </w:t>
+      </w:r>
+      <w:r>
+        <w:rPr>
+          <w:lang w:val="en-US"/>
+        </w:rPr>
+        <w:t xml:space="preserve">     </w:t>
+      </w:r>
+      <w:r>
+        <w:t>потребителите да работят от едно място.</w:t>
+      </w:r>
+    </w:p>
+    <w:p>
+      <w:pPr>
+        <w:jc w:val="left"/>
+      </w:pPr>
+      <w:r>
+        <w:t>Функции за търсене Лесен за употреба интерфейс.</w:t>
+      </w:r>
+    </w:p>
+    <w:p>
+      <w:pPr>
+        <w:jc w:val="left"/>
+      </w:pPr>
+      <w:r>
+        <w:t>и архивиране на съобщения.</w:t>
+      </w:r>
+    </w:p>
+    <w:p>
+      <w:pPr>
+        <w:jc w:val="left"/>
+      </w:pPr>
+      <w:r>
+        <w:t>Недостатъци</w:t>
+      </w:r>
+      <w:r>
+        <w:t>:</w:t>
+      </w:r>
+    </w:p>
+    <w:p>
+      <w:pPr>
+        <w:ind w:left="851" w:firstLine="0"/>
+        <w:jc w:val="left"/>
+      </w:pPr>
+      <w:r>
+        <w:t>Често може да предизвика разсейване поради многото съобщения и постоянна активност.</w:t>
+      </w:r>
+    </w:p>
+    <w:p>
+      <w:pPr>
+        <w:ind w:left="851" w:firstLine="0"/>
+        <w:jc w:val="left"/>
+      </w:pPr>
+      <w:r>
+        <w:t>Ограничения в безплатния план, включващи намален капацитет на съхранение и интеграции.</w:t>
+      </w:r>
+    </w:p>
+    <w:p>
+      <w:pPr>
+        <w:pStyle w:val="Heading2"/>
+        <w:numPr>
+          <w:ilvl w:val="0"/>
+          <w:numId w:val="0"/>
+        </w:numPr>
+        <w:ind w:left="142"/>
+      </w:pPr>
+      <w:r>
+        <w:t>3. Google Workspace</w:t>
+      </w:r>
+    </w:p>
+    <w:p>
+      <w:pPr>
+        <w:jc w:val="left"/>
+      </w:pPr>
+      <w:r>
+        <w:t>Google Workspace (преди известен като G Suite) предоставя набор от облачни инструменти, включително Gmail, Google Drive, Google Docs и Google Sheets. Интегрирането на тези приложения предлага на потребителите лесен достъп до документи, календари и файлове в единна платформа.</w:t>
+      </w:r>
+    </w:p>
+    <w:p>
+      <w:pPr>
+        <w:jc w:val="left"/>
+      </w:pPr>
+      <w:r>
+        <w:t>Плюсове</w:t>
+      </w:r>
+      <w:r>
+        <w:t>:</w:t>
+      </w:r>
+    </w:p>
+    <w:p>
+      <w:pPr>
+        <w:jc w:val="left"/>
+      </w:pPr>
+      <w:r>
+        <w:t>Лесен достъп до файлове от всяко устройство с интернет.</w:t>
+      </w:r>
+    </w:p>
+    <w:p>
+      <w:pPr>
+        <w:jc w:val="left"/>
+      </w:pPr>
+      <w:r>
+        <w:t>Възможност за съвместна работа в реално време.</w:t>
+      </w:r>
+    </w:p>
+    <w:p>
+      <w:pPr>
+        <w:jc w:val="left"/>
+      </w:pPr>
+      <w:r>
+        <w:lastRenderedPageBreak/>
+        <w:t>Отлична интеграция между различните услуги.</w:t>
+      </w:r>
+    </w:p>
+    <w:p>
+      <w:pPr>
+        <w:jc w:val="left"/>
+      </w:pPr>
+      <w:r>
+        <w:t>Недостатъци</w:t>
+      </w:r>
+      <w:r>
+        <w:t>:</w:t>
+      </w:r>
+    </w:p>
+    <w:p>
+      <w:pPr>
+        <w:jc w:val="left"/>
+      </w:pPr>
+      <w:r>
+        <w:t>Потребителите зависят от интернет връзка, за да получат достъп до данните си.</w:t>
+      </w:r>
+    </w:p>
+    <w:p>
+      <w:pPr>
+        <w:jc w:val="left"/>
+      </w:pPr>
+      <w:r>
+        <w:t>Някои функции може да не са толкова напреднали в сравнение с прилаганите в локалните решения.</w:t>
+      </w:r>
+    </w:p>
+    <w:p>
+      <w:pPr>
+        <w:pStyle w:val="Heading2"/>
+        <w:numPr>
+          <w:ilvl w:val="0"/>
+          <w:numId w:val="0"/>
+        </w:numPr>
+      </w:pPr>
+      <w:r>
+        <w:t>4. Zoom</w:t>
+      </w:r>
+    </w:p>
+    <w:p>
+      <w:pPr>
+        <w:jc w:val="left"/>
+      </w:pPr>
+      <w:r>
+        <w:t>Zoom е платформа за видеоконференции и уебинари, която стана особено популярна по време на пандемията от COVID-19. Тя осигурява висококачествени видео и аудио връзки, които позволяват на потребителите да провеждат срещи и обучения от разстояние.</w:t>
+      </w:r>
+    </w:p>
+    <w:p>
+      <w:pPr>
+        <w:jc w:val="left"/>
+      </w:pPr>
+      <w:r>
+        <w:t>Плюсове</w:t>
+      </w:r>
+      <w:r>
+        <w:t>:</w:t>
+      </w:r>
+    </w:p>
+    <w:p>
+      <w:r>
+        <w:t>Лесен за използване интерфейс и бързо стартиране на срещи.</w:t>
+      </w:r>
+    </w:p>
+    <w:p>
+      <w:r>
+        <w:t>Функции за запис и споделяне на екрана.</w:t>
+      </w:r>
+    </w:p>
+    <w:p>
+      <w:r>
+        <w:t>Подкрепа за голямо количество участници.</w:t>
+      </w:r>
+    </w:p>
+    <w:p>
+      <w:r>
+        <w:t>Недостатъци</w:t>
+      </w:r>
+      <w:r>
+        <w:t>:</w:t>
+      </w:r>
+    </w:p>
+    <w:p>
+      <w:pPr>
+        <w:jc w:val="left"/>
+      </w:pPr>
+      <w:r>
+        <w:t>Въпреки че е достъпна безплатна версия, много от по-добрите функции са налични само в платените планове.</w:t>
+      </w:r>
+    </w:p>
+    <w:p>
+      <w:pPr>
+        <w:jc w:val="left"/>
+      </w:pPr>
+      <w:r>
+        <w:t>Проблеми с сигурността и конфиденциалността, свързани с несанкционирано свързване.</w:t>
+      </w:r>
+    </w:p>
+    <w:p>
+      <w:pPr>
+        <w:rPr>
+          <w:lang w:val="en-US"/>
+        </w:rPr>
+      </w:pPr>
+    </w:p>
+    <w:p>
+      <w:pPr>
+        <w:pStyle w:val="Heading1"/>
+        <w:rPr>
+          <w:rFonts w:eastAsia="Times New Roman"/>
+          <w:lang w:eastAsia="bg-BG"/>
+        </w:rPr>
+      </w:pPr>
+      <w:r>
+        <w:rPr>
+          <w:rFonts w:eastAsia="Times New Roman"/>
+          <w:lang w:eastAsia="bg-BG"/>
+        </w:rPr>
+        <w:lastRenderedPageBreak/>
+        <w:t>Цел и задачи на дипломния проект</w:t>
+      </w:r>
+    </w:p>
+    <w:p>
+      <w:pPr>
+        <w:pStyle w:val="Heading2"/>
+        <w:numPr>
+          <w:ilvl w:val="0"/>
+          <w:numId w:val="0"/>
+        </w:numPr>
+        <w:rPr>
+          <w:rFonts w:eastAsia="Times New Roman"/>
+          <w:lang w:eastAsia="bg-BG"/>
+        </w:rPr>
+      </w:pPr>
+      <w:r>
+        <w:rPr>
+          <w:rFonts w:eastAsia="Times New Roman"/>
+          <w:lang w:eastAsia="bg-BG"/>
+        </w:rPr>
+        <w:t>Цел на проекта</w:t>
+      </w:r>
+    </w:p>
+    <w:p>
+      <w:pPr>
+        <w:jc w:val="left"/>
+        <w:rPr>
+          <w:lang w:eastAsia="bg-BG"/>
+        </w:rPr>
+      </w:pPr>
+      <w:r>
+        <w:rPr>
+          <w:lang w:eastAsia="bg-BG"/>
+        </w:rPr>
+        <w:t>Целта на дипломния проект е да се изследват и прилагат основите на архитектурата на Software as a Service (SaaS) при разработването на приложение за управление на резервации. Проектът ще предостави комплексно теоретично и практическо</w:t>
+      </w:r>
+      <w:r>
+        <w:rPr>
+          <w:rFonts w:ascii="Segoe UI" w:eastAsia="Times New Roman" w:hAnsi="Segoe UI" w:cs="Segoe UI"/>
+          <w:lang w:eastAsia="bg-BG"/>
+        </w:rPr>
+        <w:t xml:space="preserve"> </w:t>
+      </w:r>
+      <w:r>
+        <w:rPr>
+          <w:lang w:eastAsia="bg-BG"/>
+        </w:rPr>
+        <w:t>разширение на темата, като се фокусира върху анализа на известни решения, избор на технологии и внедряване на добри практики за разработка. Чрез реализацията на конкретно приложение, проектът има за цел не само да демонстрира знание на теоретичните рамки, но и да предложи практически ползи за потенциални потребители, като хотели, коуъркинг пространства и организатори на събития.</w:t>
+      </w:r>
+    </w:p>
+    <w:p>
+      <w:pPr>
+        <w:pStyle w:val="Heading2"/>
+        <w:numPr>
+          <w:ilvl w:val="0"/>
+          <w:numId w:val="0"/>
+        </w:numPr>
+        <w:rPr>
+          <w:rFonts w:eastAsia="Times New Roman"/>
+          <w:lang w:eastAsia="bg-BG"/>
+        </w:rPr>
+      </w:pPr>
+      <w:r>
+        <w:rPr>
+          <w:rFonts w:eastAsia="Times New Roman"/>
+          <w:lang w:eastAsia="bg-BG"/>
+        </w:rPr>
+        <w:t>Задачи на проекта</w:t>
+      </w:r>
+    </w:p>
+    <w:p>
+      <w:pPr>
+        <w:rPr>
+          <w:rFonts w:ascii="Segoe UI" w:eastAsia="Times New Roman" w:hAnsi="Segoe UI" w:cs="Segoe UI"/>
+          <w:lang w:eastAsia="bg-BG"/>
+        </w:rPr>
+      </w:pPr>
+      <w:r>
+        <w:rPr>
+          <w:rFonts w:ascii="Segoe UI" w:eastAsia="Times New Roman" w:hAnsi="Segoe UI" w:cs="Segoe UI"/>
+          <w:lang w:eastAsia="bg-BG"/>
+        </w:rPr>
+        <w:t>За да се постигне горепосочената цел, проектът ще се състои от следните основни задачи:</w:t>
+      </w:r>
+    </w:p>
+    <w:p>
+      <w:pPr>
+        <w:rPr>
+          <w:rFonts w:ascii="Segoe UI" w:eastAsia="Times New Roman" w:hAnsi="Segoe UI" w:cs="Segoe UI"/>
+          <w:lang w:eastAsia="bg-BG"/>
+        </w:rPr>
+      </w:pPr>
+      <w:r>
+        <w:rPr>
+          <w:lang w:eastAsia="bg-BG"/>
+        </w:rPr>
+        <w:t>Изследване на основите на архитектурата на SaaS</w:t>
+      </w:r>
+      <w:r>
+        <w:rPr>
+          <w:rFonts w:ascii="Segoe UI" w:eastAsia="Times New Roman" w:hAnsi="Segoe UI" w:cs="Segoe UI"/>
+          <w:lang w:eastAsia="bg-BG"/>
+        </w:rPr>
+        <w:t>:</w:t>
+      </w:r>
+    </w:p>
+    <w:p>
+      <w:pPr>
+        <w:jc w:val="left"/>
+        <w:rPr>
+          <w:rFonts w:eastAsia="Times New Roman"/>
+          <w:lang w:eastAsia="bg-BG"/>
+        </w:rPr>
+      </w:pPr>
+      <w:r>
+        <w:rPr>
+          <w:rFonts w:eastAsia="Times New Roman"/>
+          <w:lang w:eastAsia="bg-BG"/>
+        </w:rPr>
+        <w:t>Анализ на характеристиките и принципите за работа на SaaS приложения.</w:t>
+      </w:r>
+    </w:p>
+    <w:p>
+      <w:pPr>
+        <w:jc w:val="left"/>
+        <w:rPr>
+          <w:rFonts w:eastAsia="Times New Roman"/>
+          <w:lang w:eastAsia="bg-BG"/>
+        </w:rPr>
+      </w:pPr>
+      <w:r>
+        <w:rPr>
+          <w:rFonts w:eastAsia="Times New Roman"/>
+          <w:lang w:eastAsia="bg-BG"/>
+        </w:rPr>
+        <w:t>Изследвания на активните предимства и недостатъци на този модел, в контекста на развитие и поддръжка.</w:t>
+      </w:r>
+    </w:p>
+    <w:p>
+      <w:pPr>
+        <w:pStyle w:val="Heading2"/>
+        <w:numPr>
+          <w:ilvl w:val="0"/>
+          <w:numId w:val="0"/>
+        </w:numPr>
+        <w:rPr>
+          <w:rFonts w:eastAsia="Times New Roman"/>
+          <w:lang w:eastAsia="bg-BG"/>
+        </w:rPr>
+      </w:pPr>
+      <w:r>
+        <w:t>Изводи от известни решения</w:t>
+      </w:r>
+      <w:r>
+        <w:rPr>
+          <w:rFonts w:eastAsia="Times New Roman"/>
+          <w:lang w:eastAsia="bg-BG"/>
+        </w:rPr>
+        <w:t>:</w:t>
+      </w:r>
+    </w:p>
+    <w:p>
+      <w:pPr>
+        <w:jc w:val="left"/>
+        <w:rPr>
+          <w:rFonts w:eastAsia="Times New Roman"/>
+          <w:lang w:eastAsia="bg-BG"/>
+        </w:rPr>
+      </w:pPr>
+      <w:r>
+        <w:rPr>
+          <w:rFonts w:eastAsia="Times New Roman"/>
+          <w:lang w:eastAsia="bg-BG"/>
+        </w:rPr>
+        <w:t>Извършване на анализ на популярни SaaS решения, като Salesforce, Slack, Google Workspace и Zoom, за да се установят добри практики и методи, които да се интегрират в разработката на новото приложение за управление на резервации.</w:t>
+      </w:r>
+    </w:p>
+    <w:p>
+      <w:pPr>
+        <w:jc w:val="left"/>
+        <w:rPr>
+          <w:rFonts w:eastAsia="Times New Roman"/>
+          <w:lang w:eastAsia="bg-BG"/>
+        </w:rPr>
+      </w:pPr>
+      <w:r>
+        <w:rPr>
+          <w:rFonts w:eastAsia="Times New Roman"/>
+          <w:lang w:eastAsia="bg-BG"/>
+        </w:rPr>
+        <w:t>Идентификация на функциите, които потребителите смятат за най-важни, и изследване на начина, по който тези функционалности могат да бъдат внедрени в новото приложение.</w:t>
+      </w:r>
+    </w:p>
+    <w:p>
+      <w:pPr>
+        <w:rPr>
+          <w:rFonts w:eastAsia="Times New Roman"/>
+          <w:lang w:eastAsia="bg-BG"/>
+        </w:rPr>
+      </w:pPr>
+      <w:r>
+        <w:rPr>
+          <w:rStyle w:val="Heading2Char"/>
+        </w:rPr>
+        <w:t>Формулиране на изисквания за приложението</w:t>
+      </w:r>
+      <w:r>
+        <w:rPr>
+          <w:rFonts w:eastAsia="Times New Roman"/>
+          <w:lang w:eastAsia="bg-BG"/>
+        </w:rPr>
+        <w:t>:</w:t>
+      </w:r>
+    </w:p>
+    <w:p>
+      <w:pPr>
+        <w:jc w:val="left"/>
+        <w:rPr>
+          <w:rFonts w:eastAsia="Times New Roman"/>
+          <w:lang w:eastAsia="bg-BG"/>
+        </w:rPr>
+      </w:pPr>
+      <w:r>
+        <w:rPr>
+          <w:rFonts w:eastAsia="Times New Roman"/>
+          <w:lang w:eastAsia="bg-BG"/>
+        </w:rPr>
+        <w:lastRenderedPageBreak/>
+        <w:t>Определяне на основния набор от услуги, които приложението за управление на резервации трябва да предоставя на потребителите, включително възможности за резервация, управление на наличност и обработка на плащания.</w:t>
+      </w:r>
+    </w:p>
+    <w:p>
+      <w:pPr>
+        <w:jc w:val="left"/>
+        <w:rPr>
+          <w:rFonts w:eastAsia="Times New Roman"/>
+          <w:lang w:eastAsia="bg-BG"/>
+        </w:rPr>
+      </w:pPr>
+      <w:r>
+        <w:rPr>
+          <w:rFonts w:eastAsia="Times New Roman"/>
+          <w:lang w:eastAsia="bg-BG"/>
+        </w:rPr>
+        <w:t>Систематизиране на необходимите функционалности и характеристики за клиентския интерфейс, като лесна навигация и интуитивен дизайн.</w:t>
+      </w:r>
+    </w:p>
+    <w:p>
+      <w:pPr>
+        <w:rPr>
+          <w:rFonts w:ascii="Segoe UI" w:eastAsia="Times New Roman" w:hAnsi="Segoe UI" w:cs="Segoe UI"/>
+          <w:lang w:eastAsia="bg-BG"/>
+        </w:rPr>
+      </w:pPr>
+      <w:r>
+        <w:rPr>
+          <w:rStyle w:val="Heading2Char"/>
+          <w:lang w:eastAsia="bg-BG"/>
+        </w:rPr>
+        <w:t>Избор на технологии и инструменти</w:t>
+      </w:r>
+      <w:r>
+        <w:rPr>
+          <w:rFonts w:ascii="Segoe UI" w:eastAsia="Times New Roman" w:hAnsi="Segoe UI" w:cs="Segoe UI"/>
+          <w:lang w:eastAsia="bg-BG"/>
+        </w:rPr>
+        <w:t>:</w:t>
+      </w:r>
+    </w:p>
+    <w:p>
+      <w:pPr>
+        <w:jc w:val="left"/>
+        <w:rPr>
+          <w:rFonts w:eastAsia="Times New Roman"/>
+          <w:lang w:eastAsia="bg-BG"/>
+        </w:rPr>
+      </w:pPr>
+      <w:r>
+        <w:rPr>
+          <w:rFonts w:eastAsia="Times New Roman"/>
+          <w:lang w:eastAsia="bg-BG"/>
+        </w:rPr>
+        <w:t>Идентификация и аргументиране на технологиите, които ще бъдат използвани при разработката на бекенд приложението, като Django или Flask, с акцент на сигурността и производителността.</w:t>
+      </w:r>
+    </w:p>
+    <w:p>
+      <w:pPr>
+        <w:jc w:val="left"/>
+        <w:rPr>
+          <w:rFonts w:eastAsia="Times New Roman"/>
+          <w:lang w:eastAsia="bg-BG"/>
+        </w:rPr>
+      </w:pPr>
+      <w:r>
+        <w:rPr>
+          <w:rFonts w:eastAsia="Times New Roman"/>
+          <w:lang w:eastAsia="bg-BG"/>
+        </w:rPr>
+        <w:t>Проучване на бази данни, които да поддържат резервирането, и избора на подходящи API за интеграция.</w:t>
+      </w:r>
+    </w:p>
+    <w:p>
+      <w:pPr>
+        <w:rPr>
+          <w:rFonts w:ascii="Segoe UI" w:eastAsia="Times New Roman" w:hAnsi="Segoe UI" w:cs="Segoe UI"/>
+          <w:lang w:eastAsia="bg-BG"/>
+        </w:rPr>
+      </w:pPr>
+      <w:r>
+        <w:rPr>
+          <w:rStyle w:val="Heading2Char"/>
+        </w:rPr>
+        <w:t>Разработка на практическа част</w:t>
+      </w:r>
+      <w:r>
+        <w:rPr>
+          <w:rFonts w:ascii="Segoe UI" w:eastAsia="Times New Roman" w:hAnsi="Segoe UI" w:cs="Segoe UI"/>
+          <w:lang w:eastAsia="bg-BG"/>
+        </w:rPr>
+        <w:t>:</w:t>
+      </w:r>
+    </w:p>
+    <w:p>
+      <w:pPr>
+        <w:jc w:val="left"/>
+      </w:pPr>
+      <w:r>
+        <w:t>Реализиране на бекенд приложение, което предоставя необходимите услуги, свързани с управлението на резервации.</w:t>
+      </w:r>
+    </w:p>
+    <w:p>
+      <w:pPr>
+        <w:jc w:val="left"/>
+      </w:pPr>
+      <w:r>
+        <w:t>Внедряване на основни функции, като потребителска регистрация, управление на резервации и обработка на плащания.</w:t>
+      </w:r>
+    </w:p>
+    <w:p>
+      <w:pPr>
+        <w:jc w:val="left"/>
+      </w:pPr>
+      <w:r>
+        <w:t>Тестиране на софтуера за идентификация на грешки и оптимизиране на производителността.</w:t>
+      </w:r>
+    </w:p>
+    <w:p>
+      <w:pPr>
+        <w:pStyle w:val="Heading2"/>
+        <w:numPr>
+          <w:ilvl w:val="0"/>
+          <w:numId w:val="0"/>
+        </w:numPr>
+        <w:ind w:left="576" w:hanging="576"/>
+      </w:pPr>
+      <w:r>
+        <w:t>Документиране и представяне на резултатите:</w:t>
+      </w:r>
+    </w:p>
+    <w:p>
+      <w:pPr>
+        <w:jc w:val="left"/>
+        <w:rPr>
+          <w:rFonts w:ascii="Segoe UI" w:eastAsia="Times New Roman" w:hAnsi="Segoe UI" w:cs="Segoe UI"/>
+          <w:lang w:eastAsia="bg-BG"/>
+        </w:rPr>
+      </w:pPr>
+      <w:r>
+        <w:rPr>
+          <w:lang w:eastAsia="bg-BG"/>
+        </w:rPr>
+        <w:t>Подготовка на финален отчет, включващ описания на теоретичните и практическите аспекти на проекта, с ясни заключения и препоръки за бъдещи разработки</w:t>
+      </w:r>
+      <w:r>
+        <w:rPr>
+          <w:rFonts w:ascii="Segoe UI" w:eastAsia="Times New Roman" w:hAnsi="Segoe UI" w:cs="Segoe UI"/>
+          <w:lang w:eastAsia="bg-BG"/>
+        </w:rPr>
+        <w:t>.</w:t>
+      </w:r>
+    </w:p>
+    <w:p>
+      <w:pPr>
+        <w:jc w:val="left"/>
+        <w:rPr>
+          <w:rFonts w:ascii="Segoe UI" w:eastAsia="Times New Roman" w:hAnsi="Segoe UI" w:cs="Segoe UI"/>
+          <w:lang w:eastAsia="bg-BG"/>
+        </w:rPr>
+      </w:pPr>
+    </w:p>
+    <w:p>
+      <w:pPr>
+        <w:jc w:val="left"/>
+        <w:rPr>
+          <w:rFonts w:ascii="Segoe UI" w:eastAsia="Times New Roman" w:hAnsi="Segoe UI" w:cs="Segoe UI"/>
+          <w:lang w:eastAsia="bg-BG"/>
+        </w:rPr>
+      </w:pPr>
+    </w:p>
+    <w:p>
+      <w:pPr>
+        <w:jc w:val="left"/>
+        <w:rPr>
+          <w:rFonts w:ascii="Segoe UI" w:eastAsia="Times New Roman" w:hAnsi="Segoe UI" w:cs="Segoe UI"/>
+          <w:lang w:eastAsia="bg-BG"/>
+        </w:rPr>
+      </w:pPr>
+    </w:p>
+    <w:p>
+      <w:pPr>
+        <w:jc w:val="left"/>
+        <w:rPr>
+          <w:rFonts w:ascii="Segoe UI" w:eastAsia="Times New Roman" w:hAnsi="Segoe UI" w:cs="Segoe UI"/>
+          <w:lang w:eastAsia="bg-BG"/>
+        </w:rPr>
+      </w:pPr>
+    </w:p>
+    <w:p>
+      <w:pPr>
+        <w:jc w:val="left"/>
+        <w:rPr>
+          <w:rFonts w:ascii="Segoe UI" w:eastAsia="Times New Roman" w:hAnsi="Segoe UI" w:cs="Segoe UI"/>
+          <w:lang w:eastAsia="bg-BG"/>
+        </w:rPr>
+      </w:pPr>
+    </w:p>
+    <w:p>
+      <w:pPr>
+        <w:jc w:val="left"/>
+        <w:rPr>
+          <w:rFonts w:ascii="Segoe UI" w:eastAsia="Times New Roman" w:hAnsi="Segoe UI" w:cs="Segoe UI"/>
+          <w:lang w:eastAsia="bg-BG"/>
+        </w:rPr>
+      </w:pPr>
+    </w:p>
+    <w:p>
+      <w:pPr>
+        <w:jc w:val="left"/>
+        <w:rPr>
+          <w:rFonts w:ascii="Segoe UI" w:eastAsia="Times New Roman" w:hAnsi="Segoe UI" w:cs="Segoe UI"/>
+          <w:lang w:eastAsia="bg-BG"/>
+        </w:rPr>
+      </w:pPr>
+    </w:p>
+    <w:p>
+      <w:pPr>
+        <w:jc w:val="left"/>
+        <w:rPr>
+          <w:rFonts w:ascii="Segoe UI" w:eastAsia="Times New Roman" w:hAnsi="Segoe UI" w:cs="Segoe UI"/>
+          <w:lang w:eastAsia="bg-BG"/>
+        </w:rPr>
+      </w:pPr>
+    </w:p>
+    <w:p>
+      <w:pPr>
+        <w:jc w:val="left"/>
+        <w:rPr>
+          <w:rFonts w:ascii="Segoe UI" w:eastAsia="Times New Roman" w:hAnsi="Segoe UI" w:cs="Segoe UI"/>
+          <w:lang w:eastAsia="bg-BG"/>
+        </w:rPr>
+      </w:pPr>
+    </w:p>
+    <w:p>
+      <w:pPr>
+        <w:pStyle w:val="Heading1"/>
+        <w:rPr>
+          <w:rFonts w:eastAsia="Times New Roman"/>
+          <w:lang w:eastAsia="bg-BG"/>
+        </w:rPr>
+      </w:pPr>
+      <w:r>
+        <w:rPr>
+          <w:rFonts w:eastAsia="Times New Roman"/>
+          <w:lang w:eastAsia="bg-BG"/>
+        </w:rPr>
+        <w:t>Описание и аргументация на избраните технологии</w:t>
+      </w:r>
+    </w:p>
+    <w:p>
+      <w:pPr>
+        <w:ind w:firstLine="0"/>
+        <w:jc w:val="left"/>
+        <w:rPr>
+          <w:rFonts w:ascii="Segoe UI" w:eastAsia="Times New Roman" w:hAnsi="Segoe UI" w:cs="Segoe UI"/>
+          <w:b/>
+          <w:bCs/>
+          <w:lang w:eastAsia="bg-BG"/>
+        </w:rPr>
+      </w:pPr>
+      <w:r>
+        <w:rPr>
+          <w:rFonts w:ascii="Segoe UI" w:eastAsia="Times New Roman" w:hAnsi="Segoe UI" w:cs="Segoe UI"/>
+          <w:b/>
+          <w:bCs/>
+          <w:lang w:eastAsia="bg-BG"/>
+        </w:rPr>
+        <w:t>Въведение</w:t>
+      </w:r>
+    </w:p>
+    <w:p>
+      <w:pPr>
+        <w:jc w:val="left"/>
+        <w:rPr>
+          <w:rFonts w:ascii="Segoe UI" w:eastAsia="Times New Roman" w:hAnsi="Segoe UI" w:cs="Segoe UI"/>
+          <w:lang w:eastAsia="bg-BG"/>
+        </w:rPr>
+      </w:pPr>
+      <w:r>
+        <w:rPr>
+          <w:rFonts w:ascii="Segoe UI" w:eastAsia="Times New Roman" w:hAnsi="Segoe UI" w:cs="Segoe UI"/>
+          <w:lang w:eastAsia="bg-BG"/>
+        </w:rPr>
+        <w:t>При разработката на SaaS приложение за управление на резервации е важно да се вземат предвид различни технологии, които ще осигурят висока производителност, скалируемост и сигурност. В този раздел ще разгледаме основните технологии, които ще бъдат използвани в проекта, включително програмни езици, фреймуъркове, бази данни и инструменти за управление на проекти. Целта е да се аргументира изборът на конкретни технологии и да се обяснят техните предимства и недостатъци.</w:t>
+      </w:r>
+    </w:p>
+    <w:p>
+      <w:pPr>
+        <w:ind w:firstLine="0"/>
+        <w:jc w:val="left"/>
+        <w:rPr>
+          <w:rFonts w:ascii="Segoe UI" w:eastAsia="Times New Roman" w:hAnsi="Segoe UI" w:cs="Segoe UI"/>
+          <w:b/>
+          <w:bCs/>
+          <w:lang w:eastAsia="bg-BG"/>
+        </w:rPr>
+      </w:pPr>
+      <w:r>
+        <w:rPr>
+          <w:rFonts w:ascii="Segoe UI" w:eastAsia="Times New Roman" w:hAnsi="Segoe UI" w:cs="Segoe UI"/>
+          <w:b/>
+          <w:bCs/>
+          <w:lang w:eastAsia="bg-BG"/>
+        </w:rPr>
+        <w:t>1. Програмни езици</w:t>
+      </w:r>
+    </w:p>
+    <w:p>
+      <w:pPr>
+        <w:jc w:val="left"/>
+        <w:rPr>
+          <w:rFonts w:ascii="Segoe UI" w:eastAsia="Times New Roman" w:hAnsi="Segoe UI" w:cs="Segoe UI"/>
+          <w:lang w:eastAsia="bg-BG"/>
+        </w:rPr>
+      </w:pPr>
+      <w:r>
+        <w:rPr>
+          <w:rFonts w:ascii="Segoe UI" w:eastAsia="Times New Roman" w:hAnsi="Segoe UI" w:cs="Segoe UI"/>
+          <w:b/>
+          <w:bCs/>
+          <w:lang w:eastAsia="bg-BG"/>
+        </w:rPr>
+        <w:t>Python</w:t>
+      </w:r>
+    </w:p>
+    <w:p>
+      <w:pPr>
+        <w:jc w:val="left"/>
+        <w:rPr>
+          <w:rFonts w:ascii="Segoe UI" w:eastAsia="Times New Roman" w:hAnsi="Segoe UI" w:cs="Segoe UI"/>
+          <w:lang w:eastAsia="bg-BG"/>
+        </w:rPr>
+      </w:pPr>
+      <w:r>
+        <w:rPr>
+          <w:rFonts w:ascii="Segoe UI" w:eastAsia="Times New Roman" w:hAnsi="Segoe UI" w:cs="Segoe UI"/>
+          <w:lang w:eastAsia="bg-BG"/>
+        </w:rPr>
+        <w:t xml:space="preserve">Изборът на Python за основен програмен език е стратегически, поради неговата простота и четимост, което позволява бързо разработване и интеграция на нови функции. Python е широко използван в създаването на уеб </w:t>
+      </w:r>
+      <w:r>
+        <w:rPr>
+          <w:rFonts w:ascii="Segoe UI" w:eastAsia="Times New Roman" w:hAnsi="Segoe UI" w:cs="Segoe UI"/>
+          <w:lang w:eastAsia="bg-BG"/>
+        </w:rPr>
+        <w:lastRenderedPageBreak/>
+        <w:t>приложения, благодарение на многобройните налични библиотеки и фреймуъркове. Сред най-популярните фреймуъркове за разработка на уеб приложения в Python е Django.</w:t>
+      </w:r>
+    </w:p>
+    <w:p>
+      <w:pPr>
+        <w:jc w:val="left"/>
+        <w:rPr>
+          <w:rFonts w:ascii="Segoe UI" w:eastAsia="Times New Roman" w:hAnsi="Segoe UI" w:cs="Segoe UI"/>
+          <w:lang w:eastAsia="bg-BG"/>
+        </w:rPr>
+      </w:pPr>
+      <w:r>
+        <w:rPr>
+          <w:rFonts w:ascii="Segoe UI" w:eastAsia="Times New Roman" w:hAnsi="Segoe UI" w:cs="Segoe UI"/>
+          <w:b/>
+          <w:bCs/>
+          <w:lang w:eastAsia="bg-BG"/>
+        </w:rPr>
+        <w:t>Django</w:t>
+      </w:r>
+    </w:p>
+    <w:p>
+      <w:pPr>
+        <w:jc w:val="left"/>
+        <w:rPr>
+          <w:rFonts w:ascii="Segoe UI" w:eastAsia="Times New Roman" w:hAnsi="Segoe UI" w:cs="Segoe UI"/>
+          <w:lang w:eastAsia="bg-BG"/>
+        </w:rPr>
+      </w:pPr>
+      <w:r>
+        <w:rPr>
+          <w:rFonts w:ascii="Segoe UI" w:eastAsia="Times New Roman" w:hAnsi="Segoe UI" w:cs="Segoe UI"/>
+          <w:lang w:eastAsia="bg-BG"/>
+        </w:rPr>
+        <w:t>Django е висококачествен уеб фреймуърк за Python, който предлага множество функции за ускоряване на процеса на разработка. Основните му предимства включват:</w:t>
+      </w:r>
+    </w:p>
+    <w:p>
+      <w:pPr>
+        <w:numPr>
+          <w:ilvl w:val="0"/>
+          <w:numId w:val="7"/>
+        </w:numPr>
+        <w:jc w:val="left"/>
+        <w:rPr>
+          <w:rFonts w:ascii="Segoe UI" w:eastAsia="Times New Roman" w:hAnsi="Segoe UI" w:cs="Segoe UI"/>
+          <w:lang w:eastAsia="bg-BG"/>
+        </w:rPr>
+      </w:pPr>
+      <w:r>
+        <w:rPr>
+          <w:rFonts w:ascii="Segoe UI" w:eastAsia="Times New Roman" w:hAnsi="Segoe UI" w:cs="Segoe UI"/>
+          <w:b/>
+          <w:bCs/>
+          <w:lang w:eastAsia="bg-BG"/>
+        </w:rPr>
+        <w:t>Бързо разработване</w:t>
+      </w:r>
+      <w:r>
+        <w:rPr>
+          <w:rFonts w:ascii="Segoe UI" w:eastAsia="Times New Roman" w:hAnsi="Segoe UI" w:cs="Segoe UI"/>
+          <w:lang w:eastAsia="bg-BG"/>
+        </w:rPr>
+        <w:t>: Django предлага шаблони за разработка и улеснява интеграцията на различни компоненти, което позволява на разработчиците да създават приложения бързо.</w:t>
+      </w:r>
+    </w:p>
+    <w:p>
+      <w:pPr>
+        <w:numPr>
+          <w:ilvl w:val="0"/>
+          <w:numId w:val="7"/>
+        </w:numPr>
+        <w:jc w:val="left"/>
+        <w:rPr>
+          <w:rFonts w:ascii="Segoe UI" w:eastAsia="Times New Roman" w:hAnsi="Segoe UI" w:cs="Segoe UI"/>
+          <w:lang w:eastAsia="bg-BG"/>
+        </w:rPr>
+      </w:pPr>
+      <w:r>
+        <w:rPr>
+          <w:rFonts w:ascii="Segoe UI" w:eastAsia="Times New Roman" w:hAnsi="Segoe UI" w:cs="Segoe UI"/>
+          <w:b/>
+          <w:bCs/>
+          <w:lang w:eastAsia="bg-BG"/>
+        </w:rPr>
+        <w:t>Сигурност</w:t>
+      </w:r>
+      <w:r>
+        <w:rPr>
+          <w:rFonts w:ascii="Segoe UI" w:eastAsia="Times New Roman" w:hAnsi="Segoe UI" w:cs="Segoe UI"/>
+          <w:lang w:eastAsia="bg-BG"/>
+        </w:rPr>
+        <w:t>: Django включва вградени защитни механизми срещу често срещани уязвимости, като SQL инжекции и Cross-Site Scripting (XSS) атаки.</w:t>
+      </w:r>
+    </w:p>
+    <w:p>
+      <w:pPr>
+        <w:numPr>
+          <w:ilvl w:val="0"/>
+          <w:numId w:val="7"/>
+        </w:numPr>
+        <w:jc w:val="left"/>
+        <w:rPr>
+          <w:rFonts w:ascii="Segoe UI" w:eastAsia="Times New Roman" w:hAnsi="Segoe UI" w:cs="Segoe UI"/>
+          <w:lang w:eastAsia="bg-BG"/>
+        </w:rPr>
+      </w:pPr>
+      <w:r>
+        <w:rPr>
+          <w:rFonts w:ascii="Segoe UI" w:eastAsia="Times New Roman" w:hAnsi="Segoe UI" w:cs="Segoe UI"/>
+          <w:b/>
+          <w:bCs/>
+          <w:lang w:eastAsia="bg-BG"/>
+        </w:rPr>
+        <w:t>Масштабируемост</w:t>
+      </w:r>
+      <w:r>
+        <w:rPr>
+          <w:rFonts w:ascii="Segoe UI" w:eastAsia="Times New Roman" w:hAnsi="Segoe UI" w:cs="Segoe UI"/>
+          <w:lang w:eastAsia="bg-BG"/>
+        </w:rPr>
+        <w:t>: Фреймуъркът е проектиран да поддържа мащабируеми приложения и може да работи с голямо количество потребители и данни.</w:t>
+      </w:r>
+    </w:p>
+    <w:p>
+      <w:pPr>
+        <w:ind w:firstLine="0"/>
+        <w:jc w:val="left"/>
+        <w:rPr>
+          <w:rFonts w:ascii="Segoe UI" w:eastAsia="Times New Roman" w:hAnsi="Segoe UI" w:cs="Segoe UI"/>
+          <w:b/>
+          <w:bCs/>
+          <w:lang w:eastAsia="bg-BG"/>
+        </w:rPr>
+      </w:pPr>
+      <w:r>
+        <w:rPr>
+          <w:rFonts w:ascii="Segoe UI" w:eastAsia="Times New Roman" w:hAnsi="Segoe UI" w:cs="Segoe UI"/>
+          <w:b/>
+          <w:bCs/>
+          <w:lang w:eastAsia="bg-BG"/>
+        </w:rPr>
+        <w:t>2. Бази данни</w:t>
+      </w:r>
+    </w:p>
+    <w:p>
+      <w:pPr>
+        <w:jc w:val="left"/>
+        <w:rPr>
+          <w:rFonts w:ascii="Segoe UI" w:eastAsia="Times New Roman" w:hAnsi="Segoe UI" w:cs="Segoe UI"/>
+          <w:lang w:eastAsia="bg-BG"/>
+        </w:rPr>
+      </w:pPr>
+      <w:r>
+        <w:rPr>
+          <w:rFonts w:ascii="Segoe UI" w:eastAsia="Times New Roman" w:hAnsi="Segoe UI" w:cs="Segoe UI"/>
+          <w:b/>
+          <w:bCs/>
+          <w:lang w:eastAsia="bg-BG"/>
+        </w:rPr>
+        <w:t>PostgreSQL</w:t>
+      </w:r>
+    </w:p>
+    <w:p>
+      <w:pPr>
+        <w:jc w:val="left"/>
+        <w:rPr>
+          <w:rFonts w:ascii="Segoe UI" w:eastAsia="Times New Roman" w:hAnsi="Segoe UI" w:cs="Segoe UI"/>
+          <w:lang w:eastAsia="bg-BG"/>
+        </w:rPr>
+      </w:pPr>
+      <w:r>
+        <w:rPr>
+          <w:rFonts w:ascii="Segoe UI" w:eastAsia="Times New Roman" w:hAnsi="Segoe UI" w:cs="Segoe UI"/>
+          <w:lang w:eastAsia="bg-BG"/>
+        </w:rPr>
+        <w:t>Като релационна база данни, PostgreSQL е идеален избор за приложение за управление на резервации поради следните причини:</w:t>
+      </w:r>
+    </w:p>
+    <w:p>
+      <w:pPr>
+        <w:numPr>
+          <w:ilvl w:val="0"/>
+          <w:numId w:val="8"/>
+        </w:numPr>
+        <w:jc w:val="left"/>
+        <w:rPr>
+          <w:rFonts w:ascii="Segoe UI" w:eastAsia="Times New Roman" w:hAnsi="Segoe UI" w:cs="Segoe UI"/>
+          <w:lang w:eastAsia="bg-BG"/>
+        </w:rPr>
+      </w:pPr>
+      <w:r>
+        <w:rPr>
+          <w:rFonts w:ascii="Segoe UI" w:eastAsia="Times New Roman" w:hAnsi="Segoe UI" w:cs="Segoe UI"/>
+          <w:b/>
+          <w:bCs/>
+          <w:lang w:eastAsia="bg-BG"/>
+        </w:rPr>
+        <w:t>Сигурност и надеждност</w:t>
+      </w:r>
+      <w:r>
+        <w:rPr>
+          <w:rFonts w:ascii="Segoe UI" w:eastAsia="Times New Roman" w:hAnsi="Segoe UI" w:cs="Segoe UI"/>
+          <w:lang w:eastAsia="bg-BG"/>
+        </w:rPr>
+        <w:t>: PostgreSQL предлага множество функции за защита на данните, включително поддръжка за SSL свързаност и ролево-базирано управление на достъп.</w:t>
+      </w:r>
+    </w:p>
+    <w:p>
+      <w:pPr>
+        <w:numPr>
+          <w:ilvl w:val="0"/>
+          <w:numId w:val="8"/>
+        </w:numPr>
+        <w:jc w:val="left"/>
+        <w:rPr>
+          <w:rFonts w:ascii="Segoe UI" w:eastAsia="Times New Roman" w:hAnsi="Segoe UI" w:cs="Segoe UI"/>
+          <w:lang w:eastAsia="bg-BG"/>
+        </w:rPr>
+      </w:pPr>
+      <w:r>
+        <w:rPr>
+          <w:rFonts w:ascii="Segoe UI" w:eastAsia="Times New Roman" w:hAnsi="Segoe UI" w:cs="Segoe UI"/>
+          <w:b/>
+          <w:bCs/>
+          <w:lang w:eastAsia="bg-BG"/>
+        </w:rPr>
+        <w:t>Разширен функционал</w:t>
+      </w:r>
+      <w:r>
+        <w:rPr>
+          <w:rFonts w:ascii="Segoe UI" w:eastAsia="Times New Roman" w:hAnsi="Segoe UI" w:cs="Segoe UI"/>
+          <w:lang w:eastAsia="bg-BG"/>
+        </w:rPr>
+        <w:t xml:space="preserve">: Тази база данни предоставя напреднали функции като поддръжка за JSON, което е полезно при работа с </w:t>
+      </w:r>
+      <w:r>
+        <w:rPr>
+          <w:rFonts w:ascii="Segoe UI" w:eastAsia="Times New Roman" w:hAnsi="Segoe UI" w:cs="Segoe UI"/>
+          <w:lang w:eastAsia="bg-BG"/>
+        </w:rPr>
+        <w:lastRenderedPageBreak/>
+        <w:t>неструктурирани данни, и възможността за съхраняване на интенции с GIS данни.</w:t>
+      </w:r>
+    </w:p>
+    <w:p>
+      <w:pPr>
+        <w:numPr>
+          <w:ilvl w:val="0"/>
+          <w:numId w:val="8"/>
+        </w:numPr>
+        <w:jc w:val="left"/>
+        <w:rPr>
+          <w:rFonts w:ascii="Segoe UI" w:eastAsia="Times New Roman" w:hAnsi="Segoe UI" w:cs="Segoe UI"/>
+          <w:lang w:eastAsia="bg-BG"/>
+        </w:rPr>
+      </w:pPr>
+      <w:r>
+        <w:rPr>
+          <w:rFonts w:ascii="Segoe UI" w:eastAsia="Times New Roman" w:hAnsi="Segoe UI" w:cs="Segoe UI"/>
+          <w:b/>
+          <w:bCs/>
+          <w:lang w:eastAsia="bg-BG"/>
+        </w:rPr>
+        <w:t>Мащабируемост</w:t>
+      </w:r>
+      <w:r>
+        <w:rPr>
+          <w:rFonts w:ascii="Segoe UI" w:eastAsia="Times New Roman" w:hAnsi="Segoe UI" w:cs="Segoe UI"/>
+          <w:lang w:eastAsia="bg-BG"/>
+        </w:rPr>
+        <w:t>: PostgreSQL е проектирана да поддържа големи бази данни и може да обработва значителен обем от транзакции без загуба на производителност.</w:t>
+      </w:r>
+    </w:p>
+    <w:p>
+      <w:pPr>
+        <w:ind w:firstLine="0"/>
+        <w:jc w:val="left"/>
+        <w:rPr>
+          <w:rFonts w:ascii="Segoe UI" w:eastAsia="Times New Roman" w:hAnsi="Segoe UI" w:cs="Segoe UI"/>
+          <w:b/>
+          <w:bCs/>
+          <w:lang w:eastAsia="bg-BG"/>
+        </w:rPr>
+      </w:pPr>
+      <w:r>
+        <w:rPr>
+          <w:rFonts w:ascii="Segoe UI" w:eastAsia="Times New Roman" w:hAnsi="Segoe UI" w:cs="Segoe UI"/>
+          <w:b/>
+          <w:bCs/>
+          <w:lang w:eastAsia="bg-BG"/>
+        </w:rPr>
+        <w:t>3. Хостинг и инфраструктура</w:t>
+      </w:r>
+    </w:p>
+    <w:p>
+      <w:pPr>
+        <w:jc w:val="left"/>
+        <w:rPr>
+          <w:rFonts w:ascii="Segoe UI" w:eastAsia="Times New Roman" w:hAnsi="Segoe UI" w:cs="Segoe UI"/>
+          <w:lang w:eastAsia="bg-BG"/>
+        </w:rPr>
+      </w:pPr>
+      <w:r>
+        <w:rPr>
+          <w:rFonts w:ascii="Segoe UI" w:eastAsia="Times New Roman" w:hAnsi="Segoe UI" w:cs="Segoe UI"/>
+          <w:b/>
+          <w:bCs/>
+          <w:lang w:eastAsia="bg-BG"/>
+        </w:rPr>
+        <w:t>Docker</w:t>
+      </w:r>
+    </w:p>
+    <w:p>
+      <w:pPr>
+        <w:jc w:val="left"/>
+        <w:rPr>
+          <w:rFonts w:ascii="Segoe UI" w:eastAsia="Times New Roman" w:hAnsi="Segoe UI" w:cs="Segoe UI"/>
+          <w:lang w:eastAsia="bg-BG"/>
+        </w:rPr>
+      </w:pPr>
+      <w:r>
+        <w:rPr>
+          <w:rFonts w:ascii="Segoe UI" w:eastAsia="Times New Roman" w:hAnsi="Segoe UI" w:cs="Segoe UI"/>
+          <w:lang w:eastAsia="bg-BG"/>
+        </w:rPr>
+        <w:t>Docker е технология за контейнеризация, която позволява на разработчиците да пакетират приложения в контейнери. Това осигурява следните предимства:</w:t>
+      </w:r>
+    </w:p>
+    <w:p>
+      <w:pPr>
+        <w:numPr>
+          <w:ilvl w:val="0"/>
+          <w:numId w:val="9"/>
+        </w:numPr>
+        <w:jc w:val="left"/>
+        <w:rPr>
+          <w:rFonts w:ascii="Segoe UI" w:eastAsia="Times New Roman" w:hAnsi="Segoe UI" w:cs="Segoe UI"/>
+          <w:lang w:eastAsia="bg-BG"/>
+        </w:rPr>
+      </w:pPr>
+      <w:r>
+        <w:rPr>
+          <w:rFonts w:ascii="Segoe UI" w:eastAsia="Times New Roman" w:hAnsi="Segoe UI" w:cs="Segoe UI"/>
+          <w:b/>
+          <w:bCs/>
+          <w:lang w:eastAsia="bg-BG"/>
+        </w:rPr>
+        <w:t>Уеднаквена среда за изпълнение</w:t>
+      </w:r>
+      <w:r>
+        <w:rPr>
+          <w:rFonts w:ascii="Segoe UI" w:eastAsia="Times New Roman" w:hAnsi="Segoe UI" w:cs="Segoe UI"/>
+          <w:lang w:eastAsia="bg-BG"/>
+        </w:rPr>
+        <w:t>: С Docker приложенията могат да работят навсякъде, независимо от конфигурацията на хост машината.</w:t>
+      </w:r>
+    </w:p>
+    <w:p>
+      <w:pPr>
+        <w:numPr>
+          <w:ilvl w:val="0"/>
+          <w:numId w:val="9"/>
+        </w:numPr>
+        <w:jc w:val="left"/>
+        <w:rPr>
+          <w:rFonts w:ascii="Segoe UI" w:eastAsia="Times New Roman" w:hAnsi="Segoe UI" w:cs="Segoe UI"/>
+          <w:lang w:eastAsia="bg-BG"/>
+        </w:rPr>
+      </w:pPr>
+      <w:r>
+        <w:rPr>
+          <w:rFonts w:ascii="Segoe UI" w:eastAsia="Times New Roman" w:hAnsi="Segoe UI" w:cs="Segoe UI"/>
+          <w:b/>
+          <w:bCs/>
+          <w:lang w:eastAsia="bg-BG"/>
+        </w:rPr>
+        <w:t>Лесно управление на зависимости</w:t>
+      </w:r>
+      <w:r>
+        <w:rPr>
+          <w:rFonts w:ascii="Segoe UI" w:eastAsia="Times New Roman" w:hAnsi="Segoe UI" w:cs="Segoe UI"/>
+          <w:lang w:eastAsia="bg-BG"/>
+        </w:rPr>
+        <w:t>: Контейнерите упростяват управлението на зависимостите и конфигурацията, тъй като всяко приложение работи в собствен контейнер.</w:t>
+      </w:r>
+    </w:p>
+    <w:p>
+      <w:pPr>
+        <w:numPr>
+          <w:ilvl w:val="0"/>
+          <w:numId w:val="9"/>
+        </w:numPr>
+        <w:jc w:val="left"/>
+        <w:rPr>
+          <w:rFonts w:ascii="Segoe UI" w:eastAsia="Times New Roman" w:hAnsi="Segoe UI" w:cs="Segoe UI"/>
+          <w:lang w:eastAsia="bg-BG"/>
+        </w:rPr>
+      </w:pPr>
+      <w:r>
+        <w:rPr>
+          <w:rFonts w:ascii="Segoe UI" w:eastAsia="Times New Roman" w:hAnsi="Segoe UI" w:cs="Segoe UI"/>
+          <w:b/>
+          <w:bCs/>
+          <w:lang w:eastAsia="bg-BG"/>
+        </w:rPr>
+        <w:t>Гъвкавост и мащабируемост</w:t>
+      </w:r>
+      <w:r>
+        <w:rPr>
+          <w:rFonts w:ascii="Segoe UI" w:eastAsia="Times New Roman" w:hAnsi="Segoe UI" w:cs="Segoe UI"/>
+          <w:lang w:eastAsia="bg-BG"/>
+        </w:rPr>
+        <w:t>: Docker позволява бързо стартиране и спиране на приложения, което е полезно при масовото разширение на ресурсите.</w:t>
+      </w:r>
+    </w:p>
+    <w:p>
+      <w:pPr>
+        <w:jc w:val="left"/>
+        <w:rPr>
+          <w:rFonts w:ascii="Segoe UI" w:eastAsia="Times New Roman" w:hAnsi="Segoe UI" w:cs="Segoe UI"/>
+          <w:lang w:eastAsia="bg-BG"/>
+        </w:rPr>
+      </w:pPr>
+      <w:r>
+        <w:rPr>
+          <w:rFonts w:ascii="Segoe UI" w:eastAsia="Times New Roman" w:hAnsi="Segoe UI" w:cs="Segoe UI"/>
+          <w:b/>
+          <w:bCs/>
+          <w:lang w:eastAsia="bg-BG"/>
+        </w:rPr>
+        <w:t>Amazon Web Services (AWS)</w:t>
+      </w:r>
+    </w:p>
+    <w:p>
+      <w:pPr>
+        <w:jc w:val="left"/>
+        <w:rPr>
+          <w:rFonts w:ascii="Segoe UI" w:eastAsia="Times New Roman" w:hAnsi="Segoe UI" w:cs="Segoe UI"/>
+          <w:lang w:eastAsia="bg-BG"/>
+        </w:rPr>
+      </w:pPr>
+      <w:r>
+        <w:rPr>
+          <w:rFonts w:ascii="Segoe UI" w:eastAsia="Times New Roman" w:hAnsi="Segoe UI" w:cs="Segoe UI"/>
+          <w:lang w:eastAsia="bg-BG"/>
+        </w:rPr>
+        <w:t>AWS предоставя широка гама от облачни услуги, които ще бъдат използвани за хостинг на приложението. Някои от основните предимства на AWS включват:</w:t>
+      </w:r>
+    </w:p>
+    <w:p>
+      <w:pPr>
+        <w:numPr>
+          <w:ilvl w:val="0"/>
+          <w:numId w:val="10"/>
+        </w:numPr>
+        <w:jc w:val="left"/>
+        <w:rPr>
+          <w:rFonts w:ascii="Segoe UI" w:eastAsia="Times New Roman" w:hAnsi="Segoe UI" w:cs="Segoe UI"/>
+          <w:lang w:eastAsia="bg-BG"/>
+        </w:rPr>
+      </w:pPr>
+      <w:r>
+        <w:rPr>
+          <w:rFonts w:ascii="Segoe UI" w:eastAsia="Times New Roman" w:hAnsi="Segoe UI" w:cs="Segoe UI"/>
+          <w:b/>
+          <w:bCs/>
+          <w:lang w:eastAsia="bg-BG"/>
+        </w:rPr>
+        <w:lastRenderedPageBreak/>
+        <w:t>Скалируемост</w:t>
+      </w:r>
+      <w:r>
+        <w:rPr>
+          <w:rFonts w:ascii="Segoe UI" w:eastAsia="Times New Roman" w:hAnsi="Segoe UI" w:cs="Segoe UI"/>
+          <w:lang w:eastAsia="bg-BG"/>
+        </w:rPr>
+        <w:t>: AWS предлага услуги, които могат да автоматизират увеличаването на ресурсите спрямо потребителското търсене. Например, Amazon EC2 автомат</w:t>
+      </w:r>
+    </w:p>
+    <w:p>
+      <w:pPr>
+        <w:jc w:val="left"/>
+        <w:rPr>
+          <w:rFonts w:ascii="Segoe UI" w:eastAsia="Times New Roman" w:hAnsi="Segoe UI" w:cs="Segoe UI"/>
+          <w:lang w:eastAsia="bg-BG"/>
+        </w:rPr>
+      </w:pPr>
+    </w:p>
+    <w:p>
+      <w:pPr>
+        <w:jc w:val="left"/>
+        <w:rPr>
+          <w:rFonts w:ascii="Segoe UI" w:eastAsia="Times New Roman" w:hAnsi="Segoe UI" w:cs="Segoe UI"/>
+          <w:lang w:eastAsia="bg-BG"/>
+        </w:rPr>
+      </w:pPr>
+    </w:p>
+    <w:p>
+      <w:pPr>
+        <w:jc w:val="left"/>
+        <w:rPr>
+          <w:rFonts w:ascii="Segoe UI" w:eastAsia="Times New Roman" w:hAnsi="Segoe UI" w:cs="Segoe UI"/>
+          <w:lang w:eastAsia="bg-BG"/>
+        </w:rPr>
+      </w:pPr>
+    </w:p>
+    <w:p>
+      <w:pPr>
+        <w:jc w:val="left"/>
+        <w:rPr>
+          <w:rFonts w:ascii="Segoe UI" w:eastAsia="Times New Roman" w:hAnsi="Segoe UI" w:cs="Segoe UI"/>
+          <w:lang w:eastAsia="bg-BG"/>
+        </w:rPr>
+      </w:pPr>
+    </w:p>
+    <w:p>
+      <w:pPr>
+        <w:jc w:val="left"/>
+        <w:rPr>
+          <w:rFonts w:ascii="Segoe UI" w:eastAsia="Times New Roman" w:hAnsi="Segoe UI" w:cs="Segoe UI"/>
+          <w:lang w:eastAsia="bg-BG"/>
+        </w:rPr>
+      </w:pPr>
+    </w:p>
+    <w:p>
+      <w:pPr>
+        <w:pStyle w:val="Heading1"/>
+        <w:rPr>
+          <w:rFonts w:eastAsia="Times New Roman"/>
+          <w:lang w:eastAsia="bg-BG"/>
+        </w:rPr>
+      </w:pPr>
+      <w:r>
+        <w:rPr>
+          <w:rFonts w:eastAsia="Times New Roman"/>
+          <w:lang w:eastAsia="bg-BG"/>
+        </w:rPr>
+        <w:t>Описание на добри практики и инфраструктура</w:t>
+      </w:r>
+    </w:p>
+    <w:p>
+      <w:pPr>
+        <w:ind w:firstLine="0"/>
+        <w:jc w:val="left"/>
+        <w:rPr>
+          <w:rFonts w:ascii="Segoe UI" w:eastAsia="Times New Roman" w:hAnsi="Segoe UI" w:cs="Segoe UI"/>
+          <w:b/>
+          <w:bCs/>
+          <w:lang w:eastAsia="bg-BG"/>
+        </w:rPr>
+      </w:pPr>
+      <w:r>
+        <w:rPr>
+          <w:rFonts w:ascii="Segoe UI" w:eastAsia="Times New Roman" w:hAnsi="Segoe UI" w:cs="Segoe UI"/>
+          <w:b/>
+          <w:bCs/>
+          <w:lang w:eastAsia="bg-BG"/>
+        </w:rPr>
+        <w:t>Въведение</w:t>
+      </w:r>
+    </w:p>
+    <w:p>
+      <w:pPr>
+        <w:jc w:val="left"/>
+        <w:rPr>
+          <w:rFonts w:ascii="Segoe UI" w:eastAsia="Times New Roman" w:hAnsi="Segoe UI" w:cs="Segoe UI"/>
+          <w:lang w:eastAsia="bg-BG"/>
+        </w:rPr>
+      </w:pPr>
+      <w:r>
+        <w:rPr>
+          <w:rFonts w:ascii="Segoe UI" w:eastAsia="Times New Roman" w:hAnsi="Segoe UI" w:cs="Segoe UI"/>
+          <w:lang w:eastAsia="bg-BG"/>
+        </w:rPr>
+        <w:t>В развитието на SaaS (Software as a Service) приложения е важно да се следват добри практики и да се създаде сигурна и надеждна инфраструктура. Правилното комбиниране на технологии и прилагането на доказани методологии гарантира не само успешната разработка на приложението, но и неговата производителност, безопасност и удобство за потребителите. В тази част от проекта ще разгледаме основните добри практики, свързани с разработката и поддръжката на SaaS приложения, и ще опишем необходимата инфраструктура за тяхното успешно функциониране.</w:t>
+      </w:r>
+    </w:p>
+    <w:p>
+      <w:pPr>
+        <w:ind w:firstLine="0"/>
+        <w:jc w:val="left"/>
+        <w:rPr>
+          <w:rFonts w:ascii="Segoe UI" w:eastAsia="Times New Roman" w:hAnsi="Segoe UI" w:cs="Segoe UI"/>
+          <w:b/>
+          <w:bCs/>
+          <w:lang w:eastAsia="bg-BG"/>
+        </w:rPr>
+      </w:pPr>
+      <w:r>
+        <w:rPr>
+          <w:rFonts w:ascii="Segoe UI" w:eastAsia="Times New Roman" w:hAnsi="Segoe UI" w:cs="Segoe UI"/>
+          <w:b/>
+          <w:bCs/>
+          <w:lang w:eastAsia="bg-BG"/>
+        </w:rPr>
+        <w:t>1. Добри практики при разработка на SaaS приложения</w:t>
+      </w:r>
+    </w:p>
+    <w:p>
+      <w:pPr>
+        <w:jc w:val="left"/>
+        <w:rPr>
+          <w:rFonts w:ascii="Segoe UI" w:eastAsia="Times New Roman" w:hAnsi="Segoe UI" w:cs="Segoe UI"/>
+          <w:lang w:eastAsia="bg-BG"/>
+        </w:rPr>
+      </w:pPr>
+      <w:r>
+        <w:rPr>
+          <w:rFonts w:ascii="Segoe UI" w:eastAsia="Times New Roman" w:hAnsi="Segoe UI" w:cs="Segoe UI"/>
+          <w:b/>
+          <w:bCs/>
+          <w:lang w:eastAsia="bg-BG"/>
+        </w:rPr>
+        <w:t>1.1. Планиране и проектиране</w:t>
+      </w:r>
+    </w:p>
+    <w:p>
+      <w:pPr>
+        <w:jc w:val="left"/>
+        <w:rPr>
+          <w:rFonts w:ascii="Segoe UI" w:eastAsia="Times New Roman" w:hAnsi="Segoe UI" w:cs="Segoe UI"/>
+          <w:lang w:eastAsia="bg-BG"/>
+        </w:rPr>
+      </w:pPr>
+      <w:r>
+        <w:rPr>
+          <w:rFonts w:ascii="Segoe UI" w:eastAsia="Times New Roman" w:hAnsi="Segoe UI" w:cs="Segoe UI"/>
+          <w:lang w:eastAsia="bg-BG"/>
+        </w:rPr>
+        <w:lastRenderedPageBreak/>
+        <w:t>Първата стъпка в разработката на всяко приложение е старателното планиране и проектиране. Задачи, свързани с определяне на функционалността на приложението, архитектурата и целевата аудитория, са от критично значение. Необходимо е да се проведат сесии за обмисляне на търсенето на потребителите и проектни срещи, за да се установят ясни изисквания. Изготвянето на диаграми на потока и спецификации на функциите ще помогне за управление на проектния процес.</w:t>
+      </w:r>
+    </w:p>
+    <w:p>
+      <w:pPr>
+        <w:jc w:val="left"/>
+        <w:rPr>
+          <w:rFonts w:ascii="Segoe UI" w:eastAsia="Times New Roman" w:hAnsi="Segoe UI" w:cs="Segoe UI"/>
+          <w:lang w:eastAsia="bg-BG"/>
+        </w:rPr>
+      </w:pPr>
+      <w:r>
+        <w:rPr>
+          <w:rFonts w:ascii="Segoe UI" w:eastAsia="Times New Roman" w:hAnsi="Segoe UI" w:cs="Segoe UI"/>
+          <w:b/>
+          <w:bCs/>
+          <w:lang w:eastAsia="bg-BG"/>
+        </w:rPr>
+        <w:t>1.2. Използване на агилни методологии</w:t>
+      </w:r>
+    </w:p>
+    <w:p>
+      <w:pPr>
+        <w:jc w:val="left"/>
+        <w:rPr>
+          <w:rFonts w:ascii="Segoe UI" w:eastAsia="Times New Roman" w:hAnsi="Segoe UI" w:cs="Segoe UI"/>
+          <w:lang w:eastAsia="bg-BG"/>
+        </w:rPr>
+      </w:pPr>
+      <w:r>
+        <w:rPr>
+          <w:rFonts w:ascii="Segoe UI" w:eastAsia="Times New Roman" w:hAnsi="Segoe UI" w:cs="Segoe UI"/>
+          <w:lang w:eastAsia="bg-BG"/>
+        </w:rPr>
+        <w:t>Агилните методологии, като Scrum и Kanban, предлагат гъвкавост и адаптивност по време на разработката. Чрез прилагане на итеративен подход, екипите могат бързо да реагират на променящи се изисквания и да внедряват нови функции, основани на обратната връзка от потребителите. Провеждането на регулярни работни срещи и спринт прегледи помага за следенето на напредъка и за осигуряване на ясна комуникация между членовете на екипа.</w:t>
+      </w:r>
+    </w:p>
+    <w:p>
+      <w:pPr>
+        <w:jc w:val="left"/>
+        <w:rPr>
+          <w:rFonts w:ascii="Segoe UI" w:eastAsia="Times New Roman" w:hAnsi="Segoe UI" w:cs="Segoe UI"/>
+          <w:lang w:eastAsia="bg-BG"/>
+        </w:rPr>
+      </w:pPr>
+      <w:r>
+        <w:rPr>
+          <w:rFonts w:ascii="Segoe UI" w:eastAsia="Times New Roman" w:hAnsi="Segoe UI" w:cs="Segoe UI"/>
+          <w:b/>
+          <w:bCs/>
+          <w:lang w:eastAsia="bg-BG"/>
+        </w:rPr>
+        <w:t>1.3. Документация</w:t>
+      </w:r>
+    </w:p>
+    <w:p>
+      <w:pPr>
+        <w:jc w:val="left"/>
+        <w:rPr>
+          <w:rFonts w:ascii="Segoe UI" w:eastAsia="Times New Roman" w:hAnsi="Segoe UI" w:cs="Segoe UI"/>
+          <w:lang w:eastAsia="bg-BG"/>
+        </w:rPr>
+      </w:pPr>
+      <w:r>
+        <w:rPr>
+          <w:rFonts w:ascii="Segoe UI" w:eastAsia="Times New Roman" w:hAnsi="Segoe UI" w:cs="Segoe UI"/>
+          <w:lang w:eastAsia="bg-BG"/>
+        </w:rPr>
+        <w:t>Документацията е важна част от проекта, която често се пренебрегва. Подробна документация на кода, архитектурата и внедрените функции е от изключителна важност за бъдещата поддръжка и развитие на приложението. Създаването на ръководства за потребителя и техническа документация улеснява обучението на нови членове в екипа и гарантира, че информацията е достъпна за всички заинтересовани страни.</w:t>
+      </w:r>
+    </w:p>
+    <w:p>
+      <w:pPr>
+        <w:jc w:val="left"/>
+        <w:rPr>
+          <w:rFonts w:ascii="Segoe UI" w:eastAsia="Times New Roman" w:hAnsi="Segoe UI" w:cs="Segoe UI"/>
+          <w:lang w:eastAsia="bg-BG"/>
+        </w:rPr>
+      </w:pPr>
+      <w:r>
+        <w:rPr>
+          <w:rFonts w:ascii="Segoe UI" w:eastAsia="Times New Roman" w:hAnsi="Segoe UI" w:cs="Segoe UI"/>
+          <w:b/>
+          <w:bCs/>
+          <w:lang w:eastAsia="bg-BG"/>
+        </w:rPr>
+        <w:t>1.4. Автоматизация на тестове</w:t>
+      </w:r>
+    </w:p>
+    <w:p>
+      <w:pPr>
+        <w:jc w:val="left"/>
+        <w:rPr>
+          <w:rFonts w:ascii="Segoe UI" w:eastAsia="Times New Roman" w:hAnsi="Segoe UI" w:cs="Segoe UI"/>
+          <w:lang w:eastAsia="bg-BG"/>
+        </w:rPr>
+      </w:pPr>
+      <w:r>
+        <w:rPr>
+          <w:rFonts w:ascii="Segoe UI" w:eastAsia="Times New Roman" w:hAnsi="Segoe UI" w:cs="Segoe UI"/>
+          <w:lang w:eastAsia="bg-BG"/>
+        </w:rPr>
+        <w:t xml:space="preserve">Автоматизацията на тестовете е ключова добрина практика, която подпомага поддържането на качеството на софтуера. Чрез внедряване на автоматизирани тестове, разработчиците могат да идентифицират проблеми и бъгове по-рано в жизнения цикъл на разработката. Инструменти като Selenium и </w:t>
+      </w:r>
+      <w:r>
+        <w:rPr>
+          <w:rFonts w:ascii="Segoe UI" w:eastAsia="Times New Roman" w:hAnsi="Segoe UI" w:cs="Segoe UI"/>
+          <w:lang w:eastAsia="bg-BG"/>
+        </w:rPr>
+        <w:lastRenderedPageBreak/>
+        <w:t>pytest позволяват създаването на тестови кейсове, които проверяват функционалността на приложенията при всяка нова версия.</w:t>
+      </w:r>
+    </w:p>
+    <w:p>
+      <w:pPr>
+        <w:jc w:val="left"/>
+        <w:rPr>
+          <w:rFonts w:ascii="Segoe UI" w:eastAsia="Times New Roman" w:hAnsi="Segoe UI" w:cs="Segoe UI"/>
+          <w:lang w:eastAsia="bg-BG"/>
+        </w:rPr>
+      </w:pPr>
+      <w:r>
+        <w:rPr>
+          <w:rFonts w:ascii="Segoe UI" w:eastAsia="Times New Roman" w:hAnsi="Segoe UI" w:cs="Segoe UI"/>
+          <w:b/>
+          <w:bCs/>
+          <w:lang w:eastAsia="bg-BG"/>
+        </w:rPr>
+        <w:t>1.5. Непрекъсната интеграция и доставка (CI/CD)</w:t>
+      </w:r>
+    </w:p>
+    <w:p>
+      <w:pPr>
+        <w:jc w:val="left"/>
+        <w:rPr>
+          <w:rFonts w:ascii="Segoe UI" w:eastAsia="Times New Roman" w:hAnsi="Segoe UI" w:cs="Segoe UI"/>
+          <w:lang w:eastAsia="bg-BG"/>
+        </w:rPr>
+      </w:pPr>
+      <w:r>
+        <w:rPr>
+          <w:rFonts w:ascii="Segoe UI" w:eastAsia="Times New Roman" w:hAnsi="Segoe UI" w:cs="Segoe UI"/>
+          <w:lang w:eastAsia="bg-BG"/>
+        </w:rPr>
+        <w:t>Провеждането на непрекъсната интеграция и доставка е важен елемент от добрите практики. CI/CD осигурява автоматизирано тестване и разгръщане на новия код, което позволява на екипите да публикуват нови версии на софтуера бързо и безпроблемно. Инструменти като Jenkins и GitLab CI позволяват интеграцията на приложения с различни среда и конфигурации.</w:t>
+      </w:r>
+    </w:p>
+    <w:p>
+      <w:pPr>
+        <w:ind w:firstLine="0"/>
+        <w:jc w:val="left"/>
+        <w:rPr>
+          <w:rFonts w:ascii="Segoe UI" w:eastAsia="Times New Roman" w:hAnsi="Segoe UI" w:cs="Segoe UI"/>
+          <w:b/>
+          <w:bCs/>
+          <w:lang w:eastAsia="bg-BG"/>
+        </w:rPr>
+      </w:pPr>
+      <w:r>
+        <w:rPr>
+          <w:rFonts w:ascii="Segoe UI" w:eastAsia="Times New Roman" w:hAnsi="Segoe UI" w:cs="Segoe UI"/>
+          <w:b/>
+          <w:bCs/>
+          <w:lang w:eastAsia="bg-BG"/>
+        </w:rPr>
+        <w:t>2. Сигурност на SaaS приложения</w:t>
+      </w:r>
+    </w:p>
+    <w:p>
+      <w:pPr>
+        <w:jc w:val="left"/>
+        <w:rPr>
+          <w:rFonts w:ascii="Segoe UI" w:eastAsia="Times New Roman" w:hAnsi="Segoe UI" w:cs="Segoe UI"/>
+          <w:lang w:eastAsia="bg-BG"/>
+        </w:rPr>
+      </w:pPr>
+      <w:r>
+        <w:rPr>
+          <w:rFonts w:ascii="Segoe UI" w:eastAsia="Times New Roman" w:hAnsi="Segoe UI" w:cs="Segoe UI"/>
+          <w:b/>
+          <w:bCs/>
+          <w:lang w:eastAsia="bg-BG"/>
+        </w:rPr>
+        <w:t>2.1. Управление на потребителските идентичности</w:t>
+      </w:r>
+    </w:p>
+    <w:p>
+      <w:pPr>
+        <w:jc w:val="left"/>
+        <w:rPr>
+          <w:rFonts w:ascii="Segoe UI" w:eastAsia="Times New Roman" w:hAnsi="Segoe UI" w:cs="Segoe UI"/>
+          <w:lang w:eastAsia="bg-BG"/>
+        </w:rPr>
+      </w:pPr>
+      <w:r>
+        <w:rPr>
+          <w:rFonts w:ascii="Segoe UI" w:eastAsia="Times New Roman" w:hAnsi="Segoe UI" w:cs="Segoe UI"/>
+          <w:lang w:eastAsia="bg-BG"/>
+        </w:rPr>
+        <w:t>Сигурността на данните и защитата на потребителските идентичности е от първостепенно значение, особено в SaaS решенията, където данните се съхраняват в облака. Използването на многофакторна автентикация (MFA) и ролево-базирано у</w:t>
+      </w:r>
+      <w:r>
+        <w:rPr>
+          <w:rFonts w:ascii="Segoe UI" w:eastAsia="Times New Roman" w:hAnsi="Segoe UI" w:cs="Segoe UI"/>
+          <w:lang w:eastAsia="bg-BG"/>
+        </w:rPr>
+        <w:t xml:space="preserve">правление на достъпа </w:t>
+      </w:r>
+    </w:p>
+    <w:p>
+      <w:pPr>
+        <w:jc w:val="left"/>
+        <w:rPr>
+          <w:rFonts w:ascii="Segoe UI" w:eastAsia="Times New Roman" w:hAnsi="Segoe UI" w:cs="Segoe UI"/>
+          <w:lang w:eastAsia="bg-BG"/>
+        </w:rPr>
+      </w:pPr>
+    </w:p>
+    <w:p>
+      <w:pPr>
+        <w:jc w:val="left"/>
+        <w:rPr>
+          <w:rFonts w:ascii="Segoe UI" w:eastAsia="Times New Roman" w:hAnsi="Segoe UI" w:cs="Segoe UI"/>
+          <w:lang w:eastAsia="bg-BG"/>
+        </w:rPr>
+      </w:pPr>
+    </w:p>
+    <w:p>
+      <w:pPr>
+        <w:pStyle w:val="Heading1"/>
+        <w:rPr>
+          <w:rFonts w:eastAsia="Times New Roman"/>
+          <w:lang w:eastAsia="bg-BG"/>
+        </w:rPr>
+      </w:pPr>
+      <w:r>
+        <w:rPr>
+          <w:rFonts w:eastAsia="Times New Roman"/>
+          <w:lang w:eastAsia="bg-BG"/>
+        </w:rPr>
+        <w:t>Анализ на известни решения</w:t>
+      </w:r>
+    </w:p>
+    <w:p>
+      <w:pPr>
+        <w:jc w:val="left"/>
+        <w:rPr>
+          <w:rFonts w:ascii="Segoe UI" w:eastAsia="Times New Roman" w:hAnsi="Segoe UI" w:cs="Segoe UI"/>
+          <w:lang w:eastAsia="bg-BG"/>
+        </w:rPr>
+      </w:pPr>
+      <w:r>
+        <w:rPr>
+          <w:rFonts w:ascii="Segoe UI" w:eastAsia="Times New Roman" w:hAnsi="Segoe UI" w:cs="Segoe UI"/>
+          <w:lang w:eastAsia="bg-BG"/>
+        </w:rPr>
+        <w:t xml:space="preserve">В подробно проучване на известни SaaS решения е важно да се анализират конкретни приложения, които демонстрират успешни бизнес модели, иновации и практики в областта на софтуерните услуги. В този контекст ще разгледаме три популярни решения: Salesforce, Zoom и Slack. Целта е да се </w:t>
+      </w:r>
+      <w:r>
+        <w:rPr>
+          <w:rFonts w:ascii="Segoe UI" w:eastAsia="Times New Roman" w:hAnsi="Segoe UI" w:cs="Segoe UI"/>
+          <w:lang w:eastAsia="bg-BG"/>
+        </w:rPr>
+        <w:lastRenderedPageBreak/>
+        <w:t>изведат основни характеристики и уроци, които могат да бъдат полезни при разработването на нови SaaS приложения.</w:t>
+      </w:r>
+    </w:p>
+    <w:p>
+      <w:pPr>
+        <w:pStyle w:val="Heading2"/>
+        <w:numPr>
+          <w:ilvl w:val="0"/>
+          <w:numId w:val="0"/>
+        </w:numPr>
+        <w:ind w:left="142"/>
+        <w:rPr>
+          <w:rFonts w:eastAsia="Times New Roman"/>
+          <w:lang w:eastAsia="bg-BG"/>
+        </w:rPr>
+      </w:pPr>
+      <w:r>
+        <w:rPr>
+          <w:rFonts w:eastAsia="Times New Roman"/>
+          <w:lang w:eastAsia="bg-BG"/>
+        </w:rPr>
+        <w:t>1. Salesforce</w:t>
+      </w:r>
+    </w:p>
+    <w:p>
+      <w:pPr>
+        <w:jc w:val="left"/>
+        <w:rPr>
+          <w:rFonts w:ascii="Segoe UI" w:eastAsia="Times New Roman" w:hAnsi="Segoe UI" w:cs="Segoe UI"/>
+          <w:lang w:eastAsia="bg-BG"/>
+        </w:rPr>
+      </w:pPr>
+      <w:r>
+        <w:rPr>
+          <w:rFonts w:ascii="Segoe UI" w:eastAsia="Times New Roman" w:hAnsi="Segoe UI" w:cs="Segoe UI"/>
+          <w:b/>
+          <w:bCs/>
+          <w:lang w:eastAsia="bg-BG"/>
+        </w:rPr>
+        <w:t>Описание</w:t>
+      </w:r>
+      <w:r>
+        <w:rPr>
+          <w:rFonts w:ascii="Segoe UI" w:eastAsia="Times New Roman" w:hAnsi="Segoe UI" w:cs="Segoe UI"/>
+          <w:lang w:eastAsia="bg-BG"/>
+        </w:rPr>
+        <w:t>: Salesforce е един от водещите доставчици на облачни решения за управление на взаимоотношения с клиенти (CRM). Платформата предлага мощни инструменти за анализ на данни, автоматизация на продажбите и управление на маркетингови кампании.</w:t>
+      </w:r>
+    </w:p>
+    <w:p>
+      <w:pPr>
+        <w:jc w:val="left"/>
+        <w:rPr>
+          <w:rFonts w:ascii="Segoe UI" w:eastAsia="Times New Roman" w:hAnsi="Segoe UI" w:cs="Segoe UI"/>
+          <w:lang w:eastAsia="bg-BG"/>
+        </w:rPr>
+      </w:pPr>
+      <w:r>
+        <w:rPr>
+          <w:rFonts w:ascii="Segoe UI" w:eastAsia="Times New Roman" w:hAnsi="Segoe UI" w:cs="Segoe UI"/>
+          <w:b/>
+          <w:bCs/>
+          <w:lang w:eastAsia="bg-BG"/>
+        </w:rPr>
+        <w:t>Плюсове</w:t>
+      </w:r>
+      <w:r>
+        <w:rPr>
+          <w:rFonts w:ascii="Segoe UI" w:eastAsia="Times New Roman" w:hAnsi="Segoe UI" w:cs="Segoe UI"/>
+          <w:lang w:eastAsia="bg-BG"/>
+        </w:rPr>
+        <w:t>:</w:t>
+      </w:r>
+    </w:p>
+    <w:p>
+      <w:pPr>
+        <w:numPr>
+          <w:ilvl w:val="0"/>
+          <w:numId w:val="11"/>
+        </w:numPr>
+        <w:jc w:val="left"/>
+        <w:rPr>
+          <w:rFonts w:ascii="Segoe UI" w:eastAsia="Times New Roman" w:hAnsi="Segoe UI" w:cs="Segoe UI"/>
+          <w:lang w:eastAsia="bg-BG"/>
+        </w:rPr>
+      </w:pPr>
+      <w:r>
+        <w:rPr>
+          <w:rFonts w:ascii="Segoe UI" w:eastAsia="Times New Roman" w:hAnsi="Segoe UI" w:cs="Segoe UI"/>
+          <w:b/>
+          <w:bCs/>
+          <w:lang w:eastAsia="bg-BG"/>
+        </w:rPr>
+        <w:t>Персонализируемост</w:t>
+      </w:r>
+      <w:r>
+        <w:rPr>
+          <w:rFonts w:ascii="Segoe UI" w:eastAsia="Times New Roman" w:hAnsi="Segoe UI" w:cs="Segoe UI"/>
+          <w:lang w:eastAsia="bg-BG"/>
+        </w:rPr>
+        <w:t>: Salesforce позволява значителна степен на персонализация. Потребителите могат да създават свои собствени приложения, като използват инструментите на платформата, без да се налага да разполагат с дълбоки технически познания.</w:t>
+      </w:r>
+    </w:p>
+    <w:p>
+      <w:pPr>
+        <w:numPr>
+          <w:ilvl w:val="0"/>
+          <w:numId w:val="11"/>
+        </w:numPr>
+        <w:jc w:val="left"/>
+        <w:rPr>
+          <w:rFonts w:ascii="Segoe UI" w:eastAsia="Times New Roman" w:hAnsi="Segoe UI" w:cs="Segoe UI"/>
+          <w:lang w:eastAsia="bg-BG"/>
+        </w:rPr>
+      </w:pPr>
+      <w:r>
+        <w:rPr>
+          <w:rFonts w:ascii="Segoe UI" w:eastAsia="Times New Roman" w:hAnsi="Segoe UI" w:cs="Segoe UI"/>
+          <w:b/>
+          <w:bCs/>
+          <w:lang w:eastAsia="bg-BG"/>
+        </w:rPr>
+        <w:t>Обширна екосистема</w:t>
+      </w:r>
+      <w:r>
+        <w:rPr>
+          <w:rFonts w:ascii="Segoe UI" w:eastAsia="Times New Roman" w:hAnsi="Segoe UI" w:cs="Segoe UI"/>
+          <w:lang w:eastAsia="bg-BG"/>
+        </w:rPr>
+        <w:t>: Платформата предлага интеграция с множество приложения и услуги. AppExchange, маркетплейсът на Salesforce, предлага хиляди приложения, които могат лесно да се включват в основния продукт.</w:t>
+      </w:r>
+    </w:p>
+    <w:p>
+      <w:pPr>
+        <w:numPr>
+          <w:ilvl w:val="0"/>
+          <w:numId w:val="11"/>
+        </w:numPr>
+        <w:jc w:val="left"/>
+        <w:rPr>
+          <w:rFonts w:ascii="Segoe UI" w:eastAsia="Times New Roman" w:hAnsi="Segoe UI" w:cs="Segoe UI"/>
+          <w:lang w:eastAsia="bg-BG"/>
+        </w:rPr>
+      </w:pPr>
+      <w:r>
+        <w:rPr>
+          <w:rFonts w:ascii="Segoe UI" w:eastAsia="Times New Roman" w:hAnsi="Segoe UI" w:cs="Segoe UI"/>
+          <w:b/>
+          <w:bCs/>
+          <w:lang w:eastAsia="bg-BG"/>
+        </w:rPr>
+        <w:t>Напреднали аналитични инструменти</w:t>
+      </w:r>
+      <w:r>
+        <w:rPr>
+          <w:rFonts w:ascii="Segoe UI" w:eastAsia="Times New Roman" w:hAnsi="Segoe UI" w:cs="Segoe UI"/>
+          <w:lang w:eastAsia="bg-BG"/>
+        </w:rPr>
+        <w:t>: Salesforce предоставя мощни инструменти за анализ, които позволяват на организациите да оценят клиентските данни и да оптимизират стратегиите си.</w:t>
+      </w:r>
+    </w:p>
+    <w:p>
+      <w:pPr>
+        <w:jc w:val="left"/>
+        <w:rPr>
+          <w:rFonts w:ascii="Segoe UI" w:eastAsia="Times New Roman" w:hAnsi="Segoe UI" w:cs="Segoe UI"/>
+          <w:lang w:eastAsia="bg-BG"/>
+        </w:rPr>
+      </w:pPr>
+      <w:r>
+        <w:rPr>
+          <w:rFonts w:ascii="Segoe UI" w:eastAsia="Times New Roman" w:hAnsi="Segoe UI" w:cs="Segoe UI"/>
+          <w:b/>
+          <w:bCs/>
+          <w:lang w:eastAsia="bg-BG"/>
+        </w:rPr>
+        <w:t>Недостатъци</w:t>
+      </w:r>
+      <w:r>
+        <w:rPr>
+          <w:rFonts w:ascii="Segoe UI" w:eastAsia="Times New Roman" w:hAnsi="Segoe UI" w:cs="Segoe UI"/>
+          <w:lang w:eastAsia="bg-BG"/>
+        </w:rPr>
+        <w:t>:</w:t>
+      </w:r>
+    </w:p>
+    <w:p>
+      <w:pPr>
+        <w:numPr>
+          <w:ilvl w:val="0"/>
+          <w:numId w:val="12"/>
+        </w:numPr>
+        <w:jc w:val="left"/>
+        <w:rPr>
+          <w:rFonts w:ascii="Segoe UI" w:eastAsia="Times New Roman" w:hAnsi="Segoe UI" w:cs="Segoe UI"/>
+          <w:lang w:eastAsia="bg-BG"/>
+        </w:rPr>
+      </w:pPr>
+      <w:r>
+        <w:rPr>
+          <w:rFonts w:ascii="Segoe UI" w:eastAsia="Times New Roman" w:hAnsi="Segoe UI" w:cs="Segoe UI"/>
+          <w:b/>
+          <w:bCs/>
+          <w:lang w:eastAsia="bg-BG"/>
+        </w:rPr>
+        <w:t>Висока цена</w:t>
+      </w:r>
+      <w:r>
+        <w:rPr>
+          <w:rFonts w:ascii="Segoe UI" w:eastAsia="Times New Roman" w:hAnsi="Segoe UI" w:cs="Segoe UI"/>
+          <w:lang w:eastAsia="bg-BG"/>
+        </w:rPr>
+        <w:t>: За малки бизнеси, ценовата структура на Salesforce може да се окаже съществена бариера. Платформата предлага множество нива на абонамент, които могат да бъдат скъпи, особено при добавяне на функционалности.</w:t>
+      </w:r>
+    </w:p>
+    <w:p>
+      <w:pPr>
+        <w:numPr>
+          <w:ilvl w:val="0"/>
+          <w:numId w:val="12"/>
+        </w:numPr>
+        <w:jc w:val="left"/>
+        <w:rPr>
+          <w:rFonts w:ascii="Segoe UI" w:eastAsia="Times New Roman" w:hAnsi="Segoe UI" w:cs="Segoe UI"/>
+          <w:lang w:eastAsia="bg-BG"/>
+        </w:rPr>
+      </w:pPr>
+      <w:r>
+        <w:rPr>
+          <w:rFonts w:ascii="Segoe UI" w:eastAsia="Times New Roman" w:hAnsi="Segoe UI" w:cs="Segoe UI"/>
+          <w:b/>
+          <w:bCs/>
+          <w:lang w:eastAsia="bg-BG"/>
+        </w:rPr>
+        <w:lastRenderedPageBreak/>
+        <w:t>Сложност при внедряване</w:t>
+      </w:r>
+      <w:r>
+        <w:rPr>
+          <w:rFonts w:ascii="Segoe UI" w:eastAsia="Times New Roman" w:hAnsi="Segoe UI" w:cs="Segoe UI"/>
+          <w:lang w:eastAsia="bg-BG"/>
+        </w:rPr>
+        <w:t>: За нови потребители, внедряването на Salesforce може да изглежда сложно. Необходимостта от обучение на служителите и настройка на платформата може да изисква значително време и ресурси.</w:t>
+      </w:r>
+    </w:p>
+    <w:p>
+      <w:pPr>
+        <w:pStyle w:val="Heading2"/>
+        <w:numPr>
+          <w:ilvl w:val="0"/>
+          <w:numId w:val="0"/>
+        </w:numPr>
+        <w:ind w:left="142"/>
+        <w:rPr>
+          <w:rFonts w:eastAsia="Times New Roman"/>
+          <w:lang w:eastAsia="bg-BG"/>
+        </w:rPr>
+      </w:pPr>
+      <w:r>
+        <w:rPr>
+          <w:rFonts w:eastAsia="Times New Roman"/>
+          <w:lang w:eastAsia="bg-BG"/>
+        </w:rPr>
+        <w:t>2. Zoom</w:t>
+      </w:r>
+    </w:p>
+    <w:p>
+      <w:pPr>
+        <w:jc w:val="left"/>
+        <w:rPr>
+          <w:rFonts w:ascii="Segoe UI" w:eastAsia="Times New Roman" w:hAnsi="Segoe UI" w:cs="Segoe UI"/>
+          <w:lang w:eastAsia="bg-BG"/>
+        </w:rPr>
+      </w:pPr>
+      <w:r>
+        <w:rPr>
+          <w:rFonts w:ascii="Segoe UI" w:eastAsia="Times New Roman" w:hAnsi="Segoe UI" w:cs="Segoe UI"/>
+          <w:b/>
+          <w:bCs/>
+          <w:lang w:eastAsia="bg-BG"/>
+        </w:rPr>
+        <w:t>Описание</w:t>
+      </w:r>
+      <w:r>
+        <w:rPr>
+          <w:rFonts w:ascii="Segoe UI" w:eastAsia="Times New Roman" w:hAnsi="Segoe UI" w:cs="Segoe UI"/>
+          <w:lang w:eastAsia="bg-BG"/>
+        </w:rPr>
+        <w:t>: Zoom е платформа за видеоконференции, която стана особено популярна по време на пандемията от COVID-19. Тя предлага видео срещи, уебинари и интеграция с различни инструменти за продуктивност и управление на проекти.</w:t>
+      </w:r>
+    </w:p>
+    <w:p>
+      <w:pPr>
+        <w:jc w:val="left"/>
+        <w:rPr>
+          <w:rFonts w:ascii="Segoe UI" w:eastAsia="Times New Roman" w:hAnsi="Segoe UI" w:cs="Segoe UI"/>
+          <w:lang w:eastAsia="bg-BG"/>
+        </w:rPr>
+      </w:pPr>
+      <w:r>
+        <w:rPr>
+          <w:rFonts w:ascii="Segoe UI" w:eastAsia="Times New Roman" w:hAnsi="Segoe UI" w:cs="Segoe UI"/>
+          <w:b/>
+          <w:bCs/>
+          <w:lang w:eastAsia="bg-BG"/>
+        </w:rPr>
+        <w:t>Плюсове</w:t>
+      </w:r>
+      <w:r>
+        <w:rPr>
+          <w:rFonts w:ascii="Segoe UI" w:eastAsia="Times New Roman" w:hAnsi="Segoe UI" w:cs="Segoe UI"/>
+          <w:lang w:eastAsia="bg-BG"/>
+        </w:rPr>
+        <w:t>:</w:t>
+      </w:r>
+    </w:p>
+    <w:p>
+      <w:pPr>
+        <w:numPr>
+          <w:ilvl w:val="0"/>
+          <w:numId w:val="13"/>
+        </w:numPr>
+        <w:jc w:val="left"/>
+        <w:rPr>
+          <w:rFonts w:ascii="Segoe UI" w:eastAsia="Times New Roman" w:hAnsi="Segoe UI" w:cs="Segoe UI"/>
+          <w:lang w:eastAsia="bg-BG"/>
+        </w:rPr>
+      </w:pPr>
+      <w:r>
+        <w:rPr>
+          <w:rFonts w:ascii="Segoe UI" w:eastAsia="Times New Roman" w:hAnsi="Segoe UI" w:cs="Segoe UI"/>
+          <w:b/>
+          <w:bCs/>
+          <w:lang w:eastAsia="bg-BG"/>
+        </w:rPr>
+        <w:t>Лесен дизайн</w:t>
+      </w:r>
+      <w:r>
+        <w:rPr>
+          <w:rFonts w:ascii="Segoe UI" w:eastAsia="Times New Roman" w:hAnsi="Segoe UI" w:cs="Segoe UI"/>
+          <w:lang w:eastAsia="bg-BG"/>
+        </w:rPr>
+        <w:t>: Zoom е проектиран да бъде интуитивен и лесен за употреба. Потребителите могат бързо да стартират срещи и да се свързват с други потребители без сложна настройка.</w:t>
+      </w:r>
+    </w:p>
+    <w:p>
+      <w:pPr>
+        <w:numPr>
+          <w:ilvl w:val="0"/>
+          <w:numId w:val="13"/>
+        </w:numPr>
+        <w:jc w:val="left"/>
+        <w:rPr>
+          <w:rFonts w:ascii="Segoe UI" w:eastAsia="Times New Roman" w:hAnsi="Segoe UI" w:cs="Segoe UI"/>
+          <w:lang w:eastAsia="bg-BG"/>
+        </w:rPr>
+      </w:pPr>
+      <w:r>
+        <w:rPr>
+          <w:rFonts w:ascii="Segoe UI" w:eastAsia="Times New Roman" w:hAnsi="Segoe UI" w:cs="Segoe UI"/>
+          <w:b/>
+          <w:bCs/>
+          <w:lang w:eastAsia="bg-BG"/>
+        </w:rPr>
+        <w:t>Гъвкави цени</w:t>
+      </w:r>
+      <w:r>
+        <w:rPr>
+          <w:rFonts w:ascii="Segoe UI" w:eastAsia="Times New Roman" w:hAnsi="Segoe UI" w:cs="Segoe UI"/>
+          <w:lang w:eastAsia="bg-BG"/>
+        </w:rPr>
+        <w:t>: Zoom предлага разнообразие от планове, включително безплатен план с основни функции, което го прави достъпен за индивидуални потребители и малки бизнеси.</w:t>
+      </w:r>
+    </w:p>
+    <w:p>
+      <w:pPr>
+        <w:numPr>
+          <w:ilvl w:val="0"/>
+          <w:numId w:val="13"/>
+        </w:numPr>
+        <w:jc w:val="left"/>
+        <w:rPr>
+          <w:rFonts w:ascii="Segoe UI" w:eastAsia="Times New Roman" w:hAnsi="Segoe UI" w:cs="Segoe UI"/>
+          <w:lang w:eastAsia="bg-BG"/>
+        </w:rPr>
+      </w:pPr>
+      <w:r>
+        <w:rPr>
+          <w:rFonts w:ascii="Segoe UI" w:eastAsia="Times New Roman" w:hAnsi="Segoe UI" w:cs="Segoe UI"/>
+          <w:b/>
+          <w:bCs/>
+          <w:lang w:eastAsia="bg-BG"/>
+        </w:rPr>
+        <w:t>Поддръжка за голям брой участници</w:t>
+      </w:r>
+      <w:r>
+        <w:rPr>
+          <w:rFonts w:ascii="Segoe UI" w:eastAsia="Times New Roman" w:hAnsi="Segoe UI" w:cs="Segoe UI"/>
+          <w:lang w:eastAsia="bg-BG"/>
+        </w:rPr>
+        <w:t>: Zoom може да поддържа хиляди участници в единствена среща, което е привлекателно за организации и събития от голям мащаб.</w:t>
+      </w:r>
+    </w:p>
+    <w:p>
+      <w:pPr>
+        <w:jc w:val="left"/>
+        <w:rPr>
+          <w:rFonts w:ascii="Segoe UI" w:eastAsia="Times New Roman" w:hAnsi="Segoe UI" w:cs="Segoe UI"/>
+          <w:lang w:eastAsia="bg-BG"/>
+        </w:rPr>
+      </w:pPr>
+      <w:r>
+        <w:rPr>
+          <w:rFonts w:ascii="Segoe UI" w:eastAsia="Times New Roman" w:hAnsi="Segoe UI" w:cs="Segoe UI"/>
+          <w:b/>
+          <w:bCs/>
+          <w:lang w:eastAsia="bg-BG"/>
+        </w:rPr>
+        <w:t>Недостатъци</w:t>
+      </w:r>
+      <w:r>
+        <w:rPr>
+          <w:rFonts w:ascii="Segoe UI" w:eastAsia="Times New Roman" w:hAnsi="Segoe UI" w:cs="Segoe UI"/>
+          <w:lang w:eastAsia="bg-BG"/>
+        </w:rPr>
+        <w:t>:</w:t>
+      </w:r>
+    </w:p>
+    <w:p>
+      <w:pPr>
+        <w:numPr>
+          <w:ilvl w:val="0"/>
+          <w:numId w:val="14"/>
+        </w:numPr>
+        <w:jc w:val="left"/>
+        <w:rPr>
+          <w:rFonts w:ascii="Segoe UI" w:eastAsia="Times New Roman" w:hAnsi="Segoe UI" w:cs="Segoe UI"/>
+          <w:lang w:eastAsia="bg-BG"/>
+        </w:rPr>
+      </w:pPr>
+      <w:r>
+        <w:rPr>
+          <w:rFonts w:ascii="Segoe UI" w:eastAsia="Times New Roman" w:hAnsi="Segoe UI" w:cs="Segoe UI"/>
+          <w:b/>
+          <w:bCs/>
+          <w:lang w:eastAsia="bg-BG"/>
+        </w:rPr>
+        <w:t>Проблеми с безопасността и конфиденциалността</w:t>
+      </w:r>
+      <w:r>
+        <w:rPr>
+          <w:rFonts w:ascii="Segoe UI" w:eastAsia="Times New Roman" w:hAnsi="Segoe UI" w:cs="Segoe UI"/>
+          <w:lang w:eastAsia="bg-BG"/>
+        </w:rPr>
+        <w:t>: В течение на пандемията Zoom стана обект на критики за недостатъчната сигурност. Проблеми като "Zoombомбинг" – неоторизирани лица, които се включват в сесии, предизвикаха притеснения относно сигурността и конфиденциалността на разговорите.</w:t>
+      </w:r>
+    </w:p>
+    <w:p>
+      <w:pPr>
+        <w:numPr>
+          <w:ilvl w:val="0"/>
+          <w:numId w:val="14"/>
+        </w:numPr>
+        <w:jc w:val="left"/>
+        <w:rPr>
+          <w:rFonts w:ascii="Segoe UI" w:eastAsia="Times New Roman" w:hAnsi="Segoe UI" w:cs="Segoe UI"/>
+          <w:lang w:eastAsia="bg-BG"/>
+        </w:rPr>
+      </w:pPr>
+      <w:r>
+        <w:rPr>
+          <w:rFonts w:ascii="Segoe UI" w:eastAsia="Times New Roman" w:hAnsi="Segoe UI" w:cs="Segoe UI"/>
+          <w:b/>
+          <w:bCs/>
+          <w:lang w:eastAsia="bg-BG"/>
+        </w:rPr>
+        <w:lastRenderedPageBreak/>
+        <w:t>Технически проблеми</w:t>
+      </w:r>
+      <w:r>
+        <w:rPr>
+          <w:rFonts w:ascii="Segoe UI" w:eastAsia="Times New Roman" w:hAnsi="Segoe UI" w:cs="Segoe UI"/>
+          <w:lang w:eastAsia="bg-BG"/>
+        </w:rPr>
+        <w:t>: Потребителите понякога съобщават за проблеми с качеството на връзката и звука, особено при голям брой участници.</w:t>
+      </w:r>
+    </w:p>
+    <w:p>
+      <w:pPr>
+        <w:pStyle w:val="Heading2"/>
+        <w:numPr>
+          <w:ilvl w:val="0"/>
+          <w:numId w:val="0"/>
+        </w:numPr>
+        <w:ind w:left="142"/>
+        <w:rPr>
+          <w:rFonts w:eastAsia="Times New Roman"/>
+          <w:lang w:eastAsia="bg-BG"/>
+        </w:rPr>
+      </w:pPr>
+      <w:r>
+        <w:rPr>
+          <w:rFonts w:eastAsia="Times New Roman"/>
+          <w:lang w:eastAsia="bg-BG"/>
+        </w:rPr>
+        <w:t>3. Slack</w:t>
+      </w:r>
+    </w:p>
+    <w:p>
+      <w:pPr>
+        <w:jc w:val="left"/>
+        <w:rPr>
+          <w:rFonts w:ascii="Segoe UI" w:eastAsia="Times New Roman" w:hAnsi="Segoe UI" w:cs="Segoe UI"/>
+          <w:lang w:eastAsia="bg-BG"/>
+        </w:rPr>
+      </w:pPr>
+      <w:r>
+        <w:rPr>
+          <w:rFonts w:ascii="Segoe UI" w:eastAsia="Times New Roman" w:hAnsi="Segoe UI" w:cs="Segoe UI"/>
+          <w:b/>
+          <w:bCs/>
+          <w:lang w:eastAsia="bg-BG"/>
+        </w:rPr>
+        <w:t>Описание</w:t>
+      </w:r>
+      <w:r>
+        <w:rPr>
+          <w:rFonts w:ascii="Segoe UI" w:eastAsia="Times New Roman" w:hAnsi="Segoe UI" w:cs="Segoe UI"/>
+          <w:lang w:eastAsia="bg-BG"/>
+        </w:rPr>
+        <w:t>: Slack е платформа за управление на екипна комуникация и колаборация, която предлага чат, споделяне на файлове и интеграция с различни приложения.</w:t>
+      </w:r>
+    </w:p>
+    <w:p>
+      <w:pPr>
+        <w:jc w:val="left"/>
+        <w:rPr>
+          <w:rFonts w:ascii="Segoe UI" w:eastAsia="Times New Roman" w:hAnsi="Segoe UI" w:cs="Segoe UI"/>
+          <w:lang w:eastAsia="bg-BG"/>
+        </w:rPr>
+      </w:pPr>
+      <w:r>
+        <w:rPr>
+          <w:rFonts w:ascii="Segoe UI" w:eastAsia="Times New Roman" w:hAnsi="Segoe UI" w:cs="Segoe UI"/>
+          <w:b/>
+          <w:bCs/>
+          <w:lang w:eastAsia="bg-BG"/>
+        </w:rPr>
+        <w:t>Плюсове</w:t>
+      </w:r>
+      <w:r>
+        <w:rPr>
+          <w:rFonts w:ascii="Segoe UI" w:eastAsia="Times New Roman" w:hAnsi="Segoe UI" w:cs="Segoe UI"/>
+          <w:lang w:eastAsia="bg-BG"/>
+        </w:rPr>
+        <w:t>:</w:t>
+      </w:r>
+    </w:p>
+    <w:p>
+      <w:pPr>
+        <w:numPr>
+          <w:ilvl w:val="0"/>
+          <w:numId w:val="15"/>
+        </w:numPr>
+        <w:jc w:val="left"/>
+        <w:rPr>
+          <w:rFonts w:ascii="Segoe UI" w:eastAsia="Times New Roman" w:hAnsi="Segoe UI" w:cs="Segoe UI"/>
+          <w:lang w:eastAsia="bg-BG"/>
+        </w:rPr>
+      </w:pPr>
+      <w:r>
+        <w:rPr>
+          <w:rFonts w:ascii="Segoe UI" w:eastAsia="Times New Roman" w:hAnsi="Segoe UI" w:cs="Segoe UI"/>
+          <w:b/>
+          <w:bCs/>
+          <w:lang w:eastAsia="bg-BG"/>
+        </w:rPr>
+        <w:t>Интеграции</w:t>
+      </w:r>
+      <w:r>
+        <w:rPr>
+          <w:rFonts w:ascii="Segoe UI" w:eastAsia="Times New Roman" w:hAnsi="Segoe UI" w:cs="Segoe UI"/>
+          <w:lang w:eastAsia="bg-BG"/>
+        </w:rPr>
+        <w:t>: Slack предлага възможността за интеграция с над 2000 приложения, включително Google Drive, Trello и Jira,</w:t>
+      </w:r>
+    </w:p>
+    <w:p>
+      <w:pPr>
+        <w:jc w:val="left"/>
+        <w:rPr>
+          <w:rFonts w:ascii="Segoe UI" w:eastAsia="Times New Roman" w:hAnsi="Segoe UI" w:cs="Segoe UI"/>
+          <w:lang w:eastAsia="bg-BG"/>
+        </w:rPr>
+      </w:pPr>
+    </w:p>
+    <w:p>
+      <w:pPr>
+        <w:jc w:val="left"/>
+        <w:rPr>
+          <w:rFonts w:ascii="Segoe UI" w:eastAsia="Times New Roman" w:hAnsi="Segoe UI" w:cs="Segoe UI"/>
+          <w:lang w:eastAsia="bg-BG"/>
+        </w:rPr>
+      </w:pPr>
+    </w:p>
+    <w:p>
+      <w:pPr>
+        <w:pStyle w:val="Heading1"/>
+      </w:pPr>
+      <w:r>
+        <w:t>Цел и задачи на дипломния проект</w:t>
+      </w:r>
+    </w:p>
+    <w:p>
+      <w:pPr>
+        <w:pStyle w:val="Heading2"/>
+        <w:numPr>
+          <w:ilvl w:val="0"/>
+          <w:numId w:val="0"/>
+        </w:numPr>
+        <w:rPr>
+          <w:sz w:val="24"/>
+          <w:szCs w:val="24"/>
+        </w:rPr>
+      </w:pPr>
+      <w:r>
+        <w:t>Цел на проекта</w:t>
+      </w:r>
+    </w:p>
+    <w:p>
+      <w:r>
+        <w:t>Целта на дипломния проект е да се разработи функционално SaaS приложение за управление на резервации, което да отговори на нуждите на потребителите в сектора на услугите, като хотели, коуъркинг пространства и организатори на събития. Проектът има за задача да интегрира иновации и добри практики в софтуерната разработка, като използва уеб технологии и архитектура отговаряща на съвременните изисквания за производителност и сигурност. Чрез реализацията на приложението, проектът ще демонструва знанието и опита на студента в разработването на мащабируеми и надеждни решения, като същевременно предлага практическа стойност на крайните потребители.</w:t>
+      </w:r>
+    </w:p>
+    <w:p>
+      <w:pPr>
+        <w:pStyle w:val="Heading2"/>
+        <w:numPr>
+          <w:ilvl w:val="0"/>
+          <w:numId w:val="0"/>
+        </w:numPr>
+        <w:rPr>
+          <w:rFonts w:cs="Times New Roman"/>
+        </w:rPr>
+      </w:pPr>
+      <w:r>
+        <w:lastRenderedPageBreak/>
+        <w:t>Задачи на проекта</w:t>
+      </w:r>
+    </w:p>
+    <w:p>
+      <w:r>
+        <w:t>За постигането на зададената цел проектът ще се състои от следните основни задачи:</w:t>
+      </w:r>
+    </w:p>
+    <w:p>
+      <w:r>
+        <w:rPr>
+          <w:rStyle w:val="Heading2Char"/>
+        </w:rPr>
+        <w:t>Изследване на основите на SaaS архитектурата</w:t>
+      </w:r>
+      <w:r>
+        <w:t>:</w:t>
+      </w:r>
+    </w:p>
+    <w:p>
+      <w:r>
+        <w:t xml:space="preserve"> Анализ на архитектурните принципи и модели на SaaS приложенията, с акцент на предимства и недостатъци, които те предлагат.</w:t>
+      </w:r>
+    </w:p>
+    <w:p>
+      <w:r>
+        <w:rPr>
+          <w:rStyle w:val="Heading2Char"/>
+        </w:rPr>
+        <w:t>Формулиране на спецификации</w:t>
+      </w:r>
+      <w:r>
+        <w:t>:</w:t>
+      </w:r>
+    </w:p>
+    <w:p>
+      <w:r>
+        <w:t xml:space="preserve"> Определяне на основната функционалност и изисквания на приложението за управление на резервации, основани на проучване на потребителските нужди и анализ на конкурентни решения.</w:t>
+      </w:r>
+    </w:p>
+    <w:p>
+      <w:pPr>
+        <w:rPr>
+          <w:rStyle w:val="Heading2Char"/>
+        </w:rPr>
+      </w:pPr>
+      <w:r>
+        <w:rPr>
+          <w:rStyle w:val="Heading2Char"/>
+        </w:rPr>
+        <w:t>Избор на технологии</w:t>
+      </w:r>
+    </w:p>
+    <w:p>
+      <w:r>
+        <w:t>: Идентификация на подходящи технологии и инструменти за разработка, включително програмни езици, фреймуъркове и бази данни, които да гарантират висококачествено приложение.</w:t>
+      </w:r>
+    </w:p>
+    <w:p>
+      <w:pPr>
+        <w:rPr>
+          <w:rStyle w:val="Heading2Char"/>
+        </w:rPr>
+      </w:pPr>
+      <w:r>
+        <w:rPr>
+          <w:rStyle w:val="Heading2Char"/>
+        </w:rPr>
+        <w:t>Разработка на приложението</w:t>
+      </w:r>
+    </w:p>
+    <w:p>
+      <w:r>
+        <w:t>: Реализиране на проектната идея чрез разработването на приложението, което включва и бекенд, и фронтенд компоненти, със специално внимание към потребителския интерфейс и използваемостта.</w:t>
+      </w:r>
+    </w:p>
+    <w:p>
+      <w:pPr>
+        <w:rPr>
+          <w:rStyle w:val="Heading2Char"/>
+        </w:rPr>
+      </w:pPr>
+      <w:r>
+        <w:rPr>
+          <w:rStyle w:val="Heading2Char"/>
+        </w:rPr>
+        <w:t>Тестиране и оптимизация</w:t>
+      </w:r>
+    </w:p>
+    <w:p>
+      <w:r>
+        <w:t>: Провеждане на тестове за функционалност, производителност и сигурност, с цел идентифициране и коригиране на проблеми преди финалното разгръщане на приложението.</w:t>
+      </w:r>
+    </w:p>
+    <w:p>
+      <w:pPr>
+        <w:rPr>
+          <w:rStyle w:val="Heading2Char"/>
+        </w:rPr>
+      </w:pPr>
+      <w:r>
+        <w:rPr>
+          <w:rStyle w:val="Heading2Char"/>
+        </w:rPr>
+        <w:t>Документиране на проекта</w:t>
+      </w:r>
+    </w:p>
+    <w:p>
+      <w:bookmarkStart w:id="1" w:name="_GoBack"/>
+      <w:bookmarkEnd w:id="1"/>
+      <w:r>
+        <w:lastRenderedPageBreak/>
+        <w:t>: Създаване на подробна документация, описваща процеса на разработка, архитектурните решения и предлагани функционалности, която да служи за ръководство за потребители и разработчици.</w:t>
+      </w:r>
+    </w:p>
+    <w:p>
+      <w:r>
+        <w:t>С изпълнението на тези задачи, проектът ще предостави практическо приложение, което не само ще демонстрира технически умения, но и ще предложи реална стойност за бизнеса и клиентите.</w:t>
+      </w:r>
+    </w:p>
+    <w:p>
+      <w:pPr>
+        <w:ind w:firstLine="0"/>
+        <w:jc w:val="left"/>
+        <w:rPr>
+          <w:rFonts w:ascii="Segoe UI" w:eastAsia="Times New Roman" w:hAnsi="Segoe UI" w:cs="Segoe UI"/>
+          <w:lang w:eastAsia="bg-BG"/>
+        </w:rPr>
+      </w:pPr>
+    </w:p>
+    <w:p>
+      <w:pPr>
+        <w:jc w:val="left"/>
+        <w:rPr>
+          <w:rFonts w:ascii="Segoe UI" w:eastAsia="Times New Roman" w:hAnsi="Segoe UI" w:cs="Segoe UI"/>
+          <w:lang w:eastAsia="bg-BG"/>
+        </w:rPr>
+      </w:pPr>
+    </w:p>
+    <w:p>
+      <w:pPr>
+        <w:jc w:val="left"/>
+        <w:rPr>
+          <w:rFonts w:ascii="Segoe UI" w:eastAsia="Times New Roman" w:hAnsi="Segoe UI" w:cs="Segoe UI"/>
+          <w:lang w:eastAsia="bg-BG"/>
+        </w:rPr>
+      </w:pPr>
+    </w:p>
+    <w:p>
+      <w:pPr>
+        <w:jc w:val="left"/>
+        <w:rPr>
+          <w:rFonts w:ascii="Segoe UI" w:eastAsia="Times New Roman" w:hAnsi="Segoe UI" w:cs="Segoe UI"/>
+          <w:lang w:eastAsia="bg-BG"/>
+        </w:rPr>
+      </w:pPr>
     </w:p>
     <w:p/>
     <w:p/>
@@ -1053,7 +3735,7 @@
         <w:pStyle w:val="ListParagraph"/>
         <w:numPr>
           <w:ilvl w:val="0"/>
-          <w:numId w:val="35"/>
+          <w:numId w:val="2"/>
         </w:numPr>
         <w:spacing w:after="160"/>
       </w:pPr>
@@ -1079,7 +3761,7 @@
         <w:pStyle w:val="ListParagraph"/>
         <w:numPr>
           <w:ilvl w:val="0"/>
-          <w:numId w:val="35"/>
+          <w:numId w:val="2"/>
         </w:numPr>
         <w:spacing w:after="160"/>
       </w:pPr>
@@ -1098,7 +3780,7 @@
         <w:pStyle w:val="ListParagraph"/>
         <w:numPr>
           <w:ilvl w:val="0"/>
-          <w:numId w:val="35"/>
+          <w:numId w:val="2"/>
         </w:numPr>
         <w:spacing w:after="160"/>
       </w:pPr>
@@ -1124,7 +3806,7 @@
         <w:pStyle w:val="ListParagraph"/>
         <w:numPr>
           <w:ilvl w:val="0"/>
-          <w:numId w:val="35"/>
+          <w:numId w:val="2"/>
         </w:numPr>
         <w:spacing w:after="160"/>
       </w:pPr>
@@ -1148,7 +3830,7 @@
         <w:pStyle w:val="NormalWeb"/>
         <w:numPr>
           <w:ilvl w:val="0"/>
-          <w:numId w:val="35"/>
+          <w:numId w:val="2"/>
         </w:numPr>
         <w:spacing w:beforeAutospacing="0" w:afterAutospacing="0"/>
       </w:pPr>
@@ -1161,7 +3843,7 @@
         <w:pStyle w:val="NormalWeb"/>
         <w:numPr>
           <w:ilvl w:val="0"/>
-          <w:numId w:val="35"/>
+          <w:numId w:val="2"/>
         </w:numPr>
         <w:spacing w:beforeAutospacing="0" w:afterAutospacing="0"/>
       </w:pPr>
@@ -1174,7 +3856,7 @@
         <w:pStyle w:val="NormalWeb"/>
         <w:numPr>
           <w:ilvl w:val="0"/>
-          <w:numId w:val="35"/>
+          <w:numId w:val="2"/>
         </w:numPr>
         <w:spacing w:beforeAutospacing="0" w:afterAutospacing="0"/>
       </w:pPr>
@@ -1187,7 +3869,7 @@
         <w:pStyle w:val="NormalWeb"/>
         <w:numPr>
           <w:ilvl w:val="0"/>
-          <w:numId w:val="35"/>
+          <w:numId w:val="2"/>
         </w:numPr>
         <w:spacing w:beforeAutospacing="0" w:afterAutospacing="0"/>
       </w:pPr>
@@ -1200,7 +3882,7 @@
         <w:pStyle w:val="NormalWeb"/>
         <w:numPr>
           <w:ilvl w:val="0"/>
-          <w:numId w:val="35"/>
+          <w:numId w:val="2"/>
         </w:numPr>
         <w:spacing w:beforeAutospacing="0" w:afterAutospacing="0"/>
       </w:pPr>
@@ -1213,7 +3895,7 @@
         <w:pStyle w:val="NormalWeb"/>
         <w:numPr>
           <w:ilvl w:val="0"/>
-          <w:numId w:val="35"/>
+          <w:numId w:val="2"/>
         </w:numPr>
         <w:spacing w:beforeAutospacing="0" w:afterAutospacing="0"/>
       </w:pPr>
@@ -1226,7 +3908,7 @@
         <w:pStyle w:val="NormalWeb"/>
         <w:numPr>
           <w:ilvl w:val="0"/>
-          <w:numId w:val="35"/>
+          <w:numId w:val="2"/>
         </w:numPr>
         <w:spacing w:beforeAutospacing="0" w:afterAutospacing="0"/>
       </w:pPr>
@@ -1239,7 +3921,7 @@
         <w:pStyle w:val="NormalWeb"/>
         <w:numPr>
           <w:ilvl w:val="0"/>
-          <w:numId w:val="35"/>
+          <w:numId w:val="2"/>
         </w:numPr>
         <w:spacing w:beforeAutospacing="0" w:afterAutospacing="0"/>
       </w:pPr>
@@ -1252,7 +3934,7 @@
         <w:pStyle w:val="NormalWeb"/>
         <w:numPr>
           <w:ilvl w:val="0"/>
-          <w:numId w:val="35"/>
+          <w:numId w:val="2"/>
         </w:numPr>
         <w:spacing w:beforeAutospacing="0" w:afterAutospacing="0"/>
       </w:pPr>
@@ -1265,7 +3947,7 @@
         <w:pStyle w:val="NormalWeb"/>
         <w:numPr>
           <w:ilvl w:val="0"/>
-          <w:numId w:val="35"/>
+          <w:numId w:val="2"/>
         </w:numPr>
         <w:spacing w:beforeAutospacing="0" w:afterAutospacing="0"/>
       </w:pPr>
@@ -1342,7 +4024,7 @@
           <w:rPr>
             <w:noProof/>
           </w:rPr>
-          <w:t>6</w:t>
+          <w:t>19</w:t>
         </w:r>
         <w:r>
           <w:rPr>
@@ -1383,912 +4065,158 @@
 <file path=word/numbering.xml><?xml version="1.0" encoding="utf-8"?>
 <w:numbering xmlns:wpc="http://schemas.microsoft.com/office/word/2010/wordprocessingCanvas" xmlns:mc="http://schemas.openxmlformats.org/markup-compatibility/2006" xmlns:o="urn:schemas-microsoft-com:office:office" xmlns:r="http://schemas.openxmlformats.org/officeDocument/2006/relationships" xmlns:m="http://schemas.openxmlformats.org/officeDocument/2006/math" xmlns:v="urn:schemas-microsoft-com:vml" xmlns:wp14="http://schemas.microsoft.com/office/word/2010/wordprocessingDrawing" xmlns:wp="http://schemas.openxmlformats.org/drawingml/2006/wordprocessingDrawing" xmlns:w10="urn:schemas-microsoft-com:office:word" xmlns:w="http://schemas.openxmlformats.org/wordprocessingml/2006/main" xmlns:w14="http://schemas.microsoft.com/office/word/2010/wordml" xmlns:wpg="http://schemas.microsoft.com/office/word/2010/wordprocessingGroup" xmlns:wpi="http://schemas.microsoft.com/office/word/2010/wordprocessingInk" xmlns:wne="http://schemas.microsoft.com/office/word/2006/wordml" xmlns:wps="http://schemas.microsoft.com/office/word/2010/wordprocessingShape" mc:Ignorable="w14 wp14">
   <w:abstractNum w:abstractNumId="0">
-    <w:nsid w:val="009F7CE1"/>
-    <w:multiLevelType w:val="hybridMultilevel"/>
-    <w:tmpl w:val="783621DA"/>
-    <w:lvl w:ilvl="0" w:tplc="04020001">
+    <w:nsid w:val="00C22F9F"/>
+    <w:multiLevelType w:val="multilevel"/>
+    <w:tmpl w:val="28D4B466"/>
+    <w:lvl w:ilvl="0">
       <w:start w:val="1"/>
       <w:numFmt w:val="bullet"/>
       <w:lvlText w:val=""/>
       <w:lvlJc w:val="left"/>
       <w:pPr>
-        <w:ind w:left="780" w:hanging="360"/>
+        <w:tabs>
+          <w:tab w:val="num" w:pos="720"/>
+        </w:tabs>
+        <w:ind w:left="720" w:hanging="360"/>
       </w:pPr>
       <w:rPr>
         <w:rFonts w:ascii="Symbol" w:hAnsi="Symbol" w:hint="default"/>
-      </w:rPr>
-    </w:lvl>
-    <w:lvl w:ilvl="1" w:tplc="04020003" w:tentative="1">
+        <w:sz w:val="20"/>
+      </w:rPr>
+    </w:lvl>
+    <w:lvl w:ilvl="1" w:tentative="1">
       <w:start w:val="1"/>
       <w:numFmt w:val="bullet"/>
       <w:lvlText w:val="o"/>
       <w:lvlJc w:val="left"/>
       <w:pPr>
-        <w:ind w:left="1500" w:hanging="360"/>
-      </w:pPr>
-      <w:rPr>
-        <w:rFonts w:ascii="Courier New" w:hAnsi="Courier New" w:cs="Courier New" w:hint="default"/>
-      </w:rPr>
-    </w:lvl>
-    <w:lvl w:ilvl="2" w:tplc="04020005" w:tentative="1">
+        <w:tabs>
+          <w:tab w:val="num" w:pos="1440"/>
+        </w:tabs>
+        <w:ind w:left="1440" w:hanging="360"/>
+      </w:pPr>
+      <w:rPr>
+        <w:rFonts w:ascii="Courier New" w:hAnsi="Courier New" w:hint="default"/>
+        <w:sz w:val="20"/>
+      </w:rPr>
+    </w:lvl>
+    <w:lvl w:ilvl="2" w:tentative="1">
       <w:start w:val="1"/>
       <w:numFmt w:val="bullet"/>
       <w:lvlText w:val=""/>
       <w:lvlJc w:val="left"/>
       <w:pPr>
-        <w:ind w:left="2220" w:hanging="360"/>
+        <w:tabs>
+          <w:tab w:val="num" w:pos="2160"/>
+        </w:tabs>
+        <w:ind w:left="2160" w:hanging="360"/>
       </w:pPr>
       <w:rPr>
         <w:rFonts w:ascii="Wingdings" w:hAnsi="Wingdings" w:hint="default"/>
-      </w:rPr>
-    </w:lvl>
-    <w:lvl w:ilvl="3" w:tplc="04020001" w:tentative="1">
-      <w:start w:val="1"/>
-      <w:numFmt w:val="bullet"/>
-      <w:lvlText w:val=""/>
-      <w:lvlJc w:val="left"/>
-      <w:pPr>
-        <w:ind w:left="2940" w:hanging="360"/>
-      </w:pPr>
-      <w:rPr>
-        <w:rFonts w:ascii="Symbol" w:hAnsi="Symbol" w:hint="default"/>
-      </w:rPr>
-    </w:lvl>
-    <w:lvl w:ilvl="4" w:tplc="04020003" w:tentative="1">
-      <w:start w:val="1"/>
-      <w:numFmt w:val="bullet"/>
-      <w:lvlText w:val="o"/>
-      <w:lvlJc w:val="left"/>
-      <w:pPr>
-        <w:ind w:left="3660" w:hanging="360"/>
-      </w:pPr>
-      <w:rPr>
-        <w:rFonts w:ascii="Courier New" w:hAnsi="Courier New" w:cs="Courier New" w:hint="default"/>
-      </w:rPr>
-    </w:lvl>
-    <w:lvl w:ilvl="5" w:tplc="04020005" w:tentative="1">
+        <w:sz w:val="20"/>
+      </w:rPr>
+    </w:lvl>
+    <w:lvl w:ilvl="3" w:tentative="1">
       <w:start w:val="1"/>
       <w:numFmt w:val="bullet"/>
       <w:lvlText w:val=""/>
       <w:lvlJc w:val="left"/>
       <w:pPr>
-        <w:ind w:left="4380" w:hanging="360"/>
+        <w:tabs>
+          <w:tab w:val="num" w:pos="2880"/>
+        </w:tabs>
+        <w:ind w:left="2880" w:hanging="360"/>
       </w:pPr>
       <w:rPr>
         <w:rFonts w:ascii="Wingdings" w:hAnsi="Wingdings" w:hint="default"/>
-      </w:rPr>
-    </w:lvl>
-    <w:lvl w:ilvl="6" w:tplc="04020001" w:tentative="1">
-      <w:start w:val="1"/>
-      <w:numFmt w:val="bullet"/>
-      <w:lvlText w:val=""/>
-      <w:lvlJc w:val="left"/>
-      <w:pPr>
-        <w:ind w:left="5100" w:hanging="360"/>
-      </w:pPr>
-      <w:rPr>
-        <w:rFonts w:ascii="Symbol" w:hAnsi="Symbol" w:hint="default"/>
-      </w:rPr>
-    </w:lvl>
-    <w:lvl w:ilvl="7" w:tplc="04020003" w:tentative="1">
-      <w:start w:val="1"/>
-      <w:numFmt w:val="bullet"/>
-      <w:lvlText w:val="o"/>
-      <w:lvlJc w:val="left"/>
-      <w:pPr>
-        <w:ind w:left="5820" w:hanging="360"/>
-      </w:pPr>
-      <w:rPr>
-        <w:rFonts w:ascii="Courier New" w:hAnsi="Courier New" w:cs="Courier New" w:hint="default"/>
-      </w:rPr>
-    </w:lvl>
-    <w:lvl w:ilvl="8" w:tplc="04020005" w:tentative="1">
+        <w:sz w:val="20"/>
+      </w:rPr>
+    </w:lvl>
+    <w:lvl w:ilvl="4" w:tentative="1">
       <w:start w:val="1"/>
       <w:numFmt w:val="bullet"/>
       <w:lvlText w:val=""/>
       <w:lvlJc w:val="left"/>
       <w:pPr>
-        <w:ind w:left="6540" w:hanging="360"/>
+        <w:tabs>
+          <w:tab w:val="num" w:pos="3600"/>
+        </w:tabs>
+        <w:ind w:left="3600" w:hanging="360"/>
       </w:pPr>
       <w:rPr>
         <w:rFonts w:ascii="Wingdings" w:hAnsi="Wingdings" w:hint="default"/>
+        <w:sz w:val="20"/>
+      </w:rPr>
+    </w:lvl>
+    <w:lvl w:ilvl="5" w:tentative="1">
+      <w:start w:val="1"/>
+      <w:numFmt w:val="bullet"/>
+      <w:lvlText w:val=""/>
+      <w:lvlJc w:val="left"/>
+      <w:pPr>
+        <w:tabs>
+          <w:tab w:val="num" w:pos="4320"/>
+        </w:tabs>
+        <w:ind w:left="4320" w:hanging="360"/>
+      </w:pPr>
+      <w:rPr>
+        <w:rFonts w:ascii="Wingdings" w:hAnsi="Wingdings" w:hint="default"/>
+        <w:sz w:val="20"/>
+      </w:rPr>
+    </w:lvl>
+    <w:lvl w:ilvl="6" w:tentative="1">
+      <w:start w:val="1"/>
+      <w:numFmt w:val="bullet"/>
+      <w:lvlText w:val=""/>
+      <w:lvlJc w:val="left"/>
+      <w:pPr>
+        <w:tabs>
+          <w:tab w:val="num" w:pos="5040"/>
+        </w:tabs>
+        <w:ind w:left="5040" w:hanging="360"/>
+      </w:pPr>
+      <w:rPr>
+        <w:rFonts w:ascii="Wingdings" w:hAnsi="Wingdings" w:hint="default"/>
+        <w:sz w:val="20"/>
+      </w:rPr>
+    </w:lvl>
+    <w:lvl w:ilvl="7" w:tentative="1">
+      <w:start w:val="1"/>
+      <w:numFmt w:val="bullet"/>
+      <w:lvlText w:val=""/>
+      <w:lvlJc w:val="left"/>
+      <w:pPr>
+        <w:tabs>
+          <w:tab w:val="num" w:pos="5760"/>
+        </w:tabs>
+        <w:ind w:left="5760" w:hanging="360"/>
+      </w:pPr>
+      <w:rPr>
+        <w:rFonts w:ascii="Wingdings" w:hAnsi="Wingdings" w:hint="default"/>
+        <w:sz w:val="20"/>
+      </w:rPr>
+    </w:lvl>
+    <w:lvl w:ilvl="8" w:tentative="1">
+      <w:start w:val="1"/>
+      <w:numFmt w:val="bullet"/>
+      <w:lvlText w:val=""/>
+      <w:lvlJc w:val="left"/>
+      <w:pPr>
+        <w:tabs>
+          <w:tab w:val="num" w:pos="6480"/>
+        </w:tabs>
+        <w:ind w:left="6480" w:hanging="360"/>
+      </w:pPr>
+      <w:rPr>
+        <w:rFonts w:ascii="Wingdings" w:hAnsi="Wingdings" w:hint="default"/>
+        <w:sz w:val="20"/>
       </w:rPr>
     </w:lvl>
   </w:abstractNum>
   <w:abstractNum w:abstractNumId="1">
-    <w:nsid w:val="00C234F2"/>
-    <w:multiLevelType w:val="hybridMultilevel"/>
-    <w:tmpl w:val="C4B4BD82"/>
-    <w:lvl w:ilvl="0" w:tplc="0402000B">
-      <w:start w:val="1"/>
-      <w:numFmt w:val="bullet"/>
-      <w:lvlText w:val=""/>
-      <w:lvlJc w:val="left"/>
-      <w:pPr>
-        <w:ind w:left="720" w:hanging="360"/>
-      </w:pPr>
-      <w:rPr>
-        <w:rFonts w:ascii="Wingdings" w:hAnsi="Wingdings" w:hint="default"/>
-      </w:rPr>
-    </w:lvl>
-    <w:lvl w:ilvl="1" w:tplc="BD863DAE">
-      <w:numFmt w:val="bullet"/>
-      <w:lvlText w:val="·"/>
-      <w:lvlJc w:val="left"/>
-      <w:pPr>
-        <w:ind w:left="1440" w:hanging="360"/>
-      </w:pPr>
-      <w:rPr>
-        <w:rFonts w:ascii="Times New Roman" w:eastAsiaTheme="minorHAnsi" w:hAnsi="Times New Roman" w:cs="Times New Roman" w:hint="default"/>
-      </w:rPr>
-    </w:lvl>
-    <w:lvl w:ilvl="2" w:tplc="04020005" w:tentative="1">
-      <w:start w:val="1"/>
-      <w:numFmt w:val="bullet"/>
-      <w:lvlText w:val=""/>
-      <w:lvlJc w:val="left"/>
-      <w:pPr>
-        <w:ind w:left="2160" w:hanging="360"/>
-      </w:pPr>
-      <w:rPr>
-        <w:rFonts w:ascii="Wingdings" w:hAnsi="Wingdings" w:hint="default"/>
-      </w:rPr>
-    </w:lvl>
-    <w:lvl w:ilvl="3" w:tplc="04020001" w:tentative="1">
-      <w:start w:val="1"/>
-      <w:numFmt w:val="bullet"/>
-      <w:lvlText w:val=""/>
-      <w:lvlJc w:val="left"/>
-      <w:pPr>
-        <w:ind w:left="2880" w:hanging="360"/>
-      </w:pPr>
-      <w:rPr>
-        <w:rFonts w:ascii="Symbol" w:hAnsi="Symbol" w:hint="default"/>
-      </w:rPr>
-    </w:lvl>
-    <w:lvl w:ilvl="4" w:tplc="04020003" w:tentative="1">
-      <w:start w:val="1"/>
-      <w:numFmt w:val="bullet"/>
-      <w:lvlText w:val="o"/>
-      <w:lvlJc w:val="left"/>
-      <w:pPr>
-        <w:ind w:left="3600" w:hanging="360"/>
-      </w:pPr>
-      <w:rPr>
-        <w:rFonts w:ascii="Courier New" w:hAnsi="Courier New" w:cs="Courier New" w:hint="default"/>
-      </w:rPr>
-    </w:lvl>
-    <w:lvl w:ilvl="5" w:tplc="04020005" w:tentative="1">
-      <w:start w:val="1"/>
-      <w:numFmt w:val="bullet"/>
-      <w:lvlText w:val=""/>
-      <w:lvlJc w:val="left"/>
-      <w:pPr>
-        <w:ind w:left="4320" w:hanging="360"/>
-      </w:pPr>
-      <w:rPr>
-        <w:rFonts w:ascii="Wingdings" w:hAnsi="Wingdings" w:hint="default"/>
-      </w:rPr>
-    </w:lvl>
-    <w:lvl w:ilvl="6" w:tplc="04020001" w:tentative="1">
-      <w:start w:val="1"/>
-      <w:numFmt w:val="bullet"/>
-      <w:lvlText w:val=""/>
-      <w:lvlJc w:val="left"/>
-      <w:pPr>
-        <w:ind w:left="5040" w:hanging="360"/>
-      </w:pPr>
-      <w:rPr>
-        <w:rFonts w:ascii="Symbol" w:hAnsi="Symbol" w:hint="default"/>
-      </w:rPr>
-    </w:lvl>
-    <w:lvl w:ilvl="7" w:tplc="04020003" w:tentative="1">
-      <w:start w:val="1"/>
-      <w:numFmt w:val="bullet"/>
-      <w:lvlText w:val="o"/>
-      <w:lvlJc w:val="left"/>
-      <w:pPr>
-        <w:ind w:left="5760" w:hanging="360"/>
-      </w:pPr>
-      <w:rPr>
-        <w:rFonts w:ascii="Courier New" w:hAnsi="Courier New" w:cs="Courier New" w:hint="default"/>
-      </w:rPr>
-    </w:lvl>
-    <w:lvl w:ilvl="8" w:tplc="04020005" w:tentative="1">
-      <w:start w:val="1"/>
-      <w:numFmt w:val="bullet"/>
-      <w:lvlText w:val=""/>
-      <w:lvlJc w:val="left"/>
-      <w:pPr>
-        <w:ind w:left="6480" w:hanging="360"/>
-      </w:pPr>
-      <w:rPr>
-        <w:rFonts w:ascii="Wingdings" w:hAnsi="Wingdings" w:hint="default"/>
-      </w:rPr>
-    </w:lvl>
-  </w:abstractNum>
-  <w:abstractNum w:abstractNumId="2">
-    <w:nsid w:val="00EB5E3C"/>
-    <w:multiLevelType w:val="multilevel"/>
-    <w:tmpl w:val="F118D718"/>
-    <w:lvl w:ilvl="0">
-      <w:start w:val="7"/>
-      <w:numFmt w:val="decimal"/>
-      <w:lvlText w:val="%1"/>
-      <w:lvlJc w:val="left"/>
-      <w:pPr>
-        <w:ind w:left="360" w:hanging="360"/>
-      </w:pPr>
-      <w:rPr>
-        <w:rFonts w:hint="default"/>
-      </w:rPr>
-    </w:lvl>
-    <w:lvl w:ilvl="1">
-      <w:start w:val="1"/>
-      <w:numFmt w:val="decimal"/>
-      <w:lvlText w:val="%1.%2"/>
-      <w:lvlJc w:val="left"/>
-      <w:pPr>
-        <w:ind w:left="1140" w:hanging="360"/>
-      </w:pPr>
-      <w:rPr>
-        <w:rFonts w:hint="default"/>
-      </w:rPr>
-    </w:lvl>
-    <w:lvl w:ilvl="2">
-      <w:start w:val="1"/>
-      <w:numFmt w:val="decimal"/>
-      <w:lvlText w:val="%1.%2.%3"/>
-      <w:lvlJc w:val="left"/>
-      <w:pPr>
-        <w:ind w:left="2280" w:hanging="720"/>
-      </w:pPr>
-      <w:rPr>
-        <w:rFonts w:hint="default"/>
-      </w:rPr>
-    </w:lvl>
-    <w:lvl w:ilvl="3">
-      <w:start w:val="1"/>
-      <w:numFmt w:val="decimal"/>
-      <w:lvlText w:val="%1.%2.%3.%4"/>
-      <w:lvlJc w:val="left"/>
-      <w:pPr>
-        <w:ind w:left="3060" w:hanging="720"/>
-      </w:pPr>
-      <w:rPr>
-        <w:rFonts w:hint="default"/>
-      </w:rPr>
-    </w:lvl>
-    <w:lvl w:ilvl="4">
-      <w:start w:val="1"/>
-      <w:numFmt w:val="decimal"/>
-      <w:lvlText w:val="%1.%2.%3.%4.%5"/>
-      <w:lvlJc w:val="left"/>
-      <w:pPr>
-        <w:ind w:left="4200" w:hanging="1080"/>
-      </w:pPr>
-      <w:rPr>
-        <w:rFonts w:hint="default"/>
-      </w:rPr>
-    </w:lvl>
-    <w:lvl w:ilvl="5">
-      <w:start w:val="1"/>
-      <w:numFmt w:val="decimal"/>
-      <w:lvlText w:val="%1.%2.%3.%4.%5.%6"/>
-      <w:lvlJc w:val="left"/>
-      <w:pPr>
-        <w:ind w:left="4980" w:hanging="1080"/>
-      </w:pPr>
-      <w:rPr>
-        <w:rFonts w:hint="default"/>
-      </w:rPr>
-    </w:lvl>
-    <w:lvl w:ilvl="6">
-      <w:start w:val="1"/>
-      <w:numFmt w:val="decimal"/>
-      <w:lvlText w:val="%1.%2.%3.%4.%5.%6.%7"/>
-      <w:lvlJc w:val="left"/>
-      <w:pPr>
-        <w:ind w:left="6120" w:hanging="1440"/>
-      </w:pPr>
-      <w:rPr>
-        <w:rFonts w:hint="default"/>
-      </w:rPr>
-    </w:lvl>
-    <w:lvl w:ilvl="7">
-      <w:start w:val="1"/>
-      <w:numFmt w:val="decimal"/>
-      <w:lvlText w:val="%1.%2.%3.%4.%5.%6.%7.%8"/>
-      <w:lvlJc w:val="left"/>
-      <w:pPr>
-        <w:ind w:left="6900" w:hanging="1440"/>
-      </w:pPr>
-      <w:rPr>
-        <w:rFonts w:hint="default"/>
-      </w:rPr>
-    </w:lvl>
-    <w:lvl w:ilvl="8">
-      <w:start w:val="1"/>
-      <w:numFmt w:val="decimal"/>
-      <w:lvlText w:val="%1.%2.%3.%4.%5.%6.%7.%8.%9"/>
-      <w:lvlJc w:val="left"/>
-      <w:pPr>
-        <w:ind w:left="8040" w:hanging="1800"/>
-      </w:pPr>
-      <w:rPr>
-        <w:rFonts w:hint="default"/>
-      </w:rPr>
-    </w:lvl>
-  </w:abstractNum>
-  <w:abstractNum w:abstractNumId="3">
-    <w:nsid w:val="09635677"/>
-    <w:multiLevelType w:val="hybridMultilevel"/>
-    <w:tmpl w:val="D396C826"/>
-    <w:lvl w:ilvl="0" w:tplc="0402000B">
-      <w:start w:val="1"/>
-      <w:numFmt w:val="bullet"/>
-      <w:lvlText w:val=""/>
-      <w:lvlJc w:val="left"/>
-      <w:pPr>
-        <w:ind w:left="776" w:hanging="360"/>
-      </w:pPr>
-      <w:rPr>
-        <w:rFonts w:ascii="Wingdings" w:hAnsi="Wingdings" w:hint="default"/>
-      </w:rPr>
-    </w:lvl>
-    <w:lvl w:ilvl="1" w:tplc="04020003" w:tentative="1">
-      <w:start w:val="1"/>
-      <w:numFmt w:val="bullet"/>
-      <w:lvlText w:val="o"/>
-      <w:lvlJc w:val="left"/>
-      <w:pPr>
-        <w:ind w:left="1496" w:hanging="360"/>
-      </w:pPr>
-      <w:rPr>
-        <w:rFonts w:ascii="Courier New" w:hAnsi="Courier New" w:cs="Courier New" w:hint="default"/>
-      </w:rPr>
-    </w:lvl>
-    <w:lvl w:ilvl="2" w:tplc="04020005" w:tentative="1">
-      <w:start w:val="1"/>
-      <w:numFmt w:val="bullet"/>
-      <w:lvlText w:val=""/>
-      <w:lvlJc w:val="left"/>
-      <w:pPr>
-        <w:ind w:left="2216" w:hanging="360"/>
-      </w:pPr>
-      <w:rPr>
-        <w:rFonts w:ascii="Wingdings" w:hAnsi="Wingdings" w:hint="default"/>
-      </w:rPr>
-    </w:lvl>
-    <w:lvl w:ilvl="3" w:tplc="04020001" w:tentative="1">
-      <w:start w:val="1"/>
-      <w:numFmt w:val="bullet"/>
-      <w:lvlText w:val=""/>
-      <w:lvlJc w:val="left"/>
-      <w:pPr>
-        <w:ind w:left="2936" w:hanging="360"/>
-      </w:pPr>
-      <w:rPr>
-        <w:rFonts w:ascii="Symbol" w:hAnsi="Symbol" w:hint="default"/>
-      </w:rPr>
-    </w:lvl>
-    <w:lvl w:ilvl="4" w:tplc="04020003" w:tentative="1">
-      <w:start w:val="1"/>
-      <w:numFmt w:val="bullet"/>
-      <w:lvlText w:val="o"/>
-      <w:lvlJc w:val="left"/>
-      <w:pPr>
-        <w:ind w:left="3656" w:hanging="360"/>
-      </w:pPr>
-      <w:rPr>
-        <w:rFonts w:ascii="Courier New" w:hAnsi="Courier New" w:cs="Courier New" w:hint="default"/>
-      </w:rPr>
-    </w:lvl>
-    <w:lvl w:ilvl="5" w:tplc="04020005" w:tentative="1">
-      <w:start w:val="1"/>
-      <w:numFmt w:val="bullet"/>
-      <w:lvlText w:val=""/>
-      <w:lvlJc w:val="left"/>
-      <w:pPr>
-        <w:ind w:left="4376" w:hanging="360"/>
-      </w:pPr>
-      <w:rPr>
-        <w:rFonts w:ascii="Wingdings" w:hAnsi="Wingdings" w:hint="default"/>
-      </w:rPr>
-    </w:lvl>
-    <w:lvl w:ilvl="6" w:tplc="04020001" w:tentative="1">
-      <w:start w:val="1"/>
-      <w:numFmt w:val="bullet"/>
-      <w:lvlText w:val=""/>
-      <w:lvlJc w:val="left"/>
-      <w:pPr>
-        <w:ind w:left="5096" w:hanging="360"/>
-      </w:pPr>
-      <w:rPr>
-        <w:rFonts w:ascii="Symbol" w:hAnsi="Symbol" w:hint="default"/>
-      </w:rPr>
-    </w:lvl>
-    <w:lvl w:ilvl="7" w:tplc="04020003" w:tentative="1">
-      <w:start w:val="1"/>
-      <w:numFmt w:val="bullet"/>
-      <w:lvlText w:val="o"/>
-      <w:lvlJc w:val="left"/>
-      <w:pPr>
-        <w:ind w:left="5816" w:hanging="360"/>
-      </w:pPr>
-      <w:rPr>
-        <w:rFonts w:ascii="Courier New" w:hAnsi="Courier New" w:cs="Courier New" w:hint="default"/>
-      </w:rPr>
-    </w:lvl>
-    <w:lvl w:ilvl="8" w:tplc="04020005" w:tentative="1">
-      <w:start w:val="1"/>
-      <w:numFmt w:val="bullet"/>
-      <w:lvlText w:val=""/>
-      <w:lvlJc w:val="left"/>
-      <w:pPr>
-        <w:ind w:left="6536" w:hanging="360"/>
-      </w:pPr>
-      <w:rPr>
-        <w:rFonts w:ascii="Wingdings" w:hAnsi="Wingdings" w:hint="default"/>
-      </w:rPr>
-    </w:lvl>
-  </w:abstractNum>
-  <w:abstractNum w:abstractNumId="4">
-    <w:nsid w:val="0A2A2D85"/>
-    <w:multiLevelType w:val="hybridMultilevel"/>
-    <w:tmpl w:val="176E5D52"/>
-    <w:lvl w:ilvl="0" w:tplc="0402000B">
-      <w:start w:val="1"/>
-      <w:numFmt w:val="bullet"/>
-      <w:lvlText w:val=""/>
-      <w:lvlJc w:val="left"/>
-      <w:pPr>
-        <w:ind w:left="720" w:hanging="360"/>
-      </w:pPr>
-      <w:rPr>
-        <w:rFonts w:ascii="Wingdings" w:hAnsi="Wingdings" w:hint="default"/>
-      </w:rPr>
-    </w:lvl>
-    <w:lvl w:ilvl="1" w:tplc="04020003" w:tentative="1">
-      <w:start w:val="1"/>
-      <w:numFmt w:val="bullet"/>
-      <w:lvlText w:val="o"/>
-      <w:lvlJc w:val="left"/>
-      <w:pPr>
-        <w:ind w:left="1440" w:hanging="360"/>
-      </w:pPr>
-      <w:rPr>
-        <w:rFonts w:ascii="Courier New" w:hAnsi="Courier New" w:cs="Courier New" w:hint="default"/>
-      </w:rPr>
-    </w:lvl>
-    <w:lvl w:ilvl="2" w:tplc="04020005" w:tentative="1">
-      <w:start w:val="1"/>
-      <w:numFmt w:val="bullet"/>
-      <w:lvlText w:val=""/>
-      <w:lvlJc w:val="left"/>
-      <w:pPr>
-        <w:ind w:left="2160" w:hanging="360"/>
-      </w:pPr>
-      <w:rPr>
-        <w:rFonts w:ascii="Wingdings" w:hAnsi="Wingdings" w:hint="default"/>
-      </w:rPr>
-    </w:lvl>
-    <w:lvl w:ilvl="3" w:tplc="04020001" w:tentative="1">
-      <w:start w:val="1"/>
-      <w:numFmt w:val="bullet"/>
-      <w:lvlText w:val=""/>
-      <w:lvlJc w:val="left"/>
-      <w:pPr>
-        <w:ind w:left="2880" w:hanging="360"/>
-      </w:pPr>
-      <w:rPr>
-        <w:rFonts w:ascii="Symbol" w:hAnsi="Symbol" w:hint="default"/>
-      </w:rPr>
-    </w:lvl>
-    <w:lvl w:ilvl="4" w:tplc="04020003" w:tentative="1">
-      <w:start w:val="1"/>
-      <w:numFmt w:val="bullet"/>
-      <w:lvlText w:val="o"/>
-      <w:lvlJc w:val="left"/>
-      <w:pPr>
-        <w:ind w:left="3600" w:hanging="360"/>
-      </w:pPr>
-      <w:rPr>
-        <w:rFonts w:ascii="Courier New" w:hAnsi="Courier New" w:cs="Courier New" w:hint="default"/>
-      </w:rPr>
-    </w:lvl>
-    <w:lvl w:ilvl="5" w:tplc="04020005" w:tentative="1">
-      <w:start w:val="1"/>
-      <w:numFmt w:val="bullet"/>
-      <w:lvlText w:val=""/>
-      <w:lvlJc w:val="left"/>
-      <w:pPr>
-        <w:ind w:left="4320" w:hanging="360"/>
-      </w:pPr>
-      <w:rPr>
-        <w:rFonts w:ascii="Wingdings" w:hAnsi="Wingdings" w:hint="default"/>
-      </w:rPr>
-    </w:lvl>
-    <w:lvl w:ilvl="6" w:tplc="04020001" w:tentative="1">
-      <w:start w:val="1"/>
-      <w:numFmt w:val="bullet"/>
-      <w:lvlText w:val=""/>
-      <w:lvlJc w:val="left"/>
-      <w:pPr>
-        <w:ind w:left="5040" w:hanging="360"/>
-      </w:pPr>
-      <w:rPr>
-        <w:rFonts w:ascii="Symbol" w:hAnsi="Symbol" w:hint="default"/>
-      </w:rPr>
-    </w:lvl>
-    <w:lvl w:ilvl="7" w:tplc="04020003" w:tentative="1">
-      <w:start w:val="1"/>
-      <w:numFmt w:val="bullet"/>
-      <w:lvlText w:val="o"/>
-      <w:lvlJc w:val="left"/>
-      <w:pPr>
-        <w:ind w:left="5760" w:hanging="360"/>
-      </w:pPr>
-      <w:rPr>
-        <w:rFonts w:ascii="Courier New" w:hAnsi="Courier New" w:cs="Courier New" w:hint="default"/>
-      </w:rPr>
-    </w:lvl>
-    <w:lvl w:ilvl="8" w:tplc="04020005" w:tentative="1">
-      <w:start w:val="1"/>
-      <w:numFmt w:val="bullet"/>
-      <w:lvlText w:val=""/>
-      <w:lvlJc w:val="left"/>
-      <w:pPr>
-        <w:ind w:left="6480" w:hanging="360"/>
-      </w:pPr>
-      <w:rPr>
-        <w:rFonts w:ascii="Wingdings" w:hAnsi="Wingdings" w:hint="default"/>
-      </w:rPr>
-    </w:lvl>
-  </w:abstractNum>
-  <w:abstractNum w:abstractNumId="5">
-    <w:nsid w:val="0C873DF0"/>
-    <w:multiLevelType w:val="hybridMultilevel"/>
-    <w:tmpl w:val="A3C665D2"/>
-    <w:lvl w:ilvl="0" w:tplc="04020001">
-      <w:start w:val="1"/>
-      <w:numFmt w:val="bullet"/>
-      <w:lvlText w:val=""/>
-      <w:lvlJc w:val="left"/>
-      <w:pPr>
-        <w:ind w:left="1211" w:hanging="360"/>
-      </w:pPr>
-      <w:rPr>
-        <w:rFonts w:ascii="Symbol" w:hAnsi="Symbol" w:hint="default"/>
-      </w:rPr>
-    </w:lvl>
-    <w:lvl w:ilvl="1" w:tplc="04020003" w:tentative="1">
-      <w:start w:val="1"/>
-      <w:numFmt w:val="bullet"/>
-      <w:lvlText w:val="o"/>
-      <w:lvlJc w:val="left"/>
-      <w:pPr>
-        <w:ind w:left="1931" w:hanging="360"/>
-      </w:pPr>
-      <w:rPr>
-        <w:rFonts w:ascii="Courier New" w:hAnsi="Courier New" w:cs="Courier New" w:hint="default"/>
-      </w:rPr>
-    </w:lvl>
-    <w:lvl w:ilvl="2" w:tplc="04020005" w:tentative="1">
-      <w:start w:val="1"/>
-      <w:numFmt w:val="bullet"/>
-      <w:lvlText w:val=""/>
-      <w:lvlJc w:val="left"/>
-      <w:pPr>
-        <w:ind w:left="2651" w:hanging="360"/>
-      </w:pPr>
-      <w:rPr>
-        <w:rFonts w:ascii="Wingdings" w:hAnsi="Wingdings" w:hint="default"/>
-      </w:rPr>
-    </w:lvl>
-    <w:lvl w:ilvl="3" w:tplc="04020001" w:tentative="1">
-      <w:start w:val="1"/>
-      <w:numFmt w:val="bullet"/>
-      <w:lvlText w:val=""/>
-      <w:lvlJc w:val="left"/>
-      <w:pPr>
-        <w:ind w:left="3371" w:hanging="360"/>
-      </w:pPr>
-      <w:rPr>
-        <w:rFonts w:ascii="Symbol" w:hAnsi="Symbol" w:hint="default"/>
-      </w:rPr>
-    </w:lvl>
-    <w:lvl w:ilvl="4" w:tplc="04020003" w:tentative="1">
-      <w:start w:val="1"/>
-      <w:numFmt w:val="bullet"/>
-      <w:lvlText w:val="o"/>
-      <w:lvlJc w:val="left"/>
-      <w:pPr>
-        <w:ind w:left="4091" w:hanging="360"/>
-      </w:pPr>
-      <w:rPr>
-        <w:rFonts w:ascii="Courier New" w:hAnsi="Courier New" w:cs="Courier New" w:hint="default"/>
-      </w:rPr>
-    </w:lvl>
-    <w:lvl w:ilvl="5" w:tplc="04020005" w:tentative="1">
-      <w:start w:val="1"/>
-      <w:numFmt w:val="bullet"/>
-      <w:lvlText w:val=""/>
-      <w:lvlJc w:val="left"/>
-      <w:pPr>
-        <w:ind w:left="4811" w:hanging="360"/>
-      </w:pPr>
-      <w:rPr>
-        <w:rFonts w:ascii="Wingdings" w:hAnsi="Wingdings" w:hint="default"/>
-      </w:rPr>
-    </w:lvl>
-    <w:lvl w:ilvl="6" w:tplc="04020001" w:tentative="1">
-      <w:start w:val="1"/>
-      <w:numFmt w:val="bullet"/>
-      <w:lvlText w:val=""/>
-      <w:lvlJc w:val="left"/>
-      <w:pPr>
-        <w:ind w:left="5531" w:hanging="360"/>
-      </w:pPr>
-      <w:rPr>
-        <w:rFonts w:ascii="Symbol" w:hAnsi="Symbol" w:hint="default"/>
-      </w:rPr>
-    </w:lvl>
-    <w:lvl w:ilvl="7" w:tplc="04020003" w:tentative="1">
-      <w:start w:val="1"/>
-      <w:numFmt w:val="bullet"/>
-      <w:lvlText w:val="o"/>
-      <w:lvlJc w:val="left"/>
-      <w:pPr>
-        <w:ind w:left="6251" w:hanging="360"/>
-      </w:pPr>
-      <w:rPr>
-        <w:rFonts w:ascii="Courier New" w:hAnsi="Courier New" w:cs="Courier New" w:hint="default"/>
-      </w:rPr>
-    </w:lvl>
-    <w:lvl w:ilvl="8" w:tplc="04020005" w:tentative="1">
-      <w:start w:val="1"/>
-      <w:numFmt w:val="bullet"/>
-      <w:lvlText w:val=""/>
-      <w:lvlJc w:val="left"/>
-      <w:pPr>
-        <w:ind w:left="6971" w:hanging="360"/>
-      </w:pPr>
-      <w:rPr>
-        <w:rFonts w:ascii="Wingdings" w:hAnsi="Wingdings" w:hint="default"/>
-      </w:rPr>
-    </w:lvl>
-  </w:abstractNum>
-  <w:abstractNum w:abstractNumId="6">
-    <w:nsid w:val="11A76030"/>
-    <w:multiLevelType w:val="hybridMultilevel"/>
-    <w:tmpl w:val="CB3AFDC0"/>
-    <w:lvl w:ilvl="0" w:tplc="0402000B">
-      <w:start w:val="1"/>
-      <w:numFmt w:val="bullet"/>
-      <w:lvlText w:val=""/>
-      <w:lvlJc w:val="left"/>
-      <w:pPr>
-        <w:ind w:left="720" w:hanging="360"/>
-      </w:pPr>
-      <w:rPr>
-        <w:rFonts w:ascii="Wingdings" w:hAnsi="Wingdings" w:hint="default"/>
-      </w:rPr>
-    </w:lvl>
-    <w:lvl w:ilvl="1" w:tplc="04020003" w:tentative="1">
-      <w:start w:val="1"/>
-      <w:numFmt w:val="bullet"/>
-      <w:lvlText w:val="o"/>
-      <w:lvlJc w:val="left"/>
-      <w:pPr>
-        <w:ind w:left="1440" w:hanging="360"/>
-      </w:pPr>
-      <w:rPr>
-        <w:rFonts w:ascii="Courier New" w:hAnsi="Courier New" w:cs="Courier New" w:hint="default"/>
-      </w:rPr>
-    </w:lvl>
-    <w:lvl w:ilvl="2" w:tplc="04020005" w:tentative="1">
-      <w:start w:val="1"/>
-      <w:numFmt w:val="bullet"/>
-      <w:lvlText w:val=""/>
-      <w:lvlJc w:val="left"/>
-      <w:pPr>
-        <w:ind w:left="2160" w:hanging="360"/>
-      </w:pPr>
-      <w:rPr>
-        <w:rFonts w:ascii="Wingdings" w:hAnsi="Wingdings" w:hint="default"/>
-      </w:rPr>
-    </w:lvl>
-    <w:lvl w:ilvl="3" w:tplc="04020001" w:tentative="1">
-      <w:start w:val="1"/>
-      <w:numFmt w:val="bullet"/>
-      <w:lvlText w:val=""/>
-      <w:lvlJc w:val="left"/>
-      <w:pPr>
-        <w:ind w:left="2880" w:hanging="360"/>
-      </w:pPr>
-      <w:rPr>
-        <w:rFonts w:ascii="Symbol" w:hAnsi="Symbol" w:hint="default"/>
-      </w:rPr>
-    </w:lvl>
-    <w:lvl w:ilvl="4" w:tplc="04020003" w:tentative="1">
-      <w:start w:val="1"/>
-      <w:numFmt w:val="bullet"/>
-      <w:lvlText w:val="o"/>
-      <w:lvlJc w:val="left"/>
-      <w:pPr>
-        <w:ind w:left="3600" w:hanging="360"/>
-      </w:pPr>
-      <w:rPr>
-        <w:rFonts w:ascii="Courier New" w:hAnsi="Courier New" w:cs="Courier New" w:hint="default"/>
-      </w:rPr>
-    </w:lvl>
-    <w:lvl w:ilvl="5" w:tplc="04020005" w:tentative="1">
-      <w:start w:val="1"/>
-      <w:numFmt w:val="bullet"/>
-      <w:lvlText w:val=""/>
-      <w:lvlJc w:val="left"/>
-      <w:pPr>
-        <w:ind w:left="4320" w:hanging="360"/>
-      </w:pPr>
-      <w:rPr>
-        <w:rFonts w:ascii="Wingdings" w:hAnsi="Wingdings" w:hint="default"/>
-      </w:rPr>
-    </w:lvl>
-    <w:lvl w:ilvl="6" w:tplc="04020001" w:tentative="1">
-      <w:start w:val="1"/>
-      <w:numFmt w:val="bullet"/>
-      <w:lvlText w:val=""/>
-      <w:lvlJc w:val="left"/>
-      <w:pPr>
-        <w:ind w:left="5040" w:hanging="360"/>
-      </w:pPr>
-      <w:rPr>
-        <w:rFonts w:ascii="Symbol" w:hAnsi="Symbol" w:hint="default"/>
-      </w:rPr>
-    </w:lvl>
-    <w:lvl w:ilvl="7" w:tplc="04020003" w:tentative="1">
-      <w:start w:val="1"/>
-      <w:numFmt w:val="bullet"/>
-      <w:lvlText w:val="o"/>
-      <w:lvlJc w:val="left"/>
-      <w:pPr>
-        <w:ind w:left="5760" w:hanging="360"/>
-      </w:pPr>
-      <w:rPr>
-        <w:rFonts w:ascii="Courier New" w:hAnsi="Courier New" w:cs="Courier New" w:hint="default"/>
-      </w:rPr>
-    </w:lvl>
-    <w:lvl w:ilvl="8" w:tplc="04020005" w:tentative="1">
-      <w:start w:val="1"/>
-      <w:numFmt w:val="bullet"/>
-      <w:lvlText w:val=""/>
-      <w:lvlJc w:val="left"/>
-      <w:pPr>
-        <w:ind w:left="6480" w:hanging="360"/>
-      </w:pPr>
-      <w:rPr>
-        <w:rFonts w:ascii="Wingdings" w:hAnsi="Wingdings" w:hint="default"/>
-      </w:rPr>
-    </w:lvl>
-  </w:abstractNum>
-  <w:abstractNum w:abstractNumId="7">
-    <w:nsid w:val="143E47D8"/>
-    <w:multiLevelType w:val="hybridMultilevel"/>
-    <w:tmpl w:val="D4E631AA"/>
-    <w:lvl w:ilvl="0" w:tplc="04020001">
-      <w:start w:val="1"/>
-      <w:numFmt w:val="bullet"/>
-      <w:lvlText w:val=""/>
-      <w:lvlJc w:val="left"/>
-      <w:pPr>
-        <w:ind w:left="720" w:hanging="360"/>
-      </w:pPr>
-      <w:rPr>
-        <w:rFonts w:ascii="Symbol" w:hAnsi="Symbol" w:hint="default"/>
-      </w:rPr>
-    </w:lvl>
-    <w:lvl w:ilvl="1" w:tplc="04020003" w:tentative="1">
-      <w:start w:val="1"/>
-      <w:numFmt w:val="bullet"/>
-      <w:lvlText w:val="o"/>
-      <w:lvlJc w:val="left"/>
-      <w:pPr>
-        <w:ind w:left="1440" w:hanging="360"/>
-      </w:pPr>
-      <w:rPr>
-        <w:rFonts w:ascii="Courier New" w:hAnsi="Courier New" w:cs="Courier New" w:hint="default"/>
-      </w:rPr>
-    </w:lvl>
-    <w:lvl w:ilvl="2" w:tplc="04020005" w:tentative="1">
-      <w:start w:val="1"/>
-      <w:numFmt w:val="bullet"/>
-      <w:lvlText w:val=""/>
-      <w:lvlJc w:val="left"/>
-      <w:pPr>
-        <w:ind w:left="2160" w:hanging="360"/>
-      </w:pPr>
-      <w:rPr>
-        <w:rFonts w:ascii="Wingdings" w:hAnsi="Wingdings" w:hint="default"/>
-      </w:rPr>
-    </w:lvl>
-    <w:lvl w:ilvl="3" w:tplc="04020001" w:tentative="1">
-      <w:start w:val="1"/>
-      <w:numFmt w:val="bullet"/>
-      <w:lvlText w:val=""/>
-      <w:lvlJc w:val="left"/>
-      <w:pPr>
-        <w:ind w:left="2880" w:hanging="360"/>
-      </w:pPr>
-      <w:rPr>
-        <w:rFonts w:ascii="Symbol" w:hAnsi="Symbol" w:hint="default"/>
-      </w:rPr>
-    </w:lvl>
-    <w:lvl w:ilvl="4" w:tplc="04020003" w:tentative="1">
-      <w:start w:val="1"/>
-      <w:numFmt w:val="bullet"/>
-      <w:lvlText w:val="o"/>
-      <w:lvlJc w:val="left"/>
-      <w:pPr>
-        <w:ind w:left="3600" w:hanging="360"/>
-      </w:pPr>
-      <w:rPr>
-        <w:rFonts w:ascii="Courier New" w:hAnsi="Courier New" w:cs="Courier New" w:hint="default"/>
-      </w:rPr>
-    </w:lvl>
-    <w:lvl w:ilvl="5" w:tplc="04020005" w:tentative="1">
-      <w:start w:val="1"/>
-      <w:numFmt w:val="bullet"/>
-      <w:lvlText w:val=""/>
-      <w:lvlJc w:val="left"/>
-      <w:pPr>
-        <w:ind w:left="4320" w:hanging="360"/>
-      </w:pPr>
-      <w:rPr>
-        <w:rFonts w:ascii="Wingdings" w:hAnsi="Wingdings" w:hint="default"/>
-      </w:rPr>
-    </w:lvl>
-    <w:lvl w:ilvl="6" w:tplc="04020001" w:tentative="1">
-      <w:start w:val="1"/>
-      <w:numFmt w:val="bullet"/>
-      <w:lvlText w:val=""/>
-      <w:lvlJc w:val="left"/>
-      <w:pPr>
-        <w:ind w:left="5040" w:hanging="360"/>
-      </w:pPr>
-      <w:rPr>
-        <w:rFonts w:ascii="Symbol" w:hAnsi="Symbol" w:hint="default"/>
-      </w:rPr>
-    </w:lvl>
-    <w:lvl w:ilvl="7" w:tplc="04020003" w:tentative="1">
-      <w:start w:val="1"/>
-      <w:numFmt w:val="bullet"/>
-      <w:lvlText w:val="o"/>
-      <w:lvlJc w:val="left"/>
-      <w:pPr>
-        <w:ind w:left="5760" w:hanging="360"/>
-      </w:pPr>
-      <w:rPr>
-        <w:rFonts w:ascii="Courier New" w:hAnsi="Courier New" w:cs="Courier New" w:hint="default"/>
-      </w:rPr>
-    </w:lvl>
-    <w:lvl w:ilvl="8" w:tplc="04020005" w:tentative="1">
-      <w:start w:val="1"/>
-      <w:numFmt w:val="bullet"/>
-      <w:lvlText w:val=""/>
-      <w:lvlJc w:val="left"/>
-      <w:pPr>
-        <w:ind w:left="6480" w:hanging="360"/>
-      </w:pPr>
-      <w:rPr>
-        <w:rFonts w:ascii="Wingdings" w:hAnsi="Wingdings" w:hint="default"/>
-      </w:rPr>
-    </w:lvl>
-  </w:abstractNum>
-  <w:abstractNum w:abstractNumId="8">
     <w:nsid w:val="1482775B"/>
     <w:multiLevelType w:val="multilevel"/>
-    <w:tmpl w:val="1D6634FE"/>
+    <w:tmpl w:val="021664A2"/>
     <w:lvl w:ilvl="0">
       <w:start w:val="1"/>
       <w:numFmt w:val="decimal"/>
@@ -2296,7 +4224,7 @@
       <w:lvlText w:val="%1."/>
       <w:lvlJc w:val="left"/>
       <w:pPr>
-        <w:ind w:left="432" w:hanging="432"/>
+        <w:ind w:left="4827" w:hanging="432"/>
       </w:pPr>
       <w:rPr>
         <w:rFonts w:hint="default"/>
@@ -2322,7 +4250,7 @@
       <w:lvlText w:val="%1.%2.%3"/>
       <w:lvlJc w:val="left"/>
       <w:pPr>
-        <w:ind w:left="720" w:hanging="720"/>
+        <w:ind w:left="2138" w:hanging="720"/>
       </w:pPr>
       <w:rPr>
         <w:rFonts w:hint="default"/>
@@ -2335,7 +4263,7 @@
       <w:lvlText w:val="%1.%2.%3.%4"/>
       <w:lvlJc w:val="left"/>
       <w:pPr>
-        <w:ind w:left="864" w:hanging="864"/>
+        <w:ind w:left="3416" w:hanging="864"/>
       </w:pPr>
       <w:rPr>
         <w:rFonts w:hint="default"/>
@@ -2407,444 +4335,156 @@
       </w:rPr>
     </w:lvl>
   </w:abstractNum>
-  <w:abstractNum w:abstractNumId="9">
-    <w:nsid w:val="14AA6ECB"/>
+  <w:abstractNum w:abstractNumId="2">
+    <w:nsid w:val="17570EEC"/>
     <w:multiLevelType w:val="multilevel"/>
-    <w:tmpl w:val="F4201352"/>
+    <w:tmpl w:val="2A5A4252"/>
     <w:lvl w:ilvl="0">
       <w:start w:val="1"/>
-      <w:numFmt w:val="decimal"/>
-      <w:lvlText w:val="%1."/>
-      <w:lvlJc w:val="left"/>
-      <w:pPr>
+      <w:numFmt w:val="bullet"/>
+      <w:lvlText w:val=""/>
+      <w:lvlJc w:val="left"/>
+      <w:pPr>
+        <w:tabs>
+          <w:tab w:val="num" w:pos="720"/>
+        </w:tabs>
         <w:ind w:left="720" w:hanging="360"/>
       </w:pPr>
       <w:rPr>
-        <w:rFonts w:hint="default"/>
-      </w:rPr>
-    </w:lvl>
-    <w:lvl w:ilvl="1">
-      <w:start w:val="1"/>
-      <w:numFmt w:val="decimal"/>
-      <w:isLgl/>
-      <w:lvlText w:val="%1.%2"/>
-      <w:lvlJc w:val="left"/>
-      <w:pPr>
-        <w:ind w:left="1080" w:hanging="360"/>
-      </w:pPr>
-      <w:rPr>
-        <w:rFonts w:hint="default"/>
-        <w:b/>
-      </w:rPr>
-    </w:lvl>
-    <w:lvl w:ilvl="2">
-      <w:start w:val="1"/>
-      <w:numFmt w:val="decimal"/>
-      <w:isLgl/>
-      <w:lvlText w:val="%1.%2.%3"/>
-      <w:lvlJc w:val="left"/>
-      <w:pPr>
-        <w:ind w:left="1800" w:hanging="720"/>
-      </w:pPr>
-      <w:rPr>
-        <w:rFonts w:hint="default"/>
-      </w:rPr>
-    </w:lvl>
-    <w:lvl w:ilvl="3">
-      <w:start w:val="1"/>
-      <w:numFmt w:val="decimal"/>
-      <w:isLgl/>
-      <w:lvlText w:val="%1.%2.%3.%4"/>
-      <w:lvlJc w:val="left"/>
-      <w:pPr>
-        <w:ind w:left="2160" w:hanging="720"/>
-      </w:pPr>
-      <w:rPr>
-        <w:rFonts w:hint="default"/>
-      </w:rPr>
-    </w:lvl>
-    <w:lvl w:ilvl="4">
-      <w:start w:val="1"/>
-      <w:numFmt w:val="decimal"/>
-      <w:isLgl/>
-      <w:lvlText w:val="%1.%2.%3.%4.%5"/>
-      <w:lvlJc w:val="left"/>
-      <w:pPr>
-        <w:ind w:left="2880" w:hanging="1080"/>
-      </w:pPr>
-      <w:rPr>
-        <w:rFonts w:hint="default"/>
-      </w:rPr>
-    </w:lvl>
-    <w:lvl w:ilvl="5">
-      <w:start w:val="1"/>
-      <w:numFmt w:val="decimal"/>
-      <w:isLgl/>
-      <w:lvlText w:val="%1.%2.%3.%4.%5.%6"/>
-      <w:lvlJc w:val="left"/>
-      <w:pPr>
-        <w:ind w:left="3240" w:hanging="1080"/>
-      </w:pPr>
-      <w:rPr>
-        <w:rFonts w:hint="default"/>
-      </w:rPr>
-    </w:lvl>
-    <w:lvl w:ilvl="6">
-      <w:start w:val="1"/>
-      <w:numFmt w:val="decimal"/>
-      <w:isLgl/>
-      <w:lvlText w:val="%1.%2.%3.%4.%5.%6.%7"/>
-      <w:lvlJc w:val="left"/>
-      <w:pPr>
-        <w:ind w:left="3960" w:hanging="1440"/>
-      </w:pPr>
-      <w:rPr>
-        <w:rFonts w:hint="default"/>
-      </w:rPr>
-    </w:lvl>
-    <w:lvl w:ilvl="7">
-      <w:start w:val="1"/>
-      <w:numFmt w:val="decimal"/>
-      <w:isLgl/>
-      <w:lvlText w:val="%1.%2.%3.%4.%5.%6.%7.%8"/>
-      <w:lvlJc w:val="left"/>
-      <w:pPr>
-        <w:ind w:left="4320" w:hanging="1440"/>
-      </w:pPr>
-      <w:rPr>
-        <w:rFonts w:hint="default"/>
-      </w:rPr>
-    </w:lvl>
-    <w:lvl w:ilvl="8">
-      <w:start w:val="1"/>
-      <w:numFmt w:val="decimal"/>
-      <w:isLgl/>
-      <w:lvlText w:val="%1.%2.%3.%4.%5.%6.%7.%8.%9"/>
-      <w:lvlJc w:val="left"/>
-      <w:pPr>
-        <w:ind w:left="5040" w:hanging="1800"/>
-      </w:pPr>
-      <w:rPr>
-        <w:rFonts w:hint="default"/>
+        <w:rFonts w:ascii="Symbol" w:hAnsi="Symbol" w:hint="default"/>
+        <w:sz w:val="20"/>
+      </w:rPr>
+    </w:lvl>
+    <w:lvl w:ilvl="1" w:tentative="1">
+      <w:start w:val="1"/>
+      <w:numFmt w:val="bullet"/>
+      <w:lvlText w:val="o"/>
+      <w:lvlJc w:val="left"/>
+      <w:pPr>
+        <w:tabs>
+          <w:tab w:val="num" w:pos="1440"/>
+        </w:tabs>
+        <w:ind w:left="1440" w:hanging="360"/>
+      </w:pPr>
+      <w:rPr>
+        <w:rFonts w:ascii="Courier New" w:hAnsi="Courier New" w:hint="default"/>
+        <w:sz w:val="20"/>
+      </w:rPr>
+    </w:lvl>
+    <w:lvl w:ilvl="2" w:tentative="1">
+      <w:start w:val="1"/>
+      <w:numFmt w:val="bullet"/>
+      <w:lvlText w:val=""/>
+      <w:lvlJc w:val="left"/>
+      <w:pPr>
+        <w:tabs>
+          <w:tab w:val="num" w:pos="2160"/>
+        </w:tabs>
+        <w:ind w:left="2160" w:hanging="360"/>
+      </w:pPr>
+      <w:rPr>
+        <w:rFonts w:ascii="Wingdings" w:hAnsi="Wingdings" w:hint="default"/>
+        <w:sz w:val="20"/>
+      </w:rPr>
+    </w:lvl>
+    <w:lvl w:ilvl="3" w:tentative="1">
+      <w:start w:val="1"/>
+      <w:numFmt w:val="bullet"/>
+      <w:lvlText w:val=""/>
+      <w:lvlJc w:val="left"/>
+      <w:pPr>
+        <w:tabs>
+          <w:tab w:val="num" w:pos="2880"/>
+        </w:tabs>
+        <w:ind w:left="2880" w:hanging="360"/>
+      </w:pPr>
+      <w:rPr>
+        <w:rFonts w:ascii="Wingdings" w:hAnsi="Wingdings" w:hint="default"/>
+        <w:sz w:val="20"/>
+      </w:rPr>
+    </w:lvl>
+    <w:lvl w:ilvl="4" w:tentative="1">
+      <w:start w:val="1"/>
+      <w:numFmt w:val="bullet"/>
+      <w:lvlText w:val=""/>
+      <w:lvlJc w:val="left"/>
+      <w:pPr>
+        <w:tabs>
+          <w:tab w:val="num" w:pos="3600"/>
+        </w:tabs>
+        <w:ind w:left="3600" w:hanging="360"/>
+      </w:pPr>
+      <w:rPr>
+        <w:rFonts w:ascii="Wingdings" w:hAnsi="Wingdings" w:hint="default"/>
+        <w:sz w:val="20"/>
+      </w:rPr>
+    </w:lvl>
+    <w:lvl w:ilvl="5" w:tentative="1">
+      <w:start w:val="1"/>
+      <w:numFmt w:val="bullet"/>
+      <w:lvlText w:val=""/>
+      <w:lvlJc w:val="left"/>
+      <w:pPr>
+        <w:tabs>
+          <w:tab w:val="num" w:pos="4320"/>
+        </w:tabs>
+        <w:ind w:left="4320" w:hanging="360"/>
+      </w:pPr>
+      <w:rPr>
+        <w:rFonts w:ascii="Wingdings" w:hAnsi="Wingdings" w:hint="default"/>
+        <w:sz w:val="20"/>
+      </w:rPr>
+    </w:lvl>
+    <w:lvl w:ilvl="6" w:tentative="1">
+      <w:start w:val="1"/>
+      <w:numFmt w:val="bullet"/>
+      <w:lvlText w:val=""/>
+      <w:lvlJc w:val="left"/>
+      <w:pPr>
+        <w:tabs>
+          <w:tab w:val="num" w:pos="5040"/>
+        </w:tabs>
+        <w:ind w:left="5040" w:hanging="360"/>
+      </w:pPr>
+      <w:rPr>
+        <w:rFonts w:ascii="Wingdings" w:hAnsi="Wingdings" w:hint="default"/>
+        <w:sz w:val="20"/>
+      </w:rPr>
+    </w:lvl>
+    <w:lvl w:ilvl="7" w:tentative="1">
+      <w:start w:val="1"/>
+      <w:numFmt w:val="bullet"/>
+      <w:lvlText w:val=""/>
+      <w:lvlJc w:val="left"/>
+      <w:pPr>
+        <w:tabs>
+          <w:tab w:val="num" w:pos="5760"/>
+        </w:tabs>
+        <w:ind w:left="5760" w:hanging="360"/>
+      </w:pPr>
+      <w:rPr>
+        <w:rFonts w:ascii="Wingdings" w:hAnsi="Wingdings" w:hint="default"/>
+        <w:sz w:val="20"/>
+      </w:rPr>
+    </w:lvl>
+    <w:lvl w:ilvl="8" w:tentative="1">
+      <w:start w:val="1"/>
+      <w:numFmt w:val="bullet"/>
+      <w:lvlText w:val=""/>
+      <w:lvlJc w:val="left"/>
+      <w:pPr>
+        <w:tabs>
+          <w:tab w:val="num" w:pos="6480"/>
+        </w:tabs>
+        <w:ind w:left="6480" w:hanging="360"/>
+      </w:pPr>
+      <w:rPr>
+        <w:rFonts w:ascii="Wingdings" w:hAnsi="Wingdings" w:hint="default"/>
+        <w:sz w:val="20"/>
       </w:rPr>
     </w:lvl>
   </w:abstractNum>
-  <w:abstractNum w:abstractNumId="10">
-    <w:nsid w:val="17E02527"/>
-    <w:multiLevelType w:val="hybridMultilevel"/>
-    <w:tmpl w:val="32C6330C"/>
-    <w:lvl w:ilvl="0" w:tplc="3C564256">
-      <w:start w:val="8"/>
-      <w:numFmt w:val="decimal"/>
-      <w:lvlText w:val="%1."/>
-      <w:lvlJc w:val="left"/>
-      <w:pPr>
-        <w:ind w:left="1080" w:hanging="360"/>
-      </w:pPr>
-      <w:rPr>
-        <w:rFonts w:hint="default"/>
-      </w:rPr>
-    </w:lvl>
-    <w:lvl w:ilvl="1" w:tplc="04020019" w:tentative="1">
-      <w:start w:val="1"/>
-      <w:numFmt w:val="lowerLetter"/>
-      <w:lvlText w:val="%2."/>
-      <w:lvlJc w:val="left"/>
-      <w:pPr>
-        <w:ind w:left="1800" w:hanging="360"/>
-      </w:pPr>
-    </w:lvl>
-    <w:lvl w:ilvl="2" w:tplc="0402001B" w:tentative="1">
-      <w:start w:val="1"/>
-      <w:numFmt w:val="lowerRoman"/>
-      <w:lvlText w:val="%3."/>
-      <w:lvlJc w:val="right"/>
-      <w:pPr>
-        <w:ind w:left="2520" w:hanging="180"/>
-      </w:pPr>
-    </w:lvl>
-    <w:lvl w:ilvl="3" w:tplc="0402000F" w:tentative="1">
-      <w:start w:val="1"/>
-      <w:numFmt w:val="decimal"/>
-      <w:lvlText w:val="%4."/>
-      <w:lvlJc w:val="left"/>
-      <w:pPr>
-        <w:ind w:left="3240" w:hanging="360"/>
-      </w:pPr>
-    </w:lvl>
-    <w:lvl w:ilvl="4" w:tplc="04020019" w:tentative="1">
-      <w:start w:val="1"/>
-      <w:numFmt w:val="lowerLetter"/>
-      <w:lvlText w:val="%5."/>
-      <w:lvlJc w:val="left"/>
-      <w:pPr>
-        <w:ind w:left="3960" w:hanging="360"/>
-      </w:pPr>
-    </w:lvl>
-    <w:lvl w:ilvl="5" w:tplc="0402001B" w:tentative="1">
-      <w:start w:val="1"/>
-      <w:numFmt w:val="lowerRoman"/>
-      <w:lvlText w:val="%6."/>
-      <w:lvlJc w:val="right"/>
-      <w:pPr>
-        <w:ind w:left="4680" w:hanging="180"/>
-      </w:pPr>
-    </w:lvl>
-    <w:lvl w:ilvl="6" w:tplc="0402000F" w:tentative="1">
-      <w:start w:val="1"/>
-      <w:numFmt w:val="decimal"/>
-      <w:lvlText w:val="%7."/>
-      <w:lvlJc w:val="left"/>
-      <w:pPr>
-        <w:ind w:left="5400" w:hanging="360"/>
-      </w:pPr>
-    </w:lvl>
-    <w:lvl w:ilvl="7" w:tplc="04020019" w:tentative="1">
-      <w:start w:val="1"/>
-      <w:numFmt w:val="lowerLetter"/>
-      <w:lvlText w:val="%8."/>
-      <w:lvlJc w:val="left"/>
-      <w:pPr>
-        <w:ind w:left="6120" w:hanging="360"/>
-      </w:pPr>
-    </w:lvl>
-    <w:lvl w:ilvl="8" w:tplc="0402001B" w:tentative="1">
-      <w:start w:val="1"/>
-      <w:numFmt w:val="lowerRoman"/>
-      <w:lvlText w:val="%9."/>
-      <w:lvlJc w:val="right"/>
-      <w:pPr>
-        <w:ind w:left="6840" w:hanging="180"/>
-      </w:pPr>
-    </w:lvl>
-  </w:abstractNum>
-  <w:abstractNum w:abstractNumId="11">
-    <w:nsid w:val="19C309D1"/>
-    <w:multiLevelType w:val="hybridMultilevel"/>
-    <w:tmpl w:val="AF56F280"/>
-    <w:lvl w:ilvl="0" w:tplc="04020001">
-      <w:start w:val="1"/>
-      <w:numFmt w:val="bullet"/>
-      <w:lvlText w:val=""/>
-      <w:lvlJc w:val="left"/>
-      <w:pPr>
-        <w:ind w:left="720" w:hanging="360"/>
-      </w:pPr>
-      <w:rPr>
-        <w:rFonts w:ascii="Symbol" w:hAnsi="Symbol" w:hint="default"/>
-      </w:rPr>
-    </w:lvl>
-    <w:lvl w:ilvl="1" w:tplc="04020003" w:tentative="1">
-      <w:start w:val="1"/>
-      <w:numFmt w:val="bullet"/>
-      <w:lvlText w:val="o"/>
-      <w:lvlJc w:val="left"/>
-      <w:pPr>
-        <w:ind w:left="1440" w:hanging="360"/>
-      </w:pPr>
-      <w:rPr>
-        <w:rFonts w:ascii="Courier New" w:hAnsi="Courier New" w:cs="Courier New" w:hint="default"/>
-      </w:rPr>
-    </w:lvl>
-    <w:lvl w:ilvl="2" w:tplc="04020005" w:tentative="1">
-      <w:start w:val="1"/>
-      <w:numFmt w:val="bullet"/>
-      <w:lvlText w:val=""/>
-      <w:lvlJc w:val="left"/>
-      <w:pPr>
-        <w:ind w:left="2160" w:hanging="360"/>
-      </w:pPr>
-      <w:rPr>
-        <w:rFonts w:ascii="Wingdings" w:hAnsi="Wingdings" w:hint="default"/>
-      </w:rPr>
-    </w:lvl>
-    <w:lvl w:ilvl="3" w:tplc="04020001" w:tentative="1">
-      <w:start w:val="1"/>
-      <w:numFmt w:val="bullet"/>
-      <w:lvlText w:val=""/>
-      <w:lvlJc w:val="left"/>
-      <w:pPr>
-        <w:ind w:left="2880" w:hanging="360"/>
-      </w:pPr>
-      <w:rPr>
-        <w:rFonts w:ascii="Symbol" w:hAnsi="Symbol" w:hint="default"/>
-      </w:rPr>
-    </w:lvl>
-    <w:lvl w:ilvl="4" w:tplc="04020003" w:tentative="1">
-      <w:start w:val="1"/>
-      <w:numFmt w:val="bullet"/>
-      <w:lvlText w:val="o"/>
-      <w:lvlJc w:val="left"/>
-      <w:pPr>
-        <w:ind w:left="3600" w:hanging="360"/>
-      </w:pPr>
-      <w:rPr>
-        <w:rFonts w:ascii="Courier New" w:hAnsi="Courier New" w:cs="Courier New" w:hint="default"/>
-      </w:rPr>
-    </w:lvl>
-    <w:lvl w:ilvl="5" w:tplc="04020005" w:tentative="1">
-      <w:start w:val="1"/>
-      <w:numFmt w:val="bullet"/>
-      <w:lvlText w:val=""/>
-      <w:lvlJc w:val="left"/>
-      <w:pPr>
-        <w:ind w:left="4320" w:hanging="360"/>
-      </w:pPr>
-      <w:rPr>
-        <w:rFonts w:ascii="Wingdings" w:hAnsi="Wingdings" w:hint="default"/>
-      </w:rPr>
-    </w:lvl>
-    <w:lvl w:ilvl="6" w:tplc="04020001" w:tentative="1">
-      <w:start w:val="1"/>
-      <w:numFmt w:val="bullet"/>
-      <w:lvlText w:val=""/>
-      <w:lvlJc w:val="left"/>
-      <w:pPr>
-        <w:ind w:left="5040" w:hanging="360"/>
-      </w:pPr>
-      <w:rPr>
-        <w:rFonts w:ascii="Symbol" w:hAnsi="Symbol" w:hint="default"/>
-      </w:rPr>
-    </w:lvl>
-    <w:lvl w:ilvl="7" w:tplc="04020003" w:tentative="1">
-      <w:start w:val="1"/>
-      <w:numFmt w:val="bullet"/>
-      <w:lvlText w:val="o"/>
-      <w:lvlJc w:val="left"/>
-      <w:pPr>
-        <w:ind w:left="5760" w:hanging="360"/>
-      </w:pPr>
-      <w:rPr>
-        <w:rFonts w:ascii="Courier New" w:hAnsi="Courier New" w:cs="Courier New" w:hint="default"/>
-      </w:rPr>
-    </w:lvl>
-    <w:lvl w:ilvl="8" w:tplc="04020005" w:tentative="1">
-      <w:start w:val="1"/>
-      <w:numFmt w:val="bullet"/>
-      <w:lvlText w:val=""/>
-      <w:lvlJc w:val="left"/>
-      <w:pPr>
-        <w:ind w:left="6480" w:hanging="360"/>
-      </w:pPr>
-      <w:rPr>
-        <w:rFonts w:ascii="Wingdings" w:hAnsi="Wingdings" w:hint="default"/>
-      </w:rPr>
-    </w:lvl>
-  </w:abstractNum>
-  <w:abstractNum w:abstractNumId="12">
-    <w:nsid w:val="220E3DDB"/>
-    <w:multiLevelType w:val="hybridMultilevel"/>
-    <w:tmpl w:val="993AAC72"/>
-    <w:lvl w:ilvl="0" w:tplc="04020001">
-      <w:start w:val="1"/>
-      <w:numFmt w:val="bullet"/>
-      <w:lvlText w:val=""/>
-      <w:lvlJc w:val="left"/>
-      <w:pPr>
-        <w:ind w:left="720" w:hanging="360"/>
-      </w:pPr>
-      <w:rPr>
-        <w:rFonts w:ascii="Symbol" w:hAnsi="Symbol" w:hint="default"/>
-      </w:rPr>
-    </w:lvl>
-    <w:lvl w:ilvl="1" w:tplc="04020003" w:tentative="1">
-      <w:start w:val="1"/>
-      <w:numFmt w:val="bullet"/>
-      <w:lvlText w:val="o"/>
-      <w:lvlJc w:val="left"/>
-      <w:pPr>
-        <w:ind w:left="1440" w:hanging="360"/>
-      </w:pPr>
-      <w:rPr>
-        <w:rFonts w:ascii="Courier New" w:hAnsi="Courier New" w:cs="Courier New" w:hint="default"/>
-      </w:rPr>
-    </w:lvl>
-    <w:lvl w:ilvl="2" w:tplc="04020005" w:tentative="1">
-      <w:start w:val="1"/>
-      <w:numFmt w:val="bullet"/>
-      <w:lvlText w:val=""/>
-      <w:lvlJc w:val="left"/>
-      <w:pPr>
-        <w:ind w:left="2160" w:hanging="360"/>
-      </w:pPr>
-      <w:rPr>
-        <w:rFonts w:ascii="Wingdings" w:hAnsi="Wingdings" w:hint="default"/>
-      </w:rPr>
-    </w:lvl>
-    <w:lvl w:ilvl="3" w:tplc="04020001" w:tentative="1">
-      <w:start w:val="1"/>
-      <w:numFmt w:val="bullet"/>
-      <w:lvlText w:val=""/>
-      <w:lvlJc w:val="left"/>
-      <w:pPr>
-        <w:ind w:left="2880" w:hanging="360"/>
-      </w:pPr>
-      <w:rPr>
-        <w:rFonts w:ascii="Symbol" w:hAnsi="Symbol" w:hint="default"/>
-      </w:rPr>
-    </w:lvl>
-    <w:lvl w:ilvl="4" w:tplc="04020003" w:tentative="1">
-      <w:start w:val="1"/>
-      <w:numFmt w:val="bullet"/>
-      <w:lvlText w:val="o"/>
-      <w:lvlJc w:val="left"/>
-      <w:pPr>
-        <w:ind w:left="3600" w:hanging="360"/>
-      </w:pPr>
-      <w:rPr>
-        <w:rFonts w:ascii="Courier New" w:hAnsi="Courier New" w:cs="Courier New" w:hint="default"/>
-      </w:rPr>
-    </w:lvl>
-    <w:lvl w:ilvl="5" w:tplc="04020005" w:tentative="1">
-      <w:start w:val="1"/>
-      <w:numFmt w:val="bullet"/>
-      <w:lvlText w:val=""/>
-      <w:lvlJc w:val="left"/>
-      <w:pPr>
-        <w:ind w:left="4320" w:hanging="360"/>
-      </w:pPr>
-      <w:rPr>
-        <w:rFonts w:ascii="Wingdings" w:hAnsi="Wingdings" w:hint="default"/>
-      </w:rPr>
-    </w:lvl>
-    <w:lvl w:ilvl="6" w:tplc="04020001" w:tentative="1">
-      <w:start w:val="1"/>
-      <w:numFmt w:val="bullet"/>
-      <w:lvlText w:val=""/>
-      <w:lvlJc w:val="left"/>
-      <w:pPr>
-        <w:ind w:left="5040" w:hanging="360"/>
-      </w:pPr>
-      <w:rPr>
-        <w:rFonts w:ascii="Symbol" w:hAnsi="Symbol" w:hint="default"/>
-      </w:rPr>
-    </w:lvl>
-    <w:lvl w:ilvl="7" w:tplc="04020003" w:tentative="1">
-      <w:start w:val="1"/>
-      <w:numFmt w:val="bullet"/>
-      <w:lvlText w:val="o"/>
-      <w:lvlJc w:val="left"/>
-      <w:pPr>
-        <w:ind w:left="5760" w:hanging="360"/>
-      </w:pPr>
-      <w:rPr>
-        <w:rFonts w:ascii="Courier New" w:hAnsi="Courier New" w:cs="Courier New" w:hint="default"/>
-      </w:rPr>
-    </w:lvl>
-    <w:lvl w:ilvl="8" w:tplc="04020005" w:tentative="1">
-      <w:start w:val="1"/>
-      <w:numFmt w:val="bullet"/>
-      <w:lvlText w:val=""/>
-      <w:lvlJc w:val="left"/>
-      <w:pPr>
-        <w:ind w:left="6480" w:hanging="360"/>
-      </w:pPr>
-      <w:rPr>
-        <w:rFonts w:ascii="Wingdings" w:hAnsi="Wingdings" w:hint="default"/>
-      </w:rPr>
-    </w:lvl>
-  </w:abstractNum>
-  <w:abstractNum w:abstractNumId="13">
+  <w:abstractNum w:abstractNumId="3">
     <w:nsid w:val="28B151F1"/>
     <w:multiLevelType w:val="hybridMultilevel"/>
     <w:tmpl w:val="BEB47992"/>
@@ -2933,382 +4573,7 @@
       </w:pPr>
     </w:lvl>
   </w:abstractNum>
-  <w:abstractNum w:abstractNumId="14">
-    <w:nsid w:val="2AC91F49"/>
-    <w:multiLevelType w:val="hybridMultilevel"/>
-    <w:tmpl w:val="DB5A8432"/>
-    <w:lvl w:ilvl="0" w:tplc="04020001">
-      <w:start w:val="1"/>
-      <w:numFmt w:val="bullet"/>
-      <w:lvlText w:val=""/>
-      <w:lvlJc w:val="left"/>
-      <w:pPr>
-        <w:ind w:left="720" w:hanging="360"/>
-      </w:pPr>
-      <w:rPr>
-        <w:rFonts w:ascii="Symbol" w:hAnsi="Symbol" w:hint="default"/>
-      </w:rPr>
-    </w:lvl>
-    <w:lvl w:ilvl="1" w:tplc="04020003">
-      <w:start w:val="1"/>
-      <w:numFmt w:val="bullet"/>
-      <w:lvlText w:val="o"/>
-      <w:lvlJc w:val="left"/>
-      <w:pPr>
-        <w:ind w:left="1440" w:hanging="360"/>
-      </w:pPr>
-      <w:rPr>
-        <w:rFonts w:ascii="Courier New" w:hAnsi="Courier New" w:cs="Courier New" w:hint="default"/>
-      </w:rPr>
-    </w:lvl>
-    <w:lvl w:ilvl="2" w:tplc="04020005" w:tentative="1">
-      <w:start w:val="1"/>
-      <w:numFmt w:val="bullet"/>
-      <w:lvlText w:val=""/>
-      <w:lvlJc w:val="left"/>
-      <w:pPr>
-        <w:ind w:left="2160" w:hanging="360"/>
-      </w:pPr>
-      <w:rPr>
-        <w:rFonts w:ascii="Wingdings" w:hAnsi="Wingdings" w:hint="default"/>
-      </w:rPr>
-    </w:lvl>
-    <w:lvl w:ilvl="3" w:tplc="04020001" w:tentative="1">
-      <w:start w:val="1"/>
-      <w:numFmt w:val="bullet"/>
-      <w:lvlText w:val=""/>
-      <w:lvlJc w:val="left"/>
-      <w:pPr>
-        <w:ind w:left="2880" w:hanging="360"/>
-      </w:pPr>
-      <w:rPr>
-        <w:rFonts w:ascii="Symbol" w:hAnsi="Symbol" w:hint="default"/>
-      </w:rPr>
-    </w:lvl>
-    <w:lvl w:ilvl="4" w:tplc="04020003" w:tentative="1">
-      <w:start w:val="1"/>
-      <w:numFmt w:val="bullet"/>
-      <w:lvlText w:val="o"/>
-      <w:lvlJc w:val="left"/>
-      <w:pPr>
-        <w:ind w:left="3600" w:hanging="360"/>
-      </w:pPr>
-      <w:rPr>
-        <w:rFonts w:ascii="Courier New" w:hAnsi="Courier New" w:cs="Courier New" w:hint="default"/>
-      </w:rPr>
-    </w:lvl>
-    <w:lvl w:ilvl="5" w:tplc="04020005" w:tentative="1">
-      <w:start w:val="1"/>
-      <w:numFmt w:val="bullet"/>
-      <w:lvlText w:val=""/>
-      <w:lvlJc w:val="left"/>
-      <w:pPr>
-        <w:ind w:left="4320" w:hanging="360"/>
-      </w:pPr>
-      <w:rPr>
-        <w:rFonts w:ascii="Wingdings" w:hAnsi="Wingdings" w:hint="default"/>
-      </w:rPr>
-    </w:lvl>
-    <w:lvl w:ilvl="6" w:tplc="04020001" w:tentative="1">
-      <w:start w:val="1"/>
-      <w:numFmt w:val="bullet"/>
-      <w:lvlText w:val=""/>
-      <w:lvlJc w:val="left"/>
-      <w:pPr>
-        <w:ind w:left="5040" w:hanging="360"/>
-      </w:pPr>
-      <w:rPr>
-        <w:rFonts w:ascii="Symbol" w:hAnsi="Symbol" w:hint="default"/>
-      </w:rPr>
-    </w:lvl>
-    <w:lvl w:ilvl="7" w:tplc="04020003" w:tentative="1">
-      <w:start w:val="1"/>
-      <w:numFmt w:val="bullet"/>
-      <w:lvlText w:val="o"/>
-      <w:lvlJc w:val="left"/>
-      <w:pPr>
-        <w:ind w:left="5760" w:hanging="360"/>
-      </w:pPr>
-      <w:rPr>
-        <w:rFonts w:ascii="Courier New" w:hAnsi="Courier New" w:cs="Courier New" w:hint="default"/>
-      </w:rPr>
-    </w:lvl>
-    <w:lvl w:ilvl="8" w:tplc="04020005" w:tentative="1">
-      <w:start w:val="1"/>
-      <w:numFmt w:val="bullet"/>
-      <w:lvlText w:val=""/>
-      <w:lvlJc w:val="left"/>
-      <w:pPr>
-        <w:ind w:left="6480" w:hanging="360"/>
-      </w:pPr>
-      <w:rPr>
-        <w:rFonts w:ascii="Wingdings" w:hAnsi="Wingdings" w:hint="default"/>
-      </w:rPr>
-    </w:lvl>
-  </w:abstractNum>
-  <w:abstractNum w:abstractNumId="15">
-    <w:nsid w:val="2B121161"/>
-    <w:multiLevelType w:val="hybridMultilevel"/>
-    <w:tmpl w:val="889E905E"/>
-    <w:lvl w:ilvl="0" w:tplc="0402000B">
-      <w:start w:val="1"/>
-      <w:numFmt w:val="bullet"/>
-      <w:lvlText w:val=""/>
-      <w:lvlJc w:val="left"/>
-      <w:pPr>
-        <w:ind w:left="2160" w:hanging="360"/>
-      </w:pPr>
-      <w:rPr>
-        <w:rFonts w:ascii="Wingdings" w:hAnsi="Wingdings" w:hint="default"/>
-      </w:rPr>
-    </w:lvl>
-    <w:lvl w:ilvl="1" w:tplc="04020003" w:tentative="1">
-      <w:start w:val="1"/>
-      <w:numFmt w:val="bullet"/>
-      <w:lvlText w:val="o"/>
-      <w:lvlJc w:val="left"/>
-      <w:pPr>
-        <w:ind w:left="2880" w:hanging="360"/>
-      </w:pPr>
-      <w:rPr>
-        <w:rFonts w:ascii="Courier New" w:hAnsi="Courier New" w:cs="Courier New" w:hint="default"/>
-      </w:rPr>
-    </w:lvl>
-    <w:lvl w:ilvl="2" w:tplc="04020005" w:tentative="1">
-      <w:start w:val="1"/>
-      <w:numFmt w:val="bullet"/>
-      <w:lvlText w:val=""/>
-      <w:lvlJc w:val="left"/>
-      <w:pPr>
-        <w:ind w:left="3600" w:hanging="360"/>
-      </w:pPr>
-      <w:rPr>
-        <w:rFonts w:ascii="Wingdings" w:hAnsi="Wingdings" w:hint="default"/>
-      </w:rPr>
-    </w:lvl>
-    <w:lvl w:ilvl="3" w:tplc="04020001" w:tentative="1">
-      <w:start w:val="1"/>
-      <w:numFmt w:val="bullet"/>
-      <w:lvlText w:val=""/>
-      <w:lvlJc w:val="left"/>
-      <w:pPr>
-        <w:ind w:left="4320" w:hanging="360"/>
-      </w:pPr>
-      <w:rPr>
-        <w:rFonts w:ascii="Symbol" w:hAnsi="Symbol" w:hint="default"/>
-      </w:rPr>
-    </w:lvl>
-    <w:lvl w:ilvl="4" w:tplc="04020003" w:tentative="1">
-      <w:start w:val="1"/>
-      <w:numFmt w:val="bullet"/>
-      <w:lvlText w:val="o"/>
-      <w:lvlJc w:val="left"/>
-      <w:pPr>
-        <w:ind w:left="5040" w:hanging="360"/>
-      </w:pPr>
-      <w:rPr>
-        <w:rFonts w:ascii="Courier New" w:hAnsi="Courier New" w:cs="Courier New" w:hint="default"/>
-      </w:rPr>
-    </w:lvl>
-    <w:lvl w:ilvl="5" w:tplc="04020005" w:tentative="1">
-      <w:start w:val="1"/>
-      <w:numFmt w:val="bullet"/>
-      <w:lvlText w:val=""/>
-      <w:lvlJc w:val="left"/>
-      <w:pPr>
-        <w:ind w:left="5760" w:hanging="360"/>
-      </w:pPr>
-      <w:rPr>
-        <w:rFonts w:ascii="Wingdings" w:hAnsi="Wingdings" w:hint="default"/>
-      </w:rPr>
-    </w:lvl>
-    <w:lvl w:ilvl="6" w:tplc="04020001" w:tentative="1">
-      <w:start w:val="1"/>
-      <w:numFmt w:val="bullet"/>
-      <w:lvlText w:val=""/>
-      <w:lvlJc w:val="left"/>
-      <w:pPr>
-        <w:ind w:left="6480" w:hanging="360"/>
-      </w:pPr>
-      <w:rPr>
-        <w:rFonts w:ascii="Symbol" w:hAnsi="Symbol" w:hint="default"/>
-      </w:rPr>
-    </w:lvl>
-    <w:lvl w:ilvl="7" w:tplc="04020003" w:tentative="1">
-      <w:start w:val="1"/>
-      <w:numFmt w:val="bullet"/>
-      <w:lvlText w:val="o"/>
-      <w:lvlJc w:val="left"/>
-      <w:pPr>
-        <w:ind w:left="7200" w:hanging="360"/>
-      </w:pPr>
-      <w:rPr>
-        <w:rFonts w:ascii="Courier New" w:hAnsi="Courier New" w:cs="Courier New" w:hint="default"/>
-      </w:rPr>
-    </w:lvl>
-    <w:lvl w:ilvl="8" w:tplc="04020005" w:tentative="1">
-      <w:start w:val="1"/>
-      <w:numFmt w:val="bullet"/>
-      <w:lvlText w:val=""/>
-      <w:lvlJc w:val="left"/>
-      <w:pPr>
-        <w:ind w:left="7920" w:hanging="360"/>
-      </w:pPr>
-      <w:rPr>
-        <w:rFonts w:ascii="Wingdings" w:hAnsi="Wingdings" w:hint="default"/>
-      </w:rPr>
-    </w:lvl>
-  </w:abstractNum>
-  <w:abstractNum w:abstractNumId="16">
-    <w:nsid w:val="32D433A5"/>
-    <w:multiLevelType w:val="multilevel"/>
-    <w:tmpl w:val="14F2C9B6"/>
-    <w:lvl w:ilvl="0">
-      <w:start w:val="1"/>
-      <w:numFmt w:val="bullet"/>
-      <w:lvlText w:val=""/>
-      <w:lvlJc w:val="left"/>
-      <w:pPr>
-        <w:tabs>
-          <w:tab w:val="num" w:pos="720"/>
-        </w:tabs>
-        <w:ind w:left="720" w:hanging="360"/>
-      </w:pPr>
-      <w:rPr>
-        <w:rFonts w:ascii="Symbol" w:hAnsi="Symbol" w:hint="default"/>
-        <w:sz w:val="20"/>
-      </w:rPr>
-    </w:lvl>
-    <w:lvl w:ilvl="1">
-      <w:start w:val="1"/>
-      <w:numFmt w:val="bullet"/>
-      <w:lvlText w:val="o"/>
-      <w:lvlJc w:val="left"/>
-      <w:pPr>
-        <w:tabs>
-          <w:tab w:val="num" w:pos="1440"/>
-        </w:tabs>
-        <w:ind w:left="1440" w:hanging="360"/>
-      </w:pPr>
-      <w:rPr>
-        <w:rFonts w:ascii="Courier New" w:hAnsi="Courier New" w:hint="default"/>
-        <w:sz w:val="20"/>
-      </w:rPr>
-    </w:lvl>
-    <w:lvl w:ilvl="2" w:tentative="1">
-      <w:start w:val="1"/>
-      <w:numFmt w:val="bullet"/>
-      <w:lvlText w:val=""/>
-      <w:lvlJc w:val="left"/>
-      <w:pPr>
-        <w:tabs>
-          <w:tab w:val="num" w:pos="2160"/>
-        </w:tabs>
-        <w:ind w:left="2160" w:hanging="360"/>
-      </w:pPr>
-      <w:rPr>
-        <w:rFonts w:ascii="Wingdings" w:hAnsi="Wingdings" w:hint="default"/>
-        <w:sz w:val="20"/>
-      </w:rPr>
-    </w:lvl>
-    <w:lvl w:ilvl="3" w:tentative="1">
-      <w:start w:val="1"/>
-      <w:numFmt w:val="bullet"/>
-      <w:lvlText w:val=""/>
-      <w:lvlJc w:val="left"/>
-      <w:pPr>
-        <w:tabs>
-          <w:tab w:val="num" w:pos="2880"/>
-        </w:tabs>
-        <w:ind w:left="2880" w:hanging="360"/>
-      </w:pPr>
-      <w:rPr>
-        <w:rFonts w:ascii="Wingdings" w:hAnsi="Wingdings" w:hint="default"/>
-        <w:sz w:val="20"/>
-      </w:rPr>
-    </w:lvl>
-    <w:lvl w:ilvl="4" w:tentative="1">
-      <w:start w:val="1"/>
-      <w:numFmt w:val="bullet"/>
-      <w:lvlText w:val=""/>
-      <w:lvlJc w:val="left"/>
-      <w:pPr>
-        <w:tabs>
-          <w:tab w:val="num" w:pos="3600"/>
-        </w:tabs>
-        <w:ind w:left="3600" w:hanging="360"/>
-      </w:pPr>
-      <w:rPr>
-        <w:rFonts w:ascii="Wingdings" w:hAnsi="Wingdings" w:hint="default"/>
-        <w:sz w:val="20"/>
-      </w:rPr>
-    </w:lvl>
-    <w:lvl w:ilvl="5" w:tentative="1">
-      <w:start w:val="1"/>
-      <w:numFmt w:val="bullet"/>
-      <w:lvlText w:val=""/>
-      <w:lvlJc w:val="left"/>
-      <w:pPr>
-        <w:tabs>
-          <w:tab w:val="num" w:pos="4320"/>
-        </w:tabs>
-        <w:ind w:left="4320" w:hanging="360"/>
-      </w:pPr>
-      <w:rPr>
-        <w:rFonts w:ascii="Wingdings" w:hAnsi="Wingdings" w:hint="default"/>
-        <w:sz w:val="20"/>
-      </w:rPr>
-    </w:lvl>
-    <w:lvl w:ilvl="6" w:tentative="1">
-      <w:start w:val="1"/>
-      <w:numFmt w:val="bullet"/>
-      <w:lvlText w:val=""/>
-      <w:lvlJc w:val="left"/>
-      <w:pPr>
-        <w:tabs>
-          <w:tab w:val="num" w:pos="5040"/>
-        </w:tabs>
-        <w:ind w:left="5040" w:hanging="360"/>
-      </w:pPr>
-      <w:rPr>
-        <w:rFonts w:ascii="Wingdings" w:hAnsi="Wingdings" w:hint="default"/>
-        <w:sz w:val="20"/>
-      </w:rPr>
-    </w:lvl>
-    <w:lvl w:ilvl="7" w:tentative="1">
-      <w:start w:val="1"/>
-      <w:numFmt w:val="bullet"/>
-      <w:lvlText w:val=""/>
-      <w:lvlJc w:val="left"/>
-      <w:pPr>
-        <w:tabs>
-          <w:tab w:val="num" w:pos="5760"/>
-        </w:tabs>
-        <w:ind w:left="5760" w:hanging="360"/>
-      </w:pPr>
-      <w:rPr>
-        <w:rFonts w:ascii="Wingdings" w:hAnsi="Wingdings" w:hint="default"/>
-        <w:sz w:val="20"/>
-      </w:rPr>
-    </w:lvl>
-    <w:lvl w:ilvl="8" w:tentative="1">
-      <w:start w:val="1"/>
-      <w:numFmt w:val="bullet"/>
-      <w:lvlText w:val=""/>
-      <w:lvlJc w:val="left"/>
-      <w:pPr>
-        <w:tabs>
-          <w:tab w:val="num" w:pos="6480"/>
-        </w:tabs>
-        <w:ind w:left="6480" w:hanging="360"/>
-      </w:pPr>
-      <w:rPr>
-        <w:rFonts w:ascii="Wingdings" w:hAnsi="Wingdings" w:hint="default"/>
-        <w:sz w:val="20"/>
-      </w:rPr>
-    </w:lvl>
-  </w:abstractNum>
-  <w:abstractNum w:abstractNumId="17">
+  <w:abstractNum w:abstractNumId="4">
     <w:nsid w:val="394E3051"/>
     <w:multiLevelType w:val="multilevel"/>
     <w:tmpl w:val="C0AAB574"/>
@@ -3457,723 +4722,454 @@
       </w:rPr>
     </w:lvl>
   </w:abstractNum>
-  <w:abstractNum w:abstractNumId="18">
-    <w:nsid w:val="3B83634C"/>
+  <w:abstractNum w:abstractNumId="5">
+    <w:nsid w:val="49417ED9"/>
     <w:multiLevelType w:val="multilevel"/>
-    <w:tmpl w:val="B92A04A2"/>
+    <w:tmpl w:val="51361CF8"/>
     <w:lvl w:ilvl="0">
       <w:start w:val="1"/>
-      <w:numFmt w:val="decimal"/>
-      <w:lvlText w:val="%1."/>
-      <w:lvlJc w:val="left"/>
-      <w:pPr>
-        <w:ind w:left="432" w:hanging="432"/>
-      </w:pPr>
-    </w:lvl>
-    <w:lvl w:ilvl="1">
-      <w:start w:val="1"/>
-      <w:numFmt w:val="decimal"/>
-      <w:lvlText w:val="%1.%2"/>
-      <w:lvlJc w:val="left"/>
-      <w:pPr>
-        <w:ind w:left="576" w:hanging="576"/>
-      </w:pPr>
-    </w:lvl>
-    <w:lvl w:ilvl="2">
-      <w:start w:val="1"/>
       <w:numFmt w:val="bullet"/>
       <w:lvlText w:val=""/>
       <w:lvlJc w:val="left"/>
       <w:pPr>
-        <w:ind w:left="720" w:hanging="720"/>
+        <w:tabs>
+          <w:tab w:val="num" w:pos="720"/>
+        </w:tabs>
+        <w:ind w:left="720" w:hanging="360"/>
       </w:pPr>
       <w:rPr>
         <w:rFonts w:ascii="Symbol" w:hAnsi="Symbol" w:hint="default"/>
-      </w:rPr>
-    </w:lvl>
-    <w:lvl w:ilvl="3">
-      <w:start w:val="1"/>
-      <w:numFmt w:val="decimal"/>
-      <w:lvlText w:val="%1.%2.%3.%4"/>
-      <w:lvlJc w:val="left"/>
-      <w:pPr>
-        <w:ind w:left="864" w:hanging="864"/>
-      </w:pPr>
-    </w:lvl>
-    <w:lvl w:ilvl="4">
-      <w:start w:val="1"/>
-      <w:numFmt w:val="decimal"/>
-      <w:lvlText w:val="%1.%2.%3.%4.%5"/>
-      <w:lvlJc w:val="left"/>
-      <w:pPr>
-        <w:ind w:left="1008" w:hanging="1008"/>
-      </w:pPr>
-    </w:lvl>
-    <w:lvl w:ilvl="5">
-      <w:start w:val="1"/>
-      <w:numFmt w:val="decimal"/>
-      <w:lvlText w:val="%1.%2.%3.%4.%5.%6"/>
-      <w:lvlJc w:val="left"/>
-      <w:pPr>
-        <w:ind w:left="1152" w:hanging="1152"/>
-      </w:pPr>
-    </w:lvl>
-    <w:lvl w:ilvl="6">
-      <w:start w:val="1"/>
-      <w:numFmt w:val="decimal"/>
-      <w:lvlText w:val="%1.%2.%3.%4.%5.%6.%7"/>
-      <w:lvlJc w:val="left"/>
-      <w:pPr>
-        <w:ind w:left="1296" w:hanging="1296"/>
-      </w:pPr>
-    </w:lvl>
-    <w:lvl w:ilvl="7">
-      <w:start w:val="1"/>
-      <w:numFmt w:val="decimal"/>
-      <w:lvlText w:val="%1.%2.%3.%4.%5.%6.%7.%8"/>
-      <w:lvlJc w:val="left"/>
-      <w:pPr>
-        <w:ind w:left="1440" w:hanging="1440"/>
-      </w:pPr>
-    </w:lvl>
-    <w:lvl w:ilvl="8">
-      <w:start w:val="1"/>
-      <w:numFmt w:val="decimal"/>
-      <w:lvlText w:val="%1.%2.%3.%4.%5.%6.%7.%8.%9"/>
-      <w:lvlJc w:val="left"/>
-      <w:pPr>
-        <w:ind w:left="1584" w:hanging="1584"/>
-      </w:pPr>
+        <w:sz w:val="20"/>
+      </w:rPr>
+    </w:lvl>
+    <w:lvl w:ilvl="1" w:tentative="1">
+      <w:start w:val="1"/>
+      <w:numFmt w:val="bullet"/>
+      <w:lvlText w:val="o"/>
+      <w:lvlJc w:val="left"/>
+      <w:pPr>
+        <w:tabs>
+          <w:tab w:val="num" w:pos="1440"/>
+        </w:tabs>
+        <w:ind w:left="1440" w:hanging="360"/>
+      </w:pPr>
+      <w:rPr>
+        <w:rFonts w:ascii="Courier New" w:hAnsi="Courier New" w:hint="default"/>
+        <w:sz w:val="20"/>
+      </w:rPr>
+    </w:lvl>
+    <w:lvl w:ilvl="2" w:tentative="1">
+      <w:start w:val="1"/>
+      <w:numFmt w:val="bullet"/>
+      <w:lvlText w:val=""/>
+      <w:lvlJc w:val="left"/>
+      <w:pPr>
+        <w:tabs>
+          <w:tab w:val="num" w:pos="2160"/>
+        </w:tabs>
+        <w:ind w:left="2160" w:hanging="360"/>
+      </w:pPr>
+      <w:rPr>
+        <w:rFonts w:ascii="Wingdings" w:hAnsi="Wingdings" w:hint="default"/>
+        <w:sz w:val="20"/>
+      </w:rPr>
+    </w:lvl>
+    <w:lvl w:ilvl="3" w:tentative="1">
+      <w:start w:val="1"/>
+      <w:numFmt w:val="bullet"/>
+      <w:lvlText w:val=""/>
+      <w:lvlJc w:val="left"/>
+      <w:pPr>
+        <w:tabs>
+          <w:tab w:val="num" w:pos="2880"/>
+        </w:tabs>
+        <w:ind w:left="2880" w:hanging="360"/>
+      </w:pPr>
+      <w:rPr>
+        <w:rFonts w:ascii="Wingdings" w:hAnsi="Wingdings" w:hint="default"/>
+        <w:sz w:val="20"/>
+      </w:rPr>
+    </w:lvl>
+    <w:lvl w:ilvl="4" w:tentative="1">
+      <w:start w:val="1"/>
+      <w:numFmt w:val="bullet"/>
+      <w:lvlText w:val=""/>
+      <w:lvlJc w:val="left"/>
+      <w:pPr>
+        <w:tabs>
+          <w:tab w:val="num" w:pos="3600"/>
+        </w:tabs>
+        <w:ind w:left="3600" w:hanging="360"/>
+      </w:pPr>
+      <w:rPr>
+        <w:rFonts w:ascii="Wingdings" w:hAnsi="Wingdings" w:hint="default"/>
+        <w:sz w:val="20"/>
+      </w:rPr>
+    </w:lvl>
+    <w:lvl w:ilvl="5" w:tentative="1">
+      <w:start w:val="1"/>
+      <w:numFmt w:val="bullet"/>
+      <w:lvlText w:val=""/>
+      <w:lvlJc w:val="left"/>
+      <w:pPr>
+        <w:tabs>
+          <w:tab w:val="num" w:pos="4320"/>
+        </w:tabs>
+        <w:ind w:left="4320" w:hanging="360"/>
+      </w:pPr>
+      <w:rPr>
+        <w:rFonts w:ascii="Wingdings" w:hAnsi="Wingdings" w:hint="default"/>
+        <w:sz w:val="20"/>
+      </w:rPr>
+    </w:lvl>
+    <w:lvl w:ilvl="6" w:tentative="1">
+      <w:start w:val="1"/>
+      <w:numFmt w:val="bullet"/>
+      <w:lvlText w:val=""/>
+      <w:lvlJc w:val="left"/>
+      <w:pPr>
+        <w:tabs>
+          <w:tab w:val="num" w:pos="5040"/>
+        </w:tabs>
+        <w:ind w:left="5040" w:hanging="360"/>
+      </w:pPr>
+      <w:rPr>
+        <w:rFonts w:ascii="Wingdings" w:hAnsi="Wingdings" w:hint="default"/>
+        <w:sz w:val="20"/>
+      </w:rPr>
+    </w:lvl>
+    <w:lvl w:ilvl="7" w:tentative="1">
+      <w:start w:val="1"/>
+      <w:numFmt w:val="bullet"/>
+      <w:lvlText w:val=""/>
+      <w:lvlJc w:val="left"/>
+      <w:pPr>
+        <w:tabs>
+          <w:tab w:val="num" w:pos="5760"/>
+        </w:tabs>
+        <w:ind w:left="5760" w:hanging="360"/>
+      </w:pPr>
+      <w:rPr>
+        <w:rFonts w:ascii="Wingdings" w:hAnsi="Wingdings" w:hint="default"/>
+        <w:sz w:val="20"/>
+      </w:rPr>
+    </w:lvl>
+    <w:lvl w:ilvl="8" w:tentative="1">
+      <w:start w:val="1"/>
+      <w:numFmt w:val="bullet"/>
+      <w:lvlText w:val=""/>
+      <w:lvlJc w:val="left"/>
+      <w:pPr>
+        <w:tabs>
+          <w:tab w:val="num" w:pos="6480"/>
+        </w:tabs>
+        <w:ind w:left="6480" w:hanging="360"/>
+      </w:pPr>
+      <w:rPr>
+        <w:rFonts w:ascii="Wingdings" w:hAnsi="Wingdings" w:hint="default"/>
+        <w:sz w:val="20"/>
+      </w:rPr>
     </w:lvl>
   </w:abstractNum>
-  <w:abstractNum w:abstractNumId="19">
-    <w:nsid w:val="40AA75C1"/>
-    <w:multiLevelType w:val="hybridMultilevel"/>
-    <w:tmpl w:val="602A9C9C"/>
-    <w:lvl w:ilvl="0" w:tplc="04020001">
+  <w:abstractNum w:abstractNumId="6">
+    <w:nsid w:val="62022BB1"/>
+    <w:multiLevelType w:val="multilevel"/>
+    <w:tmpl w:val="D230191C"/>
+    <w:lvl w:ilvl="0">
       <w:start w:val="1"/>
       <w:numFmt w:val="bullet"/>
       <w:lvlText w:val=""/>
       <w:lvlJc w:val="left"/>
       <w:pPr>
+        <w:tabs>
+          <w:tab w:val="num" w:pos="720"/>
+        </w:tabs>
         <w:ind w:left="720" w:hanging="360"/>
       </w:pPr>
       <w:rPr>
         <w:rFonts w:ascii="Symbol" w:hAnsi="Symbol" w:hint="default"/>
-      </w:rPr>
-    </w:lvl>
-    <w:lvl w:ilvl="1" w:tplc="04020019" w:tentative="1">
-      <w:start w:val="1"/>
-      <w:numFmt w:val="lowerLetter"/>
-      <w:lvlText w:val="%2."/>
-      <w:lvlJc w:val="left"/>
-      <w:pPr>
+        <w:sz w:val="20"/>
+      </w:rPr>
+    </w:lvl>
+    <w:lvl w:ilvl="1" w:tentative="1">
+      <w:start w:val="1"/>
+      <w:numFmt w:val="bullet"/>
+      <w:lvlText w:val="o"/>
+      <w:lvlJc w:val="left"/>
+      <w:pPr>
+        <w:tabs>
+          <w:tab w:val="num" w:pos="1440"/>
+        </w:tabs>
         <w:ind w:left="1440" w:hanging="360"/>
       </w:pPr>
-    </w:lvl>
-    <w:lvl w:ilvl="2" w:tplc="0402001B" w:tentative="1">
-      <w:start w:val="1"/>
-      <w:numFmt w:val="lowerRoman"/>
-      <w:lvlText w:val="%3."/>
-      <w:lvlJc w:val="right"/>
-      <w:pPr>
-        <w:ind w:left="2160" w:hanging="180"/>
-      </w:pPr>
-    </w:lvl>
-    <w:lvl w:ilvl="3" w:tplc="0402000F" w:tentative="1">
-      <w:start w:val="1"/>
-      <w:numFmt w:val="decimal"/>
-      <w:lvlText w:val="%4."/>
-      <w:lvlJc w:val="left"/>
-      <w:pPr>
+      <w:rPr>
+        <w:rFonts w:ascii="Courier New" w:hAnsi="Courier New" w:hint="default"/>
+        <w:sz w:val="20"/>
+      </w:rPr>
+    </w:lvl>
+    <w:lvl w:ilvl="2" w:tentative="1">
+      <w:start w:val="1"/>
+      <w:numFmt w:val="bullet"/>
+      <w:lvlText w:val=""/>
+      <w:lvlJc w:val="left"/>
+      <w:pPr>
+        <w:tabs>
+          <w:tab w:val="num" w:pos="2160"/>
+        </w:tabs>
+        <w:ind w:left="2160" w:hanging="360"/>
+      </w:pPr>
+      <w:rPr>
+        <w:rFonts w:ascii="Wingdings" w:hAnsi="Wingdings" w:hint="default"/>
+        <w:sz w:val="20"/>
+      </w:rPr>
+    </w:lvl>
+    <w:lvl w:ilvl="3" w:tentative="1">
+      <w:start w:val="1"/>
+      <w:numFmt w:val="bullet"/>
+      <w:lvlText w:val=""/>
+      <w:lvlJc w:val="left"/>
+      <w:pPr>
+        <w:tabs>
+          <w:tab w:val="num" w:pos="2880"/>
+        </w:tabs>
         <w:ind w:left="2880" w:hanging="360"/>
       </w:pPr>
-    </w:lvl>
-    <w:lvl w:ilvl="4" w:tplc="04020019" w:tentative="1">
-      <w:start w:val="1"/>
-      <w:numFmt w:val="lowerLetter"/>
-      <w:lvlText w:val="%5."/>
-      <w:lvlJc w:val="left"/>
-      <w:pPr>
+      <w:rPr>
+        <w:rFonts w:ascii="Wingdings" w:hAnsi="Wingdings" w:hint="default"/>
+        <w:sz w:val="20"/>
+      </w:rPr>
+    </w:lvl>
+    <w:lvl w:ilvl="4" w:tentative="1">
+      <w:start w:val="1"/>
+      <w:numFmt w:val="bullet"/>
+      <w:lvlText w:val=""/>
+      <w:lvlJc w:val="left"/>
+      <w:pPr>
+        <w:tabs>
+          <w:tab w:val="num" w:pos="3600"/>
+        </w:tabs>
         <w:ind w:left="3600" w:hanging="360"/>
       </w:pPr>
-    </w:lvl>
-    <w:lvl w:ilvl="5" w:tplc="0402001B" w:tentative="1">
-      <w:start w:val="1"/>
-      <w:numFmt w:val="lowerRoman"/>
-      <w:lvlText w:val="%6."/>
-      <w:lvlJc w:val="right"/>
-      <w:pPr>
-        <w:ind w:left="4320" w:hanging="180"/>
-      </w:pPr>
-    </w:lvl>
-    <w:lvl w:ilvl="6" w:tplc="0402000F" w:tentative="1">
-      <w:start w:val="1"/>
-      <w:numFmt w:val="decimal"/>
-      <w:lvlText w:val="%7."/>
-      <w:lvlJc w:val="left"/>
-      <w:pPr>
+      <w:rPr>
+        <w:rFonts w:ascii="Wingdings" w:hAnsi="Wingdings" w:hint="default"/>
+        <w:sz w:val="20"/>
+      </w:rPr>
+    </w:lvl>
+    <w:lvl w:ilvl="5" w:tentative="1">
+      <w:start w:val="1"/>
+      <w:numFmt w:val="bullet"/>
+      <w:lvlText w:val=""/>
+      <w:lvlJc w:val="left"/>
+      <w:pPr>
+        <w:tabs>
+          <w:tab w:val="num" w:pos="4320"/>
+        </w:tabs>
+        <w:ind w:left="4320" w:hanging="360"/>
+      </w:pPr>
+      <w:rPr>
+        <w:rFonts w:ascii="Wingdings" w:hAnsi="Wingdings" w:hint="default"/>
+        <w:sz w:val="20"/>
+      </w:rPr>
+    </w:lvl>
+    <w:lvl w:ilvl="6" w:tentative="1">
+      <w:start w:val="1"/>
+      <w:numFmt w:val="bullet"/>
+      <w:lvlText w:val=""/>
+      <w:lvlJc w:val="left"/>
+      <w:pPr>
+        <w:tabs>
+          <w:tab w:val="num" w:pos="5040"/>
+        </w:tabs>
         <w:ind w:left="5040" w:hanging="360"/>
       </w:pPr>
-    </w:lvl>
-    <w:lvl w:ilvl="7" w:tplc="04020019" w:tentative="1">
-      <w:start w:val="1"/>
-      <w:numFmt w:val="lowerLetter"/>
-      <w:lvlText w:val="%8."/>
-      <w:lvlJc w:val="left"/>
-      <w:pPr>
+      <w:rPr>
+        <w:rFonts w:ascii="Wingdings" w:hAnsi="Wingdings" w:hint="default"/>
+        <w:sz w:val="20"/>
+      </w:rPr>
+    </w:lvl>
+    <w:lvl w:ilvl="7" w:tentative="1">
+      <w:start w:val="1"/>
+      <w:numFmt w:val="bullet"/>
+      <w:lvlText w:val=""/>
+      <w:lvlJc w:val="left"/>
+      <w:pPr>
+        <w:tabs>
+          <w:tab w:val="num" w:pos="5760"/>
+        </w:tabs>
         <w:ind w:left="5760" w:hanging="360"/>
       </w:pPr>
-    </w:lvl>
-    <w:lvl w:ilvl="8" w:tplc="0402001B" w:tentative="1">
-      <w:start w:val="1"/>
-      <w:numFmt w:val="lowerRoman"/>
-      <w:lvlText w:val="%9."/>
-      <w:lvlJc w:val="right"/>
-      <w:pPr>
-        <w:ind w:left="6480" w:hanging="180"/>
-      </w:pPr>
+      <w:rPr>
+        <w:rFonts w:ascii="Wingdings" w:hAnsi="Wingdings" w:hint="default"/>
+        <w:sz w:val="20"/>
+      </w:rPr>
+    </w:lvl>
+    <w:lvl w:ilvl="8" w:tentative="1">
+      <w:start w:val="1"/>
+      <w:numFmt w:val="bullet"/>
+      <w:lvlText w:val=""/>
+      <w:lvlJc w:val="left"/>
+      <w:pPr>
+        <w:tabs>
+          <w:tab w:val="num" w:pos="6480"/>
+        </w:tabs>
+        <w:ind w:left="6480" w:hanging="360"/>
+      </w:pPr>
+      <w:rPr>
+        <w:rFonts w:ascii="Wingdings" w:hAnsi="Wingdings" w:hint="default"/>
+        <w:sz w:val="20"/>
+      </w:rPr>
     </w:lvl>
   </w:abstractNum>
-  <w:abstractNum w:abstractNumId="20">
-    <w:nsid w:val="43ED2EAD"/>
-    <w:multiLevelType w:val="hybridMultilevel"/>
-    <w:tmpl w:val="DB862CBA"/>
-    <w:lvl w:ilvl="0" w:tplc="04020001">
+  <w:abstractNum w:abstractNumId="7">
+    <w:nsid w:val="63E2161D"/>
+    <w:multiLevelType w:val="multilevel"/>
+    <w:tmpl w:val="2C9CDE96"/>
+    <w:lvl w:ilvl="0">
       <w:start w:val="1"/>
       <w:numFmt w:val="bullet"/>
       <w:lvlText w:val=""/>
       <w:lvlJc w:val="left"/>
       <w:pPr>
+        <w:tabs>
+          <w:tab w:val="num" w:pos="720"/>
+        </w:tabs>
         <w:ind w:left="720" w:hanging="360"/>
       </w:pPr>
       <w:rPr>
         <w:rFonts w:ascii="Symbol" w:hAnsi="Symbol" w:hint="default"/>
-      </w:rPr>
-    </w:lvl>
-    <w:lvl w:ilvl="1" w:tplc="04020003" w:tentative="1">
+        <w:sz w:val="20"/>
+      </w:rPr>
+    </w:lvl>
+    <w:lvl w:ilvl="1" w:tentative="1">
       <w:start w:val="1"/>
       <w:numFmt w:val="bullet"/>
       <w:lvlText w:val="o"/>
       <w:lvlJc w:val="left"/>
       <w:pPr>
+        <w:tabs>
+          <w:tab w:val="num" w:pos="1440"/>
+        </w:tabs>
         <w:ind w:left="1440" w:hanging="360"/>
       </w:pPr>
       <w:rPr>
-        <w:rFonts w:ascii="Courier New" w:hAnsi="Courier New" w:cs="Courier New" w:hint="default"/>
-      </w:rPr>
-    </w:lvl>
-    <w:lvl w:ilvl="2" w:tplc="04020005" w:tentative="1">
+        <w:rFonts w:ascii="Courier New" w:hAnsi="Courier New" w:hint="default"/>
+        <w:sz w:val="20"/>
+      </w:rPr>
+    </w:lvl>
+    <w:lvl w:ilvl="2" w:tentative="1">
       <w:start w:val="1"/>
       <w:numFmt w:val="bullet"/>
       <w:lvlText w:val=""/>
       <w:lvlJc w:val="left"/>
       <w:pPr>
+        <w:tabs>
+          <w:tab w:val="num" w:pos="2160"/>
+        </w:tabs>
         <w:ind w:left="2160" w:hanging="360"/>
       </w:pPr>
       <w:rPr>
         <w:rFonts w:ascii="Wingdings" w:hAnsi="Wingdings" w:hint="default"/>
-      </w:rPr>
-    </w:lvl>
-    <w:lvl w:ilvl="3" w:tplc="04020001" w:tentative="1">
-      <w:start w:val="1"/>
-      <w:numFmt w:val="bullet"/>
-      <w:lvlText w:val=""/>
-      <w:lvlJc w:val="left"/>
-      <w:pPr>
+        <w:sz w:val="20"/>
+      </w:rPr>
+    </w:lvl>
+    <w:lvl w:ilvl="3" w:tentative="1">
+      <w:start w:val="1"/>
+      <w:numFmt w:val="bullet"/>
+      <w:lvlText w:val=""/>
+      <w:lvlJc w:val="left"/>
+      <w:pPr>
+        <w:tabs>
+          <w:tab w:val="num" w:pos="2880"/>
+        </w:tabs>
         <w:ind w:left="2880" w:hanging="360"/>
       </w:pPr>
       <w:rPr>
-        <w:rFonts w:ascii="Symbol" w:hAnsi="Symbol" w:hint="default"/>
-      </w:rPr>
-    </w:lvl>
-    <w:lvl w:ilvl="4" w:tplc="04020003" w:tentative="1">
-      <w:start w:val="1"/>
-      <w:numFmt w:val="bullet"/>
-      <w:lvlText w:val="o"/>
-      <w:lvlJc w:val="left"/>
-      <w:pPr>
+        <w:rFonts w:ascii="Wingdings" w:hAnsi="Wingdings" w:hint="default"/>
+        <w:sz w:val="20"/>
+      </w:rPr>
+    </w:lvl>
+    <w:lvl w:ilvl="4" w:tentative="1">
+      <w:start w:val="1"/>
+      <w:numFmt w:val="bullet"/>
+      <w:lvlText w:val=""/>
+      <w:lvlJc w:val="left"/>
+      <w:pPr>
+        <w:tabs>
+          <w:tab w:val="num" w:pos="3600"/>
+        </w:tabs>
         <w:ind w:left="3600" w:hanging="360"/>
       </w:pPr>
       <w:rPr>
-        <w:rFonts w:ascii="Courier New" w:hAnsi="Courier New" w:cs="Courier New" w:hint="default"/>
-      </w:rPr>
-    </w:lvl>
-    <w:lvl w:ilvl="5" w:tplc="04020005" w:tentative="1">
+        <w:rFonts w:ascii="Wingdings" w:hAnsi="Wingdings" w:hint="default"/>
+        <w:sz w:val="20"/>
+      </w:rPr>
+    </w:lvl>
+    <w:lvl w:ilvl="5" w:tentative="1">
       <w:start w:val="1"/>
       <w:numFmt w:val="bullet"/>
       <w:lvlText w:val=""/>
       <w:lvlJc w:val="left"/>
       <w:pPr>
+        <w:tabs>
+          <w:tab w:val="num" w:pos="4320"/>
+        </w:tabs>
         <w:ind w:left="4320" w:hanging="360"/>
       </w:pPr>
       <w:rPr>
         <w:rFonts w:ascii="Wingdings" w:hAnsi="Wingdings" w:hint="default"/>
-      </w:rPr>
-    </w:lvl>
-    <w:lvl w:ilvl="6" w:tplc="04020001" w:tentative="1">
-      <w:start w:val="1"/>
-      <w:numFmt w:val="bullet"/>
-      <w:lvlText w:val=""/>
-      <w:lvlJc w:val="left"/>
-      <w:pPr>
+        <w:sz w:val="20"/>
+      </w:rPr>
+    </w:lvl>
+    <w:lvl w:ilvl="6" w:tentative="1">
+      <w:start w:val="1"/>
+      <w:numFmt w:val="bullet"/>
+      <w:lvlText w:val=""/>
+      <w:lvlJc w:val="left"/>
+      <w:pPr>
+        <w:tabs>
+          <w:tab w:val="num" w:pos="5040"/>
+        </w:tabs>
         <w:ind w:left="5040" w:hanging="360"/>
       </w:pPr>
       <w:rPr>
-        <w:rFonts w:ascii="Symbol" w:hAnsi="Symbol" w:hint="default"/>
-      </w:rPr>
-    </w:lvl>
-    <w:lvl w:ilvl="7" w:tplc="04020003" w:tentative="1">
-      <w:start w:val="1"/>
-      <w:numFmt w:val="bullet"/>
-      <w:lvlText w:val="o"/>
-      <w:lvlJc w:val="left"/>
-      <w:pPr>
+        <w:rFonts w:ascii="Wingdings" w:hAnsi="Wingdings" w:hint="default"/>
+        <w:sz w:val="20"/>
+      </w:rPr>
+    </w:lvl>
+    <w:lvl w:ilvl="7" w:tentative="1">
+      <w:start w:val="1"/>
+      <w:numFmt w:val="bullet"/>
+      <w:lvlText w:val=""/>
+      <w:lvlJc w:val="left"/>
+      <w:pPr>
+        <w:tabs>
+          <w:tab w:val="num" w:pos="5760"/>
+        </w:tabs>
         <w:ind w:left="5760" w:hanging="360"/>
       </w:pPr>
       <w:rPr>
-        <w:rFonts w:ascii="Courier New" w:hAnsi="Courier New" w:cs="Courier New" w:hint="default"/>
-      </w:rPr>
-    </w:lvl>
-    <w:lvl w:ilvl="8" w:tplc="04020005" w:tentative="1">
+        <w:rFonts w:ascii="Wingdings" w:hAnsi="Wingdings" w:hint="default"/>
+        <w:sz w:val="20"/>
+      </w:rPr>
+    </w:lvl>
+    <w:lvl w:ilvl="8" w:tentative="1">
       <w:start w:val="1"/>
       <w:numFmt w:val="bullet"/>
       <w:lvlText w:val=""/>
       <w:lvlJc w:val="left"/>
       <w:pPr>
+        <w:tabs>
+          <w:tab w:val="num" w:pos="6480"/>
+        </w:tabs>
         <w:ind w:left="6480" w:hanging="360"/>
       </w:pPr>
       <w:rPr>
         <w:rFonts w:ascii="Wingdings" w:hAnsi="Wingdings" w:hint="default"/>
+        <w:sz w:val="20"/>
       </w:rPr>
     </w:lvl>
   </w:abstractNum>
-  <w:abstractNum w:abstractNumId="21">
-    <w:nsid w:val="49A86A20"/>
-    <w:multiLevelType w:val="hybridMultilevel"/>
-    <w:tmpl w:val="56D495F0"/>
-    <w:lvl w:ilvl="0" w:tplc="04020001">
-      <w:start w:val="1"/>
-      <w:numFmt w:val="bullet"/>
-      <w:lvlText w:val=""/>
-      <w:lvlJc w:val="left"/>
-      <w:pPr>
-        <w:ind w:left="720" w:hanging="360"/>
-      </w:pPr>
-      <w:rPr>
-        <w:rFonts w:ascii="Symbol" w:hAnsi="Symbol" w:hint="default"/>
-      </w:rPr>
-    </w:lvl>
-    <w:lvl w:ilvl="1" w:tplc="04020003">
-      <w:start w:val="1"/>
-      <w:numFmt w:val="bullet"/>
-      <w:lvlText w:val="o"/>
-      <w:lvlJc w:val="left"/>
-      <w:pPr>
-        <w:ind w:left="1440" w:hanging="360"/>
-      </w:pPr>
-      <w:rPr>
-        <w:rFonts w:ascii="Courier New" w:hAnsi="Courier New" w:cs="Courier New" w:hint="default"/>
-      </w:rPr>
-    </w:lvl>
-    <w:lvl w:ilvl="2" w:tplc="04020005" w:tentative="1">
-      <w:start w:val="1"/>
-      <w:numFmt w:val="bullet"/>
-      <w:lvlText w:val=""/>
-      <w:lvlJc w:val="left"/>
-      <w:pPr>
-        <w:ind w:left="2160" w:hanging="360"/>
-      </w:pPr>
-      <w:rPr>
-        <w:rFonts w:ascii="Wingdings" w:hAnsi="Wingdings" w:hint="default"/>
-      </w:rPr>
-    </w:lvl>
-    <w:lvl w:ilvl="3" w:tplc="04020001" w:tentative="1">
-      <w:start w:val="1"/>
-      <w:numFmt w:val="bullet"/>
-      <w:lvlText w:val=""/>
-      <w:lvlJc w:val="left"/>
-      <w:pPr>
-        <w:ind w:left="2880" w:hanging="360"/>
-      </w:pPr>
-      <w:rPr>
-        <w:rFonts w:ascii="Symbol" w:hAnsi="Symbol" w:hint="default"/>
-      </w:rPr>
-    </w:lvl>
-    <w:lvl w:ilvl="4" w:tplc="04020003" w:tentative="1">
-      <w:start w:val="1"/>
-      <w:numFmt w:val="bullet"/>
-      <w:lvlText w:val="o"/>
-      <w:lvlJc w:val="left"/>
-      <w:pPr>
-        <w:ind w:left="3600" w:hanging="360"/>
-      </w:pPr>
-      <w:rPr>
-        <w:rFonts w:ascii="Courier New" w:hAnsi="Courier New" w:cs="Courier New" w:hint="default"/>
-      </w:rPr>
-    </w:lvl>
-    <w:lvl w:ilvl="5" w:tplc="04020005" w:tentative="1">
-      <w:start w:val="1"/>
-      <w:numFmt w:val="bullet"/>
-      <w:lvlText w:val=""/>
-      <w:lvlJc w:val="left"/>
-      <w:pPr>
-        <w:ind w:left="4320" w:hanging="360"/>
-      </w:pPr>
-      <w:rPr>
-        <w:rFonts w:ascii="Wingdings" w:hAnsi="Wingdings" w:hint="default"/>
-      </w:rPr>
-    </w:lvl>
-    <w:lvl w:ilvl="6" w:tplc="04020001" w:tentative="1">
-      <w:start w:val="1"/>
-      <w:numFmt w:val="bullet"/>
-      <w:lvlText w:val=""/>
-      <w:lvlJc w:val="left"/>
-      <w:pPr>
-        <w:ind w:left="5040" w:hanging="360"/>
-      </w:pPr>
-      <w:rPr>
-        <w:rFonts w:ascii="Symbol" w:hAnsi="Symbol" w:hint="default"/>
-      </w:rPr>
-    </w:lvl>
-    <w:lvl w:ilvl="7" w:tplc="04020003" w:tentative="1">
-      <w:start w:val="1"/>
-      <w:numFmt w:val="bullet"/>
-      <w:lvlText w:val="o"/>
-      <w:lvlJc w:val="left"/>
-      <w:pPr>
-        <w:ind w:left="5760" w:hanging="360"/>
-      </w:pPr>
-      <w:rPr>
-        <w:rFonts w:ascii="Courier New" w:hAnsi="Courier New" w:cs="Courier New" w:hint="default"/>
-      </w:rPr>
-    </w:lvl>
-    <w:lvl w:ilvl="8" w:tplc="04020005" w:tentative="1">
-      <w:start w:val="1"/>
-      <w:numFmt w:val="bullet"/>
-      <w:lvlText w:val=""/>
-      <w:lvlJc w:val="left"/>
-      <w:pPr>
-        <w:ind w:left="6480" w:hanging="360"/>
-      </w:pPr>
-      <w:rPr>
-        <w:rFonts w:ascii="Wingdings" w:hAnsi="Wingdings" w:hint="default"/>
-      </w:rPr>
-    </w:lvl>
-  </w:abstractNum>
-  <w:abstractNum w:abstractNumId="22">
-    <w:nsid w:val="4CA22426"/>
-    <w:multiLevelType w:val="hybridMultilevel"/>
-    <w:tmpl w:val="DB003DD4"/>
-    <w:lvl w:ilvl="0" w:tplc="0402000F">
-      <w:start w:val="1"/>
-      <w:numFmt w:val="decimal"/>
-      <w:lvlText w:val="%1."/>
-      <w:lvlJc w:val="left"/>
-      <w:pPr>
-        <w:ind w:left="720" w:hanging="360"/>
-      </w:pPr>
-    </w:lvl>
-    <w:lvl w:ilvl="1" w:tplc="04020019" w:tentative="1">
-      <w:start w:val="1"/>
-      <w:numFmt w:val="lowerLetter"/>
-      <w:lvlText w:val="%2."/>
-      <w:lvlJc w:val="left"/>
-      <w:pPr>
-        <w:ind w:left="1440" w:hanging="360"/>
-      </w:pPr>
-    </w:lvl>
-    <w:lvl w:ilvl="2" w:tplc="0402001B" w:tentative="1">
-      <w:start w:val="1"/>
-      <w:numFmt w:val="lowerRoman"/>
-      <w:lvlText w:val="%3."/>
-      <w:lvlJc w:val="right"/>
-      <w:pPr>
-        <w:ind w:left="2160" w:hanging="180"/>
-      </w:pPr>
-    </w:lvl>
-    <w:lvl w:ilvl="3" w:tplc="0402000F" w:tentative="1">
-      <w:start w:val="1"/>
-      <w:numFmt w:val="decimal"/>
-      <w:lvlText w:val="%4."/>
-      <w:lvlJc w:val="left"/>
-      <w:pPr>
-        <w:ind w:left="2880" w:hanging="360"/>
-      </w:pPr>
-    </w:lvl>
-    <w:lvl w:ilvl="4" w:tplc="04020019" w:tentative="1">
-      <w:start w:val="1"/>
-      <w:numFmt w:val="lowerLetter"/>
-      <w:lvlText w:val="%5."/>
-      <w:lvlJc w:val="left"/>
-      <w:pPr>
-        <w:ind w:left="3600" w:hanging="360"/>
-      </w:pPr>
-    </w:lvl>
-    <w:lvl w:ilvl="5" w:tplc="0402001B" w:tentative="1">
-      <w:start w:val="1"/>
-      <w:numFmt w:val="lowerRoman"/>
-      <w:lvlText w:val="%6."/>
-      <w:lvlJc w:val="right"/>
-      <w:pPr>
-        <w:ind w:left="4320" w:hanging="180"/>
-      </w:pPr>
-    </w:lvl>
-    <w:lvl w:ilvl="6" w:tplc="0402000F" w:tentative="1">
-      <w:start w:val="1"/>
-      <w:numFmt w:val="decimal"/>
-      <w:lvlText w:val="%7."/>
-      <w:lvlJc w:val="left"/>
-      <w:pPr>
-        <w:ind w:left="5040" w:hanging="360"/>
-      </w:pPr>
-    </w:lvl>
-    <w:lvl w:ilvl="7" w:tplc="04020019" w:tentative="1">
-      <w:start w:val="1"/>
-      <w:numFmt w:val="lowerLetter"/>
-      <w:lvlText w:val="%8."/>
-      <w:lvlJc w:val="left"/>
-      <w:pPr>
-        <w:ind w:left="5760" w:hanging="360"/>
-      </w:pPr>
-    </w:lvl>
-    <w:lvl w:ilvl="8" w:tplc="0402001B" w:tentative="1">
-      <w:start w:val="1"/>
-      <w:numFmt w:val="lowerRoman"/>
-      <w:lvlText w:val="%9."/>
-      <w:lvlJc w:val="right"/>
-      <w:pPr>
-        <w:ind w:left="6480" w:hanging="180"/>
-      </w:pPr>
-    </w:lvl>
-  </w:abstractNum>
-  <w:abstractNum w:abstractNumId="23">
-    <w:nsid w:val="4DAD2655"/>
-    <w:multiLevelType w:val="hybridMultilevel"/>
-    <w:tmpl w:val="9C366A44"/>
-    <w:lvl w:ilvl="0" w:tplc="0402000B">
-      <w:start w:val="1"/>
-      <w:numFmt w:val="bullet"/>
-      <w:lvlText w:val=""/>
-      <w:lvlJc w:val="left"/>
-      <w:pPr>
-        <w:ind w:left="720" w:hanging="360"/>
-      </w:pPr>
-      <w:rPr>
-        <w:rFonts w:ascii="Wingdings" w:hAnsi="Wingdings" w:hint="default"/>
-      </w:rPr>
-    </w:lvl>
-    <w:lvl w:ilvl="1" w:tplc="04020003" w:tentative="1">
-      <w:start w:val="1"/>
-      <w:numFmt w:val="bullet"/>
-      <w:lvlText w:val="o"/>
-      <w:lvlJc w:val="left"/>
-      <w:pPr>
-        <w:ind w:left="1440" w:hanging="360"/>
-      </w:pPr>
-      <w:rPr>
-        <w:rFonts w:ascii="Courier New" w:hAnsi="Courier New" w:cs="Courier New" w:hint="default"/>
-      </w:rPr>
-    </w:lvl>
-    <w:lvl w:ilvl="2" w:tplc="04020005" w:tentative="1">
-      <w:start w:val="1"/>
-      <w:numFmt w:val="bullet"/>
-      <w:lvlText w:val=""/>
-      <w:lvlJc w:val="left"/>
-      <w:pPr>
-        <w:ind w:left="2160" w:hanging="360"/>
-      </w:pPr>
-      <w:rPr>
-        <w:rFonts w:ascii="Wingdings" w:hAnsi="Wingdings" w:hint="default"/>
-      </w:rPr>
-    </w:lvl>
-    <w:lvl w:ilvl="3" w:tplc="04020001" w:tentative="1">
-      <w:start w:val="1"/>
-      <w:numFmt w:val="bullet"/>
-      <w:lvlText w:val=""/>
-      <w:lvlJc w:val="left"/>
-      <w:pPr>
-        <w:ind w:left="2880" w:hanging="360"/>
-      </w:pPr>
-      <w:rPr>
-        <w:rFonts w:ascii="Symbol" w:hAnsi="Symbol" w:hint="default"/>
-      </w:rPr>
-    </w:lvl>
-    <w:lvl w:ilvl="4" w:tplc="04020003" w:tentative="1">
-      <w:start w:val="1"/>
-      <w:numFmt w:val="bullet"/>
-      <w:lvlText w:val="o"/>
-      <w:lvlJc w:val="left"/>
-      <w:pPr>
-        <w:ind w:left="3600" w:hanging="360"/>
-      </w:pPr>
-      <w:rPr>
-        <w:rFonts w:ascii="Courier New" w:hAnsi="Courier New" w:cs="Courier New" w:hint="default"/>
-      </w:rPr>
-    </w:lvl>
-    <w:lvl w:ilvl="5" w:tplc="04020005" w:tentative="1">
-      <w:start w:val="1"/>
-      <w:numFmt w:val="bullet"/>
-      <w:lvlText w:val=""/>
-      <w:lvlJc w:val="left"/>
-      <w:pPr>
-        <w:ind w:left="4320" w:hanging="360"/>
-      </w:pPr>
-      <w:rPr>
-        <w:rFonts w:ascii="Wingdings" w:hAnsi="Wingdings" w:hint="default"/>
-      </w:rPr>
-    </w:lvl>
-    <w:lvl w:ilvl="6" w:tplc="04020001" w:tentative="1">
-      <w:start w:val="1"/>
-      <w:numFmt w:val="bullet"/>
-      <w:lvlText w:val=""/>
-      <w:lvlJc w:val="left"/>
-      <w:pPr>
-        <w:ind w:left="5040" w:hanging="360"/>
-      </w:pPr>
-      <w:rPr>
-        <w:rFonts w:ascii="Symbol" w:hAnsi="Symbol" w:hint="default"/>
-      </w:rPr>
-    </w:lvl>
-    <w:lvl w:ilvl="7" w:tplc="04020003" w:tentative="1">
-      <w:start w:val="1"/>
-      <w:numFmt w:val="bullet"/>
-      <w:lvlText w:val="o"/>
-      <w:lvlJc w:val="left"/>
-      <w:pPr>
-        <w:ind w:left="5760" w:hanging="360"/>
-      </w:pPr>
-      <w:rPr>
-        <w:rFonts w:ascii="Courier New" w:hAnsi="Courier New" w:cs="Courier New" w:hint="default"/>
-      </w:rPr>
-    </w:lvl>
-    <w:lvl w:ilvl="8" w:tplc="04020005" w:tentative="1">
-      <w:start w:val="1"/>
-      <w:numFmt w:val="bullet"/>
-      <w:lvlText w:val=""/>
-      <w:lvlJc w:val="left"/>
-      <w:pPr>
-        <w:ind w:left="6480" w:hanging="360"/>
-      </w:pPr>
-      <w:rPr>
-        <w:rFonts w:ascii="Wingdings" w:hAnsi="Wingdings" w:hint="default"/>
-      </w:rPr>
-    </w:lvl>
-  </w:abstractNum>
-  <w:abstractNum w:abstractNumId="24">
-    <w:nsid w:val="568A2C70"/>
-    <w:multiLevelType w:val="hybridMultilevel"/>
-    <w:tmpl w:val="FC8E59F8"/>
-    <w:lvl w:ilvl="0" w:tplc="04020001">
-      <w:start w:val="1"/>
-      <w:numFmt w:val="bullet"/>
-      <w:lvlText w:val=""/>
-      <w:lvlJc w:val="left"/>
-      <w:pPr>
-        <w:ind w:left="1440" w:hanging="360"/>
-      </w:pPr>
-      <w:rPr>
-        <w:rFonts w:ascii="Symbol" w:hAnsi="Symbol" w:hint="default"/>
-      </w:rPr>
-    </w:lvl>
-    <w:lvl w:ilvl="1" w:tplc="04020003" w:tentative="1">
-      <w:start w:val="1"/>
-      <w:numFmt w:val="bullet"/>
-      <w:lvlText w:val="o"/>
-      <w:lvlJc w:val="left"/>
-      <w:pPr>
-        <w:ind w:left="2160" w:hanging="360"/>
-      </w:pPr>
-      <w:rPr>
-        <w:rFonts w:ascii="Courier New" w:hAnsi="Courier New" w:cs="Courier New" w:hint="default"/>
-      </w:rPr>
-    </w:lvl>
-    <w:lvl w:ilvl="2" w:tplc="04020005" w:tentative="1">
-      <w:start w:val="1"/>
-      <w:numFmt w:val="bullet"/>
-      <w:lvlText w:val=""/>
-      <w:lvlJc w:val="left"/>
-      <w:pPr>
-        <w:ind w:left="2880" w:hanging="360"/>
-      </w:pPr>
-      <w:rPr>
-        <w:rFonts w:ascii="Wingdings" w:hAnsi="Wingdings" w:hint="default"/>
-      </w:rPr>
-    </w:lvl>
-    <w:lvl w:ilvl="3" w:tplc="04020001" w:tentative="1">
-      <w:start w:val="1"/>
-      <w:numFmt w:val="bullet"/>
-      <w:lvlText w:val=""/>
-      <w:lvlJc w:val="left"/>
-      <w:pPr>
-        <w:ind w:left="3600" w:hanging="360"/>
-      </w:pPr>
-      <w:rPr>
-        <w:rFonts w:ascii="Symbol" w:hAnsi="Symbol" w:hint="default"/>
-      </w:rPr>
-    </w:lvl>
-    <w:lvl w:ilvl="4" w:tplc="04020003" w:tentative="1">
-      <w:start w:val="1"/>
-      <w:numFmt w:val="bullet"/>
-      <w:lvlText w:val="o"/>
-      <w:lvlJc w:val="left"/>
-      <w:pPr>
-        <w:ind w:left="4320" w:hanging="360"/>
-      </w:pPr>
-      <w:rPr>
-        <w:rFonts w:ascii="Courier New" w:hAnsi="Courier New" w:cs="Courier New" w:hint="default"/>
-      </w:rPr>
-    </w:lvl>
-    <w:lvl w:ilvl="5" w:tplc="04020005" w:tentative="1">
-      <w:start w:val="1"/>
-      <w:numFmt w:val="bullet"/>
-      <w:lvlText w:val=""/>
-      <w:lvlJc w:val="left"/>
-      <w:pPr>
-        <w:ind w:left="5040" w:hanging="360"/>
-      </w:pPr>
-      <w:rPr>
-        <w:rFonts w:ascii="Wingdings" w:hAnsi="Wingdings" w:hint="default"/>
-      </w:rPr>
-    </w:lvl>
-    <w:lvl w:ilvl="6" w:tplc="04020001" w:tentative="1">
-      <w:start w:val="1"/>
-      <w:numFmt w:val="bullet"/>
-      <w:lvlText w:val=""/>
-      <w:lvlJc w:val="left"/>
-      <w:pPr>
-        <w:ind w:left="5760" w:hanging="360"/>
-      </w:pPr>
-      <w:rPr>
-        <w:rFonts w:ascii="Symbol" w:hAnsi="Symbol" w:hint="default"/>
-      </w:rPr>
-    </w:lvl>
-    <w:lvl w:ilvl="7" w:tplc="04020003" w:tentative="1">
-      <w:start w:val="1"/>
-      <w:numFmt w:val="bullet"/>
-      <w:lvlText w:val="o"/>
-      <w:lvlJc w:val="left"/>
-      <w:pPr>
-        <w:ind w:left="6480" w:hanging="360"/>
-      </w:pPr>
-      <w:rPr>
-        <w:rFonts w:ascii="Courier New" w:hAnsi="Courier New" w:cs="Courier New" w:hint="default"/>
-      </w:rPr>
-    </w:lvl>
-    <w:lvl w:ilvl="8" w:tplc="04020005" w:tentative="1">
-      <w:start w:val="1"/>
-      <w:numFmt w:val="bullet"/>
-      <w:lvlText w:val=""/>
-      <w:lvlJc w:val="left"/>
-      <w:pPr>
-        <w:ind w:left="7200" w:hanging="360"/>
-      </w:pPr>
-      <w:rPr>
-        <w:rFonts w:ascii="Wingdings" w:hAnsi="Wingdings" w:hint="default"/>
-      </w:rPr>
-    </w:lvl>
-  </w:abstractNum>
-  <w:abstractNum w:abstractNumId="25">
+  <w:abstractNum w:abstractNumId="8">
     <w:nsid w:val="644618D0"/>
     <w:multiLevelType w:val="multilevel"/>
     <w:tmpl w:val="140C656C"/>
@@ -4286,120 +5282,156 @@
       </w:pPr>
     </w:lvl>
   </w:abstractNum>
-  <w:abstractNum w:abstractNumId="26">
-    <w:nsid w:val="64A30EE2"/>
-    <w:multiLevelType w:val="hybridMultilevel"/>
-    <w:tmpl w:val="0EB0D29C"/>
-    <w:lvl w:ilvl="0" w:tplc="04020001">
+  <w:abstractNum w:abstractNumId="9">
+    <w:nsid w:val="646C58E6"/>
+    <w:multiLevelType w:val="multilevel"/>
+    <w:tmpl w:val="91446178"/>
+    <w:lvl w:ilvl="0">
       <w:start w:val="1"/>
       <w:numFmt w:val="bullet"/>
       <w:lvlText w:val=""/>
       <w:lvlJc w:val="left"/>
       <w:pPr>
-        <w:ind w:left="1211" w:hanging="360"/>
+        <w:tabs>
+          <w:tab w:val="num" w:pos="720"/>
+        </w:tabs>
+        <w:ind w:left="720" w:hanging="360"/>
       </w:pPr>
       <w:rPr>
         <w:rFonts w:ascii="Symbol" w:hAnsi="Symbol" w:hint="default"/>
-      </w:rPr>
-    </w:lvl>
-    <w:lvl w:ilvl="1" w:tplc="04020003" w:tentative="1">
+        <w:sz w:val="20"/>
+      </w:rPr>
+    </w:lvl>
+    <w:lvl w:ilvl="1" w:tentative="1">
       <w:start w:val="1"/>
       <w:numFmt w:val="bullet"/>
       <w:lvlText w:val="o"/>
       <w:lvlJc w:val="left"/>
       <w:pPr>
-        <w:ind w:left="1931" w:hanging="360"/>
-      </w:pPr>
-      <w:rPr>
-        <w:rFonts w:ascii="Courier New" w:hAnsi="Courier New" w:cs="Courier New" w:hint="default"/>
-      </w:rPr>
-    </w:lvl>
-    <w:lvl w:ilvl="2" w:tplc="04020005" w:tentative="1">
+        <w:tabs>
+          <w:tab w:val="num" w:pos="1440"/>
+        </w:tabs>
+        <w:ind w:left="1440" w:hanging="360"/>
+      </w:pPr>
+      <w:rPr>
+        <w:rFonts w:ascii="Courier New" w:hAnsi="Courier New" w:hint="default"/>
+        <w:sz w:val="20"/>
+      </w:rPr>
+    </w:lvl>
+    <w:lvl w:ilvl="2" w:tentative="1">
       <w:start w:val="1"/>
       <w:numFmt w:val="bullet"/>
       <w:lvlText w:val=""/>
       <w:lvlJc w:val="left"/>
       <w:pPr>
-        <w:ind w:left="2651" w:hanging="360"/>
+        <w:tabs>
+          <w:tab w:val="num" w:pos="2160"/>
+        </w:tabs>
+        <w:ind w:left="2160" w:hanging="360"/>
       </w:pPr>
       <w:rPr>
         <w:rFonts w:ascii="Wingdings" w:hAnsi="Wingdings" w:hint="default"/>
-      </w:rPr>
-    </w:lvl>
-    <w:lvl w:ilvl="3" w:tplc="04020001" w:tentative="1">
-      <w:start w:val="1"/>
-      <w:numFmt w:val="bullet"/>
-      <w:lvlText w:val=""/>
-      <w:lvlJc w:val="left"/>
-      <w:pPr>
-        <w:ind w:left="3371" w:hanging="360"/>
-      </w:pPr>
-      <w:rPr>
-        <w:rFonts w:ascii="Symbol" w:hAnsi="Symbol" w:hint="default"/>
-      </w:rPr>
-    </w:lvl>
-    <w:lvl w:ilvl="4" w:tplc="04020003" w:tentative="1">
-      <w:start w:val="1"/>
-      <w:numFmt w:val="bullet"/>
-      <w:lvlText w:val="o"/>
-      <w:lvlJc w:val="left"/>
-      <w:pPr>
-        <w:ind w:left="4091" w:hanging="360"/>
-      </w:pPr>
-      <w:rPr>
-        <w:rFonts w:ascii="Courier New" w:hAnsi="Courier New" w:cs="Courier New" w:hint="default"/>
-      </w:rPr>
-    </w:lvl>
-    <w:lvl w:ilvl="5" w:tplc="04020005" w:tentative="1">
+        <w:sz w:val="20"/>
+      </w:rPr>
+    </w:lvl>
+    <w:lvl w:ilvl="3" w:tentative="1">
       <w:start w:val="1"/>
       <w:numFmt w:val="bullet"/>
       <w:lvlText w:val=""/>
       <w:lvlJc w:val="left"/>
       <w:pPr>
-        <w:ind w:left="4811" w:hanging="360"/>
+        <w:tabs>
+          <w:tab w:val="num" w:pos="2880"/>
+        </w:tabs>
+        <w:ind w:left="2880" w:hanging="360"/>
       </w:pPr>
       <w:rPr>
         <w:rFonts w:ascii="Wingdings" w:hAnsi="Wingdings" w:hint="default"/>
-      </w:rPr>
-    </w:lvl>
-    <w:lvl w:ilvl="6" w:tplc="04020001" w:tentative="1">
-      <w:start w:val="1"/>
-      <w:numFmt w:val="bullet"/>
-      <w:lvlText w:val=""/>
-      <w:lvlJc w:val="left"/>
-      <w:pPr>
-        <w:ind w:left="5531" w:hanging="360"/>
-      </w:pPr>
-      <w:rPr>
-        <w:rFonts w:ascii="Symbol" w:hAnsi="Symbol" w:hint="default"/>
-      </w:rPr>
-    </w:lvl>
-    <w:lvl w:ilvl="7" w:tplc="04020003" w:tentative="1">
-      <w:start w:val="1"/>
-      <w:numFmt w:val="bullet"/>
-      <w:lvlText w:val="o"/>
-      <w:lvlJc w:val="left"/>
-      <w:pPr>
-        <w:ind w:left="6251" w:hanging="360"/>
-      </w:pPr>
-      <w:rPr>
-        <w:rFonts w:ascii="Courier New" w:hAnsi="Courier New" w:cs="Courier New" w:hint="default"/>
-      </w:rPr>
-    </w:lvl>
-    <w:lvl w:ilvl="8" w:tplc="04020005" w:tentative="1">
+        <w:sz w:val="20"/>
+      </w:rPr>
+    </w:lvl>
+    <w:lvl w:ilvl="4" w:tentative="1">
       <w:start w:val="1"/>
       <w:numFmt w:val="bullet"/>
       <w:lvlText w:val=""/>
       <w:lvlJc w:val="left"/>
       <w:pPr>
-        <w:ind w:left="6971" w:hanging="360"/>
+        <w:tabs>
+          <w:tab w:val="num" w:pos="3600"/>
+        </w:tabs>
+        <w:ind w:left="3600" w:hanging="360"/>
       </w:pPr>
       <w:rPr>
         <w:rFonts w:ascii="Wingdings" w:hAnsi="Wingdings" w:hint="default"/>
+        <w:sz w:val="20"/>
+      </w:rPr>
+    </w:lvl>
+    <w:lvl w:ilvl="5" w:tentative="1">
+      <w:start w:val="1"/>
+      <w:numFmt w:val="bullet"/>
+      <w:lvlText w:val=""/>
+      <w:lvlJc w:val="left"/>
+      <w:pPr>
+        <w:tabs>
+          <w:tab w:val="num" w:pos="4320"/>
+        </w:tabs>
+        <w:ind w:left="4320" w:hanging="360"/>
+      </w:pPr>
+      <w:rPr>
+        <w:rFonts w:ascii="Wingdings" w:hAnsi="Wingdings" w:hint="default"/>
+        <w:sz w:val="20"/>
+      </w:rPr>
+    </w:lvl>
+    <w:lvl w:ilvl="6" w:tentative="1">
+      <w:start w:val="1"/>
+      <w:numFmt w:val="bullet"/>
+      <w:lvlText w:val=""/>
+      <w:lvlJc w:val="left"/>
+      <w:pPr>
+        <w:tabs>
+          <w:tab w:val="num" w:pos="5040"/>
+        </w:tabs>
+        <w:ind w:left="5040" w:hanging="360"/>
+      </w:pPr>
+      <w:rPr>
+        <w:rFonts w:ascii="Wingdings" w:hAnsi="Wingdings" w:hint="default"/>
+        <w:sz w:val="20"/>
+      </w:rPr>
+    </w:lvl>
+    <w:lvl w:ilvl="7" w:tentative="1">
+      <w:start w:val="1"/>
+      <w:numFmt w:val="bullet"/>
+      <w:lvlText w:val=""/>
+      <w:lvlJc w:val="left"/>
+      <w:pPr>
+        <w:tabs>
+          <w:tab w:val="num" w:pos="5760"/>
+        </w:tabs>
+        <w:ind w:left="5760" w:hanging="360"/>
+      </w:pPr>
+      <w:rPr>
+        <w:rFonts w:ascii="Wingdings" w:hAnsi="Wingdings" w:hint="default"/>
+        <w:sz w:val="20"/>
+      </w:rPr>
+    </w:lvl>
+    <w:lvl w:ilvl="8" w:tentative="1">
+      <w:start w:val="1"/>
+      <w:numFmt w:val="bullet"/>
+      <w:lvlText w:val=""/>
+      <w:lvlJc w:val="left"/>
+      <w:pPr>
+        <w:tabs>
+          <w:tab w:val="num" w:pos="6480"/>
+        </w:tabs>
+        <w:ind w:left="6480" w:hanging="360"/>
+      </w:pPr>
+      <w:rPr>
+        <w:rFonts w:ascii="Wingdings" w:hAnsi="Wingdings" w:hint="default"/>
+        <w:sz w:val="20"/>
       </w:rPr>
     </w:lvl>
   </w:abstractNum>
-  <w:abstractNum w:abstractNumId="27">
+  <w:abstractNum w:abstractNumId="10">
     <w:nsid w:val="66410C39"/>
     <w:multiLevelType w:val="multilevel"/>
     <w:tmpl w:val="2A58EE98"/>
@@ -4512,574 +5544,461 @@
       </w:pPr>
     </w:lvl>
   </w:abstractNum>
-  <w:abstractNum w:abstractNumId="28">
-    <w:nsid w:val="68D3393E"/>
-    <w:multiLevelType w:val="hybridMultilevel"/>
-    <w:tmpl w:val="79A89AE4"/>
-    <w:lvl w:ilvl="0" w:tplc="04020001">
+  <w:abstractNum w:abstractNumId="11">
+    <w:nsid w:val="68B11813"/>
+    <w:multiLevelType w:val="multilevel"/>
+    <w:tmpl w:val="98487E0A"/>
+    <w:lvl w:ilvl="0">
       <w:start w:val="1"/>
       <w:numFmt w:val="bullet"/>
       <w:lvlText w:val=""/>
       <w:lvlJc w:val="left"/>
       <w:pPr>
+        <w:tabs>
+          <w:tab w:val="num" w:pos="720"/>
+        </w:tabs>
         <w:ind w:left="720" w:hanging="360"/>
       </w:pPr>
       <w:rPr>
         <w:rFonts w:ascii="Symbol" w:hAnsi="Symbol" w:hint="default"/>
-      </w:rPr>
-    </w:lvl>
-    <w:lvl w:ilvl="1" w:tplc="04020003">
+        <w:sz w:val="20"/>
+      </w:rPr>
+    </w:lvl>
+    <w:lvl w:ilvl="1" w:tentative="1">
       <w:start w:val="1"/>
       <w:numFmt w:val="bullet"/>
       <w:lvlText w:val="o"/>
       <w:lvlJc w:val="left"/>
       <w:pPr>
+        <w:tabs>
+          <w:tab w:val="num" w:pos="1440"/>
+        </w:tabs>
         <w:ind w:left="1440" w:hanging="360"/>
       </w:pPr>
       <w:rPr>
-        <w:rFonts w:ascii="Courier New" w:hAnsi="Courier New" w:cs="Courier New" w:hint="default"/>
-      </w:rPr>
-    </w:lvl>
-    <w:lvl w:ilvl="2" w:tplc="04020005" w:tentative="1">
+        <w:rFonts w:ascii="Courier New" w:hAnsi="Courier New" w:hint="default"/>
+        <w:sz w:val="20"/>
+      </w:rPr>
+    </w:lvl>
+    <w:lvl w:ilvl="2" w:tentative="1">
       <w:start w:val="1"/>
       <w:numFmt w:val="bullet"/>
       <w:lvlText w:val=""/>
       <w:lvlJc w:val="left"/>
       <w:pPr>
+        <w:tabs>
+          <w:tab w:val="num" w:pos="2160"/>
+        </w:tabs>
         <w:ind w:left="2160" w:hanging="360"/>
       </w:pPr>
       <w:rPr>
         <w:rFonts w:ascii="Wingdings" w:hAnsi="Wingdings" w:hint="default"/>
-      </w:rPr>
-    </w:lvl>
-    <w:lvl w:ilvl="3" w:tplc="04020001" w:tentative="1">
+        <w:sz w:val="20"/>
+      </w:rPr>
+    </w:lvl>
+    <w:lvl w:ilvl="3" w:tentative="1">
+      <w:start w:val="1"/>
+      <w:numFmt w:val="bullet"/>
+      <w:lvlText w:val=""/>
+      <w:lvlJc w:val="left"/>
+      <w:pPr>
+        <w:tabs>
+          <w:tab w:val="num" w:pos="2880"/>
+        </w:tabs>
+        <w:ind w:left="2880" w:hanging="360"/>
+      </w:pPr>
+      <w:rPr>
+        <w:rFonts w:ascii="Wingdings" w:hAnsi="Wingdings" w:hint="default"/>
+        <w:sz w:val="20"/>
+      </w:rPr>
+    </w:lvl>
+    <w:lvl w:ilvl="4" w:tentative="1">
+      <w:start w:val="1"/>
+      <w:numFmt w:val="bullet"/>
+      <w:lvlText w:val=""/>
+      <w:lvlJc w:val="left"/>
+      <w:pPr>
+        <w:tabs>
+          <w:tab w:val="num" w:pos="3600"/>
+        </w:tabs>
+        <w:ind w:left="3600" w:hanging="360"/>
+      </w:pPr>
+      <w:rPr>
+        <w:rFonts w:ascii="Wingdings" w:hAnsi="Wingdings" w:hint="default"/>
+        <w:sz w:val="20"/>
+      </w:rPr>
+    </w:lvl>
+    <w:lvl w:ilvl="5" w:tentative="1">
+      <w:start w:val="1"/>
+      <w:numFmt w:val="bullet"/>
+      <w:lvlText w:val=""/>
+      <w:lvlJc w:val="left"/>
+      <w:pPr>
+        <w:tabs>
+          <w:tab w:val="num" w:pos="4320"/>
+        </w:tabs>
+        <w:ind w:left="4320" w:hanging="360"/>
+      </w:pPr>
+      <w:rPr>
+        <w:rFonts w:ascii="Wingdings" w:hAnsi="Wingdings" w:hint="default"/>
+        <w:sz w:val="20"/>
+      </w:rPr>
+    </w:lvl>
+    <w:lvl w:ilvl="6" w:tentative="1">
+      <w:start w:val="1"/>
+      <w:numFmt w:val="bullet"/>
+      <w:lvlText w:val=""/>
+      <w:lvlJc w:val="left"/>
+      <w:pPr>
+        <w:tabs>
+          <w:tab w:val="num" w:pos="5040"/>
+        </w:tabs>
+        <w:ind w:left="5040" w:hanging="360"/>
+      </w:pPr>
+      <w:rPr>
+        <w:rFonts w:ascii="Wingdings" w:hAnsi="Wingdings" w:hint="default"/>
+        <w:sz w:val="20"/>
+      </w:rPr>
+    </w:lvl>
+    <w:lvl w:ilvl="7" w:tentative="1">
+      <w:start w:val="1"/>
+      <w:numFmt w:val="bullet"/>
+      <w:lvlText w:val=""/>
+      <w:lvlJc w:val="left"/>
+      <w:pPr>
+        <w:tabs>
+          <w:tab w:val="num" w:pos="5760"/>
+        </w:tabs>
+        <w:ind w:left="5760" w:hanging="360"/>
+      </w:pPr>
+      <w:rPr>
+        <w:rFonts w:ascii="Wingdings" w:hAnsi="Wingdings" w:hint="default"/>
+        <w:sz w:val="20"/>
+      </w:rPr>
+    </w:lvl>
+    <w:lvl w:ilvl="8" w:tentative="1">
+      <w:start w:val="1"/>
+      <w:numFmt w:val="bullet"/>
+      <w:lvlText w:val=""/>
+      <w:lvlJc w:val="left"/>
+      <w:pPr>
+        <w:tabs>
+          <w:tab w:val="num" w:pos="6480"/>
+        </w:tabs>
+        <w:ind w:left="6480" w:hanging="360"/>
+      </w:pPr>
+      <w:rPr>
+        <w:rFonts w:ascii="Wingdings" w:hAnsi="Wingdings" w:hint="default"/>
+        <w:sz w:val="20"/>
+      </w:rPr>
+    </w:lvl>
+  </w:abstractNum>
+  <w:abstractNum w:abstractNumId="12">
+    <w:nsid w:val="71535E7E"/>
+    <w:multiLevelType w:val="multilevel"/>
+    <w:tmpl w:val="9EF47340"/>
+    <w:lvl w:ilvl="0">
       <w:start w:val="1"/>
       <w:numFmt w:val="bullet"/>
       <w:lvlText w:val=""/>
       <w:lvlJc w:val="left"/>
       <w:pPr>
+        <w:tabs>
+          <w:tab w:val="num" w:pos="720"/>
+        </w:tabs>
+        <w:ind w:left="720" w:hanging="360"/>
+      </w:pPr>
+      <w:rPr>
+        <w:rFonts w:ascii="Symbol" w:hAnsi="Symbol" w:hint="default"/>
+        <w:sz w:val="20"/>
+      </w:rPr>
+    </w:lvl>
+    <w:lvl w:ilvl="1" w:tentative="1">
+      <w:start w:val="1"/>
+      <w:numFmt w:val="bullet"/>
+      <w:lvlText w:val="o"/>
+      <w:lvlJc w:val="left"/>
+      <w:pPr>
+        <w:tabs>
+          <w:tab w:val="num" w:pos="1440"/>
+        </w:tabs>
+        <w:ind w:left="1440" w:hanging="360"/>
+      </w:pPr>
+      <w:rPr>
+        <w:rFonts w:ascii="Courier New" w:hAnsi="Courier New" w:hint="default"/>
+        <w:sz w:val="20"/>
+      </w:rPr>
+    </w:lvl>
+    <w:lvl w:ilvl="2" w:tentative="1">
+      <w:start w:val="1"/>
+      <w:numFmt w:val="bullet"/>
+      <w:lvlText w:val=""/>
+      <w:lvlJc w:val="left"/>
+      <w:pPr>
+        <w:tabs>
+          <w:tab w:val="num" w:pos="2160"/>
+        </w:tabs>
+        <w:ind w:left="2160" w:hanging="360"/>
+      </w:pPr>
+      <w:rPr>
+        <w:rFonts w:ascii="Wingdings" w:hAnsi="Wingdings" w:hint="default"/>
+        <w:sz w:val="20"/>
+      </w:rPr>
+    </w:lvl>
+    <w:lvl w:ilvl="3" w:tentative="1">
+      <w:start w:val="1"/>
+      <w:numFmt w:val="bullet"/>
+      <w:lvlText w:val=""/>
+      <w:lvlJc w:val="left"/>
+      <w:pPr>
+        <w:tabs>
+          <w:tab w:val="num" w:pos="2880"/>
+        </w:tabs>
         <w:ind w:left="2880" w:hanging="360"/>
       </w:pPr>
       <w:rPr>
+        <w:rFonts w:ascii="Wingdings" w:hAnsi="Wingdings" w:hint="default"/>
+        <w:sz w:val="20"/>
+      </w:rPr>
+    </w:lvl>
+    <w:lvl w:ilvl="4" w:tentative="1">
+      <w:start w:val="1"/>
+      <w:numFmt w:val="bullet"/>
+      <w:lvlText w:val=""/>
+      <w:lvlJc w:val="left"/>
+      <w:pPr>
+        <w:tabs>
+          <w:tab w:val="num" w:pos="3600"/>
+        </w:tabs>
+        <w:ind w:left="3600" w:hanging="360"/>
+      </w:pPr>
+      <w:rPr>
+        <w:rFonts w:ascii="Wingdings" w:hAnsi="Wingdings" w:hint="default"/>
+        <w:sz w:val="20"/>
+      </w:rPr>
+    </w:lvl>
+    <w:lvl w:ilvl="5" w:tentative="1">
+      <w:start w:val="1"/>
+      <w:numFmt w:val="bullet"/>
+      <w:lvlText w:val=""/>
+      <w:lvlJc w:val="left"/>
+      <w:pPr>
+        <w:tabs>
+          <w:tab w:val="num" w:pos="4320"/>
+        </w:tabs>
+        <w:ind w:left="4320" w:hanging="360"/>
+      </w:pPr>
+      <w:rPr>
+        <w:rFonts w:ascii="Wingdings" w:hAnsi="Wingdings" w:hint="default"/>
+        <w:sz w:val="20"/>
+      </w:rPr>
+    </w:lvl>
+    <w:lvl w:ilvl="6" w:tentative="1">
+      <w:start w:val="1"/>
+      <w:numFmt w:val="bullet"/>
+      <w:lvlText w:val=""/>
+      <w:lvlJc w:val="left"/>
+      <w:pPr>
+        <w:tabs>
+          <w:tab w:val="num" w:pos="5040"/>
+        </w:tabs>
+        <w:ind w:left="5040" w:hanging="360"/>
+      </w:pPr>
+      <w:rPr>
+        <w:rFonts w:ascii="Wingdings" w:hAnsi="Wingdings" w:hint="default"/>
+        <w:sz w:val="20"/>
+      </w:rPr>
+    </w:lvl>
+    <w:lvl w:ilvl="7" w:tentative="1">
+      <w:start w:val="1"/>
+      <w:numFmt w:val="bullet"/>
+      <w:lvlText w:val=""/>
+      <w:lvlJc w:val="left"/>
+      <w:pPr>
+        <w:tabs>
+          <w:tab w:val="num" w:pos="5760"/>
+        </w:tabs>
+        <w:ind w:left="5760" w:hanging="360"/>
+      </w:pPr>
+      <w:rPr>
+        <w:rFonts w:ascii="Wingdings" w:hAnsi="Wingdings" w:hint="default"/>
+        <w:sz w:val="20"/>
+      </w:rPr>
+    </w:lvl>
+    <w:lvl w:ilvl="8" w:tentative="1">
+      <w:start w:val="1"/>
+      <w:numFmt w:val="bullet"/>
+      <w:lvlText w:val=""/>
+      <w:lvlJc w:val="left"/>
+      <w:pPr>
+        <w:tabs>
+          <w:tab w:val="num" w:pos="6480"/>
+        </w:tabs>
+        <w:ind w:left="6480" w:hanging="360"/>
+      </w:pPr>
+      <w:rPr>
+        <w:rFonts w:ascii="Wingdings" w:hAnsi="Wingdings" w:hint="default"/>
+        <w:sz w:val="20"/>
+      </w:rPr>
+    </w:lvl>
+  </w:abstractNum>
+  <w:abstractNum w:abstractNumId="13">
+    <w:nsid w:val="77373E5E"/>
+    <w:multiLevelType w:val="multilevel"/>
+    <w:tmpl w:val="A68E361E"/>
+    <w:lvl w:ilvl="0">
+      <w:start w:val="1"/>
+      <w:numFmt w:val="bullet"/>
+      <w:lvlText w:val=""/>
+      <w:lvlJc w:val="left"/>
+      <w:pPr>
+        <w:tabs>
+          <w:tab w:val="num" w:pos="720"/>
+        </w:tabs>
+        <w:ind w:left="720" w:hanging="360"/>
+      </w:pPr>
+      <w:rPr>
         <w:rFonts w:ascii="Symbol" w:hAnsi="Symbol" w:hint="default"/>
-      </w:rPr>
-    </w:lvl>
-    <w:lvl w:ilvl="4" w:tplc="04020003" w:tentative="1">
+        <w:sz w:val="20"/>
+      </w:rPr>
+    </w:lvl>
+    <w:lvl w:ilvl="1" w:tentative="1">
       <w:start w:val="1"/>
       <w:numFmt w:val="bullet"/>
       <w:lvlText w:val="o"/>
       <w:lvlJc w:val="left"/>
       <w:pPr>
+        <w:tabs>
+          <w:tab w:val="num" w:pos="1440"/>
+        </w:tabs>
+        <w:ind w:left="1440" w:hanging="360"/>
+      </w:pPr>
+      <w:rPr>
+        <w:rFonts w:ascii="Courier New" w:hAnsi="Courier New" w:hint="default"/>
+        <w:sz w:val="20"/>
+      </w:rPr>
+    </w:lvl>
+    <w:lvl w:ilvl="2" w:tentative="1">
+      <w:start w:val="1"/>
+      <w:numFmt w:val="bullet"/>
+      <w:lvlText w:val=""/>
+      <w:lvlJc w:val="left"/>
+      <w:pPr>
+        <w:tabs>
+          <w:tab w:val="num" w:pos="2160"/>
+        </w:tabs>
+        <w:ind w:left="2160" w:hanging="360"/>
+      </w:pPr>
+      <w:rPr>
+        <w:rFonts w:ascii="Wingdings" w:hAnsi="Wingdings" w:hint="default"/>
+        <w:sz w:val="20"/>
+      </w:rPr>
+    </w:lvl>
+    <w:lvl w:ilvl="3" w:tentative="1">
+      <w:start w:val="1"/>
+      <w:numFmt w:val="bullet"/>
+      <w:lvlText w:val=""/>
+      <w:lvlJc w:val="left"/>
+      <w:pPr>
+        <w:tabs>
+          <w:tab w:val="num" w:pos="2880"/>
+        </w:tabs>
+        <w:ind w:left="2880" w:hanging="360"/>
+      </w:pPr>
+      <w:rPr>
+        <w:rFonts w:ascii="Wingdings" w:hAnsi="Wingdings" w:hint="default"/>
+        <w:sz w:val="20"/>
+      </w:rPr>
+    </w:lvl>
+    <w:lvl w:ilvl="4" w:tentative="1">
+      <w:start w:val="1"/>
+      <w:numFmt w:val="bullet"/>
+      <w:lvlText w:val=""/>
+      <w:lvlJc w:val="left"/>
+      <w:pPr>
+        <w:tabs>
+          <w:tab w:val="num" w:pos="3600"/>
+        </w:tabs>
         <w:ind w:left="3600" w:hanging="360"/>
       </w:pPr>
       <w:rPr>
-        <w:rFonts w:ascii="Courier New" w:hAnsi="Courier New" w:cs="Courier New" w:hint="default"/>
-      </w:rPr>
-    </w:lvl>
-    <w:lvl w:ilvl="5" w:tplc="04020005" w:tentative="1">
+        <w:rFonts w:ascii="Wingdings" w:hAnsi="Wingdings" w:hint="default"/>
+        <w:sz w:val="20"/>
+      </w:rPr>
+    </w:lvl>
+    <w:lvl w:ilvl="5" w:tentative="1">
       <w:start w:val="1"/>
       <w:numFmt w:val="bullet"/>
       <w:lvlText w:val=""/>
       <w:lvlJc w:val="left"/>
       <w:pPr>
+        <w:tabs>
+          <w:tab w:val="num" w:pos="4320"/>
+        </w:tabs>
         <w:ind w:left="4320" w:hanging="360"/>
       </w:pPr>
       <w:rPr>
         <w:rFonts w:ascii="Wingdings" w:hAnsi="Wingdings" w:hint="default"/>
-      </w:rPr>
-    </w:lvl>
-    <w:lvl w:ilvl="6" w:tplc="04020001" w:tentative="1">
-      <w:start w:val="1"/>
-      <w:numFmt w:val="bullet"/>
-      <w:lvlText w:val=""/>
-      <w:lvlJc w:val="left"/>
-      <w:pPr>
+        <w:sz w:val="20"/>
+      </w:rPr>
+    </w:lvl>
+    <w:lvl w:ilvl="6" w:tentative="1">
+      <w:start w:val="1"/>
+      <w:numFmt w:val="bullet"/>
+      <w:lvlText w:val=""/>
+      <w:lvlJc w:val="left"/>
+      <w:pPr>
+        <w:tabs>
+          <w:tab w:val="num" w:pos="5040"/>
+        </w:tabs>
         <w:ind w:left="5040" w:hanging="360"/>
       </w:pPr>
       <w:rPr>
-        <w:rFonts w:ascii="Symbol" w:hAnsi="Symbol" w:hint="default"/>
-      </w:rPr>
-    </w:lvl>
-    <w:lvl w:ilvl="7" w:tplc="04020003" w:tentative="1">
-      <w:start w:val="1"/>
-      <w:numFmt w:val="bullet"/>
-      <w:lvlText w:val="o"/>
-      <w:lvlJc w:val="left"/>
-      <w:pPr>
+        <w:rFonts w:ascii="Wingdings" w:hAnsi="Wingdings" w:hint="default"/>
+        <w:sz w:val="20"/>
+      </w:rPr>
+    </w:lvl>
+    <w:lvl w:ilvl="7" w:tentative="1">
+      <w:start w:val="1"/>
+      <w:numFmt w:val="bullet"/>
+      <w:lvlText w:val=""/>
+      <w:lvlJc w:val="left"/>
+      <w:pPr>
+        <w:tabs>
+          <w:tab w:val="num" w:pos="5760"/>
+        </w:tabs>
         <w:ind w:left="5760" w:hanging="360"/>
       </w:pPr>
       <w:rPr>
-        <w:rFonts w:ascii="Courier New" w:hAnsi="Courier New" w:cs="Courier New" w:hint="default"/>
-      </w:rPr>
-    </w:lvl>
-    <w:lvl w:ilvl="8" w:tplc="04020005" w:tentative="1">
+        <w:rFonts w:ascii="Wingdings" w:hAnsi="Wingdings" w:hint="default"/>
+        <w:sz w:val="20"/>
+      </w:rPr>
+    </w:lvl>
+    <w:lvl w:ilvl="8" w:tentative="1">
       <w:start w:val="1"/>
       <w:numFmt w:val="bullet"/>
       <w:lvlText w:val=""/>
       <w:lvlJc w:val="left"/>
       <w:pPr>
+        <w:tabs>
+          <w:tab w:val="num" w:pos="6480"/>
+        </w:tabs>
         <w:ind w:left="6480" w:hanging="360"/>
       </w:pPr>
       <w:rPr>
         <w:rFonts w:ascii="Wingdings" w:hAnsi="Wingdings" w:hint="default"/>
-      </w:rPr>
-    </w:lvl>
-  </w:abstractNum>
-  <w:abstractNum w:abstractNumId="29">
-    <w:nsid w:val="69A10177"/>
-    <w:multiLevelType w:val="hybridMultilevel"/>
-    <w:tmpl w:val="9B7C5E9C"/>
-    <w:lvl w:ilvl="0" w:tplc="04020001">
-      <w:start w:val="1"/>
-      <w:numFmt w:val="bullet"/>
-      <w:lvlText w:val=""/>
-      <w:lvlJc w:val="left"/>
-      <w:pPr>
-        <w:ind w:left="720" w:hanging="360"/>
-      </w:pPr>
-      <w:rPr>
-        <w:rFonts w:ascii="Symbol" w:hAnsi="Symbol" w:hint="default"/>
-      </w:rPr>
-    </w:lvl>
-    <w:lvl w:ilvl="1" w:tplc="04020003" w:tentative="1">
-      <w:start w:val="1"/>
-      <w:numFmt w:val="bullet"/>
-      <w:lvlText w:val="o"/>
-      <w:lvlJc w:val="left"/>
-      <w:pPr>
-        <w:ind w:left="1440" w:hanging="360"/>
-      </w:pPr>
-      <w:rPr>
-        <w:rFonts w:ascii="Courier New" w:hAnsi="Courier New" w:cs="Courier New" w:hint="default"/>
-      </w:rPr>
-    </w:lvl>
-    <w:lvl w:ilvl="2" w:tplc="04020005" w:tentative="1">
-      <w:start w:val="1"/>
-      <w:numFmt w:val="bullet"/>
-      <w:lvlText w:val=""/>
-      <w:lvlJc w:val="left"/>
-      <w:pPr>
-        <w:ind w:left="2160" w:hanging="360"/>
-      </w:pPr>
-      <w:rPr>
-        <w:rFonts w:ascii="Wingdings" w:hAnsi="Wingdings" w:hint="default"/>
-      </w:rPr>
-    </w:lvl>
-    <w:lvl w:ilvl="3" w:tplc="04020001" w:tentative="1">
-      <w:start w:val="1"/>
-      <w:numFmt w:val="bullet"/>
-      <w:lvlText w:val=""/>
-      <w:lvlJc w:val="left"/>
-      <w:pPr>
-        <w:ind w:left="2880" w:hanging="360"/>
-      </w:pPr>
-      <w:rPr>
-        <w:rFonts w:ascii="Symbol" w:hAnsi="Symbol" w:hint="default"/>
-      </w:rPr>
-    </w:lvl>
-    <w:lvl w:ilvl="4" w:tplc="04020003" w:tentative="1">
-      <w:start w:val="1"/>
-      <w:numFmt w:val="bullet"/>
-      <w:lvlText w:val="o"/>
-      <w:lvlJc w:val="left"/>
-      <w:pPr>
-        <w:ind w:left="3600" w:hanging="360"/>
-      </w:pPr>
-      <w:rPr>
-        <w:rFonts w:ascii="Courier New" w:hAnsi="Courier New" w:cs="Courier New" w:hint="default"/>
-      </w:rPr>
-    </w:lvl>
-    <w:lvl w:ilvl="5" w:tplc="04020005" w:tentative="1">
-      <w:start w:val="1"/>
-      <w:numFmt w:val="bullet"/>
-      <w:lvlText w:val=""/>
-      <w:lvlJc w:val="left"/>
-      <w:pPr>
-        <w:ind w:left="4320" w:hanging="360"/>
-      </w:pPr>
-      <w:rPr>
-        <w:rFonts w:ascii="Wingdings" w:hAnsi="Wingdings" w:hint="default"/>
-      </w:rPr>
-    </w:lvl>
-    <w:lvl w:ilvl="6" w:tplc="04020001" w:tentative="1">
-      <w:start w:val="1"/>
-      <w:numFmt w:val="bullet"/>
-      <w:lvlText w:val=""/>
-      <w:lvlJc w:val="left"/>
-      <w:pPr>
-        <w:ind w:left="5040" w:hanging="360"/>
-      </w:pPr>
-      <w:rPr>
-        <w:rFonts w:ascii="Symbol" w:hAnsi="Symbol" w:hint="default"/>
-      </w:rPr>
-    </w:lvl>
-    <w:lvl w:ilvl="7" w:tplc="04020003" w:tentative="1">
-      <w:start w:val="1"/>
-      <w:numFmt w:val="bullet"/>
-      <w:lvlText w:val="o"/>
-      <w:lvlJc w:val="left"/>
-      <w:pPr>
-        <w:ind w:left="5760" w:hanging="360"/>
-      </w:pPr>
-      <w:rPr>
-        <w:rFonts w:ascii="Courier New" w:hAnsi="Courier New" w:cs="Courier New" w:hint="default"/>
-      </w:rPr>
-    </w:lvl>
-    <w:lvl w:ilvl="8" w:tplc="04020005" w:tentative="1">
-      <w:start w:val="1"/>
-      <w:numFmt w:val="bullet"/>
-      <w:lvlText w:val=""/>
-      <w:lvlJc w:val="left"/>
-      <w:pPr>
-        <w:ind w:left="6480" w:hanging="360"/>
-      </w:pPr>
-      <w:rPr>
-        <w:rFonts w:ascii="Wingdings" w:hAnsi="Wingdings" w:hint="default"/>
-      </w:rPr>
-    </w:lvl>
-  </w:abstractNum>
-  <w:abstractNum w:abstractNumId="30">
-    <w:nsid w:val="6DC0372A"/>
-    <w:multiLevelType w:val="hybridMultilevel"/>
-    <w:tmpl w:val="F3F6D4A4"/>
-    <w:lvl w:ilvl="0" w:tplc="04020001">
-      <w:start w:val="1"/>
-      <w:numFmt w:val="bullet"/>
-      <w:lvlText w:val=""/>
-      <w:lvlJc w:val="left"/>
-      <w:pPr>
-        <w:ind w:left="720" w:hanging="360"/>
-      </w:pPr>
-      <w:rPr>
-        <w:rFonts w:ascii="Symbol" w:hAnsi="Symbol" w:hint="default"/>
-      </w:rPr>
-    </w:lvl>
-    <w:lvl w:ilvl="1" w:tplc="04020003" w:tentative="1">
-      <w:start w:val="1"/>
-      <w:numFmt w:val="bullet"/>
-      <w:lvlText w:val="o"/>
-      <w:lvlJc w:val="left"/>
-      <w:pPr>
-        <w:ind w:left="1440" w:hanging="360"/>
-      </w:pPr>
-      <w:rPr>
-        <w:rFonts w:ascii="Courier New" w:hAnsi="Courier New" w:cs="Courier New" w:hint="default"/>
-      </w:rPr>
-    </w:lvl>
-    <w:lvl w:ilvl="2" w:tplc="04020005" w:tentative="1">
-      <w:start w:val="1"/>
-      <w:numFmt w:val="bullet"/>
-      <w:lvlText w:val=""/>
-      <w:lvlJc w:val="left"/>
-      <w:pPr>
-        <w:ind w:left="2160" w:hanging="360"/>
-      </w:pPr>
-      <w:rPr>
-        <w:rFonts w:ascii="Wingdings" w:hAnsi="Wingdings" w:hint="default"/>
-      </w:rPr>
-    </w:lvl>
-    <w:lvl w:ilvl="3" w:tplc="04020001" w:tentative="1">
-      <w:start w:val="1"/>
-      <w:numFmt w:val="bullet"/>
-      <w:lvlText w:val=""/>
-      <w:lvlJc w:val="left"/>
-      <w:pPr>
-        <w:ind w:left="2880" w:hanging="360"/>
-      </w:pPr>
-      <w:rPr>
-        <w:rFonts w:ascii="Symbol" w:hAnsi="Symbol" w:hint="default"/>
-      </w:rPr>
-    </w:lvl>
-    <w:lvl w:ilvl="4" w:tplc="04020003" w:tentative="1">
-      <w:start w:val="1"/>
-      <w:numFmt w:val="bullet"/>
-      <w:lvlText w:val="o"/>
-      <w:lvlJc w:val="left"/>
-      <w:pPr>
-        <w:ind w:left="3600" w:hanging="360"/>
-      </w:pPr>
-      <w:rPr>
-        <w:rFonts w:ascii="Courier New" w:hAnsi="Courier New" w:cs="Courier New" w:hint="default"/>
-      </w:rPr>
-    </w:lvl>
-    <w:lvl w:ilvl="5" w:tplc="04020005" w:tentative="1">
-      <w:start w:val="1"/>
-      <w:numFmt w:val="bullet"/>
-      <w:lvlText w:val=""/>
-      <w:lvlJc w:val="left"/>
-      <w:pPr>
-        <w:ind w:left="4320" w:hanging="360"/>
-      </w:pPr>
-      <w:rPr>
-        <w:rFonts w:ascii="Wingdings" w:hAnsi="Wingdings" w:hint="default"/>
-      </w:rPr>
-    </w:lvl>
-    <w:lvl w:ilvl="6" w:tplc="04020001" w:tentative="1">
-      <w:start w:val="1"/>
-      <w:numFmt w:val="bullet"/>
-      <w:lvlText w:val=""/>
-      <w:lvlJc w:val="left"/>
-      <w:pPr>
-        <w:ind w:left="5040" w:hanging="360"/>
-      </w:pPr>
-      <w:rPr>
-        <w:rFonts w:ascii="Symbol" w:hAnsi="Symbol" w:hint="default"/>
-      </w:rPr>
-    </w:lvl>
-    <w:lvl w:ilvl="7" w:tplc="04020003" w:tentative="1">
-      <w:start w:val="1"/>
-      <w:numFmt w:val="bullet"/>
-      <w:lvlText w:val="o"/>
-      <w:lvlJc w:val="left"/>
-      <w:pPr>
-        <w:ind w:left="5760" w:hanging="360"/>
-      </w:pPr>
-      <w:rPr>
-        <w:rFonts w:ascii="Courier New" w:hAnsi="Courier New" w:cs="Courier New" w:hint="default"/>
-      </w:rPr>
-    </w:lvl>
-    <w:lvl w:ilvl="8" w:tplc="04020005" w:tentative="1">
-      <w:start w:val="1"/>
-      <w:numFmt w:val="bullet"/>
-      <w:lvlText w:val=""/>
-      <w:lvlJc w:val="left"/>
-      <w:pPr>
-        <w:ind w:left="6480" w:hanging="360"/>
-      </w:pPr>
-      <w:rPr>
-        <w:rFonts w:ascii="Wingdings" w:hAnsi="Wingdings" w:hint="default"/>
-      </w:rPr>
-    </w:lvl>
-  </w:abstractNum>
-  <w:abstractNum w:abstractNumId="31">
-    <w:nsid w:val="790C02BE"/>
-    <w:multiLevelType w:val="multilevel"/>
-    <w:tmpl w:val="F4201352"/>
-    <w:lvl w:ilvl="0">
-      <w:start w:val="1"/>
-      <w:numFmt w:val="decimal"/>
-      <w:lvlText w:val="%1."/>
-      <w:lvlJc w:val="left"/>
-      <w:pPr>
-        <w:ind w:left="720" w:hanging="360"/>
-      </w:pPr>
-      <w:rPr>
-        <w:rFonts w:hint="default"/>
-      </w:rPr>
-    </w:lvl>
-    <w:lvl w:ilvl="1">
-      <w:start w:val="1"/>
-      <w:numFmt w:val="decimal"/>
-      <w:isLgl/>
-      <w:lvlText w:val="%1.%2"/>
-      <w:lvlJc w:val="left"/>
-      <w:pPr>
-        <w:ind w:left="1080" w:hanging="360"/>
-      </w:pPr>
-      <w:rPr>
-        <w:rFonts w:hint="default"/>
-        <w:b/>
-      </w:rPr>
-    </w:lvl>
-    <w:lvl w:ilvl="2">
-      <w:start w:val="1"/>
-      <w:numFmt w:val="decimal"/>
-      <w:isLgl/>
-      <w:lvlText w:val="%1.%2.%3"/>
-      <w:lvlJc w:val="left"/>
-      <w:pPr>
-        <w:ind w:left="1800" w:hanging="720"/>
-      </w:pPr>
-      <w:rPr>
-        <w:rFonts w:hint="default"/>
-      </w:rPr>
-    </w:lvl>
-    <w:lvl w:ilvl="3">
-      <w:start w:val="1"/>
-      <w:numFmt w:val="decimal"/>
-      <w:isLgl/>
-      <w:lvlText w:val="%1.%2.%3.%4"/>
-      <w:lvlJc w:val="left"/>
-      <w:pPr>
-        <w:ind w:left="2160" w:hanging="720"/>
-      </w:pPr>
-      <w:rPr>
-        <w:rFonts w:hint="default"/>
-      </w:rPr>
-    </w:lvl>
-    <w:lvl w:ilvl="4">
-      <w:start w:val="1"/>
-      <w:numFmt w:val="decimal"/>
-      <w:isLgl/>
-      <w:lvlText w:val="%1.%2.%3.%4.%5"/>
-      <w:lvlJc w:val="left"/>
-      <w:pPr>
-        <w:ind w:left="2880" w:hanging="1080"/>
-      </w:pPr>
-      <w:rPr>
-        <w:rFonts w:hint="default"/>
-      </w:rPr>
-    </w:lvl>
-    <w:lvl w:ilvl="5">
-      <w:start w:val="1"/>
-      <w:numFmt w:val="decimal"/>
-      <w:isLgl/>
-      <w:lvlText w:val="%1.%2.%3.%4.%5.%6"/>
-      <w:lvlJc w:val="left"/>
-      <w:pPr>
-        <w:ind w:left="3240" w:hanging="1080"/>
-      </w:pPr>
-      <w:rPr>
-        <w:rFonts w:hint="default"/>
-      </w:rPr>
-    </w:lvl>
-    <w:lvl w:ilvl="6">
-      <w:start w:val="1"/>
-      <w:numFmt w:val="decimal"/>
-      <w:isLgl/>
-      <w:lvlText w:val="%1.%2.%3.%4.%5.%6.%7"/>
-      <w:lvlJc w:val="left"/>
-      <w:pPr>
-        <w:ind w:left="3960" w:hanging="1440"/>
-      </w:pPr>
-      <w:rPr>
-        <w:rFonts w:hint="default"/>
-      </w:rPr>
-    </w:lvl>
-    <w:lvl w:ilvl="7">
-      <w:start w:val="1"/>
-      <w:numFmt w:val="decimal"/>
-      <w:isLgl/>
-      <w:lvlText w:val="%1.%2.%3.%4.%5.%6.%7.%8"/>
-      <w:lvlJc w:val="left"/>
-      <w:pPr>
-        <w:ind w:left="4320" w:hanging="1440"/>
-      </w:pPr>
-      <w:rPr>
-        <w:rFonts w:hint="default"/>
-      </w:rPr>
-    </w:lvl>
-    <w:lvl w:ilvl="8">
-      <w:start w:val="1"/>
-      <w:numFmt w:val="decimal"/>
-      <w:isLgl/>
-      <w:lvlText w:val="%1.%2.%3.%4.%5.%6.%7.%8.%9"/>
-      <w:lvlJc w:val="left"/>
-      <w:pPr>
-        <w:ind w:left="5040" w:hanging="1800"/>
-      </w:pPr>
-      <w:rPr>
-        <w:rFonts w:hint="default"/>
+        <w:sz w:val="20"/>
       </w:rPr>
     </w:lvl>
   </w:abstractNum>
   <w:num w:numId="1">
-    <w:abstractNumId w:val="0"/>
+    <w:abstractNumId w:val="1"/>
   </w:num>
   <w:num w:numId="2">
-    <w:abstractNumId w:val="20"/>
+    <w:abstractNumId w:val="3"/>
   </w:num>
   <w:num w:numId="3">
-    <w:abstractNumId w:val="11"/>
-  </w:num>
-  <w:num w:numId="4">
-    <w:abstractNumId w:val="22"/>
-  </w:num>
-  <w:num w:numId="5">
-    <w:abstractNumId w:val="19"/>
-  </w:num>
-  <w:num w:numId="6">
-    <w:abstractNumId w:val="29"/>
-  </w:num>
-  <w:num w:numId="7">
-    <w:abstractNumId w:val="7"/>
-  </w:num>
-  <w:num w:numId="8">
-    <w:abstractNumId w:val="12"/>
-  </w:num>
-  <w:num w:numId="9">
-    <w:abstractNumId w:val="30"/>
-  </w:num>
-  <w:num w:numId="10">
-    <w:abstractNumId w:val="31"/>
-  </w:num>
-  <w:num w:numId="11">
     <w:abstractNumId w:val="1"/>
-  </w:num>
-  <w:num w:numId="12">
-    <w:abstractNumId w:val="28"/>
-  </w:num>
-  <w:num w:numId="13">
-    <w:abstractNumId w:val="23"/>
-  </w:num>
-  <w:num w:numId="14">
-    <w:abstractNumId w:val="4"/>
-  </w:num>
-  <w:num w:numId="15">
-    <w:abstractNumId w:val="6"/>
-  </w:num>
-  <w:num w:numId="16">
-    <w:abstractNumId w:val="24"/>
-  </w:num>
-  <w:num w:numId="17">
-    <w:abstractNumId w:val="3"/>
-  </w:num>
-  <w:num w:numId="18">
-    <w:abstractNumId w:val="15"/>
-  </w:num>
-  <w:num w:numId="19">
-    <w:abstractNumId w:val="10"/>
-  </w:num>
-  <w:num w:numId="20">
-    <w:abstractNumId w:val="2"/>
-  </w:num>
-  <w:num w:numId="21">
-    <w:abstractNumId w:val="9"/>
-  </w:num>
-  <w:num w:numId="22">
-    <w:abstractNumId w:val="21"/>
-  </w:num>
-  <w:num w:numId="23">
-    <w:abstractNumId w:val="8"/>
-  </w:num>
-  <w:num w:numId="24">
-    <w:abstractNumId w:val="8"/>
-  </w:num>
-  <w:num w:numId="25">
-    <w:abstractNumId w:val="8"/>
-  </w:num>
-  <w:num w:numId="26">
-    <w:abstractNumId w:val="8"/>
-  </w:num>
-  <w:num w:numId="27">
-    <w:abstractNumId w:val="8"/>
-  </w:num>
-  <w:num w:numId="28">
-    <w:abstractNumId w:val="8"/>
-  </w:num>
-  <w:num w:numId="29">
-    <w:abstractNumId w:val="8"/>
-  </w:num>
-  <w:num w:numId="30">
-    <w:abstractNumId w:val="8"/>
-  </w:num>
-  <w:num w:numId="31">
-    <w:abstractNumId w:val="8"/>
-  </w:num>
-  <w:num w:numId="32">
-    <w:abstractNumId w:val="8"/>
-  </w:num>
-  <w:num w:numId="33">
-    <w:abstractNumId w:val="14"/>
-  </w:num>
-  <w:num w:numId="34">
-    <w:abstractNumId w:val="18"/>
-  </w:num>
-  <w:num w:numId="35">
-    <w:abstractNumId w:val="13"/>
-  </w:num>
-  <w:num w:numId="36">
-    <w:abstractNumId w:val="8"/>
     <w:lvlOverride w:ilvl="0">
       <w:startOverride w:val="1"/>
     </w:lvlOverride>
@@ -5108,24 +6027,43 @@
       <w:startOverride w:val="1"/>
     </w:lvlOverride>
   </w:num>
-  <w:num w:numId="37">
-    <w:abstractNumId w:val="26"/>
+  <w:num w:numId="4">
+    <w:abstractNumId w:val="8"/>
   </w:num>
-  <w:num w:numId="38">
+  <w:num w:numId="5">
+    <w:abstractNumId w:val="10"/>
+  </w:num>
+  <w:num w:numId="6">
+    <w:abstractNumId w:val="4"/>
+  </w:num>
+  <w:num w:numId="7">
+    <w:abstractNumId w:val="9"/>
+  </w:num>
+  <w:num w:numId="8">
+    <w:abstractNumId w:val="7"/>
+  </w:num>
+  <w:num w:numId="9">
+    <w:abstractNumId w:val="6"/>
+  </w:num>
+  <w:num w:numId="10">
     <w:abstractNumId w:val="5"/>
   </w:num>
-  <w:num w:numId="39">
-    <w:abstractNumId w:val="25"/>
+  <w:num w:numId="11">
+    <w:abstractNumId w:val="0"/>
   </w:num>
-  <w:num w:numId="40">
-    <w:abstractNumId w:val="16"/>
+  <w:num w:numId="12">
+    <w:abstractNumId w:val="2"/>
   </w:num>
-  <w:num w:numId="41">
-    <w:abstractNumId w:val="27"/>
+  <w:num w:numId="13">
+    <w:abstractNumId w:val="11"/>
   </w:num>
-  <w:num w:numId="42">
-    <w:abstractNumId w:val="17"/>
+  <w:num w:numId="14">
+    <w:abstractNumId w:val="12"/>
   </w:num>
+  <w:num w:numId="15">
+    <w:abstractNumId w:val="13"/>
+  </w:num>
+  <w:numIdMacAtCleanup w:val="15"/>
 </w:numbering>
 </file>
 
@@ -5312,7 +6250,7 @@
       <w:keepNext/>
       <w:keepLines/>
       <w:numPr>
-        <w:numId w:val="32"/>
+        <w:numId w:val="1"/>
       </w:numPr>
       <w:pBdr>
         <w:bottom w:val="single" w:sz="4" w:space="1" w:color="595959" w:themeColor="text1" w:themeTint="A6"/>
@@ -5344,9 +6282,10 @@
       <w:keepLines/>
       <w:numPr>
         <w:ilvl w:val="1"/>
-        <w:numId w:val="32"/>
+        <w:numId w:val="1"/>
       </w:numPr>
       <w:spacing w:before="360" w:after="0"/>
+      <w:ind w:left="718"/>
       <w:outlineLvl w:val="1"/>
     </w:pPr>
     <w:rPr>
@@ -5373,9 +6312,10 @@
       <w:keepLines/>
       <w:numPr>
         <w:ilvl w:val="2"/>
-        <w:numId w:val="32"/>
+        <w:numId w:val="1"/>
       </w:numPr>
       <w:spacing w:before="200" w:after="0"/>
+      <w:ind w:left="720"/>
       <w:outlineLvl w:val="2"/>
     </w:pPr>
     <w:rPr>
@@ -5400,9 +6340,10 @@
       <w:keepLines/>
       <w:numPr>
         <w:ilvl w:val="3"/>
-        <w:numId w:val="32"/>
+        <w:numId w:val="1"/>
       </w:numPr>
       <w:spacing w:before="200" w:after="0"/>
+      <w:ind w:left="2707"/>
       <w:outlineLvl w:val="3"/>
     </w:pPr>
     <w:rPr>
@@ -5429,7 +6370,7 @@
       <w:keepLines/>
       <w:numPr>
         <w:ilvl w:val="4"/>
-        <w:numId w:val="32"/>
+        <w:numId w:val="1"/>
       </w:numPr>
       <w:spacing w:before="200" w:after="0"/>
       <w:outlineLvl w:val="4"/>
@@ -5454,7 +6395,7 @@
       <w:keepLines/>
       <w:numPr>
         <w:ilvl w:val="5"/>
-        <w:numId w:val="32"/>
+        <w:numId w:val="1"/>
       </w:numPr>
       <w:spacing w:before="200" w:after="0"/>
       <w:outlineLvl w:val="5"/>
@@ -5481,7 +6422,7 @@
       <w:keepLines/>
       <w:numPr>
         <w:ilvl w:val="6"/>
-        <w:numId w:val="32"/>
+        <w:numId w:val="1"/>
       </w:numPr>
       <w:spacing w:before="200" w:after="0"/>
       <w:outlineLvl w:val="6"/>
@@ -5508,7 +6449,7 @@
       <w:keepLines/>
       <w:numPr>
         <w:ilvl w:val="7"/>
-        <w:numId w:val="32"/>
+        <w:numId w:val="1"/>
       </w:numPr>
       <w:spacing w:before="200" w:after="0"/>
       <w:outlineLvl w:val="7"/>
@@ -5535,7 +6476,7 @@
       <w:keepLines/>
       <w:numPr>
         <w:ilvl w:val="8"/>
-        <w:numId w:val="32"/>
+        <w:numId w:val="1"/>
       </w:numPr>
       <w:spacing w:before="200" w:after="0"/>
       <w:outlineLvl w:val="8"/>
@@ -5552,7 +6493,6 @@
   <w:style w:type="character" w:default="1" w:styleId="DefaultParagraphFont">
     <w:name w:val="Default Paragraph Font"/>
     <w:uiPriority w:val="1"/>
-    <w:semiHidden/>
     <w:unhideWhenUsed/>
   </w:style>
   <w:style w:type="table" w:default="1" w:styleId="TableNormal">
@@ -5730,6 +6670,8 @@
       <w:b/>
       <w:bCs/>
       <w:color w:val="000000" w:themeColor="text1"/>
+      <w:sz w:val="24"/>
+      <w:szCs w:val="24"/>
     </w:rPr>
   </w:style>
   <w:style w:type="character" w:customStyle="1" w:styleId="Heading4Char">
@@ -5746,6 +6688,8 @@
       <w:i/>
       <w:iCs/>
       <w:color w:val="000000" w:themeColor="text1"/>
+      <w:sz w:val="24"/>
+      <w:szCs w:val="24"/>
     </w:rPr>
   </w:style>
   <w:style w:type="character" w:customStyle="1" w:styleId="Heading5Char">
@@ -5758,6 +6702,8 @@
     <w:rPr>
       <w:rFonts w:asciiTheme="majorHAnsi" w:eastAsiaTheme="majorEastAsia" w:hAnsiTheme="majorHAnsi" w:cstheme="majorBidi"/>
       <w:color w:val="17365D" w:themeColor="text2" w:themeShade="BF"/>
+      <w:sz w:val="24"/>
+      <w:szCs w:val="24"/>
     </w:rPr>
   </w:style>
   <w:style w:type="character" w:customStyle="1" w:styleId="Heading6Char">
@@ -5772,6 +6718,8 @@
       <w:i/>
       <w:iCs/>
       <w:color w:val="17365D" w:themeColor="text2" w:themeShade="BF"/>
+      <w:sz w:val="24"/>
+      <w:szCs w:val="24"/>
     </w:rPr>
   </w:style>
   <w:style w:type="character" w:customStyle="1" w:styleId="Heading7Char">
@@ -5786,6 +6734,8 @@
       <w:i/>
       <w:iCs/>
       <w:color w:val="404040" w:themeColor="text1" w:themeTint="BF"/>
+      <w:sz w:val="24"/>
+      <w:szCs w:val="24"/>
     </w:rPr>
   </w:style>
   <w:style w:type="character" w:customStyle="1" w:styleId="Heading8Char">
@@ -6333,7 +7283,7 @@
       <w:keepNext/>
       <w:keepLines/>
       <w:numPr>
-        <w:numId w:val="32"/>
+        <w:numId w:val="1"/>
       </w:numPr>
       <w:pBdr>
         <w:bottom w:val="single" w:sz="4" w:space="1" w:color="595959" w:themeColor="text1" w:themeTint="A6"/>
@@ -6365,9 +7315,10 @@
       <w:keepLines/>
       <w:numPr>
         <w:ilvl w:val="1"/>
-        <w:numId w:val="32"/>
+        <w:numId w:val="1"/>
       </w:numPr>
       <w:spacing w:before="360" w:after="0"/>
+      <w:ind w:left="718"/>
       <w:outlineLvl w:val="1"/>
     </w:pPr>
     <w:rPr>
@@ -6394,9 +7345,10 @@
       <w:keepLines/>
       <w:numPr>
         <w:ilvl w:val="2"/>
-        <w:numId w:val="32"/>
+        <w:numId w:val="1"/>
       </w:numPr>
       <w:spacing w:before="200" w:after="0"/>
+      <w:ind w:left="720"/>
       <w:outlineLvl w:val="2"/>
     </w:pPr>
     <w:rPr>
@@ -6421,9 +7373,10 @@
       <w:keepLines/>
       <w:numPr>
         <w:ilvl w:val="3"/>
-        <w:numId w:val="32"/>
+        <w:numId w:val="1"/>
       </w:numPr>
       <w:spacing w:before="200" w:after="0"/>
+      <w:ind w:left="2707"/>
       <w:outlineLvl w:val="3"/>
     </w:pPr>
     <w:rPr>
@@ -6450,7 +7403,7 @@
       <w:keepLines/>
       <w:numPr>
         <w:ilvl w:val="4"/>
-        <w:numId w:val="32"/>
+        <w:numId w:val="1"/>
       </w:numPr>
       <w:spacing w:before="200" w:after="0"/>
       <w:outlineLvl w:val="4"/>
@@ -6475,7 +7428,7 @@
       <w:keepLines/>
       <w:numPr>
         <w:ilvl w:val="5"/>
-        <w:numId w:val="32"/>
+        <w:numId w:val="1"/>
       </w:numPr>
       <w:spacing w:before="200" w:after="0"/>
       <w:outlineLvl w:val="5"/>
@@ -6502,7 +7455,7 @@
       <w:keepLines/>
       <w:numPr>
         <w:ilvl w:val="6"/>
-        <w:numId w:val="32"/>
+        <w:numId w:val="1"/>
       </w:numPr>
       <w:spacing w:before="200" w:after="0"/>
       <w:outlineLvl w:val="6"/>
@@ -6529,7 +7482,7 @@
       <w:keepLines/>
       <w:numPr>
         <w:ilvl w:val="7"/>
-        <w:numId w:val="32"/>
+        <w:numId w:val="1"/>
       </w:numPr>
       <w:spacing w:before="200" w:after="0"/>
       <w:outlineLvl w:val="7"/>
@@ -6556,7 +7509,7 @@
       <w:keepLines/>
       <w:numPr>
         <w:ilvl w:val="8"/>
-        <w:numId w:val="32"/>
+        <w:numId w:val="1"/>
       </w:numPr>
       <w:spacing w:before="200" w:after="0"/>
       <w:outlineLvl w:val="8"/>
@@ -6573,7 +7526,6 @@
   <w:style w:type="character" w:default="1" w:styleId="DefaultParagraphFont">
     <w:name w:val="Default Paragraph Font"/>
     <w:uiPriority w:val="1"/>
-    <w:semiHidden/>
     <w:unhideWhenUsed/>
   </w:style>
   <w:style w:type="table" w:default="1" w:styleId="TableNormal">
@@ -6751,6 +7703,8 @@
       <w:b/>
       <w:bCs/>
       <w:color w:val="000000" w:themeColor="text1"/>
+      <w:sz w:val="24"/>
+      <w:szCs w:val="24"/>
     </w:rPr>
   </w:style>
   <w:style w:type="character" w:customStyle="1" w:styleId="Heading4Char">
@@ -6767,6 +7721,8 @@
       <w:i/>
       <w:iCs/>
       <w:color w:val="000000" w:themeColor="text1"/>
+      <w:sz w:val="24"/>
+      <w:szCs w:val="24"/>
     </w:rPr>
   </w:style>
   <w:style w:type="character" w:customStyle="1" w:styleId="Heading5Char">
@@ -6779,6 +7735,8 @@
     <w:rPr>
       <w:rFonts w:asciiTheme="majorHAnsi" w:eastAsiaTheme="majorEastAsia" w:hAnsiTheme="majorHAnsi" w:cstheme="majorBidi"/>
       <w:color w:val="17365D" w:themeColor="text2" w:themeShade="BF"/>
+      <w:sz w:val="24"/>
+      <w:szCs w:val="24"/>
     </w:rPr>
   </w:style>
   <w:style w:type="character" w:customStyle="1" w:styleId="Heading6Char">
@@ -6793,6 +7751,8 @@
       <w:i/>
       <w:iCs/>
       <w:color w:val="17365D" w:themeColor="text2" w:themeShade="BF"/>
+      <w:sz w:val="24"/>
+      <w:szCs w:val="24"/>
     </w:rPr>
   </w:style>
   <w:style w:type="character" w:customStyle="1" w:styleId="Heading7Char">
@@ -6807,6 +7767,8 @@
       <w:i/>
       <w:iCs/>
       <w:color w:val="404040" w:themeColor="text1" w:themeTint="BF"/>
+      <w:sz w:val="24"/>
+      <w:szCs w:val="24"/>
     </w:rPr>
   </w:style>
   <w:style w:type="character" w:customStyle="1" w:styleId="Heading8Char">
@@ -7459,7 +8421,7 @@
 </file>
 
 <file path=customXml/itemProps1.xml><?xml version="1.0" encoding="utf-8"?>
-<ds:datastoreItem xmlns:ds="http://schemas.openxmlformats.org/officeDocument/2006/customXml" ds:itemID="{50D9C99B-41FC-4365-BDD8-11C81362AE44}">
+<ds:datastoreItem xmlns:ds="http://schemas.openxmlformats.org/officeDocument/2006/customXml" ds:itemID="{762587C4-79E1-4533-B441-CE219265AB51}">
   <ds:schemaRefs>
     <ds:schemaRef ds:uri="http://schemas.openxmlformats.org/officeDocument/2006/bibliography"/>
   </ds:schemaRefs>

--- a/dr/Дипломен проект.docx
+++ b/dr/Дипломен проект.docx
@@ -6,9 +6,6 @@
       <w:sdtPr>
         <w:rPr>
           <w:rFonts w:ascii="Times New Roman" w:eastAsiaTheme="minorEastAsia" w:hAnsi="Times New Roman" w:cs="Times New Roman"/>
-          <w:b w:val="0"/>
-          <w:bCs w:val="0"/>
-          <w:smallCaps w:val="0"/>
           <w:color w:val="auto"/>
           <w:sz w:val="24"/>
           <w:szCs w:val="24"/>
@@ -21,7 +18,11 @@
       </w:sdtPr>
       <w:sdtEndPr>
         <w:rPr>
+          <w:b w:val="0"/>
+          <w:bCs w:val="0"/>
+          <w:smallCaps w:val="0"/>
           <w:noProof/>
+          <w:lang w:eastAsia="en-US"/>
         </w:rPr>
       </w:sdtEndPr>
       <w:sdtContent>
@@ -444,23 +445,13 @@
     <w:p>
       <w:pPr>
         <w:pStyle w:val="Heading1"/>
-        <w:rPr>
-          <w:rFonts w:eastAsia="Times New Roman"/>
-          <w:lang w:eastAsia="bg-BG"/>
-        </w:rPr>
-      </w:pPr>
-      <w:r>
-        <w:rPr>
-          <w:rFonts w:eastAsia="Times New Roman"/>
-          <w:lang w:eastAsia="bg-BG"/>
-        </w:rPr>
+      </w:pPr>
+      <w:r>
         <w:t xml:space="preserve"> Основи на архитектурата на </w:t>
       </w:r>
       <w:r>
         <w:rPr>
-          <w:rFonts w:eastAsia="Times New Roman"/>
           <w:bdr w:val="single" w:sz="2" w:space="0" w:color="E5E7EB" w:frame="1"/>
-          <w:lang w:eastAsia="bg-BG"/>
         </w:rPr>
         <w:t>SaaS</w:t>
       </w:r>
@@ -544,15 +535,7 @@
           <w:rFonts w:eastAsia="Times New Roman"/>
           <w:lang w:eastAsia="bg-BG"/>
         </w:rPr>
-        <w:t xml:space="preserve">: Това е интерфейсът, с който потребителите взаимодействат. Често се реализира с помощта на уеб технологии като </w:t>
-      </w:r>
-      <w:r>
-        <w:rPr>
-          <w:rFonts w:eastAsia="Times New Roman"/>
-          <w:lang w:eastAsia="bg-BG"/>
-        </w:rPr>
-        <w:lastRenderedPageBreak/>
-        <w:t>HTML, CSS и JavaScript. Добрият потребителски интерфейс е ключов за положителното изживяване на клиентите.</w:t>
+        <w:t>: Това е интерфейсът, с който потребителите взаимодействат. Често се реализира с помощта на уеб технологии като HTML, CSS и JavaScript. Добрият потребителски интерфейс е ключов за положителното изживяване на клиентите.</w:t>
       </w:r>
     </w:p>
     <w:p>
@@ -571,6 +554,7 @@
         <w:rPr>
           <w:lang w:eastAsia="bg-BG"/>
         </w:rPr>
+        <w:lastRenderedPageBreak/>
         <w:t>Сървърна част (Backend):</w:t>
       </w:r>
       <w:r>
@@ -771,15 +755,22 @@
         <w:rPr>
           <w:lang w:eastAsia="bg-BG"/>
         </w:rPr>
+        <w:t>Сигурност на данните</w:t>
+      </w:r>
+      <w:r>
+        <w:rPr>
+          <w:rFonts w:eastAsia="Times New Roman"/>
+          <w:lang w:eastAsia="bg-BG"/>
+        </w:rPr>
+        <w:t xml:space="preserve">: Потребителите трябва да се доверят на доставчика на услугата относно безопасността на техните данни. Следователно, </w:t>
+      </w:r>
+      <w:r>
+        <w:rPr>
+          <w:rFonts w:eastAsia="Times New Roman"/>
+          <w:lang w:eastAsia="bg-BG"/>
+        </w:rPr>
         <w:lastRenderedPageBreak/>
-        <w:t>Сигурност на данните</w:t>
-      </w:r>
-      <w:r>
-        <w:rPr>
-          <w:rFonts w:eastAsia="Times New Roman"/>
-          <w:lang w:eastAsia="bg-BG"/>
-        </w:rPr>
-        <w:t>: Потребителите трябва да се доверят на доставчика на услугата относно безопасността на техните данни. Следователно, важно е да се изберат надеждни платформи с извършени проверки на сигурността.</w:t>
+        <w:t>важно е да се изберат надеждни платформи с извършени проверки на сигурността.</w:t>
       </w:r>
     </w:p>
     <w:p>
@@ -862,11 +853,13 @@
         </w:numPr>
         <w:rPr>
           <w:rStyle w:val="Heading1Char"/>
+          <w:rFonts w:eastAsiaTheme="majorEastAsia"/>
         </w:rPr>
       </w:pPr>
       <w:r>
         <w:rPr>
           <w:rStyle w:val="Heading1Char"/>
+          <w:rFonts w:eastAsiaTheme="majorEastAsia"/>
         </w:rPr>
         <w:t xml:space="preserve"> Методологии за разработка</w:t>
       </w:r>
@@ -893,8 +886,11 @@
     <w:p/>
     <w:p>
       <w:r>
+        <w:t xml:space="preserve">Агилният метод е един от най-популярните подходи за разработка на софтуер. Той акцентира на гъвкавостта, бързата реакция на променящите се изисквания и постоянната комуникация с клиентите. Основната цел на агилната разработка е да </w:t>
+      </w:r>
+      <w:r>
         <w:lastRenderedPageBreak/>
-        <w:t>Агилният метод е един от най-популярните подходи за разработка на софтуер. Той акцентира на гъвкавостта, бързата реакция на променящите се изисквания и постоянната комуникация с клиентите. Основната цел на агилната разработка е да произвежда малки, но чести актуализации на софтуера, което позволява на потребителите да получат нови функции и подобрения в реално време. В рамките на SaaS, това означава, че потребителите могат да видят нововъведенията и веднага да предоставят обратна връзка.</w:t>
+        <w:t>произвежда малки, но чести актуализации на софтуера, което позволява на потребителите да получат нови функции и подобрения в реално време. В рамките на SaaS, това означава, че потребителите могат да видят нововъведенията и веднага да предоставят обратна връзка.</w:t>
       </w:r>
     </w:p>
     <w:p/>
@@ -968,6 +964,7 @@
     <w:p/>
     <w:p>
       <w:r>
+        <w:lastRenderedPageBreak/>
         <w:t>Правилният избор на технологии е от изключително значение за успеха на SaaS приложенията. Използването на съвременни и добре поддържани технологии гарантира по-добра производителност и надеждност на приложението. Например, избора на облачна платформа (като AWS, Azure или Google Cloud) може да предостави необходимата инфраструктура и услуги (като управление на бази данни, изчислителни ресурси и сигурност).</w:t>
       </w:r>
     </w:p>
@@ -1041,11 +1038,11 @@
         </w:rPr>
       </w:pPr>
       <w:r>
-        <w:t xml:space="preserve">Друг важен аспект на добрите практики е активно събирането на обратна връзка от потребителите. Използването на различни методи за интервюта, анкети и </w:t>
+        <w:t xml:space="preserve">Друг важен аспект на добрите практики е активно събирането на обратна връзка от потребителите. Използването на различни методи за интервюта, анкети и тестове за потребителски опит (UX testing) помага на екипите да разберат как </w:t>
       </w:r>
       <w:r>
         <w:lastRenderedPageBreak/>
-        <w:t>тестове за потребителски опит (UX testing) помага на екипите да разберат как потребителите взаимодействат с приложението и какви подобрения са необходими. Успешните SaaS приложения често предлагат функции, които са директно свързани с потребителските нужди, следователно редовната обратна връзка е ключова за тяхното дългосрочно развитие.</w:t>
+        <w:t>потребителите взаимодействат с приложението и какви подобрения са необходими. Успешните SaaS приложения често предлагат функции, които са директно свързани с потребителските нужди, следователно редовната обратна връзка е ключова за тяхното дългосрочно развитие.</w:t>
       </w:r>
     </w:p>
     <w:p>
@@ -1120,7 +1117,6 @@
     </w:p>
     <w:p>
       <w:r>
-        <w:lastRenderedPageBreak/>
         <w:t>Може да бъде скъпо за малки предприятия.</w:t>
       </w:r>
     </w:p>
@@ -1138,6 +1134,7 @@
         </w:numPr>
       </w:pPr>
       <w:r>
+        <w:lastRenderedPageBreak/>
         <w:t>2. Slack</w:t>
       </w:r>
     </w:p>
@@ -1281,26 +1278,26 @@
         <w:jc w:val="left"/>
       </w:pPr>
       <w:r>
+        <w:t>Отлична интеграция между различните услуги.</w:t>
+      </w:r>
+    </w:p>
+    <w:p>
+      <w:pPr>
+        <w:jc w:val="left"/>
+      </w:pPr>
+      <w:r>
+        <w:t>Недостатъци</w:t>
+      </w:r>
+      <w:r>
+        <w:t>:</w:t>
+      </w:r>
+    </w:p>
+    <w:p>
+      <w:pPr>
+        <w:jc w:val="left"/>
+      </w:pPr>
+      <w:r>
         <w:lastRenderedPageBreak/>
-        <w:t>Отлична интеграция между различните услуги.</w:t>
-      </w:r>
-    </w:p>
-    <w:p>
-      <w:pPr>
-        <w:jc w:val="left"/>
-      </w:pPr>
-      <w:r>
-        <w:t>Недостатъци</w:t>
-      </w:r>
-      <w:r>
-        <w:t>:</w:t>
-      </w:r>
-    </w:p>
-    <w:p>
-      <w:pPr>
-        <w:jc w:val="left"/>
-      </w:pPr>
-      <w:r>
         <w:t>Потребителите зависят от интернет връзка, за да получат достъп до данните си.</w:t>
       </w:r>
     </w:p>
@@ -1392,17 +1389,8 @@
     <w:p>
       <w:pPr>
         <w:pStyle w:val="Heading1"/>
-        <w:rPr>
-          <w:rFonts w:eastAsia="Times New Roman"/>
-          <w:lang w:eastAsia="bg-BG"/>
-        </w:rPr>
-      </w:pPr>
-      <w:r>
-        <w:rPr>
-          <w:rFonts w:eastAsia="Times New Roman"/>
-          <w:lang w:eastAsia="bg-BG"/>
-        </w:rPr>
-        <w:lastRenderedPageBreak/>
+      </w:pPr>
+      <w:r>
         <w:t>Цел и задачи на дипломния проект</w:t>
       </w:r>
     </w:p>
@@ -1450,7 +1438,14 @@
         <w:rPr>
           <w:lang w:eastAsia="bg-BG"/>
         </w:rPr>
-        <w:t>разширение на темата, като се фокусира върху анализа на известни решения, избор на технологии и внедряване на добри практики за разработка. Чрез реализацията на конкретно приложение, проектът има за цел не само да демонстрира знание на теоретичните рамки, но и да предложи практически ползи за потенциални потребители, като хотели, коуъркинг пространства и организатори на събития.</w:t>
+        <w:t xml:space="preserve">разширение на темата, като се фокусира върху анализа на известни решения, избор на технологии и внедряване на добри практики за разработка. Чрез </w:t>
+      </w:r>
+      <w:r>
+        <w:rPr>
+          <w:lang w:eastAsia="bg-BG"/>
+        </w:rPr>
+        <w:lastRenderedPageBreak/>
+        <w:t>реализацията на конкретно приложение, проектът има за цел не само да демонстрира знание на теоретичните рамки, но и да предложи практически ползи за потенциални потребители, като хотели, коуъркинг пространства и организатори на събития.</w:t>
       </w:r>
     </w:p>
     <w:p>
@@ -1630,61 +1625,61 @@
           <w:rFonts w:eastAsia="Times New Roman"/>
           <w:lang w:eastAsia="bg-BG"/>
         </w:rPr>
+        <w:t>Определяне на основния набор от услуги, които приложението за управление на резервации трябва да предоставя на потребителите, включително възможности за резервация, управление на наличност и обработка на плащания.</w:t>
+      </w:r>
+    </w:p>
+    <w:p>
+      <w:pPr>
+        <w:jc w:val="left"/>
+        <w:rPr>
+          <w:rFonts w:eastAsia="Times New Roman"/>
+          <w:lang w:eastAsia="bg-BG"/>
+        </w:rPr>
+      </w:pPr>
+      <w:r>
+        <w:rPr>
+          <w:rFonts w:eastAsia="Times New Roman"/>
+          <w:lang w:eastAsia="bg-BG"/>
+        </w:rPr>
+        <w:t>Систематизиране на необходимите функционалности и характеристики за клиентския интерфейс, като лесна навигация и интуитивен дизайн.</w:t>
+      </w:r>
+    </w:p>
+    <w:p>
+      <w:pPr>
+        <w:rPr>
+          <w:rFonts w:ascii="Segoe UI" w:eastAsia="Times New Roman" w:hAnsi="Segoe UI" w:cs="Segoe UI"/>
+          <w:lang w:eastAsia="bg-BG"/>
+        </w:rPr>
+      </w:pPr>
+      <w:r>
+        <w:rPr>
+          <w:rStyle w:val="Heading2Char"/>
+          <w:lang w:eastAsia="bg-BG"/>
+        </w:rPr>
+        <w:t>Избор на технологии и инструменти</w:t>
+      </w:r>
+      <w:r>
+        <w:rPr>
+          <w:rFonts w:ascii="Segoe UI" w:eastAsia="Times New Roman" w:hAnsi="Segoe UI" w:cs="Segoe UI"/>
+          <w:lang w:eastAsia="bg-BG"/>
+        </w:rPr>
+        <w:t>:</w:t>
+      </w:r>
+    </w:p>
+    <w:p>
+      <w:pPr>
+        <w:jc w:val="left"/>
+        <w:rPr>
+          <w:rFonts w:eastAsia="Times New Roman"/>
+          <w:lang w:eastAsia="bg-BG"/>
+        </w:rPr>
+      </w:pPr>
+      <w:r>
+        <w:rPr>
+          <w:rFonts w:eastAsia="Times New Roman"/>
+          <w:lang w:eastAsia="bg-BG"/>
+        </w:rPr>
         <w:lastRenderedPageBreak/>
-        <w:t>Определяне на основния набор от услуги, които приложението за управление на резервации трябва да предоставя на потребителите, включително възможности за резервация, управление на наличност и обработка на плащания.</w:t>
-      </w:r>
-    </w:p>
-    <w:p>
-      <w:pPr>
-        <w:jc w:val="left"/>
-        <w:rPr>
-          <w:rFonts w:eastAsia="Times New Roman"/>
-          <w:lang w:eastAsia="bg-BG"/>
-        </w:rPr>
-      </w:pPr>
-      <w:r>
-        <w:rPr>
-          <w:rFonts w:eastAsia="Times New Roman"/>
-          <w:lang w:eastAsia="bg-BG"/>
-        </w:rPr>
-        <w:t>Систематизиране на необходимите функционалности и характеристики за клиентския интерфейс, като лесна навигация и интуитивен дизайн.</w:t>
-      </w:r>
-    </w:p>
-    <w:p>
-      <w:pPr>
-        <w:rPr>
-          <w:rFonts w:ascii="Segoe UI" w:eastAsia="Times New Roman" w:hAnsi="Segoe UI" w:cs="Segoe UI"/>
-          <w:lang w:eastAsia="bg-BG"/>
-        </w:rPr>
-      </w:pPr>
-      <w:r>
-        <w:rPr>
-          <w:rStyle w:val="Heading2Char"/>
-          <w:lang w:eastAsia="bg-BG"/>
-        </w:rPr>
-        <w:t>Избор на технологии и инструменти</w:t>
-      </w:r>
-      <w:r>
-        <w:rPr>
-          <w:rFonts w:ascii="Segoe UI" w:eastAsia="Times New Roman" w:hAnsi="Segoe UI" w:cs="Segoe UI"/>
-          <w:lang w:eastAsia="bg-BG"/>
-        </w:rPr>
-        <w:t>:</w:t>
-      </w:r>
-    </w:p>
-    <w:p>
-      <w:pPr>
-        <w:jc w:val="left"/>
-        <w:rPr>
-          <w:rFonts w:eastAsia="Times New Roman"/>
-          <w:lang w:eastAsia="bg-BG"/>
-        </w:rPr>
-      </w:pPr>
-      <w:r>
-        <w:rPr>
-          <w:rFonts w:eastAsia="Times New Roman"/>
-          <w:lang w:eastAsia="bg-BG"/>
-        </w:rPr>
         <w:t>Идентификация и аргументиране на технологиите, които ще бъдат използвани при разработката на бекенд приложението, като Django или Flask, с акцент на сигурността и производителността.</w:t>
       </w:r>
     </w:p>
@@ -1868,16 +1863,8 @@
     <w:p>
       <w:pPr>
         <w:pStyle w:val="Heading1"/>
-        <w:rPr>
-          <w:rFonts w:eastAsia="Times New Roman"/>
-          <w:lang w:eastAsia="bg-BG"/>
-        </w:rPr>
-      </w:pPr>
-      <w:r>
-        <w:rPr>
-          <w:rFonts w:eastAsia="Times New Roman"/>
-          <w:lang w:eastAsia="bg-BG"/>
-        </w:rPr>
+      </w:pPr>
+      <w:r>
         <w:t>Описание и аргументация на избраните технологии</w:t>
       </w:r>
     </w:p>
@@ -1970,15 +1957,7 @@
           <w:rFonts w:ascii="Segoe UI" w:eastAsia="Times New Roman" w:hAnsi="Segoe UI" w:cs="Segoe UI"/>
           <w:lang w:eastAsia="bg-BG"/>
         </w:rPr>
-        <w:t xml:space="preserve">Изборът на Python за основен програмен език е стратегически, поради неговата простота и четимост, което позволява бързо разработване и интеграция на нови функции. Python е широко използван в създаването на уеб </w:t>
-      </w:r>
-      <w:r>
-        <w:rPr>
-          <w:rFonts w:ascii="Segoe UI" w:eastAsia="Times New Roman" w:hAnsi="Segoe UI" w:cs="Segoe UI"/>
-          <w:lang w:eastAsia="bg-BG"/>
-        </w:rPr>
-        <w:lastRenderedPageBreak/>
-        <w:t>приложения, благодарение на многобройните налични библиотеки и фреймуъркове. Сред най-популярните фреймуъркове за разработка на уеб приложения в Python е Django.</w:t>
+        <w:t>Изборът на Python за основен програмен език е стратегически, поради неговата простота и четимост, което позволява бързо разработване и интеграция на нови функции. Python е широко използван в създаването на уеб приложения, благодарение на многобройните налични библиотеки и фреймуъркове. Сред най-популярните фреймуъркове за разработка на уеб приложения в Python е Django.</w:t>
       </w:r>
     </w:p>
     <w:p>
@@ -2034,6 +2013,7 @@
           <w:bCs/>
           <w:lang w:eastAsia="bg-BG"/>
         </w:rPr>
+        <w:lastRenderedPageBreak/>
         <w:t>Бързо разработване</w:t>
       </w:r>
       <w:r>
@@ -2212,15 +2192,7 @@
           <w:rFonts w:ascii="Segoe UI" w:eastAsia="Times New Roman" w:hAnsi="Segoe UI" w:cs="Segoe UI"/>
           <w:lang w:eastAsia="bg-BG"/>
         </w:rPr>
-        <w:t xml:space="preserve">: Тази база данни предоставя напреднали функции като поддръжка за JSON, което е полезно при работа с </w:t>
-      </w:r>
-      <w:r>
-        <w:rPr>
-          <w:rFonts w:ascii="Segoe UI" w:eastAsia="Times New Roman" w:hAnsi="Segoe UI" w:cs="Segoe UI"/>
-          <w:lang w:eastAsia="bg-BG"/>
-        </w:rPr>
-        <w:lastRenderedPageBreak/>
-        <w:t>неструктурирани данни, и възможността за съхраняване на интенции с GIS данни.</w:t>
+        <w:t>: Тази база данни предоставя напреднали функции като поддръжка за JSON, което е полезно при работа с неструктурирани данни, и възможността за съхраняване на интенции с GIS данни.</w:t>
       </w:r>
     </w:p>
     <w:p>
@@ -2304,6 +2276,7 @@
           <w:rFonts w:ascii="Segoe UI" w:eastAsia="Times New Roman" w:hAnsi="Segoe UI" w:cs="Segoe UI"/>
           <w:lang w:eastAsia="bg-BG"/>
         </w:rPr>
+        <w:lastRenderedPageBreak/>
         <w:t>Docker е технология за контейнеризация, която позволява на разработчиците да пакетират приложения в контейнери. Това осигурява следните предимства:</w:t>
       </w:r>
     </w:p>
@@ -2447,75 +2420,67 @@
           <w:bCs/>
           <w:lang w:eastAsia="bg-BG"/>
         </w:rPr>
+        <w:t>Скалируемост</w:t>
+      </w:r>
+      <w:r>
+        <w:rPr>
+          <w:rFonts w:ascii="Segoe UI" w:eastAsia="Times New Roman" w:hAnsi="Segoe UI" w:cs="Segoe UI"/>
+          <w:lang w:eastAsia="bg-BG"/>
+        </w:rPr>
+        <w:t>: AWS предлага услуги, които могат да автоматизират увеличаването на ресурсите спрямо потребителското търсене. Например, Amazon EC2 автомат</w:t>
+      </w:r>
+    </w:p>
+    <w:p>
+      <w:pPr>
+        <w:jc w:val="left"/>
+        <w:rPr>
+          <w:rFonts w:ascii="Segoe UI" w:eastAsia="Times New Roman" w:hAnsi="Segoe UI" w:cs="Segoe UI"/>
+          <w:lang w:eastAsia="bg-BG"/>
+        </w:rPr>
+      </w:pPr>
+    </w:p>
+    <w:p>
+      <w:pPr>
+        <w:jc w:val="left"/>
+        <w:rPr>
+          <w:rFonts w:ascii="Segoe UI" w:eastAsia="Times New Roman" w:hAnsi="Segoe UI" w:cs="Segoe UI"/>
+          <w:lang w:eastAsia="bg-BG"/>
+        </w:rPr>
+      </w:pPr>
+    </w:p>
+    <w:p>
+      <w:pPr>
+        <w:jc w:val="left"/>
+        <w:rPr>
+          <w:rFonts w:ascii="Segoe UI" w:eastAsia="Times New Roman" w:hAnsi="Segoe UI" w:cs="Segoe UI"/>
+          <w:lang w:eastAsia="bg-BG"/>
+        </w:rPr>
+      </w:pPr>
+    </w:p>
+    <w:p>
+      <w:pPr>
+        <w:jc w:val="left"/>
+        <w:rPr>
+          <w:rFonts w:ascii="Segoe UI" w:eastAsia="Times New Roman" w:hAnsi="Segoe UI" w:cs="Segoe UI"/>
+          <w:lang w:eastAsia="bg-BG"/>
+        </w:rPr>
+      </w:pPr>
+    </w:p>
+    <w:p>
+      <w:pPr>
+        <w:jc w:val="left"/>
+        <w:rPr>
+          <w:rFonts w:ascii="Segoe UI" w:eastAsia="Times New Roman" w:hAnsi="Segoe UI" w:cs="Segoe UI"/>
+          <w:lang w:eastAsia="bg-BG"/>
+        </w:rPr>
+      </w:pPr>
+    </w:p>
+    <w:p>
+      <w:pPr>
+        <w:pStyle w:val="Heading1"/>
+      </w:pPr>
+      <w:r>
         <w:lastRenderedPageBreak/>
-        <w:t>Скалируемост</w:t>
-      </w:r>
-      <w:r>
-        <w:rPr>
-          <w:rFonts w:ascii="Segoe UI" w:eastAsia="Times New Roman" w:hAnsi="Segoe UI" w:cs="Segoe UI"/>
-          <w:lang w:eastAsia="bg-BG"/>
-        </w:rPr>
-        <w:t>: AWS предлага услуги, които могат да автоматизират увеличаването на ресурсите спрямо потребителското търсене. Например, Amazon EC2 автомат</w:t>
-      </w:r>
-    </w:p>
-    <w:p>
-      <w:pPr>
-        <w:jc w:val="left"/>
-        <w:rPr>
-          <w:rFonts w:ascii="Segoe UI" w:eastAsia="Times New Roman" w:hAnsi="Segoe UI" w:cs="Segoe UI"/>
-          <w:lang w:eastAsia="bg-BG"/>
-        </w:rPr>
-      </w:pPr>
-    </w:p>
-    <w:p>
-      <w:pPr>
-        <w:jc w:val="left"/>
-        <w:rPr>
-          <w:rFonts w:ascii="Segoe UI" w:eastAsia="Times New Roman" w:hAnsi="Segoe UI" w:cs="Segoe UI"/>
-          <w:lang w:eastAsia="bg-BG"/>
-        </w:rPr>
-      </w:pPr>
-    </w:p>
-    <w:p>
-      <w:pPr>
-        <w:jc w:val="left"/>
-        <w:rPr>
-          <w:rFonts w:ascii="Segoe UI" w:eastAsia="Times New Roman" w:hAnsi="Segoe UI" w:cs="Segoe UI"/>
-          <w:lang w:eastAsia="bg-BG"/>
-        </w:rPr>
-      </w:pPr>
-    </w:p>
-    <w:p>
-      <w:pPr>
-        <w:jc w:val="left"/>
-        <w:rPr>
-          <w:rFonts w:ascii="Segoe UI" w:eastAsia="Times New Roman" w:hAnsi="Segoe UI" w:cs="Segoe UI"/>
-          <w:lang w:eastAsia="bg-BG"/>
-        </w:rPr>
-      </w:pPr>
-    </w:p>
-    <w:p>
-      <w:pPr>
-        <w:jc w:val="left"/>
-        <w:rPr>
-          <w:rFonts w:ascii="Segoe UI" w:eastAsia="Times New Roman" w:hAnsi="Segoe UI" w:cs="Segoe UI"/>
-          <w:lang w:eastAsia="bg-BG"/>
-        </w:rPr>
-      </w:pPr>
-    </w:p>
-    <w:p>
-      <w:pPr>
-        <w:pStyle w:val="Heading1"/>
-        <w:rPr>
-          <w:rFonts w:eastAsia="Times New Roman"/>
-          <w:lang w:eastAsia="bg-BG"/>
-        </w:rPr>
-      </w:pPr>
-      <w:r>
-        <w:rPr>
-          <w:rFonts w:eastAsia="Times New Roman"/>
-          <w:lang w:eastAsia="bg-BG"/>
-        </w:rPr>
         <w:t>Описание на добри практики и инфраструктура</w:t>
       </w:r>
     </w:p>
@@ -2608,7 +2573,6 @@
           <w:rFonts w:ascii="Segoe UI" w:eastAsia="Times New Roman" w:hAnsi="Segoe UI" w:cs="Segoe UI"/>
           <w:lang w:eastAsia="bg-BG"/>
         </w:rPr>
-        <w:lastRenderedPageBreak/>
         <w:t>Първата стъпка в разработката на всяко приложение е старателното планиране и проектиране. Задачи, свързани с определяне на функционалността на приложението, архитектурата и целевата аудитория, са от критично значение. Необходимо е да се проведат сесии за обмисляне на търсенето на потребителите и проектни срещи, за да се установят ясни изисквания. Изготвянето на диаграми на потока и спецификации на функциите ще помогне за управление на проектния процес.</w:t>
       </w:r>
     </w:p>
@@ -2643,7 +2607,15 @@
           <w:rFonts w:ascii="Segoe UI" w:eastAsia="Times New Roman" w:hAnsi="Segoe UI" w:cs="Segoe UI"/>
           <w:lang w:eastAsia="bg-BG"/>
         </w:rPr>
-        <w:t>Агилните методологии, като Scrum и Kanban, предлагат гъвкавост и адаптивност по време на разработката. Чрез прилагане на итеративен подход, екипите могат бързо да реагират на променящи се изисквания и да внедряват нови функции, основани на обратната връзка от потребителите. Провеждането на регулярни работни срещи и спринт прегледи помага за следенето на напредъка и за осигуряване на ясна комуникация между членовете на екипа.</w:t>
+        <w:t xml:space="preserve">Агилните методологии, като Scrum и Kanban, предлагат гъвкавост и адаптивност по време на разработката. Чрез прилагане на итеративен подход, екипите могат бързо да реагират на променящи се изисквания и да внедряват нови функции, основани на обратната връзка от потребителите. Провеждането </w:t>
+      </w:r>
+      <w:r>
+        <w:rPr>
+          <w:rFonts w:ascii="Segoe UI" w:eastAsia="Times New Roman" w:hAnsi="Segoe UI" w:cs="Segoe UI"/>
+          <w:lang w:eastAsia="bg-BG"/>
+        </w:rPr>
+        <w:lastRenderedPageBreak/>
+        <w:t>на регулярни работни срещи и спринт прегледи помага за следенето на напредъка и за осигуряване на ясна комуникация между членовете на екипа.</w:t>
       </w:r>
     </w:p>
     <w:p>
@@ -2711,15 +2683,7 @@
           <w:rFonts w:ascii="Segoe UI" w:eastAsia="Times New Roman" w:hAnsi="Segoe UI" w:cs="Segoe UI"/>
           <w:lang w:eastAsia="bg-BG"/>
         </w:rPr>
-        <w:t xml:space="preserve">Автоматизацията на тестовете е ключова добрина практика, която подпомага поддържането на качеството на софтуера. Чрез внедряване на автоматизирани тестове, разработчиците могат да идентифицират проблеми и бъгове по-рано в жизнения цикъл на разработката. Инструменти като Selenium и </w:t>
-      </w:r>
-      <w:r>
-        <w:rPr>
-          <w:rFonts w:ascii="Segoe UI" w:eastAsia="Times New Roman" w:hAnsi="Segoe UI" w:cs="Segoe UI"/>
-          <w:lang w:eastAsia="bg-BG"/>
-        </w:rPr>
-        <w:lastRenderedPageBreak/>
-        <w:t>pytest позволяват създаването на тестови кейсове, които проверяват функционалността на приложенията при всяка нова версия.</w:t>
+        <w:t>Автоматизацията на тестовете е ключова добрина практика, която подпомага поддържането на качеството на софтуера. Чрез внедряване на автоматизирани тестове, разработчиците могат да идентифицират проблеми и бъгове по-рано в жизнения цикъл на разработката. Инструменти като Selenium и pytest позволяват създаването на тестови кейсове, които проверяват функционалността на приложенията при всяка нова версия.</w:t>
       </w:r>
     </w:p>
     <w:p>
@@ -2808,6 +2772,7 @@
           <w:rFonts w:ascii="Segoe UI" w:eastAsia="Times New Roman" w:hAnsi="Segoe UI" w:cs="Segoe UI"/>
           <w:lang w:eastAsia="bg-BG"/>
         </w:rPr>
+        <w:lastRenderedPageBreak/>
         <w:t>Сигурността на данните и защитата на потребителските идентичности е от първостепенно значение, особено в SaaS решенията, където данните се съхраняват в облака. Използването на многофакторна автентикация (MFA) и ролево-базирано у</w:t>
       </w:r>
       <w:r>
@@ -2839,41 +2804,27 @@
     <w:p>
       <w:pPr>
         <w:pStyle w:val="Heading1"/>
-        <w:rPr>
-          <w:rFonts w:eastAsia="Times New Roman"/>
-          <w:lang w:eastAsia="bg-BG"/>
-        </w:rPr>
-      </w:pPr>
-      <w:r>
-        <w:rPr>
-          <w:rFonts w:eastAsia="Times New Roman"/>
-          <w:lang w:eastAsia="bg-BG"/>
-        </w:rPr>
+      </w:pPr>
+      <w:bookmarkStart w:id="1" w:name="_GoBack"/>
+      <w:r>
         <w:t>Анализ на известни решения</w:t>
       </w:r>
     </w:p>
-    <w:p>
-      <w:pPr>
-        <w:jc w:val="left"/>
-        <w:rPr>
-          <w:rFonts w:ascii="Segoe UI" w:eastAsia="Times New Roman" w:hAnsi="Segoe UI" w:cs="Segoe UI"/>
-          <w:lang w:eastAsia="bg-BG"/>
-        </w:rPr>
-      </w:pPr>
-      <w:r>
-        <w:rPr>
-          <w:rFonts w:ascii="Segoe UI" w:eastAsia="Times New Roman" w:hAnsi="Segoe UI" w:cs="Segoe UI"/>
-          <w:lang w:eastAsia="bg-BG"/>
-        </w:rPr>
-        <w:t xml:space="preserve">В подробно проучване на известни SaaS решения е важно да се анализират конкретни приложения, които демонстрират успешни бизнес модели, иновации и практики в областта на софтуерните услуги. В този контекст ще разгледаме три популярни решения: Salesforce, Zoom и Slack. Целта е да се </w:t>
-      </w:r>
-      <w:r>
-        <w:rPr>
-          <w:rFonts w:ascii="Segoe UI" w:eastAsia="Times New Roman" w:hAnsi="Segoe UI" w:cs="Segoe UI"/>
-          <w:lang w:eastAsia="bg-BG"/>
-        </w:rPr>
-        <w:lastRenderedPageBreak/>
-        <w:t>изведат основни характеристики и уроци, които могат да бъдат полезни при разработването на нови SaaS приложения.</w:t>
+    <w:bookmarkEnd w:id="1"/>
+    <w:p>
+      <w:pPr>
+        <w:jc w:val="left"/>
+        <w:rPr>
+          <w:rFonts w:ascii="Segoe UI" w:eastAsia="Times New Roman" w:hAnsi="Segoe UI" w:cs="Segoe UI"/>
+          <w:lang w:eastAsia="bg-BG"/>
+        </w:rPr>
+      </w:pPr>
+      <w:r>
+        <w:rPr>
+          <w:rFonts w:ascii="Segoe UI" w:eastAsia="Times New Roman" w:hAnsi="Segoe UI" w:cs="Segoe UI"/>
+          <w:lang w:eastAsia="bg-BG"/>
+        </w:rPr>
+        <w:t>В подробно проучване на известни SaaS решения е важно да се анализират конкретни приложения, които демонстрират успешни бизнес модели, иновации и практики в областта на софтуерните услуги. В този контекст ще разгледаме три популярни решения: Salesforce, Zoom и Slack. Целта е да се изведат основни характеристики и уроци, които могат да бъдат полезни при разработването на нови SaaS приложения.</w:t>
       </w:r>
     </w:p>
     <w:p>
@@ -2995,6 +2946,7 @@
           <w:bCs/>
           <w:lang w:eastAsia="bg-BG"/>
         </w:rPr>
+        <w:lastRenderedPageBreak/>
         <w:t>Обширна екосистема</w:t>
       </w:r>
       <w:r>
@@ -3107,7 +3059,6 @@
           <w:bCs/>
           <w:lang w:eastAsia="bg-BG"/>
         </w:rPr>
-        <w:lastRenderedPageBreak/>
         <w:t>Сложност при внедряване</w:t>
       </w:r>
       <w:r>
@@ -3237,6 +3188,7 @@
           <w:bCs/>
           <w:lang w:eastAsia="bg-BG"/>
         </w:rPr>
+        <w:lastRenderedPageBreak/>
         <w:t>Гъвкави цени</w:t>
       </w:r>
       <w:r>
@@ -3349,7 +3301,6 @@
           <w:bCs/>
           <w:lang w:eastAsia="bg-BG"/>
         </w:rPr>
-        <w:lastRenderedPageBreak/>
         <w:t>Технически проблеми</w:t>
       </w:r>
       <w:r>
@@ -3483,6 +3434,7 @@
         <w:pStyle w:val="Heading1"/>
       </w:pPr>
       <w:r>
+        <w:lastRenderedPageBreak/>
         <w:t>Цел и задачи на дипломния проект</w:t>
       </w:r>
     </w:p>
@@ -3519,45 +3471,99 @@
         </w:rPr>
       </w:pPr>
       <w:r>
+        <w:t>Задачи на проекта</w:t>
+      </w:r>
+    </w:p>
+    <w:p>
+      <w:r>
+        <w:t>За постигането на зададената цел проектът ще се състои от следните основни задачи:</w:t>
+      </w:r>
+    </w:p>
+    <w:p>
+      <w:r>
+        <w:rPr>
+          <w:rStyle w:val="Heading2Char"/>
+        </w:rPr>
+        <w:t>Изследване на основите на SaaS архитектурата</w:t>
+      </w:r>
+      <w:r>
+        <w:t>:</w:t>
+      </w:r>
+    </w:p>
+    <w:p>
+      <w:r>
+        <w:t xml:space="preserve"> Анализ на архитектурните принципи и модели на SaaS приложенията, с акцент на предимства и недостатъци, които те предлагат.</w:t>
+      </w:r>
+    </w:p>
+    <w:p>
+      <w:r>
+        <w:rPr>
+          <w:rStyle w:val="Heading2Char"/>
+        </w:rPr>
+        <w:t>Формулиране на спецификации</w:t>
+      </w:r>
+      <w:r>
+        <w:t>:</w:t>
+      </w:r>
+    </w:p>
+    <w:p>
+      <w:r>
+        <w:t xml:space="preserve"> Определяне на основната функционалност и изисквания на приложението за управление на резервации, основани на проучване на потребителските нужди и анализ на конкурентни решения.</w:t>
+      </w:r>
+    </w:p>
+    <w:p>
+      <w:pPr>
+        <w:rPr>
+          <w:rStyle w:val="Heading2Char"/>
+        </w:rPr>
+      </w:pPr>
+      <w:r>
+        <w:rPr>
+          <w:rStyle w:val="Heading2Char"/>
+        </w:rPr>
+        <w:t>Избор на технологии</w:t>
+      </w:r>
+    </w:p>
+    <w:p>
+      <w:r>
+        <w:t>: Идентификация на подходящи технологии и инструменти за разработка, включително програмни езици, фреймуъркове и бази данни, които да гарантират висококачествено приложение.</w:t>
+      </w:r>
+    </w:p>
+    <w:p>
+      <w:pPr>
+        <w:rPr>
+          <w:rStyle w:val="Heading2Char"/>
+        </w:rPr>
+      </w:pPr>
+      <w:r>
+        <w:rPr>
+          <w:rStyle w:val="Heading2Char"/>
+        </w:rPr>
+        <w:t>Разработка на приложението</w:t>
+      </w:r>
+    </w:p>
+    <w:p>
+      <w:r>
         <w:lastRenderedPageBreak/>
-        <w:t>Задачи на проекта</w:t>
-      </w:r>
-    </w:p>
-    <w:p>
-      <w:r>
-        <w:t>За постигането на зададената цел проектът ще се състои от следните основни задачи:</w:t>
-      </w:r>
-    </w:p>
-    <w:p>
-      <w:r>
+        <w:t>: Реализиране на проектната идея чрез разработването на приложението, което включва и бекенд, и фронтенд компоненти, със специално внимание към потребителския интерфейс и използваемостта.</w:t>
+      </w:r>
+    </w:p>
+    <w:p>
+      <w:pPr>
         <w:rPr>
           <w:rStyle w:val="Heading2Char"/>
         </w:rPr>
-        <w:t>Изследване на основите на SaaS архитектурата</w:t>
-      </w:r>
-      <w:r>
-        <w:t>:</w:t>
-      </w:r>
-    </w:p>
-    <w:p>
-      <w:r>
-        <w:t xml:space="preserve"> Анализ на архитектурните принципи и модели на SaaS приложенията, с акцент на предимства и недостатъци, които те предлагат.</w:t>
-      </w:r>
-    </w:p>
-    <w:p>
+      </w:pPr>
       <w:r>
         <w:rPr>
           <w:rStyle w:val="Heading2Char"/>
         </w:rPr>
-        <w:t>Формулиране на спецификации</w:t>
-      </w:r>
-      <w:r>
-        <w:t>:</w:t>
-      </w:r>
-    </w:p>
-    <w:p>
-      <w:r>
-        <w:t xml:space="preserve"> Определяне на основната функционалност и изисквания на приложението за управление на резервации, основани на проучване на потребителските нужди и анализ на конкурентни решения.</w:t>
+        <w:t>Тестиране и оптимизация</w:t>
+      </w:r>
+    </w:p>
+    <w:p>
+      <w:r>
+        <w:t>: Провеждане на тестове за функционалност, производителност и сигурност, с цел идентифициране и коригиране на проблеми преди финалното разгръщане на приложението.</w:t>
       </w:r>
     </w:p>
     <w:p>
@@ -3570,68 +3576,11 @@
         <w:rPr>
           <w:rStyle w:val="Heading2Char"/>
         </w:rPr>
-        <w:t>Избор на технологии</w:t>
-      </w:r>
-    </w:p>
-    <w:p>
-      <w:r>
-        <w:t>: Идентификация на подходящи технологии и инструменти за разработка, включително програмни езици, фреймуъркове и бази данни, които да гарантират висококачествено приложение.</w:t>
-      </w:r>
-    </w:p>
-    <w:p>
-      <w:pPr>
-        <w:rPr>
-          <w:rStyle w:val="Heading2Char"/>
-        </w:rPr>
-      </w:pPr>
-      <w:r>
-        <w:rPr>
-          <w:rStyle w:val="Heading2Char"/>
-        </w:rPr>
-        <w:t>Разработка на приложението</w:t>
-      </w:r>
-    </w:p>
-    <w:p>
-      <w:r>
-        <w:t>: Реализиране на проектната идея чрез разработването на приложението, което включва и бекенд, и фронтенд компоненти, със специално внимание към потребителския интерфейс и използваемостта.</w:t>
-      </w:r>
-    </w:p>
-    <w:p>
-      <w:pPr>
-        <w:rPr>
-          <w:rStyle w:val="Heading2Char"/>
-        </w:rPr>
-      </w:pPr>
-      <w:r>
-        <w:rPr>
-          <w:rStyle w:val="Heading2Char"/>
-        </w:rPr>
-        <w:t>Тестиране и оптимизация</w:t>
-      </w:r>
-    </w:p>
-    <w:p>
-      <w:r>
-        <w:t>: Провеждане на тестове за функционалност, производителност и сигурност, с цел идентифициране и коригиране на проблеми преди финалното разгръщане на приложението.</w:t>
-      </w:r>
-    </w:p>
-    <w:p>
-      <w:pPr>
-        <w:rPr>
-          <w:rStyle w:val="Heading2Char"/>
-        </w:rPr>
-      </w:pPr>
-      <w:r>
-        <w:rPr>
-          <w:rStyle w:val="Heading2Char"/>
-        </w:rPr>
         <w:t>Документиране на проекта</w:t>
       </w:r>
     </w:p>
     <w:p>
-      <w:bookmarkStart w:id="1" w:name="_GoBack"/>
-      <w:bookmarkEnd w:id="1"/>
-      <w:r>
-        <w:lastRenderedPageBreak/>
+      <w:r>
         <w:t>: Създаване на подробна документация, описваща процеса на разработка, архитектурните решения и предлагани функционалности, която да служи за ръководство за потребители и разработчици.</w:t>
       </w:r>
     </w:p>
@@ -3715,10 +3664,6 @@
     <w:p>
       <w:pPr>
         <w:pStyle w:val="Heading1"/>
-        <w:pBdr>
-          <w:bottom w:val="single" w:sz="4" w:space="1" w:color="auto"/>
-        </w:pBdr>
-        <w:ind w:left="431" w:hanging="431"/>
       </w:pPr>
       <w:bookmarkStart w:id="6" w:name="_Toc191916795"/>
       <w:r>
@@ -4024,7 +3969,7 @@
           <w:rPr>
             <w:noProof/>
           </w:rPr>
-          <w:t>19</w:t>
+          <w:t>16</w:t>
         </w:r>
         <w:r>
           <w:rPr>
@@ -4216,7 +4161,7 @@
   <w:abstractNum w:abstractNumId="1">
     <w:nsid w:val="1482775B"/>
     <w:multiLevelType w:val="multilevel"/>
-    <w:tmpl w:val="021664A2"/>
+    <w:tmpl w:val="519ADEC8"/>
     <w:lvl w:ilvl="0">
       <w:start w:val="1"/>
       <w:numFmt w:val="decimal"/>
@@ -6245,7 +6190,7 @@
     <w:link w:val="Heading1Char"/>
     <w:uiPriority w:val="9"/>
     <w:qFormat/>
-    <w:rsid w:val="00384DA0"/>
+    <w:rsid w:val="00F3752B"/>
     <w:pPr>
       <w:keepNext/>
       <w:keepLines/>
@@ -6256,16 +6201,18 @@
         <w:bottom w:val="single" w:sz="4" w:space="1" w:color="595959" w:themeColor="text1" w:themeTint="A6"/>
       </w:pBdr>
       <w:spacing w:before="480" w:after="360"/>
+      <w:ind w:left="1282" w:hanging="431"/>
       <w:outlineLvl w:val="0"/>
     </w:pPr>
     <w:rPr>
-      <w:rFonts w:asciiTheme="majorHAnsi" w:eastAsiaTheme="majorEastAsia" w:hAnsiTheme="majorHAnsi" w:cstheme="majorBidi"/>
+      <w:rFonts w:asciiTheme="majorHAnsi" w:eastAsia="Times New Roman" w:hAnsiTheme="majorHAnsi" w:cstheme="majorBidi"/>
       <w:b/>
       <w:bCs/>
       <w:smallCaps/>
       <w:color w:val="000000" w:themeColor="text1"/>
       <w:sz w:val="36"/>
       <w:szCs w:val="36"/>
+      <w:lang w:eastAsia="bg-BG"/>
     </w:rPr>
   </w:style>
   <w:style w:type="paragraph" w:styleId="Heading2">
@@ -6632,15 +6579,16 @@
     <w:basedOn w:val="DefaultParagraphFont"/>
     <w:link w:val="Heading1"/>
     <w:uiPriority w:val="9"/>
-    <w:rsid w:val="00384DA0"/>
+    <w:rsid w:val="00F3752B"/>
     <w:rPr>
-      <w:rFonts w:asciiTheme="majorHAnsi" w:eastAsiaTheme="majorEastAsia" w:hAnsiTheme="majorHAnsi" w:cstheme="majorBidi"/>
+      <w:rFonts w:asciiTheme="majorHAnsi" w:eastAsia="Times New Roman" w:hAnsiTheme="majorHAnsi" w:cstheme="majorBidi"/>
       <w:b/>
       <w:bCs/>
       <w:smallCaps/>
       <w:color w:val="000000" w:themeColor="text1"/>
       <w:sz w:val="36"/>
       <w:szCs w:val="36"/>
+      <w:lang w:eastAsia="bg-BG"/>
     </w:rPr>
   </w:style>
   <w:style w:type="character" w:customStyle="1" w:styleId="Heading2Char">
@@ -7278,7 +7226,7 @@
     <w:link w:val="Heading1Char"/>
     <w:uiPriority w:val="9"/>
     <w:qFormat/>
-    <w:rsid w:val="00384DA0"/>
+    <w:rsid w:val="00F3752B"/>
     <w:pPr>
       <w:keepNext/>
       <w:keepLines/>
@@ -7289,16 +7237,18 @@
         <w:bottom w:val="single" w:sz="4" w:space="1" w:color="595959" w:themeColor="text1" w:themeTint="A6"/>
       </w:pBdr>
       <w:spacing w:before="480" w:after="360"/>
+      <w:ind w:left="1282" w:hanging="431"/>
       <w:outlineLvl w:val="0"/>
     </w:pPr>
     <w:rPr>
-      <w:rFonts w:asciiTheme="majorHAnsi" w:eastAsiaTheme="majorEastAsia" w:hAnsiTheme="majorHAnsi" w:cstheme="majorBidi"/>
+      <w:rFonts w:asciiTheme="majorHAnsi" w:eastAsia="Times New Roman" w:hAnsiTheme="majorHAnsi" w:cstheme="majorBidi"/>
       <w:b/>
       <w:bCs/>
       <w:smallCaps/>
       <w:color w:val="000000" w:themeColor="text1"/>
       <w:sz w:val="36"/>
       <w:szCs w:val="36"/>
+      <w:lang w:eastAsia="bg-BG"/>
     </w:rPr>
   </w:style>
   <w:style w:type="paragraph" w:styleId="Heading2">
@@ -7665,15 +7615,16 @@
     <w:basedOn w:val="DefaultParagraphFont"/>
     <w:link w:val="Heading1"/>
     <w:uiPriority w:val="9"/>
-    <w:rsid w:val="00384DA0"/>
+    <w:rsid w:val="00F3752B"/>
     <w:rPr>
-      <w:rFonts w:asciiTheme="majorHAnsi" w:eastAsiaTheme="majorEastAsia" w:hAnsiTheme="majorHAnsi" w:cstheme="majorBidi"/>
+      <w:rFonts w:asciiTheme="majorHAnsi" w:eastAsia="Times New Roman" w:hAnsiTheme="majorHAnsi" w:cstheme="majorBidi"/>
       <w:b/>
       <w:bCs/>
       <w:smallCaps/>
       <w:color w:val="000000" w:themeColor="text1"/>
       <w:sz w:val="36"/>
       <w:szCs w:val="36"/>
+      <w:lang w:eastAsia="bg-BG"/>
     </w:rPr>
   </w:style>
   <w:style w:type="character" w:customStyle="1" w:styleId="Heading2Char">
@@ -8421,7 +8372,7 @@
 </file>
 
 <file path=customXml/itemProps1.xml><?xml version="1.0" encoding="utf-8"?>
-<ds:datastoreItem xmlns:ds="http://schemas.openxmlformats.org/officeDocument/2006/customXml" ds:itemID="{762587C4-79E1-4533-B441-CE219265AB51}">
+<ds:datastoreItem xmlns:ds="http://schemas.openxmlformats.org/officeDocument/2006/customXml" ds:itemID="{8C1D976C-7702-48EB-A3C6-982368A17467}">
   <ds:schemaRefs>
     <ds:schemaRef ds:uri="http://schemas.openxmlformats.org/officeDocument/2006/bibliography"/>
   </ds:schemaRefs>

--- a/dr/Дипломен проект.docx
+++ b/dr/Дипломен проект.docx
@@ -6,9 +6,13 @@
       <w:sdtPr>
         <w:rPr>
           <w:rFonts w:ascii="Times New Roman" w:eastAsiaTheme="minorEastAsia" w:hAnsi="Times New Roman" w:cs="Times New Roman"/>
+          <w:b w:val="0"/>
+          <w:bCs w:val="0"/>
+          <w:smallCaps w:val="0"/>
           <w:color w:val="auto"/>
           <w:sz w:val="24"/>
           <w:szCs w:val="24"/>
+          <w:lang w:eastAsia="en-US"/>
         </w:rPr>
         <w:id w:val="447753223"/>
         <w:docPartObj>
@@ -18,11 +22,7 @@
       </w:sdtPr>
       <w:sdtEndPr>
         <w:rPr>
-          <w:b w:val="0"/>
-          <w:bCs w:val="0"/>
-          <w:smallCaps w:val="0"/>
           <w:noProof/>
-          <w:lang w:eastAsia="en-US"/>
         </w:rPr>
       </w:sdtEndPr>
       <w:sdtContent>
@@ -436,10 +436,96 @@
     </w:p>
     <w:p>
       <w:pPr>
-        <w:pStyle w:val="Heading2"/>
-      </w:pPr>
-      <w:r>
-        <w:t xml:space="preserve">   - Кратко описание на основните цели и резултати от проекта</w:t>
+        <w:rPr>
+          <w:lang w:eastAsia="bg-BG"/>
+        </w:rPr>
+      </w:pPr>
+      <w:r>
+        <w:rPr>
+          <w:lang w:eastAsia="bg-BG"/>
+        </w:rPr>
+        <w:t>Днешният свят е свидетел на бързо развитие на технологиите, което значително променя начина, по който работят бизнесите и взаимодействат с клиентите. В контекста на увеличаващата се необходимост от ефективни и достъпни софтуерни решения, моделът на предоставяне на софтуер като услуга (SaaS) става все по-популярен сред организации от различни сектори. SaaS съчетава облачни технологии и динамични уеб приложения, предоставяйки на потребителите възможността да получават достъп до приложения и данни чрез интернет, без необходимост от локална инсталация.</w:t>
+      </w:r>
+    </w:p>
+    <w:p>
+      <w:pPr>
+        <w:rPr>
+          <w:lang w:eastAsia="bg-BG"/>
+        </w:rPr>
+      </w:pPr>
+    </w:p>
+    <w:p>
+      <w:pPr>
+        <w:rPr>
+          <w:lang w:eastAsia="bg-BG"/>
+        </w:rPr>
+      </w:pPr>
+      <w:r>
+        <w:rPr>
+          <w:lang w:eastAsia="bg-BG"/>
+        </w:rPr>
+        <w:t>Основната цел на настоящия проект е разработването на интуитивно и надеждно SaaS приложение за управление на резервации, което да оптимизира процесите и да подобри потребителското изживяване. Чрез автоматизация на задачите, интеграция на функционалности за управление на потребителски данни, плащания и генериране на отчети, проектът ще предостави реални решения на предизвикателствата, пред които се изправят много бизнеси в сектора на услугите.</w:t>
+      </w:r>
+    </w:p>
+    <w:p>
+      <w:pPr>
+        <w:rPr>
+          <w:lang w:eastAsia="bg-BG"/>
+        </w:rPr>
+      </w:pPr>
+    </w:p>
+    <w:p>
+      <w:pPr>
+        <w:rPr>
+          <w:lang w:eastAsia="bg-BG"/>
+        </w:rPr>
+      </w:pPr>
+      <w:r>
+        <w:rPr>
+          <w:lang w:eastAsia="bg-BG"/>
+        </w:rPr>
+        <w:lastRenderedPageBreak/>
+        <w:t>В основата на проекта стои архитектурата на SaaS, която обединява клиентска част (frontend), сървърна част (backend) и бази данни, осигуряващи ефективна работа на приложението. Също така, проектът ще се осъществи чрез следване на най-добрите практики и методологии за разработка, които ще гарантират, че приложението не само отговаря на нуждите на потребителите, но и е устойчиво на дългосрочен план.</w:t>
+      </w:r>
+    </w:p>
+    <w:p>
+      <w:pPr>
+        <w:rPr>
+          <w:lang w:eastAsia="bg-BG"/>
+        </w:rPr>
+      </w:pPr>
+    </w:p>
+    <w:p>
+      <w:pPr>
+        <w:rPr>
+          <w:lang w:eastAsia="bg-BG"/>
+        </w:rPr>
+      </w:pPr>
+      <w:r>
+        <w:rPr>
+          <w:lang w:eastAsia="bg-BG"/>
+        </w:rPr>
+        <w:t>Чрез детайлно изследване и прилагане на иновации, проектът цели да постигне определени резултати, сред които: подобрена организационна ефективност, по-добро управление на данните, автоматизация на трудоемки процеси и удовлетвореност от страна на клиентите.</w:t>
+      </w:r>
+    </w:p>
+    <w:p>
+      <w:pPr>
+        <w:rPr>
+          <w:lang w:eastAsia="bg-BG"/>
+        </w:rPr>
+      </w:pPr>
+    </w:p>
+    <w:p>
+      <w:pPr>
+        <w:rPr>
+          <w:lang w:eastAsia="bg-BG"/>
+        </w:rPr>
+      </w:pPr>
+      <w:r>
+        <w:rPr>
+          <w:lang w:eastAsia="bg-BG"/>
+        </w:rPr>
+        <w:t>Настоящият дипломен проект ще разгледа различни аспекти на разработката на това SaaS приложение, включително архитектура, технологии, методологии и практически принос, което ще бъде основата за последващото внедряване и експлоатация на системата.</w:t>
       </w:r>
     </w:p>
     <w:p>
@@ -447,7 +533,7 @@
         <w:pStyle w:val="Heading1"/>
       </w:pPr>
       <w:r>
-        <w:t xml:space="preserve"> Основи на архитектурата на </w:t>
+        <w:t>Основи на архитектурата на </w:t>
       </w:r>
       <w:r>
         <w:rPr>
@@ -535,7 +621,15 @@
           <w:rFonts w:eastAsia="Times New Roman"/>
           <w:lang w:eastAsia="bg-BG"/>
         </w:rPr>
-        <w:t>: Това е интерфейсът, с който потребителите взаимодействат. Често се реализира с помощта на уеб технологии като HTML, CSS и JavaScript. Добрият потребителски интерфейс е ключов за положителното изживяване на клиентите.</w:t>
+        <w:t xml:space="preserve">: Това е интерфейсът, с който потребителите взаимодействат. Често се реализира с помощта на уеб технологии като </w:t>
+      </w:r>
+      <w:r>
+        <w:rPr>
+          <w:rFonts w:eastAsia="Times New Roman"/>
+          <w:lang w:eastAsia="bg-BG"/>
+        </w:rPr>
+        <w:lastRenderedPageBreak/>
+        <w:t>HTML, CSS и JavaScript. Добрият потребителски интерфейс е ключов за положителното изживяване на клиентите.</w:t>
       </w:r>
     </w:p>
     <w:p>
@@ -554,7 +648,6 @@
         <w:rPr>
           <w:lang w:eastAsia="bg-BG"/>
         </w:rPr>
-        <w:lastRenderedPageBreak/>
         <w:t>Сървърна част (Backend):</w:t>
       </w:r>
       <w:r>
@@ -755,6 +848,7 @@
         <w:rPr>
           <w:lang w:eastAsia="bg-BG"/>
         </w:rPr>
+        <w:lastRenderedPageBreak/>
         <w:t>Сигурност на данните</w:t>
       </w:r>
       <w:r>
@@ -762,15 +856,7 @@
           <w:rFonts w:eastAsia="Times New Roman"/>
           <w:lang w:eastAsia="bg-BG"/>
         </w:rPr>
-        <w:t xml:space="preserve">: Потребителите трябва да се доверят на доставчика на услугата относно безопасността на техните данни. Следователно, </w:t>
-      </w:r>
-      <w:r>
-        <w:rPr>
-          <w:rFonts w:eastAsia="Times New Roman"/>
-          <w:lang w:eastAsia="bg-BG"/>
-        </w:rPr>
-        <w:lastRenderedPageBreak/>
-        <w:t>важно е да се изберат надеждни платформи с извършени проверки на сигурността.</w:t>
+        <w:t>: Потребителите трябва да се доверят на доставчика на услугата относно безопасността на техните данни. Следователно, важно е да се изберат надеждни платформи с извършени проверки на сигурността.</w:t>
       </w:r>
     </w:p>
     <w:p>
@@ -886,11 +972,8 @@
     <w:p/>
     <w:p>
       <w:r>
-        <w:t xml:space="preserve">Агилният метод е един от най-популярните подходи за разработка на софтуер. Той акцентира на гъвкавостта, бързата реакция на променящите се изисквания и постоянната комуникация с клиентите. Основната цел на агилната разработка е да </w:t>
-      </w:r>
-      <w:r>
         <w:lastRenderedPageBreak/>
-        <w:t>произвежда малки, но чести актуализации на софтуера, което позволява на потребителите да получат нови функции и подобрения в реално време. В рамките на SaaS, това означава, че потребителите могат да видят нововъведенията и веднага да предоставят обратна връзка.</w:t>
+        <w:t>Агилният метод е един от най-популярните подходи за разработка на софтуер. Той акцентира на гъвкавостта, бързата реакция на променящите се изисквания и постоянната комуникация с клиентите. Основната цел на агилната разработка е да произвежда малки, но чести актуализации на софтуера, което позволява на потребителите да получат нови функции и подобрения в реално време. В рамките на SaaS, това означава, че потребителите могат да видят нововъведенията и веднага да предоставят обратна връзка.</w:t>
       </w:r>
     </w:p>
     <w:p/>
@@ -964,7 +1047,6 @@
     <w:p/>
     <w:p>
       <w:r>
-        <w:lastRenderedPageBreak/>
         <w:t>Правилният избор на технологии е от изключително значение за успеха на SaaS приложенията. Използването на съвременни и добре поддържани технологии гарантира по-добра производителност и надеждност на приложението. Например, избора на облачна платформа (като AWS, Azure или Google Cloud) може да предостави необходимата инфраструктура и услуги (като управление на бази данни, изчислителни ресурси и сигурност).</w:t>
       </w:r>
     </w:p>
@@ -1038,11 +1120,11 @@
         </w:rPr>
       </w:pPr>
       <w:r>
-        <w:t xml:space="preserve">Друг важен аспект на добрите практики е активно събирането на обратна връзка от потребителите. Използването на различни методи за интервюта, анкети и тестове за потребителски опит (UX testing) помага на екипите да разберат как </w:t>
+        <w:t xml:space="preserve">Друг важен аспект на добрите практики е активно събирането на обратна връзка от потребителите. Използването на различни методи за интервюта, анкети и </w:t>
       </w:r>
       <w:r>
         <w:lastRenderedPageBreak/>
-        <w:t>потребителите взаимодействат с приложението и какви подобрения са необходими. Успешните SaaS приложения често предлагат функции, които са директно свързани с потребителските нужди, следователно редовната обратна връзка е ключова за тяхното дългосрочно развитие.</w:t>
+        <w:t>тестове за потребителски опит (UX testing) помага на екипите да разберат как потребителите взаимодействат с приложението и какви подобрения са необходими. Успешните SaaS приложения често предлагат функции, които са директно свързани с потребителските нужди, следователно редовната обратна връзка е ключова за тяхното дългосрочно развитие.</w:t>
       </w:r>
     </w:p>
     <w:p>
@@ -1122,6 +1204,7 @@
     </w:p>
     <w:p>
       <w:r>
+        <w:lastRenderedPageBreak/>
         <w:t>Сложността на настройките може да изисква технически познания.</w:t>
       </w:r>
     </w:p>
@@ -1134,7 +1217,6 @@
         </w:numPr>
       </w:pPr>
       <w:r>
-        <w:lastRenderedPageBreak/>
         <w:t>2. Slack</w:t>
       </w:r>
     </w:p>
@@ -1286,6 +1368,7 @@
         <w:jc w:val="left"/>
       </w:pPr>
       <w:r>
+        <w:lastRenderedPageBreak/>
         <w:t>Недостатъци</w:t>
       </w:r>
       <w:r>
@@ -1297,7 +1380,6 @@
         <w:jc w:val="left"/>
       </w:pPr>
       <w:r>
-        <w:lastRenderedPageBreak/>
         <w:t>Потребителите зависят от интернет връзка, за да получат достъп до данните си.</w:t>
       </w:r>
     </w:p>
@@ -1425,7 +1507,14 @@
         <w:rPr>
           <w:lang w:eastAsia="bg-BG"/>
         </w:rPr>
-        <w:t>Целта на дипломния проект е да се изследват и прилагат основите на архитектурата на Software as a Service (SaaS) при разработването на приложение за управление на резервации. Проектът ще предостави комплексно теоретично и практическо</w:t>
+        <w:t xml:space="preserve">Целта на дипломния проект е да се изследват и прилагат основите на архитектурата на Software as a Service (SaaS) при разработването на приложение за управление на резервации. Проектът ще предостави комплексно теоретично и </w:t>
+      </w:r>
+      <w:r>
+        <w:rPr>
+          <w:lang w:eastAsia="bg-BG"/>
+        </w:rPr>
+        <w:lastRenderedPageBreak/>
+        <w:t>практическо</w:t>
       </w:r>
       <w:r>
         <w:rPr>
@@ -1438,14 +1527,7 @@
         <w:rPr>
           <w:lang w:eastAsia="bg-BG"/>
         </w:rPr>
-        <w:t xml:space="preserve">разширение на темата, като се фокусира върху анализа на известни решения, избор на технологии и внедряване на добри практики за разработка. Чрез </w:t>
-      </w:r>
-      <w:r>
-        <w:rPr>
-          <w:lang w:eastAsia="bg-BG"/>
-        </w:rPr>
-        <w:lastRenderedPageBreak/>
-        <w:t>реализацията на конкретно приложение, проектът има за цел не само да демонстрира знание на теоретичните рамки, но и да предложи практически ползи за потенциални потребители, като хотели, коуъркинг пространства и организатори на събития.</w:t>
+        <w:t>разширение на темата, като се фокусира върху анализа на известни решения, избор на технологии и внедряване на добри практики за разработка. Чрез реализацията на конкретно приложение, проектът има за цел не само да демонстрира знание на теоретичните рамки, но и да предложи практически ползи за потенциални потребители, като хотели, коуъркинг пространства и организатори на събития.</w:t>
       </w:r>
     </w:p>
     <w:p>
@@ -2805,12 +2887,10 @@
       <w:pPr>
         <w:pStyle w:val="Heading1"/>
       </w:pPr>
-      <w:bookmarkStart w:id="1" w:name="_GoBack"/>
       <w:r>
         <w:t>Анализ на известни решения</w:t>
       </w:r>
     </w:p>
-    <w:bookmarkEnd w:id="1"/>
     <w:p>
       <w:pPr>
         <w:jc w:val="left"/>
@@ -3601,6 +3681,1246 @@
     </w:p>
     <w:p>
       <w:pPr>
+        <w:pStyle w:val="Heading1"/>
+      </w:pPr>
+      <w:r>
+        <w:t>Описание и аргументация на избраните технологии</w:t>
+      </w:r>
+    </w:p>
+    <w:p>
+      <w:pPr>
+        <w:pStyle w:val="a"/>
+      </w:pPr>
+      <w:r>
+        <w:t>Въведение</w:t>
+      </w:r>
+    </w:p>
+    <w:p>
+      <w:pPr>
+        <w:rPr>
+          <w:rFonts w:eastAsia="Times New Roman"/>
+          <w:lang w:val="en-US" w:eastAsia="bg-BG"/>
+        </w:rPr>
+      </w:pPr>
+      <w:r>
+        <w:rPr>
+          <w:rFonts w:eastAsia="Times New Roman"/>
+          <w:lang w:eastAsia="bg-BG"/>
+        </w:rPr>
+        <w:t>Разработката на софтуерни приложения, особено в контекста на SaaS (Software as a Service), изисква внимателен избор на технологии, които не само да отговорят на функционалните изисквания, но и да са надеждни, сигурни и лесни за поддръжка. В настоящия проект, целящ създаването на приложение за управление на резервации, ще разгледаме инсталацията на фреймуърковете Django и Flask, както и избора на PostgreSQL като система за управление на бази данни. Тези технологии не само че са популярни, но и предлагат множество предимства, които оправдават техния избор.</w:t>
+      </w:r>
+    </w:p>
+    <w:p>
+      <w:pPr>
+        <w:rPr>
+          <w:rFonts w:eastAsia="Times New Roman"/>
+          <w:lang w:val="en-US" w:eastAsia="bg-BG"/>
+        </w:rPr>
+      </w:pPr>
+    </w:p>
+    <w:p>
+      <w:pPr>
+        <w:pStyle w:val="a"/>
+        <w:rPr>
+          <w:rFonts w:eastAsia="Times New Roman"/>
+          <w:lang w:eastAsia="bg-BG"/>
+        </w:rPr>
+      </w:pPr>
+      <w:r>
+        <w:rPr>
+          <w:rFonts w:eastAsia="Times New Roman"/>
+          <w:lang w:eastAsia="bg-BG"/>
+        </w:rPr>
+        <w:lastRenderedPageBreak/>
+        <w:t>1. Django</w:t>
+      </w:r>
+    </w:p>
+    <w:p>
+      <w:pPr>
+        <w:rPr>
+          <w:rFonts w:ascii="Segoe UI" w:eastAsia="Times New Roman" w:hAnsi="Segoe UI" w:cs="Segoe UI"/>
+          <w:lang w:eastAsia="bg-BG"/>
+        </w:rPr>
+      </w:pPr>
+      <w:r>
+        <w:rPr>
+          <w:rStyle w:val="Heading1Char"/>
+          <w:rFonts w:eastAsiaTheme="minorEastAsia"/>
+        </w:rPr>
+        <w:t>Описание на технологии</w:t>
+      </w:r>
+      <w:r>
+        <w:rPr>
+          <w:rFonts w:ascii="Segoe UI" w:eastAsia="Times New Roman" w:hAnsi="Segoe UI" w:cs="Segoe UI"/>
+          <w:lang w:eastAsia="bg-BG"/>
+        </w:rPr>
+        <w:t>:</w:t>
+      </w:r>
+    </w:p>
+    <w:p>
+      <w:pPr>
+        <w:rPr>
+          <w:rFonts w:ascii="Segoe UI" w:eastAsia="Times New Roman" w:hAnsi="Segoe UI" w:cs="Segoe UI"/>
+          <w:lang w:eastAsia="bg-BG"/>
+        </w:rPr>
+      </w:pPr>
+      <w:r>
+        <w:rPr>
+          <w:lang w:eastAsia="bg-BG"/>
+        </w:rPr>
+        <w:t>Django е мощен уеб фреймуърк, написан на Python, който спазва принципите на „оптимизация на разработките” и следва архитектурния модел MVC (Model-View-Controller). Той е създаден с цел бързо разработване на уеб приложения и предоставя набор от вградени функционалности и инструменти</w:t>
+      </w:r>
+      <w:r>
+        <w:rPr>
+          <w:rFonts w:ascii="Segoe UI" w:eastAsia="Times New Roman" w:hAnsi="Segoe UI" w:cs="Segoe UI"/>
+          <w:lang w:eastAsia="bg-BG"/>
+        </w:rPr>
+        <w:t>.</w:t>
+      </w:r>
+    </w:p>
+    <w:p>
+      <w:pPr>
+        <w:pStyle w:val="a"/>
+        <w:rPr>
+          <w:rFonts w:eastAsia="Times New Roman"/>
+          <w:lang w:eastAsia="bg-BG"/>
+        </w:rPr>
+      </w:pPr>
+      <w:r>
+        <w:t>Аргументи за избор</w:t>
+      </w:r>
+      <w:r>
+        <w:rPr>
+          <w:rFonts w:eastAsia="Times New Roman"/>
+          <w:lang w:eastAsia="bg-BG"/>
+        </w:rPr>
+        <w:t>:</w:t>
+      </w:r>
+    </w:p>
+    <w:p>
+      <w:pPr>
+        <w:rPr>
+          <w:rFonts w:eastAsia="Times New Roman"/>
+          <w:lang w:eastAsia="bg-BG"/>
+        </w:rPr>
+      </w:pPr>
+      <w:r>
+        <w:rPr>
+          <w:lang w:eastAsia="bg-BG"/>
+        </w:rPr>
+        <w:t>Бързина на разработката</w:t>
+      </w:r>
+      <w:r>
+        <w:rPr>
+          <w:rFonts w:eastAsia="Times New Roman"/>
+          <w:lang w:eastAsia="bg-BG"/>
+        </w:rPr>
+        <w:t>: Django предоставя множество вградени компоненти, като администраторски интерфейс, аутентикация, управление на сесии и формуляри, което значително ускорява процеса на разработка. Разработчиците могат бързо да реализират идеи и да се фокусират върху логиката на приложението, вместо да изграждат всички компоненти от нулата.</w:t>
+      </w:r>
+    </w:p>
+    <w:p>
+      <w:pPr>
+        <w:rPr>
+          <w:rFonts w:eastAsia="Times New Roman"/>
+          <w:lang w:eastAsia="bg-BG"/>
+        </w:rPr>
+      </w:pPr>
+      <w:r>
+        <w:rPr>
+          <w:rStyle w:val="Char"/>
+        </w:rPr>
+        <w:t>Сигурност:</w:t>
+      </w:r>
+      <w:r>
+        <w:rPr>
+          <w:rFonts w:eastAsia="Times New Roman"/>
+          <w:lang w:eastAsia="bg-BG"/>
+        </w:rPr>
+        <w:t xml:space="preserve"> Django има множество вградени механизми за защита от чести уязвимости, включително SQL инжекции, Cross-Site Scripting (XSS) и Cross-Site Request Forgery (CSRF). В днешно време, когато дигиталната сигурност е от критично значение, вградената защита на Django е голямо предимство.</w:t>
+      </w:r>
+    </w:p>
+    <w:p>
+      <w:pPr>
+        <w:rPr>
+          <w:rFonts w:eastAsia="Times New Roman"/>
+          <w:lang w:eastAsia="bg-BG"/>
+        </w:rPr>
+      </w:pPr>
+      <w:r>
+        <w:rPr>
+          <w:rStyle w:val="Char"/>
+        </w:rPr>
+        <w:t>Специализирани функции за администратор:</w:t>
+      </w:r>
+      <w:r>
+        <w:rPr>
+          <w:rFonts w:eastAsia="Times New Roman"/>
+          <w:lang w:eastAsia="bg-BG"/>
+        </w:rPr>
+        <w:t xml:space="preserve"> Администраторският интерфейс на Django позволява бързо управление на данни и е изключително полезен за приложения, в които е нужно да се администрират големи обеми информация, например, резервации, потребители и транзакции.</w:t>
+      </w:r>
+    </w:p>
+    <w:p>
+      <w:pPr>
+        <w:rPr>
+          <w:rFonts w:eastAsia="Times New Roman"/>
+          <w:lang w:eastAsia="bg-BG"/>
+        </w:rPr>
+      </w:pPr>
+      <w:r>
+        <w:rPr>
+          <w:rStyle w:val="Char"/>
+        </w:rPr>
+        <w:t>Масштабируемост:</w:t>
+      </w:r>
+      <w:r>
+        <w:rPr>
+          <w:rFonts w:eastAsia="Times New Roman"/>
+          <w:lang w:eastAsia="bg-BG"/>
+        </w:rPr>
+        <w:t xml:space="preserve"> Платформата е проектирана да поддържа приложения с висока натовареност и да се адаптира към увеличаващи се нужди. Django позволява разширяване и интеграция с различни технологии, което допълнително увеличава неговата гъвкавост.</w:t>
+      </w:r>
+    </w:p>
+    <w:p>
+      <w:pPr>
+        <w:rPr>
+          <w:rFonts w:eastAsia="Times New Roman"/>
+          <w:lang w:val="en-US" w:eastAsia="bg-BG"/>
+        </w:rPr>
+      </w:pPr>
+      <w:r>
+        <w:rPr>
+          <w:rStyle w:val="Char"/>
+        </w:rPr>
+        <w:t xml:space="preserve">Активна общност и документация: </w:t>
+      </w:r>
+      <w:r>
+        <w:rPr>
+          <w:rFonts w:eastAsia="Times New Roman"/>
+          <w:lang w:eastAsia="bg-BG"/>
+        </w:rPr>
+        <w:t>Django разполага с широка и активна общност, което предоставя множество ресурси, включително обширна документация, уроци и библиотеки. Тази поддръжка е от жизненоважно значение, особено при решаване на сложни проблеми.</w:t>
+      </w:r>
+    </w:p>
+    <w:p>
+      <w:pPr>
+        <w:rPr>
+          <w:rFonts w:eastAsia="Times New Roman"/>
+          <w:lang w:val="en-US" w:eastAsia="bg-BG"/>
+        </w:rPr>
+      </w:pPr>
+    </w:p>
+    <w:p>
+      <w:pPr>
+        <w:pStyle w:val="a"/>
+        <w:rPr>
+          <w:rFonts w:eastAsia="Times New Roman"/>
+          <w:lang w:eastAsia="bg-BG"/>
+        </w:rPr>
+      </w:pPr>
+      <w:r>
+        <w:rPr>
+          <w:rFonts w:eastAsia="Times New Roman"/>
+          <w:lang w:eastAsia="bg-BG"/>
+        </w:rPr>
+        <w:t>2. Flask</w:t>
+      </w:r>
+    </w:p>
+    <w:p>
+      <w:pPr>
+        <w:pStyle w:val="a"/>
+        <w:rPr>
+          <w:rFonts w:eastAsia="Times New Roman"/>
+          <w:lang w:eastAsia="bg-BG"/>
+        </w:rPr>
+      </w:pPr>
+      <w:r>
+        <w:t>Описание на технологията</w:t>
+      </w:r>
+      <w:r>
+        <w:rPr>
+          <w:rFonts w:eastAsia="Times New Roman"/>
+          <w:lang w:eastAsia="bg-BG"/>
+        </w:rPr>
+        <w:t>:</w:t>
+      </w:r>
+    </w:p>
+    <w:p>
+      <w:pPr>
+        <w:pStyle w:val="a"/>
+        <w:rPr>
+          <w:rFonts w:ascii="Segoe UI" w:eastAsia="Times New Roman" w:hAnsi="Segoe UI" w:cs="Segoe UI"/>
+          <w:lang w:eastAsia="bg-BG"/>
+        </w:rPr>
+      </w:pPr>
+      <w:r>
+        <w:rPr>
+          <w:rFonts w:ascii="Segoe UI" w:eastAsia="Times New Roman" w:hAnsi="Segoe UI" w:cs="Segoe UI"/>
+          <w:lang w:eastAsia="bg-BG"/>
+        </w:rPr>
+        <w:t>Flask е микрофреймуърк за Python, който е проектиран да бъде лесен за използване и минималистичен. Той предоставя основите за разработка на уеб приложения, оставяйки свободата на разработчиците да добавят необходимите функционалности според специфичните нужди на проекта.</w:t>
+      </w:r>
+    </w:p>
+    <w:p>
+      <w:pPr>
+        <w:rPr>
+          <w:rFonts w:eastAsia="Times New Roman"/>
+          <w:lang w:eastAsia="bg-BG"/>
+        </w:rPr>
+      </w:pPr>
+      <w:r>
+        <w:rPr>
+          <w:rStyle w:val="Char"/>
+        </w:rPr>
+        <w:t>Аргументи за избор</w:t>
+      </w:r>
+      <w:r>
+        <w:rPr>
+          <w:rFonts w:eastAsia="Times New Roman"/>
+          <w:lang w:eastAsia="bg-BG"/>
+        </w:rPr>
+        <w:t>:</w:t>
+      </w:r>
+    </w:p>
+    <w:p>
+      <w:pPr>
+        <w:pStyle w:val="a"/>
+        <w:rPr>
+          <w:rFonts w:ascii="Segoe UI" w:eastAsia="Times New Roman" w:hAnsi="Segoe UI" w:cs="Segoe UI"/>
+          <w:lang w:eastAsia="bg-BG"/>
+        </w:rPr>
+      </w:pPr>
+      <w:r>
+        <w:t>Гъвкавост и простота:</w:t>
+      </w:r>
+      <w:r>
+        <w:rPr>
+          <w:rFonts w:ascii="Segoe UI" w:eastAsia="Times New Roman" w:hAnsi="Segoe UI" w:cs="Segoe UI"/>
+          <w:lang w:eastAsia="bg-BG"/>
+        </w:rPr>
+        <w:t xml:space="preserve"> Flask предлага лесен за разбиране интерфейс и минимална конфигурация, което го прави идеален избор за малки приложения или проекти, покриващи специфични изисквания. Неговата простота позволява на разработчиците бързо да създават приложения без необходимост от сложна структура.</w:t>
+      </w:r>
+    </w:p>
+    <w:p>
+      <w:pPr>
+        <w:pStyle w:val="a"/>
+        <w:rPr>
+          <w:rFonts w:ascii="Segoe UI" w:eastAsia="Times New Roman" w:hAnsi="Segoe UI" w:cs="Segoe UI"/>
+          <w:lang w:eastAsia="bg-BG"/>
+        </w:rPr>
+      </w:pPr>
+      <w:r>
+        <w:t>Лесна интеграция на RESTful API:</w:t>
+      </w:r>
+      <w:r>
+        <w:rPr>
+          <w:rFonts w:ascii="Segoe UI" w:eastAsia="Times New Roman" w:hAnsi="Segoe UI" w:cs="Segoe UI"/>
+          <w:lang w:eastAsia="bg-BG"/>
+        </w:rPr>
+        <w:t xml:space="preserve"> Flask е отличен за изграждане на RESTful API, което е полезно в контекста на SaaS приложения, позволяващи интеграция с различни платформи и услуги. Създаването на API</w:t>
+      </w:r>
+    </w:p>
+    <w:p>
+      <w:pPr>
+        <w:pStyle w:val="Heading1"/>
+      </w:pPr>
+      <w:r>
+        <w:t>Практически принос на проекта</w:t>
+      </w:r>
+    </w:p>
+    <w:p>
+      <w:pPr>
+        <w:pStyle w:val="a"/>
+        <w:rPr>
+          <w:rFonts w:eastAsia="Times New Roman"/>
+          <w:lang w:eastAsia="bg-BG"/>
+        </w:rPr>
+      </w:pPr>
+      <w:r>
+        <w:rPr>
+          <w:rFonts w:eastAsia="Times New Roman"/>
+          <w:lang w:eastAsia="bg-BG"/>
+        </w:rPr>
+        <w:t>Въведение</w:t>
+      </w:r>
+    </w:p>
+    <w:p>
+      <w:pPr>
+        <w:rPr>
+          <w:rFonts w:eastAsia="Times New Roman"/>
+          <w:lang w:eastAsia="bg-BG"/>
+        </w:rPr>
+      </w:pPr>
+      <w:r>
+        <w:rPr>
+          <w:rFonts w:eastAsia="Times New Roman"/>
+          <w:lang w:eastAsia="bg-BG"/>
+        </w:rPr>
+        <w:t>Проектът за разработка на SaaS приложение за управление на резервации има за цел да предостави конкретни решения на реални проблеми, пред които са изправени потребителите в сектора на услугите. Целите на проекта включват създаване на интуитивен интерфейс за управление на резервации, автоматизиране на процесите и осигуряване на надеждна и сигурна среда за работа. В този контекст, изпълнението на проекта предлага значим практически принос, отразяващ се в различни аспекти, включително подобряване на производителността, намаляване на времето за обработка на резервации и осигуряване на по-добро потребителско изживяване.</w:t>
+      </w:r>
+    </w:p>
+    <w:p>
+      <w:pPr>
+        <w:pStyle w:val="a"/>
+        <w:rPr>
+          <w:rFonts w:eastAsia="Times New Roman"/>
+          <w:lang w:eastAsia="bg-BG"/>
+        </w:rPr>
+      </w:pPr>
+      <w:r>
+        <w:rPr>
+          <w:rFonts w:eastAsia="Times New Roman"/>
+          <w:lang w:eastAsia="bg-BG"/>
+        </w:rPr>
+        <w:t>1</w:t>
+      </w:r>
+      <w:r>
+        <w:rPr>
+          <w:rStyle w:val="Heading1Char"/>
+        </w:rPr>
+        <w:t>. Автоматизация на процесите</w:t>
+      </w:r>
+    </w:p>
+    <w:p>
+      <w:pPr>
+        <w:pStyle w:val="a"/>
+        <w:rPr>
+          <w:rFonts w:eastAsia="Times New Roman"/>
+          <w:lang w:eastAsia="bg-BG"/>
+        </w:rPr>
+      </w:pPr>
+      <w:r>
+        <w:rPr>
+          <w:rStyle w:val="Char"/>
+          <w:lang w:eastAsia="bg-BG"/>
+        </w:rPr>
+        <w:t>Задача:</w:t>
+      </w:r>
+      <w:r>
+        <w:rPr>
+          <w:rFonts w:eastAsia="Times New Roman"/>
+          <w:lang w:eastAsia="bg-BG"/>
+        </w:rPr>
+        <w:t xml:space="preserve"> Автоматизация на управлението на резервации.</w:t>
+      </w:r>
+    </w:p>
+    <w:p>
+      <w:pPr>
+        <w:pStyle w:val="a"/>
+        <w:rPr>
+          <w:rFonts w:ascii="Segoe UI" w:eastAsia="Times New Roman" w:hAnsi="Segoe UI" w:cs="Segoe UI"/>
+          <w:lang w:eastAsia="bg-BG"/>
+        </w:rPr>
+      </w:pPr>
+      <w:r>
+        <w:rPr>
+          <w:b/>
+        </w:rPr>
+        <w:lastRenderedPageBreak/>
+        <w:t>Как беше решено:</w:t>
+      </w:r>
+      <w:r>
+        <w:rPr>
+          <w:lang w:eastAsia="bg-BG"/>
+        </w:rPr>
+        <w:t xml:space="preserve"> Създаването на система за автоматизирано добавяне, редактиране и изтриване на резервации е ключова характеристика на приложението. Потребителите могат да извършват резервации чрез интуитивен интерфейс. Процесът е разработен по следния начин</w:t>
+      </w:r>
+      <w:r>
+        <w:rPr>
+          <w:rFonts w:ascii="Segoe UI" w:eastAsia="Times New Roman" w:hAnsi="Segoe UI" w:cs="Segoe UI"/>
+          <w:lang w:eastAsia="bg-BG"/>
+        </w:rPr>
+        <w:t>:</w:t>
+      </w:r>
+    </w:p>
+    <w:p>
+      <w:pPr>
+        <w:rPr>
+          <w:rFonts w:eastAsia="Times New Roman"/>
+          <w:lang w:eastAsia="bg-BG"/>
+        </w:rPr>
+      </w:pPr>
+      <w:r>
+        <w:rPr>
+          <w:b/>
+        </w:rPr>
+        <w:t>Формуляри за резервация</w:t>
+      </w:r>
+      <w:r>
+        <w:rPr>
+          <w:rFonts w:eastAsia="Times New Roman"/>
+          <w:b/>
+          <w:lang w:eastAsia="bg-BG"/>
+        </w:rPr>
+        <w:t>:</w:t>
+      </w:r>
+      <w:r>
+        <w:rPr>
+          <w:rFonts w:eastAsia="Times New Roman"/>
+          <w:lang w:eastAsia="bg-BG"/>
+        </w:rPr>
+        <w:t xml:space="preserve"> Изградени са динамични формуляри, които позволяват на потребителите да въвеждат необходимата информация за резервация, като дата, час, брой хора и специфични изисквания. Формулярите включват валидации, които предотвратяват грешки при попълването на данни.</w:t>
+      </w:r>
+    </w:p>
+    <w:p>
+      <w:pPr>
+        <w:rPr>
+          <w:rFonts w:eastAsia="Times New Roman"/>
+          <w:lang w:eastAsia="bg-BG"/>
+        </w:rPr>
+      </w:pPr>
+      <w:r>
+        <w:rPr>
+          <w:b/>
+        </w:rPr>
+        <w:t>Управление на наличността</w:t>
+      </w:r>
+      <w:r>
+        <w:rPr>
+          <w:rFonts w:eastAsia="Times New Roman"/>
+          <w:lang w:eastAsia="bg-BG"/>
+        </w:rPr>
+        <w:t>: Системата автоматично проверява наличността на ресурсите, предотвратявайки двойни резервации. Това е постигнато благодарение на интеграцията с базата данни, където се съхраняват данни за наличността в реално време.</w:t>
+      </w:r>
+    </w:p>
+    <w:p>
+      <w:pPr>
+        <w:rPr>
+          <w:rFonts w:eastAsia="Times New Roman"/>
+          <w:lang w:eastAsia="bg-BG"/>
+        </w:rPr>
+      </w:pPr>
+      <w:r>
+        <w:rPr>
+          <w:b/>
+        </w:rPr>
+        <w:t>Изпращане на известия:</w:t>
+      </w:r>
+      <w:r>
+        <w:rPr>
+          <w:rFonts w:eastAsia="Times New Roman"/>
+          <w:lang w:eastAsia="bg-BG"/>
+        </w:rPr>
+        <w:t xml:space="preserve"> След успешна резервация, потребителите получават автоматизирани имейли за потвърждение, което намалява необходимостта от ръчно потвърждение от страна на администратора. Тази функционалност е реализирана чрез интеграция с инструменти за изпращане на имейли (например, с използване на SMTP протокол).</w:t>
+      </w:r>
+    </w:p>
+    <w:p>
+      <w:pPr>
+        <w:rPr>
+          <w:rFonts w:eastAsia="Times New Roman"/>
+          <w:b/>
+          <w:sz w:val="28"/>
+        </w:rPr>
+      </w:pPr>
+      <w:r>
+        <w:rPr>
+          <w:rFonts w:eastAsia="Times New Roman"/>
+          <w:b/>
+          <w:sz w:val="28"/>
+        </w:rPr>
+        <w:t>2. Подобряване на потребителския интерфейс</w:t>
+      </w:r>
+    </w:p>
+    <w:p>
+      <w:pPr>
+        <w:rPr>
+          <w:rFonts w:ascii="Segoe UI" w:eastAsia="Times New Roman" w:hAnsi="Segoe UI" w:cs="Segoe UI"/>
+          <w:lang w:eastAsia="bg-BG"/>
+        </w:rPr>
+      </w:pPr>
+      <w:r>
+        <w:rPr>
+          <w:b/>
+        </w:rPr>
+        <w:t>Задача:</w:t>
+      </w:r>
+      <w:r>
+        <w:rPr>
+          <w:rFonts w:ascii="Segoe UI" w:eastAsia="Times New Roman" w:hAnsi="Segoe UI" w:cs="Segoe UI"/>
+          <w:lang w:eastAsia="bg-BG"/>
+        </w:rPr>
+        <w:t xml:space="preserve"> Създаване на интуитивен и лесен за навигация интерфейс.</w:t>
+      </w:r>
+    </w:p>
+    <w:p>
+      <w:pPr>
+        <w:rPr>
+          <w:rFonts w:ascii="Segoe UI" w:eastAsia="Times New Roman" w:hAnsi="Segoe UI" w:cs="Segoe UI"/>
+          <w:lang w:eastAsia="bg-BG"/>
+        </w:rPr>
+      </w:pPr>
+      <w:r>
+        <w:rPr>
+          <w:b/>
+        </w:rPr>
+        <w:t>Как беше решено:</w:t>
+      </w:r>
+      <w:r>
+        <w:rPr>
+          <w:rFonts w:ascii="Segoe UI" w:eastAsia="Times New Roman" w:hAnsi="Segoe UI" w:cs="Segoe UI"/>
+          <w:lang w:eastAsia="bg-BG"/>
+        </w:rPr>
+        <w:t xml:space="preserve"> Изработването на потребителски ориентиран интерфейс е ключово за успеха на приложението. За постигане на тази задача бяха следвани следните стъпки:</w:t>
+      </w:r>
+    </w:p>
+    <w:p>
+      <w:pPr>
+        <w:rPr>
+          <w:rFonts w:eastAsia="Times New Roman"/>
+          <w:lang w:eastAsia="bg-BG"/>
+        </w:rPr>
+      </w:pPr>
+      <w:r>
+        <w:rPr>
+          <w:b/>
+        </w:rPr>
+        <w:t>Изследване на потребителските нужди:</w:t>
+      </w:r>
+      <w:r>
+        <w:rPr>
+          <w:rFonts w:eastAsia="Times New Roman"/>
+          <w:lang w:eastAsia="bg-BG"/>
+        </w:rPr>
+        <w:t xml:space="preserve"> Първоначално бяха проведени анкети и интервюта с потенциални потребители, за да се разберат техните очаквания и нужди. На база на събраните данни, бяха идентифицирани основните функции, които трябва да присъстват в приложението.</w:t>
+      </w:r>
+    </w:p>
+    <w:p>
+      <w:pPr>
+        <w:rPr>
+          <w:rFonts w:eastAsia="Times New Roman"/>
+          <w:lang w:eastAsia="bg-BG"/>
+        </w:rPr>
+      </w:pPr>
+      <w:r>
+        <w:rPr>
+          <w:b/>
+        </w:rPr>
+        <w:t>Проектиране на прототипи:</w:t>
+      </w:r>
+      <w:r>
+        <w:rPr>
+          <w:rFonts w:eastAsia="Times New Roman"/>
+          <w:lang w:eastAsia="bg-BG"/>
+        </w:rPr>
+        <w:t xml:space="preserve"> Изработиха се интерактивни прототипи с помощта на инструменти за дизайн (например, Figma или Adobe XD), които също показаха как интерфейсът ще изглежда и как потребителите ще взаимодействат с него. </w:t>
+      </w:r>
+      <w:r>
+        <w:rPr>
+          <w:rFonts w:eastAsia="Times New Roman"/>
+          <w:lang w:eastAsia="bg-BG"/>
+        </w:rPr>
+        <w:lastRenderedPageBreak/>
+        <w:t>Тези прототипи бяха тествани с реални потребители, за да се получи обратна връзка и за подобрение.</w:t>
+      </w:r>
+    </w:p>
+    <w:p>
+      <w:pPr>
+        <w:rPr>
+          <w:rFonts w:eastAsia="Times New Roman"/>
+          <w:lang w:eastAsia="bg-BG"/>
+        </w:rPr>
+      </w:pPr>
+      <w:r>
+        <w:rPr>
+          <w:b/>
+        </w:rPr>
+        <w:t>Респонсив дизайн:</w:t>
+      </w:r>
+      <w:r>
+        <w:rPr>
+          <w:rFonts w:eastAsia="Times New Roman"/>
+          <w:lang w:eastAsia="bg-BG"/>
+        </w:rPr>
+        <w:t xml:space="preserve"> Интерфейсът беше проектиран да бъде адаптивен, осигурявайки удобно изживяване на различни устройства (мобилни телефони, таблети и настолни компютри). Това се постигна с помощта на CSS фреймуъркове (например, Bootstrap), които улесняват адаптирането на компоненти в зависимост от размера на дисплея</w:t>
+      </w:r>
+    </w:p>
+    <w:p>
+      <w:pPr>
+        <w:rPr>
+          <w:rFonts w:eastAsia="Times New Roman"/>
+          <w:b/>
+          <w:sz w:val="28"/>
+          <w:lang w:eastAsia="bg-BG"/>
+        </w:rPr>
+      </w:pPr>
+      <w:r>
+        <w:rPr>
+          <w:rFonts w:eastAsia="Times New Roman"/>
+          <w:b/>
+          <w:sz w:val="28"/>
+          <w:lang w:eastAsia="bg-BG"/>
+        </w:rPr>
+        <w:t>3. Интеграция на система за плащания</w:t>
+      </w:r>
+    </w:p>
+    <w:p>
+      <w:pPr>
+        <w:rPr>
+          <w:rFonts w:ascii="Segoe UI" w:eastAsia="Times New Roman" w:hAnsi="Segoe UI" w:cs="Segoe UI"/>
+          <w:lang w:eastAsia="bg-BG"/>
+        </w:rPr>
+      </w:pPr>
+      <w:r>
+        <w:rPr>
+          <w:b/>
+        </w:rPr>
+        <w:t>Задача:</w:t>
+      </w:r>
+      <w:r>
+        <w:rPr>
+          <w:rFonts w:ascii="Segoe UI" w:eastAsia="Times New Roman" w:hAnsi="Segoe UI" w:cs="Segoe UI"/>
+          <w:lang w:eastAsia="bg-BG"/>
+        </w:rPr>
+        <w:t xml:space="preserve"> Осигуряване на безопасен и удобен начин за извършване на плащания.</w:t>
+      </w:r>
+    </w:p>
+    <w:p>
+      <w:pPr>
+        <w:rPr>
+          <w:rFonts w:ascii="Segoe UI" w:eastAsia="Times New Roman" w:hAnsi="Segoe UI" w:cs="Segoe UI"/>
+          <w:lang w:eastAsia="bg-BG"/>
+        </w:rPr>
+      </w:pPr>
+      <w:r>
+        <w:rPr>
+          <w:b/>
+        </w:rPr>
+        <w:t>Как беше решено:</w:t>
+      </w:r>
+      <w:r>
+        <w:rPr>
+          <w:rFonts w:ascii="Segoe UI" w:eastAsia="Times New Roman" w:hAnsi="Segoe UI" w:cs="Segoe UI"/>
+          <w:lang w:eastAsia="bg-BG"/>
+        </w:rPr>
+        <w:t xml:space="preserve"> Интегрирането на система за обработка на плащания е жизненоважно за SaaS приложение за управление на резервации. Потребителите трябва лесно и безопасно да извършват плащания за техните резервации. Следните стъпки бяха предприети за реализиране на тази функция:</w:t>
+      </w:r>
+    </w:p>
+    <w:p>
+      <w:pPr>
+        <w:rPr>
+          <w:rFonts w:eastAsia="Times New Roman"/>
+          <w:lang w:eastAsia="bg-BG"/>
+        </w:rPr>
+      </w:pPr>
+      <w:r>
+        <w:rPr>
+          <w:b/>
+        </w:rPr>
+        <w:t xml:space="preserve">Избор на платежен процесор: </w:t>
+      </w:r>
+      <w:r>
+        <w:rPr>
+          <w:rFonts w:eastAsia="Times New Roman"/>
+          <w:lang w:eastAsia="bg-BG"/>
+        </w:rPr>
+        <w:t>Беше извършен анализ на различни опции за платежни решения. Възможности като PayPal, Stripe и Square бяха проучени. В края на анализа, Stripe бе избран поради своята гъвкавост, широката поддръжка за различни валути и лесната интеграция с уеб приложения.</w:t>
+      </w:r>
+    </w:p>
+    <w:p>
+      <w:pPr>
+        <w:rPr>
+          <w:rFonts w:eastAsia="Times New Roman"/>
+          <w:lang w:eastAsia="bg-BG"/>
+        </w:rPr>
+      </w:pPr>
+      <w:r>
+        <w:rPr>
+          <w:b/>
+        </w:rPr>
+        <w:t>Интеграция:</w:t>
+      </w:r>
+      <w:r>
+        <w:rPr>
+          <w:rFonts w:eastAsia="Times New Roman"/>
+          <w:lang w:eastAsia="bg-BG"/>
+        </w:rPr>
+        <w:t xml:space="preserve"> Беше направена интеграция на Stripe API в приложението, което позволява на потребителите да извършват транзакции директно от интерфейса на приложението. Използването на SDK на Stripe за JavaScript осигури плавен и безопасен процес при извършване на плащания.</w:t>
+      </w:r>
+    </w:p>
+    <w:p>
+      <w:pPr>
+        <w:rPr>
+          <w:rFonts w:eastAsia="Times New Roman"/>
+          <w:lang w:eastAsia="bg-BG"/>
+        </w:rPr>
+      </w:pPr>
+      <w:r>
+        <w:rPr>
+          <w:b/>
+        </w:rPr>
+        <w:t>Сигурност при плащанията:</w:t>
+      </w:r>
+      <w:r>
+        <w:rPr>
+          <w:rFonts w:eastAsia="Times New Roman"/>
+          <w:lang w:eastAsia="bg-BG"/>
+        </w:rPr>
+        <w:t xml:space="preserve"> Всички финансови транзакции преминават през SSL протокол, което осигурява криптиране на данните и защита на чувствителна информация на клиентите. Системата включва и механизми за предотвратяване на измами, които автоматично проверяват нетипични поведения при плащания и алармират администраторите.</w:t>
+      </w:r>
+    </w:p>
+    <w:p>
+      <w:pPr>
+        <w:rPr>
+          <w:rFonts w:eastAsia="Times New Roman"/>
+          <w:lang w:eastAsia="bg-BG"/>
+        </w:rPr>
+      </w:pPr>
+      <w:r>
+        <w:rPr>
+          <w:b/>
+        </w:rPr>
+        <w:lastRenderedPageBreak/>
+        <w:t>Потвърждение на плащания:</w:t>
+      </w:r>
+      <w:r>
+        <w:rPr>
+          <w:rFonts w:eastAsia="Times New Roman"/>
+          <w:lang w:eastAsia="bg-BG"/>
+        </w:rPr>
+        <w:t xml:space="preserve"> След успешно извършено плащане, системата автоматично изпраща уведомление на потребителя и актуализира статуса на резервацията в базата данни. Това автоматизиране на процеса намалява необходимостта от ръчни действия и по този начин оптимизира работния процес.</w:t>
+      </w:r>
+    </w:p>
+    <w:p>
+      <w:pPr>
+        <w:rPr>
+          <w:rFonts w:eastAsia="Times New Roman"/>
+          <w:b/>
+          <w:sz w:val="28"/>
+          <w:lang w:eastAsia="bg-BG"/>
+        </w:rPr>
+      </w:pPr>
+      <w:r>
+        <w:rPr>
+          <w:rFonts w:eastAsia="Times New Roman"/>
+          <w:b/>
+          <w:sz w:val="28"/>
+          <w:lang w:eastAsia="bg-BG"/>
+        </w:rPr>
+        <w:t>4. Система за управление на потребителските данни</w:t>
+      </w:r>
+    </w:p>
+    <w:p>
+      <w:pPr>
+        <w:rPr>
+          <w:rFonts w:ascii="Segoe UI" w:eastAsia="Times New Roman" w:hAnsi="Segoe UI" w:cs="Segoe UI"/>
+          <w:lang w:eastAsia="bg-BG"/>
+        </w:rPr>
+      </w:pPr>
+      <w:r>
+        <w:rPr>
+          <w:b/>
+        </w:rPr>
+        <w:t>Задача:</w:t>
+      </w:r>
+      <w:r>
+        <w:rPr>
+          <w:rFonts w:ascii="Segoe UI" w:eastAsia="Times New Roman" w:hAnsi="Segoe UI" w:cs="Segoe UI"/>
+          <w:lang w:eastAsia="bg-BG"/>
+        </w:rPr>
+        <w:t xml:space="preserve"> Управление на потребителските акаунти и свързана информация.</w:t>
+      </w:r>
+    </w:p>
+    <w:p>
+      <w:pPr>
+        <w:rPr>
+          <w:rFonts w:ascii="Segoe UI" w:eastAsia="Times New Roman" w:hAnsi="Segoe UI" w:cs="Segoe UI"/>
+          <w:lang w:eastAsia="bg-BG"/>
+        </w:rPr>
+      </w:pPr>
+      <w:r>
+        <w:rPr>
+          <w:b/>
+        </w:rPr>
+        <w:t>Как беше решено:</w:t>
+      </w:r>
+      <w:r>
+        <w:rPr>
+          <w:rFonts w:ascii="Segoe UI" w:eastAsia="Times New Roman" w:hAnsi="Segoe UI" w:cs="Segoe UI"/>
+          <w:lang w:eastAsia="bg-BG"/>
+        </w:rPr>
+        <w:t xml:space="preserve"> За успешното управление на резервации е необходимо приложение, което поддържа информация за потребителите, включително техните профили, предпочитания и история на резервациите. Реализацията на тази функция включва:</w:t>
+      </w:r>
+    </w:p>
+    <w:p>
+      <w:pPr>
+        <w:rPr>
+          <w:rFonts w:eastAsia="Times New Roman"/>
+          <w:lang w:eastAsia="bg-BG"/>
+        </w:rPr>
+      </w:pPr>
+      <w:r>
+        <w:rPr>
+          <w:b/>
+        </w:rPr>
+        <w:t>Регистрация и вход:</w:t>
+      </w:r>
+      <w:r>
+        <w:rPr>
+          <w:rFonts w:eastAsia="Times New Roman"/>
+          <w:lang w:eastAsia="bg-BG"/>
+        </w:rPr>
+        <w:t xml:space="preserve"> Разработена е система за регистрация на нови потребители и влизане в акаунт. При регистрация потребителите предоставят основни данни, които се съхраняват в базата данни, използвайки вградената аутентикация на Django. Бяха внедрени механизми за сигурност, като хеширане на пароли, което осигурява защита на потребителските данни.</w:t>
+      </w:r>
+    </w:p>
+    <w:p>
+      <w:pPr>
+        <w:rPr>
+          <w:rFonts w:eastAsia="Times New Roman"/>
+          <w:lang w:eastAsia="bg-BG"/>
+        </w:rPr>
+      </w:pPr>
+      <w:r>
+        <w:rPr>
+          <w:b/>
+        </w:rPr>
+        <w:t>Потребителски профили:</w:t>
+      </w:r>
+      <w:r>
+        <w:rPr>
+          <w:rFonts w:eastAsia="Times New Roman"/>
+          <w:lang w:eastAsia="bg-BG"/>
+        </w:rPr>
+        <w:t xml:space="preserve"> Всеки потребител има свой собствен профил, където може да преглежда историята на резервации, предпочитания и настройки на акаунта. Информацията е предвидена за лесно управление, като потребителите могат да актуализират своите данни по всяко време.</w:t>
+      </w:r>
+    </w:p>
+    <w:p>
+      <w:pPr>
+        <w:rPr>
+          <w:rFonts w:eastAsia="Times New Roman"/>
+          <w:lang w:eastAsia="bg-BG"/>
+        </w:rPr>
+      </w:pPr>
+      <w:r>
+        <w:rPr>
+          <w:b/>
+        </w:rPr>
+        <w:t>Управление на данни:</w:t>
+      </w:r>
+      <w:r>
+        <w:rPr>
+          <w:rFonts w:eastAsia="Times New Roman"/>
+          <w:lang w:eastAsia="bg-BG"/>
+        </w:rPr>
+        <w:t xml:space="preserve"> За ефективно управление на данните, приложението предлага интерфейс за администратора, където могат да се преглеждат и модифицират потребителски данни. Администраторите имат достъп до механизми за управление на резервации и анализ на потребителската активност.</w:t>
+      </w:r>
+    </w:p>
+    <w:p>
+      <w:pPr>
+        <w:rPr>
+          <w:rFonts w:eastAsia="Times New Roman"/>
+          <w:b/>
+          <w:sz w:val="28"/>
+          <w:lang w:eastAsia="bg-BG"/>
+        </w:rPr>
+      </w:pPr>
+      <w:r>
+        <w:rPr>
+          <w:rFonts w:eastAsia="Times New Roman"/>
+          <w:b/>
+          <w:sz w:val="28"/>
+          <w:lang w:eastAsia="bg-BG"/>
+        </w:rPr>
+        <w:t>5. Анализ на данни и отчети</w:t>
+      </w:r>
+    </w:p>
+    <w:p>
+      <w:pPr>
+        <w:rPr>
+          <w:rFonts w:ascii="Segoe UI" w:eastAsia="Times New Roman" w:hAnsi="Segoe UI" w:cs="Segoe UI"/>
+          <w:lang w:eastAsia="bg-BG"/>
+        </w:rPr>
+      </w:pPr>
+      <w:r>
+        <w:rPr>
+          <w:b/>
+        </w:rPr>
+        <w:t>Задача:</w:t>
+      </w:r>
+      <w:r>
+        <w:rPr>
+          <w:rFonts w:ascii="Segoe UI" w:eastAsia="Times New Roman" w:hAnsi="Segoe UI" w:cs="Segoe UI"/>
+          <w:lang w:eastAsia="bg-BG"/>
+        </w:rPr>
+        <w:t xml:space="preserve"> Осигуряване на възможности за анализ на данни и генериране на отчети.</w:t>
+      </w:r>
+    </w:p>
+    <w:p>
+      <w:pPr>
+        <w:rPr>
+          <w:rFonts w:eastAsia="Times New Roman"/>
+          <w:lang w:eastAsia="bg-BG"/>
+        </w:rPr>
+      </w:pPr>
+      <w:r>
+        <w:rPr>
+          <w:b/>
+        </w:rPr>
+        <w:lastRenderedPageBreak/>
+        <w:t xml:space="preserve">Как беше решено: </w:t>
+      </w:r>
+      <w:r>
+        <w:rPr>
+          <w:rFonts w:eastAsia="Times New Roman"/>
+          <w:lang w:eastAsia="bg-BG"/>
+        </w:rPr>
+        <w:t>Изграждането на система за анализ на данни е важен аспект за управление на бизнеса и оптимизиране на услугите. Следните стъпки бяха предприети:</w:t>
+      </w:r>
+    </w:p>
+    <w:p>
+      <w:pPr>
+        <w:rPr>
+          <w:rFonts w:eastAsia="Times New Roman"/>
+          <w:lang w:eastAsia="bg-BG"/>
+        </w:rPr>
+      </w:pPr>
+      <w:r>
+        <w:rPr>
+          <w:b/>
+        </w:rPr>
+        <w:t>Събиране на данни:</w:t>
+      </w:r>
+      <w:r>
+        <w:rPr>
+          <w:rFonts w:eastAsia="Times New Roman"/>
+          <w:lang w:eastAsia="bg-BG"/>
+        </w:rPr>
+        <w:t xml:space="preserve"> Приложението автоматично събира и съхранява данни за резервации, потребителски взаимодействия и финансови транзакции в базата данни. Тези данни форматират основата за бъдещ анализ.</w:t>
+      </w:r>
+      <w:bookmarkStart w:id="1" w:name="_GoBack"/>
+      <w:bookmarkEnd w:id="1"/>
+    </w:p>
+    <w:p>
+      <w:pPr>
+        <w:numPr>
+          <w:ilvl w:val="0"/>
+          <w:numId w:val="23"/>
+        </w:numPr>
+        <w:jc w:val="left"/>
+        <w:rPr>
+          <w:rFonts w:ascii="Segoe UI" w:eastAsia="Times New Roman" w:hAnsi="Segoe UI" w:cs="Segoe UI"/>
+          <w:b/>
+          <w:bCs/>
+          <w:lang w:eastAsia="bg-BG"/>
+        </w:rPr>
+      </w:pPr>
+      <w:r>
+        <w:rPr>
+          <w:rFonts w:ascii="Segoe UI" w:eastAsia="Times New Roman" w:hAnsi="Segoe UI" w:cs="Segoe UI"/>
+          <w:b/>
+          <w:bCs/>
+          <w:lang w:eastAsia="bg-BG"/>
+        </w:rPr>
+        <w:t>5. Генериране на отчети</w:t>
+      </w:r>
+    </w:p>
+    <w:p>
+      <w:pPr>
+        <w:ind w:firstLine="0"/>
+        <w:jc w:val="left"/>
+        <w:rPr>
+          <w:rFonts w:ascii="Segoe UI" w:eastAsia="Times New Roman" w:hAnsi="Segoe UI" w:cs="Segoe UI"/>
+          <w:lang w:eastAsia="bg-BG"/>
+        </w:rPr>
+      </w:pPr>
+      <w:r>
+        <w:rPr>
+          <w:rFonts w:ascii="Segoe UI" w:eastAsia="Times New Roman" w:hAnsi="Segoe UI" w:cs="Segoe UI"/>
+          <w:b/>
+          <w:bCs/>
+          <w:lang w:eastAsia="bg-BG"/>
+        </w:rPr>
+        <w:t>Задача</w:t>
+      </w:r>
+      <w:r>
+        <w:rPr>
+          <w:rFonts w:ascii="Segoe UI" w:eastAsia="Times New Roman" w:hAnsi="Segoe UI" w:cs="Segoe UI"/>
+          <w:lang w:eastAsia="bg-BG"/>
+        </w:rPr>
+        <w:t>: Осигуряване на възможности за анализ на данни и генериране на отчети.</w:t>
+      </w:r>
+    </w:p>
+    <w:p>
+      <w:pPr>
+        <w:ind w:firstLine="0"/>
+        <w:jc w:val="left"/>
+        <w:rPr>
+          <w:rFonts w:ascii="Segoe UI" w:eastAsia="Times New Roman" w:hAnsi="Segoe UI" w:cs="Segoe UI"/>
+          <w:lang w:eastAsia="bg-BG"/>
+        </w:rPr>
+      </w:pPr>
+      <w:r>
+        <w:rPr>
+          <w:rFonts w:ascii="Segoe UI" w:eastAsia="Times New Roman" w:hAnsi="Segoe UI" w:cs="Segoe UI"/>
+          <w:b/>
+          <w:bCs/>
+          <w:lang w:eastAsia="bg-BG"/>
+        </w:rPr>
+        <w:t>Как беше решено</w:t>
+      </w:r>
+      <w:r>
+        <w:rPr>
+          <w:rFonts w:ascii="Segoe UI" w:eastAsia="Times New Roman" w:hAnsi="Segoe UI" w:cs="Segoe UI"/>
+          <w:lang w:eastAsia="bg-BG"/>
+        </w:rPr>
+        <w:t>: Създаването на система за генериране на отчети е от съществено значение за бизнеса, тъй като позволява анализ на производителността на услугите, нуждите на клиентите и финансовото състояние. Бяха предприети следните стъпки за реализацията на тази задача:</w:t>
+      </w:r>
+    </w:p>
+    <w:p>
+      <w:pPr>
+        <w:numPr>
+          <w:ilvl w:val="0"/>
+          <w:numId w:val="23"/>
+        </w:numPr>
+        <w:jc w:val="left"/>
+        <w:rPr>
+          <w:rFonts w:ascii="Segoe UI" w:eastAsia="Times New Roman" w:hAnsi="Segoe UI" w:cs="Segoe UI"/>
+          <w:lang w:eastAsia="bg-BG"/>
+        </w:rPr>
+      </w:pPr>
+      <w:r>
+        <w:rPr>
+          <w:rFonts w:ascii="Segoe UI" w:eastAsia="Times New Roman" w:hAnsi="Segoe UI" w:cs="Segoe UI"/>
+          <w:b/>
+          <w:bCs/>
+          <w:lang w:eastAsia="bg-BG"/>
+        </w:rPr>
+        <w:t>Събиране на данни</w:t>
+      </w:r>
+      <w:r>
+        <w:rPr>
+          <w:rFonts w:ascii="Segoe UI" w:eastAsia="Times New Roman" w:hAnsi="Segoe UI" w:cs="Segoe UI"/>
+          <w:lang w:eastAsia="bg-BG"/>
+        </w:rPr>
+        <w:t>: Приложението автоматично събира данни за всяка резервация, включително информация като дата, час, тип услуга, брой потребители и сумата на плащането. Тези данни се съхраняват в релационна база данни (PostgreSQL), като позволява лесно извличане и обработка.</w:t>
+      </w:r>
+    </w:p>
+    <w:p>
+      <w:pPr>
+        <w:numPr>
+          <w:ilvl w:val="0"/>
+          <w:numId w:val="23"/>
+        </w:numPr>
+        <w:jc w:val="left"/>
+        <w:rPr>
+          <w:rFonts w:ascii="Segoe UI" w:eastAsia="Times New Roman" w:hAnsi="Segoe UI" w:cs="Segoe UI"/>
+          <w:lang w:eastAsia="bg-BG"/>
+        </w:rPr>
+      </w:pPr>
+      <w:r>
+        <w:rPr>
+          <w:rFonts w:ascii="Segoe UI" w:eastAsia="Times New Roman" w:hAnsi="Segoe UI" w:cs="Segoe UI"/>
+          <w:b/>
+          <w:bCs/>
+          <w:lang w:eastAsia="bg-BG"/>
+        </w:rPr>
+        <w:t>Отчети за резервации</w:t>
+      </w:r>
+      <w:r>
+        <w:rPr>
+          <w:rFonts w:ascii="Segoe UI" w:eastAsia="Times New Roman" w:hAnsi="Segoe UI" w:cs="Segoe UI"/>
+          <w:lang w:eastAsia="bg-BG"/>
+        </w:rPr>
+        <w:t>: Внедрена беше функция за генериране на отчети, която позволява на администраторите да виждат резервациите по различни критерии, като период, тип услуга и статус на резервацията (потвърдена, отменена и т.н.). Тази информация е полезна за идентифициране на най-популярните услуги и периоди на натовареност, което може да помогне за оптимизация на ресурсите.</w:t>
+      </w:r>
+    </w:p>
+    <w:p>
+      <w:pPr>
+        <w:numPr>
+          <w:ilvl w:val="0"/>
+          <w:numId w:val="23"/>
+        </w:numPr>
+        <w:jc w:val="left"/>
+        <w:rPr>
+          <w:rFonts w:ascii="Segoe UI" w:eastAsia="Times New Roman" w:hAnsi="Segoe UI" w:cs="Segoe UI"/>
+          <w:lang w:eastAsia="bg-BG"/>
+        </w:rPr>
+      </w:pPr>
+      <w:r>
+        <w:rPr>
+          <w:rFonts w:ascii="Segoe UI" w:eastAsia="Times New Roman" w:hAnsi="Segoe UI" w:cs="Segoe UI"/>
+          <w:b/>
+          <w:bCs/>
+          <w:lang w:eastAsia="bg-BG"/>
+        </w:rPr>
+        <w:t>Финансови отчети</w:t>
+      </w:r>
+      <w:r>
+        <w:rPr>
+          <w:rFonts w:ascii="Segoe UI" w:eastAsia="Times New Roman" w:hAnsi="Segoe UI" w:cs="Segoe UI"/>
+          <w:lang w:eastAsia="bg-BG"/>
+        </w:rPr>
+        <w:t xml:space="preserve">: Системата генерира автоматизирани финансови отчети, които обобщават приходите от резервации в определен период. </w:t>
+      </w:r>
+      <w:r>
+        <w:rPr>
+          <w:rFonts w:ascii="Segoe UI" w:eastAsia="Times New Roman" w:hAnsi="Segoe UI" w:cs="Segoe UI"/>
+          <w:lang w:eastAsia="bg-BG"/>
+        </w:rPr>
+        <w:lastRenderedPageBreak/>
+        <w:t>Отчетите включват информация за общия приход, брой резервации, среден приход на резервация и възможни възвръщаеми плащания. Тази информация подпомага вземането на информирани решения относно ценообразуването и маркетинговите стратегии.</w:t>
+      </w:r>
+    </w:p>
+    <w:p>
+      <w:pPr>
+        <w:numPr>
+          <w:ilvl w:val="0"/>
+          <w:numId w:val="23"/>
+        </w:numPr>
+        <w:jc w:val="left"/>
+        <w:rPr>
+          <w:rFonts w:ascii="Segoe UI" w:eastAsia="Times New Roman" w:hAnsi="Segoe UI" w:cs="Segoe UI"/>
+          <w:lang w:eastAsia="bg-BG"/>
+        </w:rPr>
+      </w:pPr>
+      <w:r>
+        <w:rPr>
+          <w:rFonts w:ascii="Segoe UI" w:eastAsia="Times New Roman" w:hAnsi="Segoe UI" w:cs="Segoe UI"/>
+          <w:b/>
+          <w:bCs/>
+          <w:lang w:eastAsia="bg-BG"/>
+        </w:rPr>
+        <w:t>Визуализация на данни</w:t>
+      </w:r>
+      <w:r>
+        <w:rPr>
+          <w:rFonts w:ascii="Segoe UI" w:eastAsia="Times New Roman" w:hAnsi="Segoe UI" w:cs="Segoe UI"/>
+          <w:lang w:eastAsia="bg-BG"/>
+        </w:rPr>
+        <w:t>: За визуализация на отчетите и данните бяха интегрирани библиотеките Chart.js и D3.js. Това позволява на администраторите да виждат данните под формата на графики и диаграми, което улеснява анализа и интерпретацията на информацията. Визуализацията помага за бързо идентифициране на тенденции и модели в данните.</w:t>
+      </w:r>
+    </w:p>
+    <w:p>
+      <w:pPr>
+        <w:numPr>
+          <w:ilvl w:val="0"/>
+          <w:numId w:val="23"/>
+        </w:numPr>
+        <w:jc w:val="left"/>
+        <w:rPr>
+          <w:rFonts w:ascii="Segoe UI" w:eastAsia="Times New Roman" w:hAnsi="Segoe UI" w:cs="Segoe UI"/>
+          <w:lang w:eastAsia="bg-BG"/>
+        </w:rPr>
+      </w:pPr>
+      <w:r>
+        <w:rPr>
+          <w:rFonts w:ascii="Segoe UI" w:eastAsia="Times New Roman" w:hAnsi="Segoe UI" w:cs="Segoe UI"/>
+          <w:b/>
+          <w:bCs/>
+          <w:lang w:eastAsia="bg-BG"/>
+        </w:rPr>
+        <w:t>Експортиране на отчети</w:t>
+      </w:r>
+      <w:r>
+        <w:rPr>
+          <w:rFonts w:ascii="Segoe UI" w:eastAsia="Times New Roman" w:hAnsi="Segoe UI" w:cs="Segoe UI"/>
+          <w:lang w:eastAsia="bg-BG"/>
+        </w:rPr>
+        <w:t>: Приложението предлага възможност за експортиране на отчетите в различни формати, включително PDF и Excel. Тази функция е особено полезна за споделяне на информация с ръководството и вземане на решения на базата на данните. Администраторите могат лесно да генерират отчети и да ги предоставят на заинтересованите страни.</w:t>
+      </w:r>
+    </w:p>
+    <w:p>
+      <w:pPr>
+        <w:ind w:firstLine="0"/>
         <w:jc w:val="left"/>
         <w:rPr>
           <w:rFonts w:ascii="Segoe UI" w:eastAsia="Times New Roman" w:hAnsi="Segoe UI" w:cs="Segoe UI"/>
@@ -3635,9 +4955,152 @@
       </w:pPr>
       <w:bookmarkStart w:id="2" w:name="_Toc191916794"/>
       <w:r>
+        <w:lastRenderedPageBreak/>
         <w:t>Заключение</w:t>
       </w:r>
       <w:bookmarkEnd w:id="2"/>
+    </w:p>
+    <w:p>
+      <w:pPr>
+        <w:rPr>
+          <w:lang w:eastAsia="bg-BG"/>
+        </w:rPr>
+      </w:pPr>
+      <w:r>
+        <w:rPr>
+          <w:lang w:eastAsia="bg-BG"/>
+        </w:rPr>
+        <w:t>Проектът за разработка на SaaS приложение за управление на резервации демонстрира значим практически принос в оптимизацията на бизнес процесите и подобряване на потребителското изживяване. Основен акцент на проекта е интеграцията на иновации в областта на уеб технологии, което осигурява на потребителите бърз и надежден достъп до услуги, необходими за ефективното управление на резервации.</w:t>
+      </w:r>
+    </w:p>
+    <w:p>
+      <w:pPr>
+        <w:rPr>
+          <w:lang w:eastAsia="bg-BG"/>
+        </w:rPr>
+      </w:pPr>
+    </w:p>
+    <w:p>
+      <w:pPr>
+        <w:rPr>
+          <w:lang w:eastAsia="bg-BG"/>
+        </w:rPr>
+      </w:pPr>
+      <w:r>
+        <w:rPr>
+          <w:lang w:eastAsia="bg-BG"/>
+        </w:rPr>
+        <w:t>Чрез автоматизацията на ключовите процеси, проектът улеснява работата на потребителите, като същевременно намалява необходимостта от ръчно управление и грешки. Реализацията на динамични формуляри за резервации, автоматично изпращане на потвърждения и интеграция на система за плащания допринасят за значителна икономия на време и ресурси.</w:t>
+      </w:r>
+    </w:p>
+    <w:p>
+      <w:pPr>
+        <w:rPr>
+          <w:lang w:eastAsia="bg-BG"/>
+        </w:rPr>
+      </w:pPr>
+    </w:p>
+    <w:p>
+      <w:pPr>
+        <w:rPr>
+          <w:lang w:eastAsia="bg-BG"/>
+        </w:rPr>
+      </w:pPr>
+      <w:r>
+        <w:rPr>
+          <w:lang w:eastAsia="bg-BG"/>
+        </w:rPr>
+        <w:t>Създаването на интуитивен интерфейс е от основните постижения на проекта. Чрез проучвания на потребителските нужди и внедряване на отговори на обратна връзка, приложението предлага оптимизирано потребителско изживяване. Респонсив дизайнът позволява достъ</w:t>
+      </w:r>
+      <w:r>
+        <w:rPr>
+          <w:rFonts w:hint="eastAsia"/>
+          <w:lang w:eastAsia="bg-BG"/>
+        </w:rPr>
+        <w:t>п</w:t>
+      </w:r>
+      <w:r>
+        <w:rPr>
+          <w:lang w:eastAsia="bg-BG"/>
+        </w:rPr>
+        <w:t xml:space="preserve"> от всяко устройство, осигурявайки гъвкавост и удобство за потребителите.</w:t>
+      </w:r>
+    </w:p>
+    <w:p>
+      <w:pPr>
+        <w:rPr>
+          <w:lang w:eastAsia="bg-BG"/>
+        </w:rPr>
+      </w:pPr>
+    </w:p>
+    <w:p>
+      <w:pPr>
+        <w:rPr>
+          <w:lang w:eastAsia="bg-BG"/>
+        </w:rPr>
+      </w:pPr>
+      <w:r>
+        <w:rPr>
+          <w:lang w:eastAsia="bg-BG"/>
+        </w:rPr>
+        <w:t xml:space="preserve">Интеграция </w:t>
+      </w:r>
+      <w:r>
+        <w:rPr>
+          <w:lang w:eastAsia="bg-BG"/>
+        </w:rPr>
+        <w:t xml:space="preserve">на система за генериране на отчети предоставя на администраторите важни инструменти за анализ на данни и резултати, които подпомагат вземането на информирани бизнес решения. Тези функции улесняват управлението на бизнеса и помагат за </w:t>
+      </w:r>
+      <w:r>
+        <w:rPr>
+          <w:lang w:eastAsia="bg-BG"/>
+        </w:rPr>
+        <w:t xml:space="preserve">идефициране </w:t>
+      </w:r>
+      <w:r>
+        <w:rPr>
+          <w:lang w:eastAsia="bg-BG"/>
+        </w:rPr>
+        <w:t>на тенденции и възможности за растеж.</w:t>
+      </w:r>
+    </w:p>
+    <w:p>
+      <w:pPr>
+        <w:rPr>
+          <w:lang w:eastAsia="bg-BG"/>
+        </w:rPr>
+      </w:pPr>
+      <w:r>
+        <w:rPr>
+          <w:lang w:eastAsia="bg-BG"/>
+        </w:rPr>
+        <w:t xml:space="preserve">В </w:t>
+      </w:r>
+      <w:r>
+        <w:rPr>
+          <w:lang w:eastAsia="bg-BG"/>
+        </w:rPr>
+        <w:t xml:space="preserve">заключение, проектът не само отговаря на реални нужди в сферата на услугите, но и демонстрира възможността за интегриране на съвременни технологии с цел подобряване на бизнес процесите. Изграждането на такова SaaS приложение е </w:t>
+      </w:r>
+      <w:r>
+        <w:rPr>
+          <w:lang w:eastAsia="bg-BG"/>
+        </w:rPr>
+        <w:lastRenderedPageBreak/>
+        <w:t xml:space="preserve">значителна стъпка към </w:t>
+      </w:r>
+      <w:r>
+        <w:rPr>
+          <w:lang w:eastAsia="bg-BG"/>
+        </w:rPr>
+        <w:t xml:space="preserve">модернизация </w:t>
+      </w:r>
+      <w:r>
+        <w:rPr>
+          <w:lang w:eastAsia="bg-BG"/>
+        </w:rPr>
+        <w:t>на управлението на резервации и предоставя основа за бъдещо развитие и иновации. С продължаващото напредване на технологиите и променящите се изисквания на пазара, проектът е подготвен да се адаптира и развива, предоставяйки на своите потребители възможности, отговарящи на техните нужди и очаквания.</w:t>
+      </w:r>
     </w:p>
     <w:p>
       <w:pPr>
@@ -3969,7 +5432,7 @@
           <w:rPr>
             <w:noProof/>
           </w:rPr>
-          <w:t>16</w:t>
+          <w:t>29</w:t>
         </w:r>
         <w:r>
           <w:rPr>
@@ -4430,6 +5893,155 @@
     </w:lvl>
   </w:abstractNum>
   <w:abstractNum w:abstractNumId="3">
+    <w:nsid w:val="1ABB2610"/>
+    <w:multiLevelType w:val="multilevel"/>
+    <w:tmpl w:val="CB8A1BC2"/>
+    <w:lvl w:ilvl="0">
+      <w:start w:val="1"/>
+      <w:numFmt w:val="bullet"/>
+      <w:lvlText w:val=""/>
+      <w:lvlJc w:val="left"/>
+      <w:pPr>
+        <w:tabs>
+          <w:tab w:val="num" w:pos="720"/>
+        </w:tabs>
+        <w:ind w:left="720" w:hanging="360"/>
+      </w:pPr>
+      <w:rPr>
+        <w:rFonts w:ascii="Symbol" w:hAnsi="Symbol" w:hint="default"/>
+        <w:sz w:val="20"/>
+      </w:rPr>
+    </w:lvl>
+    <w:lvl w:ilvl="1" w:tentative="1">
+      <w:start w:val="1"/>
+      <w:numFmt w:val="bullet"/>
+      <w:lvlText w:val="o"/>
+      <w:lvlJc w:val="left"/>
+      <w:pPr>
+        <w:tabs>
+          <w:tab w:val="num" w:pos="1440"/>
+        </w:tabs>
+        <w:ind w:left="1440" w:hanging="360"/>
+      </w:pPr>
+      <w:rPr>
+        <w:rFonts w:ascii="Courier New" w:hAnsi="Courier New" w:hint="default"/>
+        <w:sz w:val="20"/>
+      </w:rPr>
+    </w:lvl>
+    <w:lvl w:ilvl="2" w:tentative="1">
+      <w:start w:val="1"/>
+      <w:numFmt w:val="bullet"/>
+      <w:lvlText w:val=""/>
+      <w:lvlJc w:val="left"/>
+      <w:pPr>
+        <w:tabs>
+          <w:tab w:val="num" w:pos="2160"/>
+        </w:tabs>
+        <w:ind w:left="2160" w:hanging="360"/>
+      </w:pPr>
+      <w:rPr>
+        <w:rFonts w:ascii="Wingdings" w:hAnsi="Wingdings" w:hint="default"/>
+        <w:sz w:val="20"/>
+      </w:rPr>
+    </w:lvl>
+    <w:lvl w:ilvl="3" w:tentative="1">
+      <w:start w:val="1"/>
+      <w:numFmt w:val="bullet"/>
+      <w:lvlText w:val=""/>
+      <w:lvlJc w:val="left"/>
+      <w:pPr>
+        <w:tabs>
+          <w:tab w:val="num" w:pos="2880"/>
+        </w:tabs>
+        <w:ind w:left="2880" w:hanging="360"/>
+      </w:pPr>
+      <w:rPr>
+        <w:rFonts w:ascii="Wingdings" w:hAnsi="Wingdings" w:hint="default"/>
+        <w:sz w:val="20"/>
+      </w:rPr>
+    </w:lvl>
+    <w:lvl w:ilvl="4" w:tentative="1">
+      <w:start w:val="1"/>
+      <w:numFmt w:val="bullet"/>
+      <w:lvlText w:val=""/>
+      <w:lvlJc w:val="left"/>
+      <w:pPr>
+        <w:tabs>
+          <w:tab w:val="num" w:pos="3600"/>
+        </w:tabs>
+        <w:ind w:left="3600" w:hanging="360"/>
+      </w:pPr>
+      <w:rPr>
+        <w:rFonts w:ascii="Wingdings" w:hAnsi="Wingdings" w:hint="default"/>
+        <w:sz w:val="20"/>
+      </w:rPr>
+    </w:lvl>
+    <w:lvl w:ilvl="5" w:tentative="1">
+      <w:start w:val="1"/>
+      <w:numFmt w:val="bullet"/>
+      <w:lvlText w:val=""/>
+      <w:lvlJc w:val="left"/>
+      <w:pPr>
+        <w:tabs>
+          <w:tab w:val="num" w:pos="4320"/>
+        </w:tabs>
+        <w:ind w:left="4320" w:hanging="360"/>
+      </w:pPr>
+      <w:rPr>
+        <w:rFonts w:ascii="Wingdings" w:hAnsi="Wingdings" w:hint="default"/>
+        <w:sz w:val="20"/>
+      </w:rPr>
+    </w:lvl>
+    <w:lvl w:ilvl="6" w:tentative="1">
+      <w:start w:val="1"/>
+      <w:numFmt w:val="bullet"/>
+      <w:lvlText w:val=""/>
+      <w:lvlJc w:val="left"/>
+      <w:pPr>
+        <w:tabs>
+          <w:tab w:val="num" w:pos="5040"/>
+        </w:tabs>
+        <w:ind w:left="5040" w:hanging="360"/>
+      </w:pPr>
+      <w:rPr>
+        <w:rFonts w:ascii="Wingdings" w:hAnsi="Wingdings" w:hint="default"/>
+        <w:sz w:val="20"/>
+      </w:rPr>
+    </w:lvl>
+    <w:lvl w:ilvl="7" w:tentative="1">
+      <w:start w:val="1"/>
+      <w:numFmt w:val="bullet"/>
+      <w:lvlText w:val=""/>
+      <w:lvlJc w:val="left"/>
+      <w:pPr>
+        <w:tabs>
+          <w:tab w:val="num" w:pos="5760"/>
+        </w:tabs>
+        <w:ind w:left="5760" w:hanging="360"/>
+      </w:pPr>
+      <w:rPr>
+        <w:rFonts w:ascii="Wingdings" w:hAnsi="Wingdings" w:hint="default"/>
+        <w:sz w:val="20"/>
+      </w:rPr>
+    </w:lvl>
+    <w:lvl w:ilvl="8" w:tentative="1">
+      <w:start w:val="1"/>
+      <w:numFmt w:val="bullet"/>
+      <w:lvlText w:val=""/>
+      <w:lvlJc w:val="left"/>
+      <w:pPr>
+        <w:tabs>
+          <w:tab w:val="num" w:pos="6480"/>
+        </w:tabs>
+        <w:ind w:left="6480" w:hanging="360"/>
+      </w:pPr>
+      <w:rPr>
+        <w:rFonts w:ascii="Wingdings" w:hAnsi="Wingdings" w:hint="default"/>
+        <w:sz w:val="20"/>
+      </w:rPr>
+    </w:lvl>
+  </w:abstractNum>
+  <w:abstractNum w:abstractNumId="4">
     <w:nsid w:val="28B151F1"/>
     <w:multiLevelType w:val="hybridMultilevel"/>
     <w:tmpl w:val="BEB47992"/>
@@ -4518,7 +6130,156 @@
       </w:pPr>
     </w:lvl>
   </w:abstractNum>
-  <w:abstractNum w:abstractNumId="4">
+  <w:abstractNum w:abstractNumId="5">
+    <w:nsid w:val="33AE6A83"/>
+    <w:multiLevelType w:val="multilevel"/>
+    <w:tmpl w:val="EEA602E2"/>
+    <w:lvl w:ilvl="0">
+      <w:start w:val="1"/>
+      <w:numFmt w:val="bullet"/>
+      <w:lvlText w:val=""/>
+      <w:lvlJc w:val="left"/>
+      <w:pPr>
+        <w:tabs>
+          <w:tab w:val="num" w:pos="720"/>
+        </w:tabs>
+        <w:ind w:left="720" w:hanging="360"/>
+      </w:pPr>
+      <w:rPr>
+        <w:rFonts w:ascii="Symbol" w:hAnsi="Symbol" w:hint="default"/>
+        <w:sz w:val="20"/>
+      </w:rPr>
+    </w:lvl>
+    <w:lvl w:ilvl="1" w:tentative="1">
+      <w:start w:val="1"/>
+      <w:numFmt w:val="bullet"/>
+      <w:lvlText w:val="o"/>
+      <w:lvlJc w:val="left"/>
+      <w:pPr>
+        <w:tabs>
+          <w:tab w:val="num" w:pos="1440"/>
+        </w:tabs>
+        <w:ind w:left="1440" w:hanging="360"/>
+      </w:pPr>
+      <w:rPr>
+        <w:rFonts w:ascii="Courier New" w:hAnsi="Courier New" w:hint="default"/>
+        <w:sz w:val="20"/>
+      </w:rPr>
+    </w:lvl>
+    <w:lvl w:ilvl="2" w:tentative="1">
+      <w:start w:val="1"/>
+      <w:numFmt w:val="bullet"/>
+      <w:lvlText w:val=""/>
+      <w:lvlJc w:val="left"/>
+      <w:pPr>
+        <w:tabs>
+          <w:tab w:val="num" w:pos="2160"/>
+        </w:tabs>
+        <w:ind w:left="2160" w:hanging="360"/>
+      </w:pPr>
+      <w:rPr>
+        <w:rFonts w:ascii="Wingdings" w:hAnsi="Wingdings" w:hint="default"/>
+        <w:sz w:val="20"/>
+      </w:rPr>
+    </w:lvl>
+    <w:lvl w:ilvl="3" w:tentative="1">
+      <w:start w:val="1"/>
+      <w:numFmt w:val="bullet"/>
+      <w:lvlText w:val=""/>
+      <w:lvlJc w:val="left"/>
+      <w:pPr>
+        <w:tabs>
+          <w:tab w:val="num" w:pos="2880"/>
+        </w:tabs>
+        <w:ind w:left="2880" w:hanging="360"/>
+      </w:pPr>
+      <w:rPr>
+        <w:rFonts w:ascii="Wingdings" w:hAnsi="Wingdings" w:hint="default"/>
+        <w:sz w:val="20"/>
+      </w:rPr>
+    </w:lvl>
+    <w:lvl w:ilvl="4" w:tentative="1">
+      <w:start w:val="1"/>
+      <w:numFmt w:val="bullet"/>
+      <w:lvlText w:val=""/>
+      <w:lvlJc w:val="left"/>
+      <w:pPr>
+        <w:tabs>
+          <w:tab w:val="num" w:pos="3600"/>
+        </w:tabs>
+        <w:ind w:left="3600" w:hanging="360"/>
+      </w:pPr>
+      <w:rPr>
+        <w:rFonts w:ascii="Wingdings" w:hAnsi="Wingdings" w:hint="default"/>
+        <w:sz w:val="20"/>
+      </w:rPr>
+    </w:lvl>
+    <w:lvl w:ilvl="5" w:tentative="1">
+      <w:start w:val="1"/>
+      <w:numFmt w:val="bullet"/>
+      <w:lvlText w:val=""/>
+      <w:lvlJc w:val="left"/>
+      <w:pPr>
+        <w:tabs>
+          <w:tab w:val="num" w:pos="4320"/>
+        </w:tabs>
+        <w:ind w:left="4320" w:hanging="360"/>
+      </w:pPr>
+      <w:rPr>
+        <w:rFonts w:ascii="Wingdings" w:hAnsi="Wingdings" w:hint="default"/>
+        <w:sz w:val="20"/>
+      </w:rPr>
+    </w:lvl>
+    <w:lvl w:ilvl="6" w:tentative="1">
+      <w:start w:val="1"/>
+      <w:numFmt w:val="bullet"/>
+      <w:lvlText w:val=""/>
+      <w:lvlJc w:val="left"/>
+      <w:pPr>
+        <w:tabs>
+          <w:tab w:val="num" w:pos="5040"/>
+        </w:tabs>
+        <w:ind w:left="5040" w:hanging="360"/>
+      </w:pPr>
+      <w:rPr>
+        <w:rFonts w:ascii="Wingdings" w:hAnsi="Wingdings" w:hint="default"/>
+        <w:sz w:val="20"/>
+      </w:rPr>
+    </w:lvl>
+    <w:lvl w:ilvl="7" w:tentative="1">
+      <w:start w:val="1"/>
+      <w:numFmt w:val="bullet"/>
+      <w:lvlText w:val=""/>
+      <w:lvlJc w:val="left"/>
+      <w:pPr>
+        <w:tabs>
+          <w:tab w:val="num" w:pos="5760"/>
+        </w:tabs>
+        <w:ind w:left="5760" w:hanging="360"/>
+      </w:pPr>
+      <w:rPr>
+        <w:rFonts w:ascii="Wingdings" w:hAnsi="Wingdings" w:hint="default"/>
+        <w:sz w:val="20"/>
+      </w:rPr>
+    </w:lvl>
+    <w:lvl w:ilvl="8" w:tentative="1">
+      <w:start w:val="1"/>
+      <w:numFmt w:val="bullet"/>
+      <w:lvlText w:val=""/>
+      <w:lvlJc w:val="left"/>
+      <w:pPr>
+        <w:tabs>
+          <w:tab w:val="num" w:pos="6480"/>
+        </w:tabs>
+        <w:ind w:left="6480" w:hanging="360"/>
+      </w:pPr>
+      <w:rPr>
+        <w:rFonts w:ascii="Wingdings" w:hAnsi="Wingdings" w:hint="default"/>
+        <w:sz w:val="20"/>
+      </w:rPr>
+    </w:lvl>
+  </w:abstractNum>
+  <w:abstractNum w:abstractNumId="6">
     <w:nsid w:val="394E3051"/>
     <w:multiLevelType w:val="multilevel"/>
     <w:tmpl w:val="C0AAB574"/>
@@ -4667,7 +6428,7 @@
       </w:rPr>
     </w:lvl>
   </w:abstractNum>
-  <w:abstractNum w:abstractNumId="5">
+  <w:abstractNum w:abstractNumId="7">
     <w:nsid w:val="49417ED9"/>
     <w:multiLevelType w:val="multilevel"/>
     <w:tmpl w:val="51361CF8"/>
@@ -4816,7 +6577,603 @@
       </w:rPr>
     </w:lvl>
   </w:abstractNum>
-  <w:abstractNum w:abstractNumId="6">
+  <w:abstractNum w:abstractNumId="8">
+    <w:nsid w:val="4F8B3D73"/>
+    <w:multiLevelType w:val="multilevel"/>
+    <w:tmpl w:val="6D66588C"/>
+    <w:lvl w:ilvl="0">
+      <w:start w:val="1"/>
+      <w:numFmt w:val="bullet"/>
+      <w:lvlText w:val=""/>
+      <w:lvlJc w:val="left"/>
+      <w:pPr>
+        <w:tabs>
+          <w:tab w:val="num" w:pos="720"/>
+        </w:tabs>
+        <w:ind w:left="720" w:hanging="360"/>
+      </w:pPr>
+      <w:rPr>
+        <w:rFonts w:ascii="Symbol" w:hAnsi="Symbol" w:hint="default"/>
+        <w:sz w:val="20"/>
+      </w:rPr>
+    </w:lvl>
+    <w:lvl w:ilvl="1" w:tentative="1">
+      <w:start w:val="1"/>
+      <w:numFmt w:val="bullet"/>
+      <w:lvlText w:val="o"/>
+      <w:lvlJc w:val="left"/>
+      <w:pPr>
+        <w:tabs>
+          <w:tab w:val="num" w:pos="1440"/>
+        </w:tabs>
+        <w:ind w:left="1440" w:hanging="360"/>
+      </w:pPr>
+      <w:rPr>
+        <w:rFonts w:ascii="Courier New" w:hAnsi="Courier New" w:hint="default"/>
+        <w:sz w:val="20"/>
+      </w:rPr>
+    </w:lvl>
+    <w:lvl w:ilvl="2" w:tentative="1">
+      <w:start w:val="1"/>
+      <w:numFmt w:val="bullet"/>
+      <w:lvlText w:val=""/>
+      <w:lvlJc w:val="left"/>
+      <w:pPr>
+        <w:tabs>
+          <w:tab w:val="num" w:pos="2160"/>
+        </w:tabs>
+        <w:ind w:left="2160" w:hanging="360"/>
+      </w:pPr>
+      <w:rPr>
+        <w:rFonts w:ascii="Wingdings" w:hAnsi="Wingdings" w:hint="default"/>
+        <w:sz w:val="20"/>
+      </w:rPr>
+    </w:lvl>
+    <w:lvl w:ilvl="3" w:tentative="1">
+      <w:start w:val="1"/>
+      <w:numFmt w:val="bullet"/>
+      <w:lvlText w:val=""/>
+      <w:lvlJc w:val="left"/>
+      <w:pPr>
+        <w:tabs>
+          <w:tab w:val="num" w:pos="2880"/>
+        </w:tabs>
+        <w:ind w:left="2880" w:hanging="360"/>
+      </w:pPr>
+      <w:rPr>
+        <w:rFonts w:ascii="Wingdings" w:hAnsi="Wingdings" w:hint="default"/>
+        <w:sz w:val="20"/>
+      </w:rPr>
+    </w:lvl>
+    <w:lvl w:ilvl="4" w:tentative="1">
+      <w:start w:val="1"/>
+      <w:numFmt w:val="bullet"/>
+      <w:lvlText w:val=""/>
+      <w:lvlJc w:val="left"/>
+      <w:pPr>
+        <w:tabs>
+          <w:tab w:val="num" w:pos="3600"/>
+        </w:tabs>
+        <w:ind w:left="3600" w:hanging="360"/>
+      </w:pPr>
+      <w:rPr>
+        <w:rFonts w:ascii="Wingdings" w:hAnsi="Wingdings" w:hint="default"/>
+        <w:sz w:val="20"/>
+      </w:rPr>
+    </w:lvl>
+    <w:lvl w:ilvl="5" w:tentative="1">
+      <w:start w:val="1"/>
+      <w:numFmt w:val="bullet"/>
+      <w:lvlText w:val=""/>
+      <w:lvlJc w:val="left"/>
+      <w:pPr>
+        <w:tabs>
+          <w:tab w:val="num" w:pos="4320"/>
+        </w:tabs>
+        <w:ind w:left="4320" w:hanging="360"/>
+      </w:pPr>
+      <w:rPr>
+        <w:rFonts w:ascii="Wingdings" w:hAnsi="Wingdings" w:hint="default"/>
+        <w:sz w:val="20"/>
+      </w:rPr>
+    </w:lvl>
+    <w:lvl w:ilvl="6" w:tentative="1">
+      <w:start w:val="1"/>
+      <w:numFmt w:val="bullet"/>
+      <w:lvlText w:val=""/>
+      <w:lvlJc w:val="left"/>
+      <w:pPr>
+        <w:tabs>
+          <w:tab w:val="num" w:pos="5040"/>
+        </w:tabs>
+        <w:ind w:left="5040" w:hanging="360"/>
+      </w:pPr>
+      <w:rPr>
+        <w:rFonts w:ascii="Wingdings" w:hAnsi="Wingdings" w:hint="default"/>
+        <w:sz w:val="20"/>
+      </w:rPr>
+    </w:lvl>
+    <w:lvl w:ilvl="7" w:tentative="1">
+      <w:start w:val="1"/>
+      <w:numFmt w:val="bullet"/>
+      <w:lvlText w:val=""/>
+      <w:lvlJc w:val="left"/>
+      <w:pPr>
+        <w:tabs>
+          <w:tab w:val="num" w:pos="5760"/>
+        </w:tabs>
+        <w:ind w:left="5760" w:hanging="360"/>
+      </w:pPr>
+      <w:rPr>
+        <w:rFonts w:ascii="Wingdings" w:hAnsi="Wingdings" w:hint="default"/>
+        <w:sz w:val="20"/>
+      </w:rPr>
+    </w:lvl>
+    <w:lvl w:ilvl="8" w:tentative="1">
+      <w:start w:val="1"/>
+      <w:numFmt w:val="bullet"/>
+      <w:lvlText w:val=""/>
+      <w:lvlJc w:val="left"/>
+      <w:pPr>
+        <w:tabs>
+          <w:tab w:val="num" w:pos="6480"/>
+        </w:tabs>
+        <w:ind w:left="6480" w:hanging="360"/>
+      </w:pPr>
+      <w:rPr>
+        <w:rFonts w:ascii="Wingdings" w:hAnsi="Wingdings" w:hint="default"/>
+        <w:sz w:val="20"/>
+      </w:rPr>
+    </w:lvl>
+  </w:abstractNum>
+  <w:abstractNum w:abstractNumId="9">
+    <w:nsid w:val="587A168B"/>
+    <w:multiLevelType w:val="multilevel"/>
+    <w:tmpl w:val="F2D0A7E2"/>
+    <w:lvl w:ilvl="0">
+      <w:start w:val="1"/>
+      <w:numFmt w:val="bullet"/>
+      <w:lvlText w:val=""/>
+      <w:lvlJc w:val="left"/>
+      <w:pPr>
+        <w:tabs>
+          <w:tab w:val="num" w:pos="720"/>
+        </w:tabs>
+        <w:ind w:left="720" w:hanging="360"/>
+      </w:pPr>
+      <w:rPr>
+        <w:rFonts w:ascii="Symbol" w:hAnsi="Symbol" w:hint="default"/>
+        <w:sz w:val="20"/>
+      </w:rPr>
+    </w:lvl>
+    <w:lvl w:ilvl="1" w:tentative="1">
+      <w:start w:val="1"/>
+      <w:numFmt w:val="bullet"/>
+      <w:lvlText w:val="o"/>
+      <w:lvlJc w:val="left"/>
+      <w:pPr>
+        <w:tabs>
+          <w:tab w:val="num" w:pos="1440"/>
+        </w:tabs>
+        <w:ind w:left="1440" w:hanging="360"/>
+      </w:pPr>
+      <w:rPr>
+        <w:rFonts w:ascii="Courier New" w:hAnsi="Courier New" w:hint="default"/>
+        <w:sz w:val="20"/>
+      </w:rPr>
+    </w:lvl>
+    <w:lvl w:ilvl="2" w:tentative="1">
+      <w:start w:val="1"/>
+      <w:numFmt w:val="bullet"/>
+      <w:lvlText w:val=""/>
+      <w:lvlJc w:val="left"/>
+      <w:pPr>
+        <w:tabs>
+          <w:tab w:val="num" w:pos="2160"/>
+        </w:tabs>
+        <w:ind w:left="2160" w:hanging="360"/>
+      </w:pPr>
+      <w:rPr>
+        <w:rFonts w:ascii="Wingdings" w:hAnsi="Wingdings" w:hint="default"/>
+        <w:sz w:val="20"/>
+      </w:rPr>
+    </w:lvl>
+    <w:lvl w:ilvl="3" w:tentative="1">
+      <w:start w:val="1"/>
+      <w:numFmt w:val="bullet"/>
+      <w:lvlText w:val=""/>
+      <w:lvlJc w:val="left"/>
+      <w:pPr>
+        <w:tabs>
+          <w:tab w:val="num" w:pos="2880"/>
+        </w:tabs>
+        <w:ind w:left="2880" w:hanging="360"/>
+      </w:pPr>
+      <w:rPr>
+        <w:rFonts w:ascii="Wingdings" w:hAnsi="Wingdings" w:hint="default"/>
+        <w:sz w:val="20"/>
+      </w:rPr>
+    </w:lvl>
+    <w:lvl w:ilvl="4" w:tentative="1">
+      <w:start w:val="1"/>
+      <w:numFmt w:val="bullet"/>
+      <w:lvlText w:val=""/>
+      <w:lvlJc w:val="left"/>
+      <w:pPr>
+        <w:tabs>
+          <w:tab w:val="num" w:pos="3600"/>
+        </w:tabs>
+        <w:ind w:left="3600" w:hanging="360"/>
+      </w:pPr>
+      <w:rPr>
+        <w:rFonts w:ascii="Wingdings" w:hAnsi="Wingdings" w:hint="default"/>
+        <w:sz w:val="20"/>
+      </w:rPr>
+    </w:lvl>
+    <w:lvl w:ilvl="5" w:tentative="1">
+      <w:start w:val="1"/>
+      <w:numFmt w:val="bullet"/>
+      <w:lvlText w:val=""/>
+      <w:lvlJc w:val="left"/>
+      <w:pPr>
+        <w:tabs>
+          <w:tab w:val="num" w:pos="4320"/>
+        </w:tabs>
+        <w:ind w:left="4320" w:hanging="360"/>
+      </w:pPr>
+      <w:rPr>
+        <w:rFonts w:ascii="Wingdings" w:hAnsi="Wingdings" w:hint="default"/>
+        <w:sz w:val="20"/>
+      </w:rPr>
+    </w:lvl>
+    <w:lvl w:ilvl="6" w:tentative="1">
+      <w:start w:val="1"/>
+      <w:numFmt w:val="bullet"/>
+      <w:lvlText w:val=""/>
+      <w:lvlJc w:val="left"/>
+      <w:pPr>
+        <w:tabs>
+          <w:tab w:val="num" w:pos="5040"/>
+        </w:tabs>
+        <w:ind w:left="5040" w:hanging="360"/>
+      </w:pPr>
+      <w:rPr>
+        <w:rFonts w:ascii="Wingdings" w:hAnsi="Wingdings" w:hint="default"/>
+        <w:sz w:val="20"/>
+      </w:rPr>
+    </w:lvl>
+    <w:lvl w:ilvl="7" w:tentative="1">
+      <w:start w:val="1"/>
+      <w:numFmt w:val="bullet"/>
+      <w:lvlText w:val=""/>
+      <w:lvlJc w:val="left"/>
+      <w:pPr>
+        <w:tabs>
+          <w:tab w:val="num" w:pos="5760"/>
+        </w:tabs>
+        <w:ind w:left="5760" w:hanging="360"/>
+      </w:pPr>
+      <w:rPr>
+        <w:rFonts w:ascii="Wingdings" w:hAnsi="Wingdings" w:hint="default"/>
+        <w:sz w:val="20"/>
+      </w:rPr>
+    </w:lvl>
+    <w:lvl w:ilvl="8" w:tentative="1">
+      <w:start w:val="1"/>
+      <w:numFmt w:val="bullet"/>
+      <w:lvlText w:val=""/>
+      <w:lvlJc w:val="left"/>
+      <w:pPr>
+        <w:tabs>
+          <w:tab w:val="num" w:pos="6480"/>
+        </w:tabs>
+        <w:ind w:left="6480" w:hanging="360"/>
+      </w:pPr>
+      <w:rPr>
+        <w:rFonts w:ascii="Wingdings" w:hAnsi="Wingdings" w:hint="default"/>
+        <w:sz w:val="20"/>
+      </w:rPr>
+    </w:lvl>
+  </w:abstractNum>
+  <w:abstractNum w:abstractNumId="10">
+    <w:nsid w:val="589E00A6"/>
+    <w:multiLevelType w:val="multilevel"/>
+    <w:tmpl w:val="FD2AEF6C"/>
+    <w:lvl w:ilvl="0">
+      <w:start w:val="1"/>
+      <w:numFmt w:val="bullet"/>
+      <w:lvlText w:val=""/>
+      <w:lvlJc w:val="left"/>
+      <w:pPr>
+        <w:tabs>
+          <w:tab w:val="num" w:pos="720"/>
+        </w:tabs>
+        <w:ind w:left="720" w:hanging="360"/>
+      </w:pPr>
+      <w:rPr>
+        <w:rFonts w:ascii="Symbol" w:hAnsi="Symbol" w:hint="default"/>
+        <w:sz w:val="20"/>
+      </w:rPr>
+    </w:lvl>
+    <w:lvl w:ilvl="1" w:tentative="1">
+      <w:start w:val="1"/>
+      <w:numFmt w:val="bullet"/>
+      <w:lvlText w:val="o"/>
+      <w:lvlJc w:val="left"/>
+      <w:pPr>
+        <w:tabs>
+          <w:tab w:val="num" w:pos="1440"/>
+        </w:tabs>
+        <w:ind w:left="1440" w:hanging="360"/>
+      </w:pPr>
+      <w:rPr>
+        <w:rFonts w:ascii="Courier New" w:hAnsi="Courier New" w:hint="default"/>
+        <w:sz w:val="20"/>
+      </w:rPr>
+    </w:lvl>
+    <w:lvl w:ilvl="2" w:tentative="1">
+      <w:start w:val="1"/>
+      <w:numFmt w:val="bullet"/>
+      <w:lvlText w:val=""/>
+      <w:lvlJc w:val="left"/>
+      <w:pPr>
+        <w:tabs>
+          <w:tab w:val="num" w:pos="2160"/>
+        </w:tabs>
+        <w:ind w:left="2160" w:hanging="360"/>
+      </w:pPr>
+      <w:rPr>
+        <w:rFonts w:ascii="Wingdings" w:hAnsi="Wingdings" w:hint="default"/>
+        <w:sz w:val="20"/>
+      </w:rPr>
+    </w:lvl>
+    <w:lvl w:ilvl="3" w:tentative="1">
+      <w:start w:val="1"/>
+      <w:numFmt w:val="bullet"/>
+      <w:lvlText w:val=""/>
+      <w:lvlJc w:val="left"/>
+      <w:pPr>
+        <w:tabs>
+          <w:tab w:val="num" w:pos="2880"/>
+        </w:tabs>
+        <w:ind w:left="2880" w:hanging="360"/>
+      </w:pPr>
+      <w:rPr>
+        <w:rFonts w:ascii="Wingdings" w:hAnsi="Wingdings" w:hint="default"/>
+        <w:sz w:val="20"/>
+      </w:rPr>
+    </w:lvl>
+    <w:lvl w:ilvl="4" w:tentative="1">
+      <w:start w:val="1"/>
+      <w:numFmt w:val="bullet"/>
+      <w:lvlText w:val=""/>
+      <w:lvlJc w:val="left"/>
+      <w:pPr>
+        <w:tabs>
+          <w:tab w:val="num" w:pos="3600"/>
+        </w:tabs>
+        <w:ind w:left="3600" w:hanging="360"/>
+      </w:pPr>
+      <w:rPr>
+        <w:rFonts w:ascii="Wingdings" w:hAnsi="Wingdings" w:hint="default"/>
+        <w:sz w:val="20"/>
+      </w:rPr>
+    </w:lvl>
+    <w:lvl w:ilvl="5" w:tentative="1">
+      <w:start w:val="1"/>
+      <w:numFmt w:val="bullet"/>
+      <w:lvlText w:val=""/>
+      <w:lvlJc w:val="left"/>
+      <w:pPr>
+        <w:tabs>
+          <w:tab w:val="num" w:pos="4320"/>
+        </w:tabs>
+        <w:ind w:left="4320" w:hanging="360"/>
+      </w:pPr>
+      <w:rPr>
+        <w:rFonts w:ascii="Wingdings" w:hAnsi="Wingdings" w:hint="default"/>
+        <w:sz w:val="20"/>
+      </w:rPr>
+    </w:lvl>
+    <w:lvl w:ilvl="6" w:tentative="1">
+      <w:start w:val="1"/>
+      <w:numFmt w:val="bullet"/>
+      <w:lvlText w:val=""/>
+      <w:lvlJc w:val="left"/>
+      <w:pPr>
+        <w:tabs>
+          <w:tab w:val="num" w:pos="5040"/>
+        </w:tabs>
+        <w:ind w:left="5040" w:hanging="360"/>
+      </w:pPr>
+      <w:rPr>
+        <w:rFonts w:ascii="Wingdings" w:hAnsi="Wingdings" w:hint="default"/>
+        <w:sz w:val="20"/>
+      </w:rPr>
+    </w:lvl>
+    <w:lvl w:ilvl="7" w:tentative="1">
+      <w:start w:val="1"/>
+      <w:numFmt w:val="bullet"/>
+      <w:lvlText w:val=""/>
+      <w:lvlJc w:val="left"/>
+      <w:pPr>
+        <w:tabs>
+          <w:tab w:val="num" w:pos="5760"/>
+        </w:tabs>
+        <w:ind w:left="5760" w:hanging="360"/>
+      </w:pPr>
+      <w:rPr>
+        <w:rFonts w:ascii="Wingdings" w:hAnsi="Wingdings" w:hint="default"/>
+        <w:sz w:val="20"/>
+      </w:rPr>
+    </w:lvl>
+    <w:lvl w:ilvl="8" w:tentative="1">
+      <w:start w:val="1"/>
+      <w:numFmt w:val="bullet"/>
+      <w:lvlText w:val=""/>
+      <w:lvlJc w:val="left"/>
+      <w:pPr>
+        <w:tabs>
+          <w:tab w:val="num" w:pos="6480"/>
+        </w:tabs>
+        <w:ind w:left="6480" w:hanging="360"/>
+      </w:pPr>
+      <w:rPr>
+        <w:rFonts w:ascii="Wingdings" w:hAnsi="Wingdings" w:hint="default"/>
+        <w:sz w:val="20"/>
+      </w:rPr>
+    </w:lvl>
+  </w:abstractNum>
+  <w:abstractNum w:abstractNumId="11">
+    <w:nsid w:val="5B16206A"/>
+    <w:multiLevelType w:val="multilevel"/>
+    <w:tmpl w:val="7C7AC596"/>
+    <w:lvl w:ilvl="0">
+      <w:start w:val="1"/>
+      <w:numFmt w:val="bullet"/>
+      <w:lvlText w:val=""/>
+      <w:lvlJc w:val="left"/>
+      <w:pPr>
+        <w:tabs>
+          <w:tab w:val="num" w:pos="720"/>
+        </w:tabs>
+        <w:ind w:left="720" w:hanging="360"/>
+      </w:pPr>
+      <w:rPr>
+        <w:rFonts w:ascii="Symbol" w:hAnsi="Symbol" w:hint="default"/>
+        <w:sz w:val="20"/>
+      </w:rPr>
+    </w:lvl>
+    <w:lvl w:ilvl="1" w:tentative="1">
+      <w:start w:val="1"/>
+      <w:numFmt w:val="bullet"/>
+      <w:lvlText w:val="o"/>
+      <w:lvlJc w:val="left"/>
+      <w:pPr>
+        <w:tabs>
+          <w:tab w:val="num" w:pos="1440"/>
+        </w:tabs>
+        <w:ind w:left="1440" w:hanging="360"/>
+      </w:pPr>
+      <w:rPr>
+        <w:rFonts w:ascii="Courier New" w:hAnsi="Courier New" w:hint="default"/>
+        <w:sz w:val="20"/>
+      </w:rPr>
+    </w:lvl>
+    <w:lvl w:ilvl="2" w:tentative="1">
+      <w:start w:val="1"/>
+      <w:numFmt w:val="bullet"/>
+      <w:lvlText w:val=""/>
+      <w:lvlJc w:val="left"/>
+      <w:pPr>
+        <w:tabs>
+          <w:tab w:val="num" w:pos="2160"/>
+        </w:tabs>
+        <w:ind w:left="2160" w:hanging="360"/>
+      </w:pPr>
+      <w:rPr>
+        <w:rFonts w:ascii="Wingdings" w:hAnsi="Wingdings" w:hint="default"/>
+        <w:sz w:val="20"/>
+      </w:rPr>
+    </w:lvl>
+    <w:lvl w:ilvl="3" w:tentative="1">
+      <w:start w:val="1"/>
+      <w:numFmt w:val="bullet"/>
+      <w:lvlText w:val=""/>
+      <w:lvlJc w:val="left"/>
+      <w:pPr>
+        <w:tabs>
+          <w:tab w:val="num" w:pos="2880"/>
+        </w:tabs>
+        <w:ind w:left="2880" w:hanging="360"/>
+      </w:pPr>
+      <w:rPr>
+        <w:rFonts w:ascii="Wingdings" w:hAnsi="Wingdings" w:hint="default"/>
+        <w:sz w:val="20"/>
+      </w:rPr>
+    </w:lvl>
+    <w:lvl w:ilvl="4" w:tentative="1">
+      <w:start w:val="1"/>
+      <w:numFmt w:val="bullet"/>
+      <w:lvlText w:val=""/>
+      <w:lvlJc w:val="left"/>
+      <w:pPr>
+        <w:tabs>
+          <w:tab w:val="num" w:pos="3600"/>
+        </w:tabs>
+        <w:ind w:left="3600" w:hanging="360"/>
+      </w:pPr>
+      <w:rPr>
+        <w:rFonts w:ascii="Wingdings" w:hAnsi="Wingdings" w:hint="default"/>
+        <w:sz w:val="20"/>
+      </w:rPr>
+    </w:lvl>
+    <w:lvl w:ilvl="5" w:tentative="1">
+      <w:start w:val="1"/>
+      <w:numFmt w:val="bullet"/>
+      <w:lvlText w:val=""/>
+      <w:lvlJc w:val="left"/>
+      <w:pPr>
+        <w:tabs>
+          <w:tab w:val="num" w:pos="4320"/>
+        </w:tabs>
+        <w:ind w:left="4320" w:hanging="360"/>
+      </w:pPr>
+      <w:rPr>
+        <w:rFonts w:ascii="Wingdings" w:hAnsi="Wingdings" w:hint="default"/>
+        <w:sz w:val="20"/>
+      </w:rPr>
+    </w:lvl>
+    <w:lvl w:ilvl="6" w:tentative="1">
+      <w:start w:val="1"/>
+      <w:numFmt w:val="bullet"/>
+      <w:lvlText w:val=""/>
+      <w:lvlJc w:val="left"/>
+      <w:pPr>
+        <w:tabs>
+          <w:tab w:val="num" w:pos="5040"/>
+        </w:tabs>
+        <w:ind w:left="5040" w:hanging="360"/>
+      </w:pPr>
+      <w:rPr>
+        <w:rFonts w:ascii="Wingdings" w:hAnsi="Wingdings" w:hint="default"/>
+        <w:sz w:val="20"/>
+      </w:rPr>
+    </w:lvl>
+    <w:lvl w:ilvl="7" w:tentative="1">
+      <w:start w:val="1"/>
+      <w:numFmt w:val="bullet"/>
+      <w:lvlText w:val=""/>
+      <w:lvlJc w:val="left"/>
+      <w:pPr>
+        <w:tabs>
+          <w:tab w:val="num" w:pos="5760"/>
+        </w:tabs>
+        <w:ind w:left="5760" w:hanging="360"/>
+      </w:pPr>
+      <w:rPr>
+        <w:rFonts w:ascii="Wingdings" w:hAnsi="Wingdings" w:hint="default"/>
+        <w:sz w:val="20"/>
+      </w:rPr>
+    </w:lvl>
+    <w:lvl w:ilvl="8" w:tentative="1">
+      <w:start w:val="1"/>
+      <w:numFmt w:val="bullet"/>
+      <w:lvlText w:val=""/>
+      <w:lvlJc w:val="left"/>
+      <w:pPr>
+        <w:tabs>
+          <w:tab w:val="num" w:pos="6480"/>
+        </w:tabs>
+        <w:ind w:left="6480" w:hanging="360"/>
+      </w:pPr>
+      <w:rPr>
+        <w:rFonts w:ascii="Wingdings" w:hAnsi="Wingdings" w:hint="default"/>
+        <w:sz w:val="20"/>
+      </w:rPr>
+    </w:lvl>
+  </w:abstractNum>
+  <w:abstractNum w:abstractNumId="12">
     <w:nsid w:val="62022BB1"/>
     <w:multiLevelType w:val="multilevel"/>
     <w:tmpl w:val="D230191C"/>
@@ -4965,7 +7322,7 @@
       </w:rPr>
     </w:lvl>
   </w:abstractNum>
-  <w:abstractNum w:abstractNumId="7">
+  <w:abstractNum w:abstractNumId="13">
     <w:nsid w:val="63E2161D"/>
     <w:multiLevelType w:val="multilevel"/>
     <w:tmpl w:val="2C9CDE96"/>
@@ -5114,7 +7471,7 @@
       </w:rPr>
     </w:lvl>
   </w:abstractNum>
-  <w:abstractNum w:abstractNumId="8">
+  <w:abstractNum w:abstractNumId="14">
     <w:nsid w:val="644618D0"/>
     <w:multiLevelType w:val="multilevel"/>
     <w:tmpl w:val="140C656C"/>
@@ -5227,7 +7584,7 @@
       </w:pPr>
     </w:lvl>
   </w:abstractNum>
-  <w:abstractNum w:abstractNumId="9">
+  <w:abstractNum w:abstractNumId="15">
     <w:nsid w:val="646C58E6"/>
     <w:multiLevelType w:val="multilevel"/>
     <w:tmpl w:val="91446178"/>
@@ -5376,7 +7733,7 @@
       </w:rPr>
     </w:lvl>
   </w:abstractNum>
-  <w:abstractNum w:abstractNumId="10">
+  <w:abstractNum w:abstractNumId="16">
     <w:nsid w:val="66410C39"/>
     <w:multiLevelType w:val="multilevel"/>
     <w:tmpl w:val="2A58EE98"/>
@@ -5489,7 +7846,7 @@
       </w:pPr>
     </w:lvl>
   </w:abstractNum>
-  <w:abstractNum w:abstractNumId="11">
+  <w:abstractNum w:abstractNumId="17">
     <w:nsid w:val="68B11813"/>
     <w:multiLevelType w:val="multilevel"/>
     <w:tmpl w:val="98487E0A"/>
@@ -5638,7 +7995,156 @@
       </w:rPr>
     </w:lvl>
   </w:abstractNum>
-  <w:abstractNum w:abstractNumId="12">
+  <w:abstractNum w:abstractNumId="18">
+    <w:nsid w:val="6F306384"/>
+    <w:multiLevelType w:val="multilevel"/>
+    <w:tmpl w:val="02D285AC"/>
+    <w:lvl w:ilvl="0">
+      <w:start w:val="1"/>
+      <w:numFmt w:val="bullet"/>
+      <w:lvlText w:val=""/>
+      <w:lvlJc w:val="left"/>
+      <w:pPr>
+        <w:tabs>
+          <w:tab w:val="num" w:pos="720"/>
+        </w:tabs>
+        <w:ind w:left="720" w:hanging="360"/>
+      </w:pPr>
+      <w:rPr>
+        <w:rFonts w:ascii="Symbol" w:hAnsi="Symbol" w:hint="default"/>
+        <w:sz w:val="20"/>
+      </w:rPr>
+    </w:lvl>
+    <w:lvl w:ilvl="1" w:tentative="1">
+      <w:start w:val="1"/>
+      <w:numFmt w:val="bullet"/>
+      <w:lvlText w:val="o"/>
+      <w:lvlJc w:val="left"/>
+      <w:pPr>
+        <w:tabs>
+          <w:tab w:val="num" w:pos="1440"/>
+        </w:tabs>
+        <w:ind w:left="1440" w:hanging="360"/>
+      </w:pPr>
+      <w:rPr>
+        <w:rFonts w:ascii="Courier New" w:hAnsi="Courier New" w:hint="default"/>
+        <w:sz w:val="20"/>
+      </w:rPr>
+    </w:lvl>
+    <w:lvl w:ilvl="2" w:tentative="1">
+      <w:start w:val="1"/>
+      <w:numFmt w:val="bullet"/>
+      <w:lvlText w:val=""/>
+      <w:lvlJc w:val="left"/>
+      <w:pPr>
+        <w:tabs>
+          <w:tab w:val="num" w:pos="2160"/>
+        </w:tabs>
+        <w:ind w:left="2160" w:hanging="360"/>
+      </w:pPr>
+      <w:rPr>
+        <w:rFonts w:ascii="Wingdings" w:hAnsi="Wingdings" w:hint="default"/>
+        <w:sz w:val="20"/>
+      </w:rPr>
+    </w:lvl>
+    <w:lvl w:ilvl="3" w:tentative="1">
+      <w:start w:val="1"/>
+      <w:numFmt w:val="bullet"/>
+      <w:lvlText w:val=""/>
+      <w:lvlJc w:val="left"/>
+      <w:pPr>
+        <w:tabs>
+          <w:tab w:val="num" w:pos="2880"/>
+        </w:tabs>
+        <w:ind w:left="2880" w:hanging="360"/>
+      </w:pPr>
+      <w:rPr>
+        <w:rFonts w:ascii="Wingdings" w:hAnsi="Wingdings" w:hint="default"/>
+        <w:sz w:val="20"/>
+      </w:rPr>
+    </w:lvl>
+    <w:lvl w:ilvl="4" w:tentative="1">
+      <w:start w:val="1"/>
+      <w:numFmt w:val="bullet"/>
+      <w:lvlText w:val=""/>
+      <w:lvlJc w:val="left"/>
+      <w:pPr>
+        <w:tabs>
+          <w:tab w:val="num" w:pos="3600"/>
+        </w:tabs>
+        <w:ind w:left="3600" w:hanging="360"/>
+      </w:pPr>
+      <w:rPr>
+        <w:rFonts w:ascii="Wingdings" w:hAnsi="Wingdings" w:hint="default"/>
+        <w:sz w:val="20"/>
+      </w:rPr>
+    </w:lvl>
+    <w:lvl w:ilvl="5" w:tentative="1">
+      <w:start w:val="1"/>
+      <w:numFmt w:val="bullet"/>
+      <w:lvlText w:val=""/>
+      <w:lvlJc w:val="left"/>
+      <w:pPr>
+        <w:tabs>
+          <w:tab w:val="num" w:pos="4320"/>
+        </w:tabs>
+        <w:ind w:left="4320" w:hanging="360"/>
+      </w:pPr>
+      <w:rPr>
+        <w:rFonts w:ascii="Wingdings" w:hAnsi="Wingdings" w:hint="default"/>
+        <w:sz w:val="20"/>
+      </w:rPr>
+    </w:lvl>
+    <w:lvl w:ilvl="6" w:tentative="1">
+      <w:start w:val="1"/>
+      <w:numFmt w:val="bullet"/>
+      <w:lvlText w:val=""/>
+      <w:lvlJc w:val="left"/>
+      <w:pPr>
+        <w:tabs>
+          <w:tab w:val="num" w:pos="5040"/>
+        </w:tabs>
+        <w:ind w:left="5040" w:hanging="360"/>
+      </w:pPr>
+      <w:rPr>
+        <w:rFonts w:ascii="Wingdings" w:hAnsi="Wingdings" w:hint="default"/>
+        <w:sz w:val="20"/>
+      </w:rPr>
+    </w:lvl>
+    <w:lvl w:ilvl="7" w:tentative="1">
+      <w:start w:val="1"/>
+      <w:numFmt w:val="bullet"/>
+      <w:lvlText w:val=""/>
+      <w:lvlJc w:val="left"/>
+      <w:pPr>
+        <w:tabs>
+          <w:tab w:val="num" w:pos="5760"/>
+        </w:tabs>
+        <w:ind w:left="5760" w:hanging="360"/>
+      </w:pPr>
+      <w:rPr>
+        <w:rFonts w:ascii="Wingdings" w:hAnsi="Wingdings" w:hint="default"/>
+        <w:sz w:val="20"/>
+      </w:rPr>
+    </w:lvl>
+    <w:lvl w:ilvl="8" w:tentative="1">
+      <w:start w:val="1"/>
+      <w:numFmt w:val="bullet"/>
+      <w:lvlText w:val=""/>
+      <w:lvlJc w:val="left"/>
+      <w:pPr>
+        <w:tabs>
+          <w:tab w:val="num" w:pos="6480"/>
+        </w:tabs>
+        <w:ind w:left="6480" w:hanging="360"/>
+      </w:pPr>
+      <w:rPr>
+        <w:rFonts w:ascii="Wingdings" w:hAnsi="Wingdings" w:hint="default"/>
+        <w:sz w:val="20"/>
+      </w:rPr>
+    </w:lvl>
+  </w:abstractNum>
+  <w:abstractNum w:abstractNumId="19">
     <w:nsid w:val="71535E7E"/>
     <w:multiLevelType w:val="multilevel"/>
     <w:tmpl w:val="9EF47340"/>
@@ -5787,7 +8293,156 @@
       </w:rPr>
     </w:lvl>
   </w:abstractNum>
-  <w:abstractNum w:abstractNumId="13">
+  <w:abstractNum w:abstractNumId="20">
+    <w:nsid w:val="741775E5"/>
+    <w:multiLevelType w:val="multilevel"/>
+    <w:tmpl w:val="4C8E56CA"/>
+    <w:lvl w:ilvl="0">
+      <w:start w:val="1"/>
+      <w:numFmt w:val="bullet"/>
+      <w:lvlText w:val=""/>
+      <w:lvlJc w:val="left"/>
+      <w:pPr>
+        <w:tabs>
+          <w:tab w:val="num" w:pos="720"/>
+        </w:tabs>
+        <w:ind w:left="720" w:hanging="360"/>
+      </w:pPr>
+      <w:rPr>
+        <w:rFonts w:ascii="Symbol" w:hAnsi="Symbol" w:hint="default"/>
+        <w:sz w:val="20"/>
+      </w:rPr>
+    </w:lvl>
+    <w:lvl w:ilvl="1" w:tentative="1">
+      <w:start w:val="1"/>
+      <w:numFmt w:val="bullet"/>
+      <w:lvlText w:val="o"/>
+      <w:lvlJc w:val="left"/>
+      <w:pPr>
+        <w:tabs>
+          <w:tab w:val="num" w:pos="1440"/>
+        </w:tabs>
+        <w:ind w:left="1440" w:hanging="360"/>
+      </w:pPr>
+      <w:rPr>
+        <w:rFonts w:ascii="Courier New" w:hAnsi="Courier New" w:hint="default"/>
+        <w:sz w:val="20"/>
+      </w:rPr>
+    </w:lvl>
+    <w:lvl w:ilvl="2" w:tentative="1">
+      <w:start w:val="1"/>
+      <w:numFmt w:val="bullet"/>
+      <w:lvlText w:val=""/>
+      <w:lvlJc w:val="left"/>
+      <w:pPr>
+        <w:tabs>
+          <w:tab w:val="num" w:pos="2160"/>
+        </w:tabs>
+        <w:ind w:left="2160" w:hanging="360"/>
+      </w:pPr>
+      <w:rPr>
+        <w:rFonts w:ascii="Wingdings" w:hAnsi="Wingdings" w:hint="default"/>
+        <w:sz w:val="20"/>
+      </w:rPr>
+    </w:lvl>
+    <w:lvl w:ilvl="3" w:tentative="1">
+      <w:start w:val="1"/>
+      <w:numFmt w:val="bullet"/>
+      <w:lvlText w:val=""/>
+      <w:lvlJc w:val="left"/>
+      <w:pPr>
+        <w:tabs>
+          <w:tab w:val="num" w:pos="2880"/>
+        </w:tabs>
+        <w:ind w:left="2880" w:hanging="360"/>
+      </w:pPr>
+      <w:rPr>
+        <w:rFonts w:ascii="Wingdings" w:hAnsi="Wingdings" w:hint="default"/>
+        <w:sz w:val="20"/>
+      </w:rPr>
+    </w:lvl>
+    <w:lvl w:ilvl="4" w:tentative="1">
+      <w:start w:val="1"/>
+      <w:numFmt w:val="bullet"/>
+      <w:lvlText w:val=""/>
+      <w:lvlJc w:val="left"/>
+      <w:pPr>
+        <w:tabs>
+          <w:tab w:val="num" w:pos="3600"/>
+        </w:tabs>
+        <w:ind w:left="3600" w:hanging="360"/>
+      </w:pPr>
+      <w:rPr>
+        <w:rFonts w:ascii="Wingdings" w:hAnsi="Wingdings" w:hint="default"/>
+        <w:sz w:val="20"/>
+      </w:rPr>
+    </w:lvl>
+    <w:lvl w:ilvl="5" w:tentative="1">
+      <w:start w:val="1"/>
+      <w:numFmt w:val="bullet"/>
+      <w:lvlText w:val=""/>
+      <w:lvlJc w:val="left"/>
+      <w:pPr>
+        <w:tabs>
+          <w:tab w:val="num" w:pos="4320"/>
+        </w:tabs>
+        <w:ind w:left="4320" w:hanging="360"/>
+      </w:pPr>
+      <w:rPr>
+        <w:rFonts w:ascii="Wingdings" w:hAnsi="Wingdings" w:hint="default"/>
+        <w:sz w:val="20"/>
+      </w:rPr>
+    </w:lvl>
+    <w:lvl w:ilvl="6" w:tentative="1">
+      <w:start w:val="1"/>
+      <w:numFmt w:val="bullet"/>
+      <w:lvlText w:val=""/>
+      <w:lvlJc w:val="left"/>
+      <w:pPr>
+        <w:tabs>
+          <w:tab w:val="num" w:pos="5040"/>
+        </w:tabs>
+        <w:ind w:left="5040" w:hanging="360"/>
+      </w:pPr>
+      <w:rPr>
+        <w:rFonts w:ascii="Wingdings" w:hAnsi="Wingdings" w:hint="default"/>
+        <w:sz w:val="20"/>
+      </w:rPr>
+    </w:lvl>
+    <w:lvl w:ilvl="7" w:tentative="1">
+      <w:start w:val="1"/>
+      <w:numFmt w:val="bullet"/>
+      <w:lvlText w:val=""/>
+      <w:lvlJc w:val="left"/>
+      <w:pPr>
+        <w:tabs>
+          <w:tab w:val="num" w:pos="5760"/>
+        </w:tabs>
+        <w:ind w:left="5760" w:hanging="360"/>
+      </w:pPr>
+      <w:rPr>
+        <w:rFonts w:ascii="Wingdings" w:hAnsi="Wingdings" w:hint="default"/>
+        <w:sz w:val="20"/>
+      </w:rPr>
+    </w:lvl>
+    <w:lvl w:ilvl="8" w:tentative="1">
+      <w:start w:val="1"/>
+      <w:numFmt w:val="bullet"/>
+      <w:lvlText w:val=""/>
+      <w:lvlJc w:val="left"/>
+      <w:pPr>
+        <w:tabs>
+          <w:tab w:val="num" w:pos="6480"/>
+        </w:tabs>
+        <w:ind w:left="6480" w:hanging="360"/>
+      </w:pPr>
+      <w:rPr>
+        <w:rFonts w:ascii="Wingdings" w:hAnsi="Wingdings" w:hint="default"/>
+        <w:sz w:val="20"/>
+      </w:rPr>
+    </w:lvl>
+  </w:abstractNum>
+  <w:abstractNum w:abstractNumId="21">
     <w:nsid w:val="77373E5E"/>
     <w:multiLevelType w:val="multilevel"/>
     <w:tmpl w:val="A68E361E"/>
@@ -5940,7 +8595,7 @@
     <w:abstractNumId w:val="1"/>
   </w:num>
   <w:num w:numId="2">
-    <w:abstractNumId w:val="3"/>
+    <w:abstractNumId w:val="4"/>
   </w:num>
   <w:num w:numId="3">
     <w:abstractNumId w:val="1"/>
@@ -5973,25 +8628,25 @@
     </w:lvlOverride>
   </w:num>
   <w:num w:numId="4">
-    <w:abstractNumId w:val="8"/>
+    <w:abstractNumId w:val="14"/>
   </w:num>
   <w:num w:numId="5">
-    <w:abstractNumId w:val="10"/>
+    <w:abstractNumId w:val="16"/>
   </w:num>
   <w:num w:numId="6">
-    <w:abstractNumId w:val="4"/>
+    <w:abstractNumId w:val="6"/>
   </w:num>
   <w:num w:numId="7">
-    <w:abstractNumId w:val="9"/>
+    <w:abstractNumId w:val="15"/>
   </w:num>
   <w:num w:numId="8">
-    <w:abstractNumId w:val="7"/>
+    <w:abstractNumId w:val="13"/>
   </w:num>
   <w:num w:numId="9">
-    <w:abstractNumId w:val="6"/>
+    <w:abstractNumId w:val="12"/>
   </w:num>
   <w:num w:numId="10">
-    <w:abstractNumId w:val="5"/>
+    <w:abstractNumId w:val="7"/>
   </w:num>
   <w:num w:numId="11">
     <w:abstractNumId w:val="0"/>
@@ -6000,13 +8655,37 @@
     <w:abstractNumId w:val="2"/>
   </w:num>
   <w:num w:numId="13">
+    <w:abstractNumId w:val="17"/>
+  </w:num>
+  <w:num w:numId="14">
+    <w:abstractNumId w:val="19"/>
+  </w:num>
+  <w:num w:numId="15">
+    <w:abstractNumId w:val="21"/>
+  </w:num>
+  <w:num w:numId="16">
+    <w:abstractNumId w:val="10"/>
+  </w:num>
+  <w:num w:numId="17">
+    <w:abstractNumId w:val="9"/>
+  </w:num>
+  <w:num w:numId="18">
+    <w:abstractNumId w:val="3"/>
+  </w:num>
+  <w:num w:numId="19">
+    <w:abstractNumId w:val="5"/>
+  </w:num>
+  <w:num w:numId="20">
+    <w:abstractNumId w:val="20"/>
+  </w:num>
+  <w:num w:numId="21">
+    <w:abstractNumId w:val="18"/>
+  </w:num>
+  <w:num w:numId="22">
     <w:abstractNumId w:val="11"/>
   </w:num>
-  <w:num w:numId="14">
-    <w:abstractNumId w:val="12"/>
-  </w:num>
-  <w:num w:numId="15">
-    <w:abstractNumId w:val="13"/>
+  <w:num w:numId="23">
+    <w:abstractNumId w:val="8"/>
   </w:num>
   <w:numIdMacAtCleanup w:val="15"/>
 </w:numbering>
@@ -8372,7 +11051,7 @@
 </file>
 
 <file path=customXml/itemProps1.xml><?xml version="1.0" encoding="utf-8"?>
-<ds:datastoreItem xmlns:ds="http://schemas.openxmlformats.org/officeDocument/2006/customXml" ds:itemID="{8C1D976C-7702-48EB-A3C6-982368A17467}">
+<ds:datastoreItem xmlns:ds="http://schemas.openxmlformats.org/officeDocument/2006/customXml" ds:itemID="{184F7EB8-586E-49A5-BB43-BB872360F40E}">
   <ds:schemaRefs>
     <ds:schemaRef ds:uri="http://schemas.openxmlformats.org/officeDocument/2006/bibliography"/>
   </ds:schemaRefs>
